--- a/books/FirstSeriesOfThoughts.docx
+++ b/books/FirstSeriesOfThoughts.docx
@@ -295,8 +295,6 @@
       <w:r>
         <w:t xml:space="preserve">about </w:t>
       </w:r>
-      <w:bookmarkStart w:id="0" w:name="_GoBack"/>
-      <w:bookmarkEnd w:id="0"/>
       <w:r>
         <w:t>problems in social science</w:t>
       </w:r>
@@ -476,6 +474,8 @@
             </w:rPr>
           </w:pPr>
         </w:p>
+        <w:bookmarkStart w:id="0" w:name="_GoBack"/>
+        <w:bookmarkEnd w:id="0"/>
         <w:p>
           <w:pPr>
             <w:pStyle w:val="TOC1"/>
@@ -497,7 +497,7 @@
           <w:r>
             <w:fldChar w:fldCharType="separate"/>
           </w:r>
-          <w:hyperlink w:anchor="_Toc187999623" w:history="1">
+          <w:hyperlink w:anchor="_Toc211349043" w:history="1">
             <w:r>
               <w:rPr>
                 <w:rStyle w:val="Hyperlink"/>
@@ -524,7 +524,7 @@
                 <w:noProof/>
                 <w:webHidden/>
               </w:rPr>
-              <w:instrText xml:space="preserve"> PAGEREF _Toc187999623 \h </w:instrText>
+              <w:instrText xml:space="preserve"> PAGEREF _Toc211349043 \h </w:instrText>
             </w:r>
             <w:r>
               <w:rPr>
@@ -567,7 +567,7 @@
               <w:sz w:val="22"/>
             </w:rPr>
           </w:pPr>
-          <w:hyperlink w:anchor="_Toc187999624" w:history="1">
+          <w:hyperlink w:anchor="_Toc211349044" w:history="1">
             <w:r>
               <w:rPr>
                 <w:rStyle w:val="Hyperlink"/>
@@ -594,7 +594,7 @@
                 <w:noProof/>
                 <w:webHidden/>
               </w:rPr>
-              <w:instrText xml:space="preserve"> PAGEREF _Toc187999624 \h </w:instrText>
+              <w:instrText xml:space="preserve"> PAGEREF _Toc211349044 \h </w:instrText>
             </w:r>
             <w:r>
               <w:rPr>
@@ -637,7 +637,7 @@
               <w:sz w:val="22"/>
             </w:rPr>
           </w:pPr>
-          <w:hyperlink w:anchor="_Toc187999625" w:history="1">
+          <w:hyperlink w:anchor="_Toc211349045" w:history="1">
             <w:r>
               <w:rPr>
                 <w:rStyle w:val="Hyperlink"/>
@@ -664,7 +664,7 @@
                 <w:noProof/>
                 <w:webHidden/>
               </w:rPr>
-              <w:instrText xml:space="preserve"> PAGEREF _Toc187999625 \h </w:instrText>
+              <w:instrText xml:space="preserve"> PAGEREF _Toc211349045 \h </w:instrText>
             </w:r>
             <w:r>
               <w:rPr>
@@ -707,7 +707,7 @@
               <w:sz w:val="22"/>
             </w:rPr>
           </w:pPr>
-          <w:hyperlink w:anchor="_Toc187999626" w:history="1">
+          <w:hyperlink w:anchor="_Toc211349046" w:history="1">
             <w:r>
               <w:rPr>
                 <w:rStyle w:val="Hyperlink"/>
@@ -734,7 +734,7 @@
                 <w:noProof/>
                 <w:webHidden/>
               </w:rPr>
-              <w:instrText xml:space="preserve"> PAGEREF _Toc187999626 \h </w:instrText>
+              <w:instrText xml:space="preserve"> PAGEREF _Toc211349046 \h </w:instrText>
             </w:r>
             <w:r>
               <w:rPr>
@@ -777,7 +777,7 @@
               <w:sz w:val="22"/>
             </w:rPr>
           </w:pPr>
-          <w:hyperlink w:anchor="_Toc187999627" w:history="1">
+          <w:hyperlink w:anchor="_Toc211349047" w:history="1">
             <w:r>
               <w:rPr>
                 <w:rStyle w:val="Hyperlink"/>
@@ -804,7 +804,7 @@
                 <w:noProof/>
                 <w:webHidden/>
               </w:rPr>
-              <w:instrText xml:space="preserve"> PAGEREF _Toc187999627 \h </w:instrText>
+              <w:instrText xml:space="preserve"> PAGEREF _Toc211349047 \h </w:instrText>
             </w:r>
             <w:r>
               <w:rPr>
@@ -847,7 +847,7 @@
               <w:sz w:val="22"/>
             </w:rPr>
           </w:pPr>
-          <w:hyperlink w:anchor="_Toc187999628" w:history="1">
+          <w:hyperlink w:anchor="_Toc211349048" w:history="1">
             <w:r>
               <w:rPr>
                 <w:rStyle w:val="Hyperlink"/>
@@ -874,7 +874,7 @@
                 <w:noProof/>
                 <w:webHidden/>
               </w:rPr>
-              <w:instrText xml:space="preserve"> PAGEREF _Toc187999628 \h </w:instrText>
+              <w:instrText xml:space="preserve"> PAGEREF _Toc211349048 \h </w:instrText>
             </w:r>
             <w:r>
               <w:rPr>
@@ -917,7 +917,7 @@
               <w:sz w:val="22"/>
             </w:rPr>
           </w:pPr>
-          <w:hyperlink w:anchor="_Toc187999629" w:history="1">
+          <w:hyperlink w:anchor="_Toc211349049" w:history="1">
             <w:r>
               <w:rPr>
                 <w:rStyle w:val="Hyperlink"/>
@@ -944,7 +944,7 @@
                 <w:noProof/>
                 <w:webHidden/>
               </w:rPr>
-              <w:instrText xml:space="preserve"> PAGEREF _Toc187999629 \h </w:instrText>
+              <w:instrText xml:space="preserve"> PAGEREF _Toc211349049 \h </w:instrText>
             </w:r>
             <w:r>
               <w:rPr>
@@ -987,7 +987,7 @@
               <w:sz w:val="22"/>
             </w:rPr>
           </w:pPr>
-          <w:hyperlink w:anchor="_Toc187999630" w:history="1">
+          <w:hyperlink w:anchor="_Toc211349050" w:history="1">
             <w:r>
               <w:rPr>
                 <w:rStyle w:val="Hyperlink"/>
@@ -1014,7 +1014,7 @@
                 <w:noProof/>
                 <w:webHidden/>
               </w:rPr>
-              <w:instrText xml:space="preserve"> PAGEREF _Toc187999630 \h </w:instrText>
+              <w:instrText xml:space="preserve"> PAGEREF _Toc211349050 \h </w:instrText>
             </w:r>
             <w:r>
               <w:rPr>
@@ -1057,7 +1057,7 @@
               <w:sz w:val="22"/>
             </w:rPr>
           </w:pPr>
-          <w:hyperlink w:anchor="_Toc187999631" w:history="1">
+          <w:hyperlink w:anchor="_Toc211349051" w:history="1">
             <w:r>
               <w:rPr>
                 <w:rStyle w:val="Hyperlink"/>
@@ -1084,7 +1084,7 @@
                 <w:noProof/>
                 <w:webHidden/>
               </w:rPr>
-              <w:instrText xml:space="preserve"> PAGEREF _Toc187999631 \h </w:instrText>
+              <w:instrText xml:space="preserve"> PAGEREF _Toc211349051 \h </w:instrText>
             </w:r>
             <w:r>
               <w:rPr>
@@ -1127,7 +1127,7 @@
               <w:sz w:val="22"/>
             </w:rPr>
           </w:pPr>
-          <w:hyperlink w:anchor="_Toc187999632" w:history="1">
+          <w:hyperlink w:anchor="_Toc211349052" w:history="1">
             <w:r>
               <w:rPr>
                 <w:rStyle w:val="Hyperlink"/>
@@ -1154,7 +1154,7 @@
                 <w:noProof/>
                 <w:webHidden/>
               </w:rPr>
-              <w:instrText xml:space="preserve"> PAGEREF _Toc187999632 \h </w:instrText>
+              <w:instrText xml:space="preserve"> PAGEREF _Toc211349052 \h </w:instrText>
             </w:r>
             <w:r>
               <w:rPr>
@@ -1197,7 +1197,7 @@
               <w:sz w:val="22"/>
             </w:rPr>
           </w:pPr>
-          <w:hyperlink w:anchor="_Toc187999633" w:history="1">
+          <w:hyperlink w:anchor="_Toc211349053" w:history="1">
             <w:r>
               <w:rPr>
                 <w:rStyle w:val="Hyperlink"/>
@@ -1224,7 +1224,7 @@
                 <w:noProof/>
                 <w:webHidden/>
               </w:rPr>
-              <w:instrText xml:space="preserve"> PAGEREF _Toc187999633 \h </w:instrText>
+              <w:instrText xml:space="preserve"> PAGEREF _Toc211349053 \h </w:instrText>
             </w:r>
             <w:r>
               <w:rPr>
@@ -1267,7 +1267,7 @@
               <w:sz w:val="22"/>
             </w:rPr>
           </w:pPr>
-          <w:hyperlink w:anchor="_Toc187999634" w:history="1">
+          <w:hyperlink w:anchor="_Toc211349054" w:history="1">
             <w:r>
               <w:rPr>
                 <w:rStyle w:val="Hyperlink"/>
@@ -1294,7 +1294,7 @@
                 <w:noProof/>
                 <w:webHidden/>
               </w:rPr>
-              <w:instrText xml:space="preserve"> PAGEREF _Toc187999634 \h </w:instrText>
+              <w:instrText xml:space="preserve"> PAGEREF _Toc211349054 \h </w:instrText>
             </w:r>
             <w:r>
               <w:rPr>
@@ -1337,7 +1337,7 @@
               <w:sz w:val="22"/>
             </w:rPr>
           </w:pPr>
-          <w:hyperlink w:anchor="_Toc187999635" w:history="1">
+          <w:hyperlink w:anchor="_Toc211349055" w:history="1">
             <w:r>
               <w:rPr>
                 <w:rStyle w:val="Hyperlink"/>
@@ -1364,7 +1364,7 @@
                 <w:noProof/>
                 <w:webHidden/>
               </w:rPr>
-              <w:instrText xml:space="preserve"> PAGEREF _Toc187999635 \h </w:instrText>
+              <w:instrText xml:space="preserve"> PAGEREF _Toc211349055 \h </w:instrText>
             </w:r>
             <w:r>
               <w:rPr>
@@ -1396,6 +1396,76 @@
           </w:hyperlink>
         </w:p>
         <w:p>
+          <w:pPr>
+            <w:pStyle w:val="TOC1"/>
+            <w:tabs>
+              <w:tab w:val="right" w:leader="dot" w:pos="9016"/>
+            </w:tabs>
+            <w:rPr>
+              <w:rFonts w:asciiTheme="minorHAnsi" w:hAnsiTheme="minorHAnsi"/>
+              <w:noProof/>
+              <w:sz w:val="22"/>
+            </w:rPr>
+          </w:pPr>
+          <w:hyperlink w:anchor="_Toc211349056" w:history="1">
+            <w:r>
+              <w:rPr>
+                <w:rStyle w:val="Hyperlink"/>
+                <w:noProof/>
+              </w:rPr>
+              <w:t>Mỏ neo trong triết học pháp quyền</w:t>
+            </w:r>
+            <w:r>
+              <w:rPr>
+                <w:noProof/>
+                <w:webHidden/>
+              </w:rPr>
+              <w:tab/>
+            </w:r>
+            <w:r>
+              <w:rPr>
+                <w:noProof/>
+                <w:webHidden/>
+              </w:rPr>
+              <w:fldChar w:fldCharType="begin"/>
+            </w:r>
+            <w:r>
+              <w:rPr>
+                <w:noProof/>
+                <w:webHidden/>
+              </w:rPr>
+              <w:instrText xml:space="preserve"> PAGEREF _Toc211349056 \h </w:instrText>
+            </w:r>
+            <w:r>
+              <w:rPr>
+                <w:noProof/>
+                <w:webHidden/>
+              </w:rPr>
+            </w:r>
+            <w:r>
+              <w:rPr>
+                <w:noProof/>
+                <w:webHidden/>
+              </w:rPr>
+              <w:fldChar w:fldCharType="separate"/>
+            </w:r>
+            <w:r>
+              <w:rPr>
+                <w:noProof/>
+                <w:webHidden/>
+              </w:rPr>
+              <w:t>122</w:t>
+            </w:r>
+            <w:r>
+              <w:rPr>
+                <w:noProof/>
+                <w:webHidden/>
+              </w:rPr>
+              <w:fldChar w:fldCharType="end"/>
+            </w:r>
+          </w:hyperlink>
+        </w:p>
+        <w:p>
           <w:r>
             <w:rPr>
               <w:b/>
@@ -1427,7 +1497,7 @@
           <w:b w:val="0"/>
         </w:rPr>
       </w:pPr>
-      <w:bookmarkStart w:id="1" w:name="_Toc187999623"/>
+      <w:bookmarkStart w:id="1" w:name="_Toc211349043"/>
       <w:r>
         <w:lastRenderedPageBreak/>
         <w:t>Kênh Kra: cơ hội và thách thức</w:t>
@@ -1534,7 +1604,6 @@
           <w:id w:val="-1661615141"/>
           <w:citation/>
         </w:sdtPr>
-        <w:sdtEndPr/>
         <w:sdtContent>
           <w:r>
             <w:fldChar w:fldCharType="begin"/>
@@ -1564,7 +1633,6 @@
           <w:id w:val="-1147896818"/>
           <w:citation/>
         </w:sdtPr>
-        <w:sdtEndPr/>
         <w:sdtContent>
           <w:r>
             <w:fldChar w:fldCharType="begin"/>
@@ -1600,7 +1668,7 @@
         </w:rPr>
         <w:lastRenderedPageBreak/>
         <w:drawing>
-          <wp:inline distT="0" distB="0" distL="0" distR="0" wp14:anchorId="6C5E3867" wp14:editId="75A6A6A6">
+          <wp:inline distT="0" distB="0" distL="0" distR="0" wp14:anchorId="3E9B2F10" wp14:editId="62694A8F">
             <wp:extent cx="3392424" cy="4282440"/>
             <wp:effectExtent l="0" t="0" r="0" b="3810"/>
             <wp:docPr id="8" name="Picture 8" descr="A picture containing text, map&#10;&#10;Description automatically generated"/>
@@ -1777,7 +1845,6 @@
           <w:id w:val="-881865513"/>
           <w:citation/>
         </w:sdtPr>
-        <w:sdtEndPr/>
         <w:sdtContent>
           <w:r>
             <w:fldChar w:fldCharType="begin"/>
@@ -1831,7 +1898,6 @@
           <w:id w:val="1506486381"/>
           <w:citation/>
         </w:sdtPr>
-        <w:sdtEndPr/>
         <w:sdtContent>
           <w:r>
             <w:fldChar w:fldCharType="begin"/>
@@ -1869,7 +1935,6 @@
           <w:id w:val="355163627"/>
           <w:citation/>
         </w:sdtPr>
-        <w:sdtEndPr/>
         <w:sdtContent>
           <w:r>
             <w:fldChar w:fldCharType="begin"/>
@@ -1899,7 +1964,6 @@
           <w:id w:val="-1000816041"/>
           <w:citation/>
         </w:sdtPr>
-        <w:sdtEndPr/>
         <w:sdtContent>
           <w:r>
             <w:fldChar w:fldCharType="begin"/>
@@ -1929,7 +1993,6 @@
           <w:id w:val="1529212170"/>
           <w:citation/>
         </w:sdtPr>
-        <w:sdtEndPr/>
         <w:sdtContent>
           <w:r>
             <w:fldChar w:fldCharType="begin"/>
@@ -2032,7 +2095,6 @@
           <w:id w:val="-2074265855"/>
           <w:citation/>
         </w:sdtPr>
-        <w:sdtEndPr/>
         <w:sdtContent>
           <w:r>
             <w:fldChar w:fldCharType="begin"/>
@@ -2119,7 +2181,6 @@
           <w:id w:val="-855653271"/>
           <w:citation/>
         </w:sdtPr>
-        <w:sdtEndPr/>
         <w:sdtContent>
           <w:r>
             <w:fldChar w:fldCharType="begin"/>
@@ -2172,7 +2233,6 @@
           <w:id w:val="1923443931"/>
           <w:citation/>
         </w:sdtPr>
-        <w:sdtEndPr/>
         <w:sdtContent>
           <w:r>
             <w:fldChar w:fldCharType="begin"/>
@@ -2413,7 +2473,6 @@
           <w:id w:val="-23339373"/>
           <w:citation/>
         </w:sdtPr>
-        <w:sdtEndPr/>
         <w:sdtContent>
           <w:r>
             <w:fldChar w:fldCharType="begin"/>
@@ -2496,7 +2555,6 @@
           <w:id w:val="-325822142"/>
           <w:citation/>
         </w:sdtPr>
-        <w:sdtEndPr/>
         <w:sdtContent>
           <w:r>
             <w:fldChar w:fldCharType="begin"/>
@@ -2534,7 +2592,6 @@
           <w:id w:val="-1206091426"/>
           <w:citation/>
         </w:sdtPr>
-        <w:sdtEndPr/>
         <w:sdtContent>
           <w:r>
             <w:fldChar w:fldCharType="begin"/>
@@ -2564,7 +2621,6 @@
           <w:id w:val="-1123386268"/>
           <w:citation/>
         </w:sdtPr>
-        <w:sdtEndPr/>
         <w:sdtContent>
           <w:r>
             <w:fldChar w:fldCharType="begin"/>
@@ -2594,7 +2650,6 @@
           <w:id w:val="764116881"/>
           <w:citation/>
         </w:sdtPr>
-        <w:sdtEndPr/>
         <w:sdtContent>
           <w:r>
             <w:fldChar w:fldCharType="begin"/>
@@ -2628,7 +2683,6 @@
           <w:id w:val="-158545960"/>
           <w:citation/>
         </w:sdtPr>
-        <w:sdtEndPr/>
         <w:sdtContent>
           <w:r>
             <w:fldChar w:fldCharType="begin"/>
@@ -2676,7 +2730,6 @@
           <w:id w:val="1439646465"/>
           <w:citation/>
         </w:sdtPr>
-        <w:sdtEndPr/>
         <w:sdtContent>
           <w:r>
             <w:fldChar w:fldCharType="begin"/>
@@ -2712,7 +2765,6 @@
           <w:id w:val="-1919781315"/>
           <w:citation/>
         </w:sdtPr>
-        <w:sdtEndPr/>
         <w:sdtContent>
           <w:r>
             <w:fldChar w:fldCharType="begin"/>
@@ -2838,7 +2890,7 @@
           <w:szCs w:val="24"/>
         </w:rPr>
         <w:drawing>
-          <wp:inline distT="0" distB="0" distL="0" distR="0" wp14:anchorId="1554296A" wp14:editId="58C58BC4">
+          <wp:inline distT="0" distB="0" distL="0" distR="0" wp14:anchorId="7C5E304E" wp14:editId="447010CE">
             <wp:extent cx="3072384" cy="2020824"/>
             <wp:effectExtent l="0" t="0" r="0" b="0"/>
             <wp:docPr id="2" name="Picture 2" descr="A picture containing kite, outdoor, grass, colorful&#10;&#10;Description automatically generated"/>
@@ -2924,7 +2976,6 @@
           <w:id w:val="-1863964131"/>
           <w:citation/>
         </w:sdtPr>
-        <w:sdtEndPr/>
         <w:sdtContent>
           <w:r>
             <w:fldChar w:fldCharType="begin"/>
@@ -2954,7 +3005,6 @@
           <w:id w:val="953676570"/>
           <w:citation/>
         </w:sdtPr>
-        <w:sdtEndPr/>
         <w:sdtContent>
           <w:r>
             <w:fldChar w:fldCharType="begin"/>
@@ -3063,7 +3113,7 @@
         </w:rPr>
         <w:lastRenderedPageBreak/>
         <w:drawing>
-          <wp:inline distT="0" distB="0" distL="0" distR="0" wp14:anchorId="2D8FCA40" wp14:editId="004ED03F">
+          <wp:inline distT="0" distB="0" distL="0" distR="0" wp14:anchorId="1A417B0A" wp14:editId="5D19FE0E">
             <wp:extent cx="3858768" cy="2715768"/>
             <wp:effectExtent l="0" t="0" r="8890" b="8890"/>
             <wp:docPr id="3" name="Picture 3" descr="A close up of a map&#10;&#10;Description automatically generated"/>
@@ -3152,7 +3202,7 @@
           <w:noProof/>
         </w:rPr>
         <w:drawing>
-          <wp:inline distT="0" distB="0" distL="0" distR="0" wp14:anchorId="6A97AFF0" wp14:editId="58458D16">
+          <wp:inline distT="0" distB="0" distL="0" distR="0" wp14:anchorId="49344D9B" wp14:editId="76920A13">
             <wp:extent cx="3282696" cy="3319272"/>
             <wp:effectExtent l="0" t="0" r="0" b="0"/>
             <wp:docPr id="4" name="Picture 4" descr="A picture containing text, map&#10;&#10;Description automatically generated"/>
@@ -3310,7 +3360,7 @@
         </w:rPr>
         <w:lastRenderedPageBreak/>
         <w:drawing>
-          <wp:inline distT="0" distB="0" distL="0" distR="0" wp14:anchorId="7F4279BA" wp14:editId="3444D4A0">
+          <wp:inline distT="0" distB="0" distL="0" distR="0" wp14:anchorId="5B9961C7" wp14:editId="2648F845">
             <wp:extent cx="3419856" cy="3118104"/>
             <wp:effectExtent l="0" t="0" r="9525" b="6350"/>
             <wp:docPr id="5" name="Picture 5" descr="A close up of a map&#10;&#10;Description automatically generated"/>
@@ -3404,7 +3454,6 @@
           <w:id w:val="1424845770"/>
           <w:citation/>
         </w:sdtPr>
-        <w:sdtEndPr/>
         <w:sdtContent>
           <w:r>
             <w:fldChar w:fldCharType="begin"/>
@@ -3439,7 +3488,7 @@
           <w:noProof/>
         </w:rPr>
         <w:drawing>
-          <wp:inline distT="0" distB="0" distL="0" distR="0" wp14:anchorId="4F9DC1EF" wp14:editId="7225D66C">
+          <wp:inline distT="0" distB="0" distL="0" distR="0" wp14:anchorId="586934E6" wp14:editId="571F407B">
             <wp:extent cx="4864608" cy="3291840"/>
             <wp:effectExtent l="0" t="0" r="0" b="3810"/>
             <wp:docPr id="6" name="Picture 6" descr="A close up of a map&#10;&#10;Description automatically generated"/>
@@ -3525,7 +3574,6 @@
           <w:id w:val="1551564587"/>
           <w:citation/>
         </w:sdtPr>
-        <w:sdtEndPr/>
         <w:sdtContent>
           <w:r>
             <w:fldChar w:fldCharType="begin"/>
@@ -3565,7 +3613,6 @@
           <w:id w:val="220256809"/>
           <w:citation/>
         </w:sdtPr>
-        <w:sdtEndPr/>
         <w:sdtContent>
           <w:r>
             <w:fldChar w:fldCharType="begin"/>
@@ -3595,7 +3642,6 @@
           <w:id w:val="-1117059418"/>
           <w:citation/>
         </w:sdtPr>
-        <w:sdtEndPr/>
         <w:sdtContent>
           <w:r>
             <w:fldChar w:fldCharType="begin"/>
@@ -3625,7 +3671,6 @@
           <w:id w:val="-826276085"/>
           <w:citation/>
         </w:sdtPr>
-        <w:sdtEndPr/>
         <w:sdtContent>
           <w:r>
             <w:fldChar w:fldCharType="begin"/>
@@ -3660,7 +3705,7 @@
           <w:noProof/>
         </w:rPr>
         <w:drawing>
-          <wp:inline distT="0" distB="0" distL="0" distR="0" wp14:anchorId="309FDCF4" wp14:editId="7FEC4FE2">
+          <wp:inline distT="0" distB="0" distL="0" distR="0" wp14:anchorId="64F9A239" wp14:editId="57D141FE">
             <wp:extent cx="4041648" cy="1783080"/>
             <wp:effectExtent l="0" t="0" r="0" b="7620"/>
             <wp:docPr id="7" name="Picture 7" descr="A close up of a logo&#10;&#10;Description automatically generated"/>
@@ -3740,7 +3785,6 @@
           <w:id w:val="490597607"/>
           <w:citation/>
         </w:sdtPr>
-        <w:sdtEndPr/>
         <w:sdtContent>
           <w:r>
             <w:fldChar w:fldCharType="begin"/>
@@ -3776,7 +3820,6 @@
           <w:id w:val="-964419369"/>
           <w:citation/>
         </w:sdtPr>
-        <w:sdtEndPr/>
         <w:sdtContent>
           <w:r>
             <w:fldChar w:fldCharType="begin"/>
@@ -3883,7 +3926,6 @@
           <w:id w:val="-426582717"/>
           <w:citation/>
         </w:sdtPr>
-        <w:sdtEndPr/>
         <w:sdtContent>
           <w:r>
             <w:fldChar w:fldCharType="begin"/>
@@ -3967,7 +4009,7 @@
         </w:rPr>
         <w:lastRenderedPageBreak/>
         <w:drawing>
-          <wp:inline distT="0" distB="0" distL="0" distR="0" wp14:anchorId="27C189BD" wp14:editId="46CDDC38">
+          <wp:inline distT="0" distB="0" distL="0" distR="0" wp14:anchorId="11DD8C96" wp14:editId="7B670BC3">
             <wp:extent cx="4773168" cy="3584448"/>
             <wp:effectExtent l="0" t="0" r="8890" b="0"/>
             <wp:docPr id="1" name="Picture 1" descr="A picture containing screenshot&#10;&#10;Description automatically generated"/>
@@ -4059,7 +4101,6 @@
           <w:id w:val="-895119863"/>
           <w:citation/>
         </w:sdtPr>
-        <w:sdtEndPr/>
         <w:sdtContent>
           <w:r>
             <w:fldChar w:fldCharType="begin"/>
@@ -4116,11 +4157,6 @@
           <w:id w:val="1404096044"/>
           <w:citation/>
         </w:sdtPr>
-        <w:sdtEndPr>
-          <w:rPr>
-            <w:rStyle w:val="fontstyle01"/>
-          </w:rPr>
-        </w:sdtEndPr>
         <w:sdtContent>
           <w:r>
             <w:rPr>
@@ -4180,11 +4216,6 @@
           <w:id w:val="-490417818"/>
           <w:citation/>
         </w:sdtPr>
-        <w:sdtEndPr>
-          <w:rPr>
-            <w:rStyle w:val="fontstyle01"/>
-          </w:rPr>
-        </w:sdtEndPr>
         <w:sdtContent>
           <w:r>
             <w:rPr>
@@ -4265,7 +4296,6 @@
           <w:id w:val="-1493329192"/>
           <w:citation/>
         </w:sdtPr>
-        <w:sdtEndPr/>
         <w:sdtContent>
           <w:r>
             <w:fldChar w:fldCharType="begin"/>
@@ -4350,7 +4380,7 @@
         </w:rPr>
         <w:lastRenderedPageBreak/>
         <w:drawing>
-          <wp:inline distT="0" distB="0" distL="0" distR="0" wp14:anchorId="628631E6" wp14:editId="5135316D">
+          <wp:inline distT="0" distB="0" distL="0" distR="0" wp14:anchorId="3B3B3DAA" wp14:editId="6AB9661E">
             <wp:extent cx="4197096" cy="2468880"/>
             <wp:effectExtent l="0" t="0" r="0" b="7620"/>
             <wp:docPr id="9" name="Picture 9" descr="A ship in the background&#10;&#10;Description automatically generated"/>
@@ -4422,11 +4452,6 @@
           <w:id w:val="163141981"/>
           <w:citation/>
         </w:sdtPr>
-        <w:sdtEndPr>
-          <w:rPr>
-            <w:rStyle w:val="fontstyle01"/>
-          </w:rPr>
-        </w:sdtEndPr>
         <w:sdtContent>
           <w:r>
             <w:rPr>
@@ -4495,11 +4520,6 @@
           <w:id w:val="266815940"/>
           <w:citation/>
         </w:sdtPr>
-        <w:sdtEndPr>
-          <w:rPr>
-            <w:rStyle w:val="fontstyle01"/>
-          </w:rPr>
-        </w:sdtEndPr>
         <w:sdtContent>
           <w:r>
             <w:rPr>
@@ -4590,7 +4610,6 @@
           <w:id w:val="1190714374"/>
           <w:citation/>
         </w:sdtPr>
-        <w:sdtEndPr/>
         <w:sdtContent>
           <w:r>
             <w:fldChar w:fldCharType="begin"/>
@@ -4685,7 +4704,6 @@
           <w:id w:val="-807555016"/>
           <w:citation/>
         </w:sdtPr>
-        <w:sdtEndPr/>
         <w:sdtContent>
           <w:r>
             <w:fldChar w:fldCharType="begin"/>
@@ -4719,7 +4737,6 @@
           <w:id w:val="-1130393953"/>
           <w:citation/>
         </w:sdtPr>
-        <w:sdtEndPr/>
         <w:sdtContent>
           <w:r>
             <w:fldChar w:fldCharType="begin"/>
@@ -4757,7 +4774,6 @@
           <w:id w:val="-1060236308"/>
           <w:citation/>
         </w:sdtPr>
-        <w:sdtEndPr/>
         <w:sdtContent>
           <w:r>
             <w:fldChar w:fldCharType="begin"/>
@@ -4795,7 +4811,6 @@
           <w:id w:val="-1829204158"/>
           <w:citation/>
         </w:sdtPr>
-        <w:sdtEndPr/>
         <w:sdtContent>
           <w:r>
             <w:fldChar w:fldCharType="begin"/>
@@ -4825,7 +4840,6 @@
           <w:id w:val="-1448381442"/>
           <w:citation/>
         </w:sdtPr>
-        <w:sdtEndPr/>
         <w:sdtContent>
           <w:r>
             <w:fldChar w:fldCharType="begin"/>
@@ -4863,7 +4877,6 @@
           <w:id w:val="266744945"/>
           <w:citation/>
         </w:sdtPr>
-        <w:sdtEndPr/>
         <w:sdtContent>
           <w:r>
             <w:fldChar w:fldCharType="begin"/>
@@ -4905,7 +4918,6 @@
           <w:id w:val="-1218811263"/>
           <w:citation/>
         </w:sdtPr>
-        <w:sdtEndPr/>
         <w:sdtContent>
           <w:r>
             <w:fldChar w:fldCharType="begin"/>
@@ -4968,7 +4980,7 @@
           <w:noProof/>
         </w:rPr>
         <w:drawing>
-          <wp:inline distT="0" distB="0" distL="0" distR="0" wp14:anchorId="00B5F985" wp14:editId="60320B67">
+          <wp:inline distT="0" distB="0" distL="0" distR="0" wp14:anchorId="658F720D" wp14:editId="4B173ECE">
             <wp:extent cx="3524250" cy="2800350"/>
             <wp:effectExtent l="0" t="0" r="0" b="0"/>
             <wp:docPr id="11" name="Picture 11" descr="A close up of a map&#10;&#10;Description automatically generated"/>
@@ -5039,7 +5051,6 @@
           <w:id w:val="399180673"/>
           <w:citation/>
         </w:sdtPr>
-        <w:sdtEndPr/>
         <w:sdtContent>
           <w:r>
             <w:fldChar w:fldCharType="begin"/>
@@ -5069,7 +5080,6 @@
           <w:id w:val="944420604"/>
           <w:citation/>
         </w:sdtPr>
-        <w:sdtEndPr/>
         <w:sdtContent>
           <w:r>
             <w:fldChar w:fldCharType="begin"/>
@@ -5105,7 +5115,7 @@
         </w:rPr>
         <w:lastRenderedPageBreak/>
         <w:drawing>
-          <wp:inline distT="0" distB="0" distL="0" distR="0" wp14:anchorId="7AEC4F13" wp14:editId="56A27D58">
+          <wp:inline distT="0" distB="0" distL="0" distR="0" wp14:anchorId="55D135C2" wp14:editId="560833E9">
             <wp:extent cx="4419600" cy="3771900"/>
             <wp:effectExtent l="0" t="0" r="0" b="0"/>
             <wp:docPr id="12" name="Picture 12" descr="A close up of a map&#10;&#10;Description automatically generated"/>
@@ -5193,7 +5203,6 @@
           <w:id w:val="1956357669"/>
           <w:citation/>
         </w:sdtPr>
-        <w:sdtEndPr/>
         <w:sdtContent>
           <w:r>
             <w:fldChar w:fldCharType="begin"/>
@@ -5235,7 +5244,6 @@
           <w:id w:val="-556476473"/>
           <w:citation/>
         </w:sdtPr>
-        <w:sdtEndPr/>
         <w:sdtContent>
           <w:r>
             <w:fldChar w:fldCharType="begin"/>
@@ -5277,7 +5285,6 @@
           <w:id w:val="727659287"/>
           <w:citation/>
         </w:sdtPr>
-        <w:sdtEndPr/>
         <w:sdtContent>
           <w:r>
             <w:fldChar w:fldCharType="begin"/>
@@ -5307,7 +5314,6 @@
           <w:id w:val="-170732134"/>
           <w:citation/>
         </w:sdtPr>
-        <w:sdtEndPr/>
         <w:sdtContent>
           <w:r>
             <w:fldChar w:fldCharType="begin"/>
@@ -5337,7 +5343,6 @@
           <w:id w:val="2119795446"/>
           <w:citation/>
         </w:sdtPr>
-        <w:sdtEndPr/>
         <w:sdtContent>
           <w:r>
             <w:fldChar w:fldCharType="begin"/>
@@ -5452,7 +5457,6 @@
           <w:id w:val="809208004"/>
           <w:citation/>
         </w:sdtPr>
-        <w:sdtEndPr/>
         <w:sdtContent>
           <w:r>
             <w:fldChar w:fldCharType="begin"/>
@@ -5523,7 +5527,6 @@
           <w:id w:val="-1390112546"/>
           <w:citation/>
         </w:sdtPr>
-        <w:sdtEndPr/>
         <w:sdtContent>
           <w:r>
             <w:fldChar w:fldCharType="begin"/>
@@ -5553,7 +5556,6 @@
           <w:id w:val="-981078944"/>
           <w:citation/>
         </w:sdtPr>
-        <w:sdtEndPr/>
         <w:sdtContent>
           <w:r>
             <w:fldChar w:fldCharType="begin"/>
@@ -5718,11 +5720,6 @@
           <w:id w:val="2086253833"/>
           <w:citation/>
         </w:sdtPr>
-        <w:sdtEndPr>
-          <w:rPr>
-            <w:rStyle w:val="fontstyle01"/>
-          </w:rPr>
-        </w:sdtEndPr>
         <w:sdtContent>
           <w:r>
             <w:rPr>
@@ -5779,7 +5776,6 @@
           <w:id w:val="-1087145468"/>
           <w:citation/>
         </w:sdtPr>
-        <w:sdtEndPr/>
         <w:sdtContent>
           <w:r>
             <w:fldChar w:fldCharType="begin"/>
@@ -6336,7 +6332,7 @@
       <w:pPr>
         <w:pStyle w:val="Heading1"/>
       </w:pPr>
-      <w:bookmarkStart w:id="3" w:name="_Toc187999624"/>
+      <w:bookmarkStart w:id="3" w:name="_Toc211349044"/>
       <w:r>
         <w:lastRenderedPageBreak/>
         <w:t>Bàn về tốc độ, hiệp đồng tác chiến và tác chiến đa chiều: sự chuyển dịch trong tư tưởng quân sự</w:t>
@@ -6584,7 +6580,6 @@
           <w:id w:val="450832145"/>
           <w:citation/>
         </w:sdtPr>
-        <w:sdtEndPr/>
         <w:sdtContent>
           <w:r>
             <w:fldChar w:fldCharType="begin"/>
@@ -6715,7 +6710,6 @@
           <w:id w:val="1115957129"/>
           <w:citation/>
         </w:sdtPr>
-        <w:sdtEndPr/>
         <w:sdtContent>
           <w:r>
             <w:fldChar w:fldCharType="begin"/>
@@ -6775,7 +6769,6 @@
           <w:id w:val="1329019427"/>
           <w:citation/>
         </w:sdtPr>
-        <w:sdtEndPr/>
         <w:sdtContent>
           <w:r>
             <w:fldChar w:fldCharType="begin"/>
@@ -6817,7 +6810,6 @@
           <w:id w:val="-1034655532"/>
           <w:citation/>
         </w:sdtPr>
-        <w:sdtEndPr/>
         <w:sdtContent>
           <w:r>
             <w:fldChar w:fldCharType="begin"/>
@@ -6850,7 +6842,6 @@
           <w:id w:val="-1930650574"/>
           <w:citation/>
         </w:sdtPr>
-        <w:sdtEndPr/>
         <w:sdtContent>
           <w:r>
             <w:fldChar w:fldCharType="begin"/>
@@ -6886,7 +6877,6 @@
           <w:id w:val="-1882314769"/>
           <w:citation/>
         </w:sdtPr>
-        <w:sdtEndPr/>
         <w:sdtContent>
           <w:r>
             <w:fldChar w:fldCharType="begin"/>
@@ -6921,7 +6911,7 @@
           <w:noProof/>
         </w:rPr>
         <w:drawing>
-          <wp:inline distT="0" distB="0" distL="0" distR="0" wp14:anchorId="32AF731C" wp14:editId="0FDFC05B">
+          <wp:inline distT="0" distB="0" distL="0" distR="0" wp14:anchorId="13BC42B8" wp14:editId="385854DA">
             <wp:extent cx="3304762" cy="2333333"/>
             <wp:effectExtent l="0" t="0" r="0" b="0"/>
             <wp:docPr id="10" name="Picture 10" descr="A picture containing game&#10;&#10;Description automatically generated"/>
@@ -6987,7 +6977,6 @@
           <w:id w:val="-558866792"/>
           <w:citation/>
         </w:sdtPr>
-        <w:sdtEndPr/>
         <w:sdtContent>
           <w:r>
             <w:fldChar w:fldCharType="begin"/>
@@ -7022,7 +7011,7 @@
           <w:noProof/>
         </w:rPr>
         <w:drawing>
-          <wp:inline distT="0" distB="0" distL="0" distR="0" wp14:anchorId="15E32BF7" wp14:editId="471A7274">
+          <wp:inline distT="0" distB="0" distL="0" distR="0" wp14:anchorId="2FBBF807" wp14:editId="5926ED4C">
             <wp:extent cx="3800000" cy="1771429"/>
             <wp:effectExtent l="0" t="0" r="0" b="635"/>
             <wp:docPr id="13" name="Picture 13" descr="A screenshot of a cell phone&#10;&#10;Description automatically generated"/>
@@ -7114,7 +7103,6 @@
           <w:id w:val="2059586126"/>
           <w:citation/>
         </w:sdtPr>
-        <w:sdtEndPr/>
         <w:sdtContent>
           <w:r>
             <w:fldChar w:fldCharType="begin"/>
@@ -7144,7 +7132,6 @@
           <w:id w:val="798111996"/>
           <w:citation/>
         </w:sdtPr>
-        <w:sdtEndPr/>
         <w:sdtContent>
           <w:r>
             <w:fldChar w:fldCharType="begin"/>
@@ -7227,7 +7214,6 @@
           <w:id w:val="-1290436694"/>
           <w:citation/>
         </w:sdtPr>
-        <w:sdtEndPr/>
         <w:sdtContent>
           <w:r>
             <w:fldChar w:fldCharType="begin"/>
@@ -7263,7 +7249,6 @@
           <w:id w:val="-712567229"/>
           <w:citation/>
         </w:sdtPr>
-        <w:sdtEndPr/>
         <w:sdtContent>
           <w:r>
             <w:fldChar w:fldCharType="begin"/>
@@ -7506,7 +7491,7 @@
       <w:pPr>
         <w:pStyle w:val="Heading1"/>
       </w:pPr>
-      <w:bookmarkStart w:id="4" w:name="_Toc187999625"/>
+      <w:bookmarkStart w:id="4" w:name="_Toc211349045"/>
       <w:r>
         <w:lastRenderedPageBreak/>
         <w:t>Vài suy nghĩ về giữ gìn di sản Hán Nôm</w:t>
@@ -7639,7 +7624,6 @@
           <w:id w:val="1711071118"/>
           <w:citation/>
         </w:sdtPr>
-        <w:sdtEndPr/>
         <w:sdtContent>
           <w:r>
             <w:fldChar w:fldCharType="begin"/>
@@ -7669,7 +7653,6 @@
           <w:id w:val="-935216530"/>
           <w:citation/>
         </w:sdtPr>
-        <w:sdtEndPr/>
         <w:sdtContent>
           <w:r>
             <w:fldChar w:fldCharType="begin"/>
@@ -7776,7 +7759,6 @@
           <w:id w:val="-85542782"/>
           <w:citation/>
         </w:sdtPr>
-        <w:sdtEndPr/>
         <w:sdtContent>
           <w:r>
             <w:fldChar w:fldCharType="begin"/>
@@ -7949,7 +7931,6 @@
           <w:id w:val="-903831644"/>
           <w:citation/>
         </w:sdtPr>
-        <w:sdtEndPr/>
         <w:sdtContent>
           <w:r>
             <w:fldChar w:fldCharType="begin"/>
@@ -7979,7 +7960,6 @@
           <w:id w:val="-2003035151"/>
           <w:citation/>
         </w:sdtPr>
-        <w:sdtEndPr/>
         <w:sdtContent>
           <w:r>
             <w:fldChar w:fldCharType="begin"/>
@@ -8066,7 +8046,6 @@
           <w:id w:val="410819299"/>
           <w:citation/>
         </w:sdtPr>
-        <w:sdtEndPr/>
         <w:sdtContent>
           <w:r>
             <w:fldChar w:fldCharType="begin"/>
@@ -8096,7 +8075,6 @@
           <w:id w:val="145017867"/>
           <w:citation/>
         </w:sdtPr>
-        <w:sdtEndPr/>
         <w:sdtContent>
           <w:r>
             <w:fldChar w:fldCharType="begin"/>
@@ -8150,7 +8128,6 @@
           <w:id w:val="-951866746"/>
           <w:citation/>
         </w:sdtPr>
-        <w:sdtEndPr/>
         <w:sdtContent>
           <w:r>
             <w:fldChar w:fldCharType="begin"/>
@@ -8215,7 +8192,6 @@
           <w:id w:val="-2105183676"/>
           <w:citation/>
         </w:sdtPr>
-        <w:sdtEndPr/>
         <w:sdtContent>
           <w:r>
             <w:fldChar w:fldCharType="begin"/>
@@ -8561,7 +8537,7 @@
       <w:pPr>
         <w:pStyle w:val="Heading1"/>
       </w:pPr>
-      <w:bookmarkStart w:id="5" w:name="_Toc187999626"/>
+      <w:bookmarkStart w:id="5" w:name="_Toc211349046"/>
       <w:r>
         <w:lastRenderedPageBreak/>
         <w:t>Tàng</w:t>
@@ -8685,7 +8661,6 @@
           <w:id w:val="295965307"/>
           <w:citation/>
         </w:sdtPr>
-        <w:sdtEndPr/>
         <w:sdtContent>
           <w:r>
             <w:fldChar w:fldCharType="begin"/>
@@ -8735,7 +8710,6 @@
           <w:id w:val="1900940437"/>
           <w:citation/>
         </w:sdtPr>
-        <w:sdtEndPr/>
         <w:sdtContent>
           <w:r>
             <w:fldChar w:fldCharType="begin"/>
@@ -8765,7 +8739,6 @@
           <w:id w:val="639778663"/>
           <w:citation/>
         </w:sdtPr>
-        <w:sdtEndPr/>
         <w:sdtContent>
           <w:r>
             <w:fldChar w:fldCharType="begin"/>
@@ -8841,7 +8814,7 @@
         </w:rPr>
         <w:lastRenderedPageBreak/>
         <w:drawing>
-          <wp:inline distT="0" distB="0" distL="0" distR="0" wp14:anchorId="5CA5B02B" wp14:editId="5B644E44">
+          <wp:inline distT="0" distB="0" distL="0" distR="0" wp14:anchorId="456A64C2" wp14:editId="1DA852C0">
             <wp:extent cx="1755648" cy="2103120"/>
             <wp:effectExtent l="0" t="0" r="0" b="0"/>
             <wp:docPr id="14" name="Picture 14" descr="A close up of a map&#10;&#10;Description automatically generated"/>
@@ -8915,7 +8888,6 @@
           <w:id w:val="-606810281"/>
           <w:citation/>
         </w:sdtPr>
-        <w:sdtEndPr/>
         <w:sdtContent>
           <w:r>
             <w:fldChar w:fldCharType="begin"/>
@@ -8987,7 +8959,6 @@
           <w:id w:val="404727978"/>
           <w:citation/>
         </w:sdtPr>
-        <w:sdtEndPr/>
         <w:sdtContent>
           <w:r>
             <w:fldChar w:fldCharType="begin"/>
@@ -9025,7 +8996,6 @@
           <w:id w:val="397865639"/>
           <w:citation/>
         </w:sdtPr>
-        <w:sdtEndPr/>
         <w:sdtContent>
           <w:r>
             <w:fldChar w:fldCharType="begin"/>
@@ -9164,7 +9134,6 @@
           <w:id w:val="6648928"/>
           <w:citation/>
         </w:sdtPr>
-        <w:sdtEndPr/>
         <w:sdtContent>
           <w:r>
             <w:fldChar w:fldCharType="begin"/>
@@ -9206,7 +9175,6 @@
           <w:id w:val="-818107529"/>
           <w:citation/>
         </w:sdtPr>
-        <w:sdtEndPr/>
         <w:sdtContent>
           <w:r>
             <w:fldChar w:fldCharType="begin"/>
@@ -9270,7 +9238,6 @@
           <w:id w:val="41021411"/>
           <w:citation/>
         </w:sdtPr>
-        <w:sdtEndPr/>
         <w:sdtContent>
           <w:r>
             <w:fldChar w:fldCharType="begin"/>
@@ -9300,7 +9267,6 @@
           <w:id w:val="1259804045"/>
           <w:citation/>
         </w:sdtPr>
-        <w:sdtEndPr/>
         <w:sdtContent>
           <w:r>
             <w:fldChar w:fldCharType="begin"/>
@@ -9330,7 +9296,6 @@
           <w:id w:val="-919254368"/>
           <w:citation/>
         </w:sdtPr>
-        <w:sdtEndPr/>
         <w:sdtContent>
           <w:r>
             <w:fldChar w:fldCharType="begin"/>
@@ -9360,7 +9325,6 @@
           <w:id w:val="-934216352"/>
           <w:citation/>
         </w:sdtPr>
-        <w:sdtEndPr/>
         <w:sdtContent>
           <w:r>
             <w:fldChar w:fldCharType="begin"/>
@@ -9492,7 +9456,6 @@
           <w:id w:val="-195318934"/>
           <w:citation/>
         </w:sdtPr>
-        <w:sdtEndPr/>
         <w:sdtContent>
           <w:r>
             <w:fldChar w:fldCharType="begin"/>
@@ -9573,7 +9536,6 @@
           <w:id w:val="-1498794261"/>
           <w:citation/>
         </w:sdtPr>
-        <w:sdtEndPr/>
         <w:sdtContent>
           <w:r>
             <w:fldChar w:fldCharType="begin"/>
@@ -9702,7 +9664,6 @@
           <w:id w:val="2022348331"/>
           <w:citation/>
         </w:sdtPr>
-        <w:sdtEndPr/>
         <w:sdtContent>
           <w:r>
             <w:fldChar w:fldCharType="begin"/>
@@ -9770,7 +9731,6 @@
           <w:id w:val="-1130617544"/>
           <w:citation/>
         </w:sdtPr>
-        <w:sdtEndPr/>
         <w:sdtContent>
           <w:r>
             <w:fldChar w:fldCharType="begin"/>
@@ -10169,7 +10129,7 @@
       <w:pPr>
         <w:pStyle w:val="Heading1"/>
       </w:pPr>
-      <w:bookmarkStart w:id="6" w:name="_Toc187999627"/>
+      <w:bookmarkStart w:id="6" w:name="_Toc211349047"/>
       <w:r>
         <w:lastRenderedPageBreak/>
         <w:t>C</w:t>
@@ -10284,7 +10244,6 @@
           <w:id w:val="1996915873"/>
           <w:citation/>
         </w:sdtPr>
-        <w:sdtEndPr/>
         <w:sdtContent>
           <w:r>
             <w:fldChar w:fldCharType="begin"/>
@@ -10314,7 +10273,6 @@
           <w:id w:val="-127709150"/>
           <w:citation/>
         </w:sdtPr>
-        <w:sdtEndPr/>
         <w:sdtContent>
           <w:r>
             <w:fldChar w:fldCharType="begin"/>
@@ -10506,7 +10464,6 @@
           <w:id w:val="1231119725"/>
           <w:citation/>
         </w:sdtPr>
-        <w:sdtEndPr/>
         <w:sdtContent>
           <w:r>
             <w:fldChar w:fldCharType="begin"/>
@@ -10691,7 +10648,7 @@
       <w:pPr>
         <w:pStyle w:val="Heading1"/>
       </w:pPr>
-      <w:bookmarkStart w:id="7" w:name="_Toc187999628"/>
+      <w:bookmarkStart w:id="7" w:name="_Toc211349048"/>
       <w:r>
         <w:lastRenderedPageBreak/>
         <w:t>Phân tâm học trong bài thơ “Mòn Mỏi” của Thanh Tịnh</w:t>
@@ -10783,7 +10740,6 @@
           <w:id w:val="1088119068"/>
           <w:citation/>
         </w:sdtPr>
-        <w:sdtEndPr/>
         <w:sdtContent>
           <w:r>
             <w:fldChar w:fldCharType="begin"/>
@@ -10813,7 +10769,6 @@
           <w:id w:val="1290003222"/>
           <w:citation/>
         </w:sdtPr>
-        <w:sdtEndPr/>
         <w:sdtContent>
           <w:r>
             <w:fldChar w:fldCharType="begin"/>
@@ -11041,7 +10996,6 @@
           <w:id w:val="-1863818645"/>
           <w:citation/>
         </w:sdtPr>
-        <w:sdtEndPr/>
         <w:sdtContent>
           <w:r>
             <w:fldChar w:fldCharType="begin"/>
@@ -11372,7 +11326,6 @@
           <w:id w:val="-1373992965"/>
           <w:citation/>
         </w:sdtPr>
-        <w:sdtEndPr/>
         <w:sdtContent>
           <w:r>
             <w:fldChar w:fldCharType="begin"/>
@@ -11785,7 +11738,6 @@
           <w:id w:val="-842318023"/>
           <w:citation/>
         </w:sdtPr>
-        <w:sdtEndPr/>
         <w:sdtContent>
           <w:r>
             <w:fldChar w:fldCharType="begin"/>
@@ -11868,7 +11820,6 @@
           <w:id w:val="150566647"/>
           <w:citation/>
         </w:sdtPr>
-        <w:sdtEndPr/>
         <w:sdtContent>
           <w:r>
             <w:fldChar w:fldCharType="begin"/>
@@ -12181,7 +12132,7 @@
       <w:pPr>
         <w:pStyle w:val="Heading1"/>
       </w:pPr>
-      <w:bookmarkStart w:id="8" w:name="_Toc187999629"/>
+      <w:bookmarkStart w:id="8" w:name="_Toc211349049"/>
       <w:r>
         <w:lastRenderedPageBreak/>
         <w:t>Lịch sử hình thành và phát triển của khoa học công nghệ</w:t>
@@ -12295,7 +12246,6 @@
           <w:id w:val="-1659378052"/>
           <w:citation/>
         </w:sdtPr>
-        <w:sdtEndPr/>
         <w:sdtContent>
           <w:r>
             <w:fldChar w:fldCharType="begin"/>
@@ -12325,7 +12275,6 @@
           <w:id w:val="572017385"/>
           <w:citation/>
         </w:sdtPr>
-        <w:sdtEndPr/>
         <w:sdtContent>
           <w:r>
             <w:fldChar w:fldCharType="begin"/>
@@ -12403,7 +12352,6 @@
           <w:id w:val="1140857267"/>
           <w:citation/>
         </w:sdtPr>
-        <w:sdtEndPr/>
         <w:sdtContent>
           <w:r>
             <w:fldChar w:fldCharType="begin"/>
@@ -12433,7 +12381,6 @@
           <w:id w:val="1065217830"/>
           <w:citation/>
         </w:sdtPr>
-        <w:sdtEndPr/>
         <w:sdtContent>
           <w:r>
             <w:fldChar w:fldCharType="begin"/>
@@ -12463,7 +12410,6 @@
           <w:id w:val="-563867666"/>
           <w:citation/>
         </w:sdtPr>
-        <w:sdtEndPr/>
         <w:sdtContent>
           <w:r>
             <w:fldChar w:fldCharType="begin"/>
@@ -12577,7 +12523,6 @@
           <w:id w:val="-260914543"/>
           <w:citation/>
         </w:sdtPr>
-        <w:sdtEndPr/>
         <w:sdtContent>
           <w:r>
             <w:fldChar w:fldCharType="begin"/>
@@ -12636,7 +12581,6 @@
           <w:id w:val="20748813"/>
           <w:citation/>
         </w:sdtPr>
-        <w:sdtEndPr/>
         <w:sdtContent>
           <w:r>
             <w:fldChar w:fldCharType="begin"/>
@@ -12666,7 +12610,6 @@
           <w:id w:val="-1062249805"/>
           <w:citation/>
         </w:sdtPr>
-        <w:sdtEndPr/>
         <w:sdtContent>
           <w:r>
             <w:fldChar w:fldCharType="begin"/>
@@ -12696,7 +12639,6 @@
           <w:id w:val="-1357342158"/>
           <w:citation/>
         </w:sdtPr>
-        <w:sdtEndPr/>
         <w:sdtContent>
           <w:r>
             <w:fldChar w:fldCharType="begin"/>
@@ -12744,7 +12686,6 @@
           <w:id w:val="561367037"/>
           <w:citation/>
         </w:sdtPr>
-        <w:sdtEndPr/>
         <w:sdtContent>
           <w:r>
             <w:fldChar w:fldCharType="begin"/>
@@ -12811,7 +12752,6 @@
           <w:id w:val="327639132"/>
           <w:citation/>
         </w:sdtPr>
-        <w:sdtEndPr/>
         <w:sdtContent>
           <w:r>
             <w:fldChar w:fldCharType="begin"/>
@@ -12865,7 +12805,6 @@
           <w:id w:val="-1051463449"/>
           <w:citation/>
         </w:sdtPr>
-        <w:sdtEndPr/>
         <w:sdtContent>
           <w:r>
             <w:fldChar w:fldCharType="begin"/>
@@ -12895,7 +12834,6 @@
           <w:id w:val="422459532"/>
           <w:citation/>
         </w:sdtPr>
-        <w:sdtEndPr/>
         <w:sdtContent>
           <w:r>
             <w:fldChar w:fldCharType="begin"/>
@@ -12931,7 +12869,6 @@
           <w:id w:val="1675071209"/>
           <w:citation/>
         </w:sdtPr>
-        <w:sdtEndPr/>
         <w:sdtContent>
           <w:r>
             <w:fldChar w:fldCharType="begin"/>
@@ -12961,7 +12898,6 @@
           <w:id w:val="778528503"/>
           <w:citation/>
         </w:sdtPr>
-        <w:sdtEndPr/>
         <w:sdtContent>
           <w:r>
             <w:fldChar w:fldCharType="begin"/>
@@ -13003,7 +12939,6 @@
           <w:id w:val="167295266"/>
           <w:citation/>
         </w:sdtPr>
-        <w:sdtEndPr/>
         <w:sdtContent>
           <w:r>
             <w:fldChar w:fldCharType="begin"/>
@@ -13045,7 +12980,6 @@
           <w:id w:val="1152101124"/>
           <w:citation/>
         </w:sdtPr>
-        <w:sdtEndPr/>
         <w:sdtContent>
           <w:r>
             <w:fldChar w:fldCharType="begin"/>
@@ -13091,7 +13025,6 @@
           <w:id w:val="-185592480"/>
           <w:citation/>
         </w:sdtPr>
-        <w:sdtEndPr/>
         <w:sdtContent>
           <w:r>
             <w:fldChar w:fldCharType="begin"/>
@@ -13121,7 +13054,6 @@
           <w:id w:val="-1047602211"/>
           <w:citation/>
         </w:sdtPr>
-        <w:sdtEndPr/>
         <w:sdtContent>
           <w:r>
             <w:fldChar w:fldCharType="begin"/>
@@ -13151,7 +13083,6 @@
           <w:id w:val="-441386604"/>
           <w:citation/>
         </w:sdtPr>
-        <w:sdtEndPr/>
         <w:sdtContent>
           <w:r>
             <w:fldChar w:fldCharType="begin"/>
@@ -13181,7 +13112,6 @@
           <w:id w:val="1166756205"/>
           <w:citation/>
         </w:sdtPr>
-        <w:sdtEndPr/>
         <w:sdtContent>
           <w:r>
             <w:fldChar w:fldCharType="begin"/>
@@ -13219,7 +13149,6 @@
           <w:id w:val="-1284416490"/>
           <w:citation/>
         </w:sdtPr>
-        <w:sdtEndPr/>
         <w:sdtContent>
           <w:r>
             <w:fldChar w:fldCharType="begin"/>
@@ -13253,7 +13182,6 @@
           <w:id w:val="1073704333"/>
           <w:citation/>
         </w:sdtPr>
-        <w:sdtEndPr/>
         <w:sdtContent>
           <w:r>
             <w:fldChar w:fldCharType="begin"/>
@@ -13289,7 +13217,6 @@
           <w:id w:val="-1908687271"/>
           <w:citation/>
         </w:sdtPr>
-        <w:sdtEndPr/>
         <w:sdtContent>
           <w:r>
             <w:fldChar w:fldCharType="begin"/>
@@ -13325,7 +13252,6 @@
           <w:id w:val="-169492497"/>
           <w:citation/>
         </w:sdtPr>
-        <w:sdtEndPr/>
         <w:sdtContent>
           <w:r>
             <w:fldChar w:fldCharType="begin"/>
@@ -13355,7 +13281,6 @@
           <w:id w:val="1587337629"/>
           <w:citation/>
         </w:sdtPr>
-        <w:sdtEndPr/>
         <w:sdtContent>
           <w:r>
             <w:fldChar w:fldCharType="begin"/>
@@ -13393,7 +13318,6 @@
           <w:id w:val="-194932686"/>
           <w:citation/>
         </w:sdtPr>
-        <w:sdtEndPr/>
         <w:sdtContent>
           <w:r>
             <w:fldChar w:fldCharType="begin"/>
@@ -13429,7 +13353,6 @@
           <w:id w:val="147261877"/>
           <w:citation/>
         </w:sdtPr>
-        <w:sdtEndPr/>
         <w:sdtContent>
           <w:r>
             <w:fldChar w:fldCharType="begin"/>
@@ -13501,7 +13424,6 @@
           <w:id w:val="-376318547"/>
           <w:citation/>
         </w:sdtPr>
-        <w:sdtEndPr/>
         <w:sdtContent>
           <w:r>
             <w:fldChar w:fldCharType="begin"/>
@@ -13531,7 +13453,6 @@
           <w:id w:val="1182405447"/>
           <w:citation/>
         </w:sdtPr>
-        <w:sdtEndPr/>
         <w:sdtContent>
           <w:r>
             <w:fldChar w:fldCharType="begin"/>
@@ -13567,7 +13488,6 @@
           <w:id w:val="-1663927882"/>
           <w:citation/>
         </w:sdtPr>
-        <w:sdtEndPr/>
         <w:sdtContent>
           <w:r>
             <w:fldChar w:fldCharType="begin"/>
@@ -13674,7 +13594,6 @@
           <w:id w:val="1275589032"/>
           <w:citation/>
         </w:sdtPr>
-        <w:sdtEndPr/>
         <w:sdtContent>
           <w:r>
             <w:fldChar w:fldCharType="begin"/>
@@ -15226,7 +15145,7 @@
       <w:pPr>
         <w:pStyle w:val="Heading1"/>
       </w:pPr>
-      <w:bookmarkStart w:id="9" w:name="_Toc187999630"/>
+      <w:bookmarkStart w:id="9" w:name="_Toc211349050"/>
       <w:r>
         <w:lastRenderedPageBreak/>
         <w:t>Trí tuệ</w:t>
@@ -15480,7 +15399,7 @@
       <w:pPr>
         <w:pStyle w:val="Heading1"/>
       </w:pPr>
-      <w:bookmarkStart w:id="10" w:name="_Toc187999631"/>
+      <w:bookmarkStart w:id="10" w:name="_Toc211349051"/>
       <w:r>
         <w:lastRenderedPageBreak/>
         <w:t>Nghịch dân chủ luận</w:t>
@@ -15956,7 +15875,7 @@
       <w:pPr>
         <w:pStyle w:val="Heading1"/>
       </w:pPr>
-      <w:bookmarkStart w:id="11" w:name="_Toc187999632"/>
+      <w:bookmarkStart w:id="11" w:name="_Toc211349052"/>
       <w:r>
         <w:lastRenderedPageBreak/>
         <w:t xml:space="preserve">Drone và </w:t>
@@ -16090,7 +16009,6 @@
           <w:id w:val="-1787505630"/>
           <w:citation/>
         </w:sdtPr>
-        <w:sdtEndPr/>
         <w:sdtContent>
           <w:r>
             <w:fldChar w:fldCharType="begin"/>
@@ -16139,7 +16057,6 @@
           <w:id w:val="-1122996458"/>
           <w:citation/>
         </w:sdtPr>
-        <w:sdtEndPr/>
         <w:sdtContent>
           <w:r>
             <w:fldChar w:fldCharType="begin"/>
@@ -16252,7 +16169,6 @@
           <w:id w:val="303742330"/>
           <w:citation/>
         </w:sdtPr>
-        <w:sdtEndPr/>
         <w:sdtContent>
           <w:r>
             <w:fldChar w:fldCharType="begin"/>
@@ -16294,7 +16210,6 @@
           <w:id w:val="2092888945"/>
           <w:citation/>
         </w:sdtPr>
-        <w:sdtEndPr/>
         <w:sdtContent>
           <w:r>
             <w:fldChar w:fldCharType="begin"/>
@@ -16330,7 +16245,6 @@
           <w:id w:val="1276902260"/>
           <w:citation/>
         </w:sdtPr>
-        <w:sdtEndPr/>
         <w:sdtContent>
           <w:r>
             <w:fldChar w:fldCharType="begin"/>
@@ -16366,7 +16280,6 @@
           <w:id w:val="192271957"/>
           <w:citation/>
         </w:sdtPr>
-        <w:sdtEndPr/>
         <w:sdtContent>
           <w:r>
             <w:fldChar w:fldCharType="begin"/>
@@ -16426,7 +16339,6 @@
           <w:id w:val="-1077744413"/>
           <w:citation/>
         </w:sdtPr>
-        <w:sdtEndPr/>
         <w:sdtContent>
           <w:r>
             <w:fldChar w:fldCharType="begin"/>
@@ -16510,7 +16422,6 @@
           <w:id w:val="1844057131"/>
           <w:citation/>
         </w:sdtPr>
-        <w:sdtEndPr/>
         <w:sdtContent>
           <w:r>
             <w:fldChar w:fldCharType="begin"/>
@@ -16552,7 +16463,6 @@
           <w:id w:val="483137846"/>
           <w:citation/>
         </w:sdtPr>
-        <w:sdtEndPr/>
         <w:sdtContent>
           <w:r>
             <w:fldChar w:fldCharType="begin"/>
@@ -16618,7 +16528,6 @@
           <w:id w:val="1656793601"/>
           <w:citation/>
         </w:sdtPr>
-        <w:sdtEndPr/>
         <w:sdtContent>
           <w:r>
             <w:fldChar w:fldCharType="begin"/>
@@ -16648,7 +16557,6 @@
           <w:id w:val="221880856"/>
           <w:citation/>
         </w:sdtPr>
-        <w:sdtEndPr/>
         <w:sdtContent>
           <w:r>
             <w:fldChar w:fldCharType="begin"/>
@@ -16690,7 +16598,6 @@
           <w:id w:val="1762180252"/>
           <w:citation/>
         </w:sdtPr>
-        <w:sdtEndPr/>
         <w:sdtContent>
           <w:r>
             <w:fldChar w:fldCharType="begin"/>
@@ -16738,7 +16645,6 @@
           <w:id w:val="1037542477"/>
           <w:citation/>
         </w:sdtPr>
-        <w:sdtEndPr/>
         <w:sdtContent>
           <w:r>
             <w:fldChar w:fldCharType="begin"/>
@@ -16781,7 +16687,6 @@
           <w:id w:val="-1309471185"/>
           <w:citation/>
         </w:sdtPr>
-        <w:sdtEndPr/>
         <w:sdtContent>
           <w:r>
             <w:fldChar w:fldCharType="begin"/>
@@ -16811,7 +16716,6 @@
           <w:id w:val="69628538"/>
           <w:citation/>
         </w:sdtPr>
-        <w:sdtEndPr/>
         <w:sdtContent>
           <w:r>
             <w:fldChar w:fldCharType="begin"/>
@@ -16853,7 +16757,6 @@
           <w:id w:val="-1818257171"/>
           <w:citation/>
         </w:sdtPr>
-        <w:sdtEndPr/>
         <w:sdtContent>
           <w:r>
             <w:fldChar w:fldCharType="begin"/>
@@ -16883,7 +16786,6 @@
           <w:id w:val="-1303926103"/>
           <w:citation/>
         </w:sdtPr>
-        <w:sdtEndPr/>
         <w:sdtContent>
           <w:r>
             <w:fldChar w:fldCharType="begin"/>
@@ -16919,7 +16821,6 @@
           <w:id w:val="1773052060"/>
           <w:citation/>
         </w:sdtPr>
-        <w:sdtEndPr/>
         <w:sdtContent>
           <w:r>
             <w:fldChar w:fldCharType="begin"/>
@@ -16949,7 +16850,6 @@
           <w:id w:val="1754627075"/>
           <w:citation/>
         </w:sdtPr>
-        <w:sdtEndPr/>
         <w:sdtContent>
           <w:r>
             <w:fldChar w:fldCharType="begin"/>
@@ -16979,7 +16879,6 @@
           <w:id w:val="1101078942"/>
           <w:citation/>
         </w:sdtPr>
-        <w:sdtEndPr/>
         <w:sdtContent>
           <w:r>
             <w:fldChar w:fldCharType="begin"/>
@@ -17009,7 +16908,6 @@
           <w:id w:val="-1767454590"/>
           <w:citation/>
         </w:sdtPr>
-        <w:sdtEndPr/>
         <w:sdtContent>
           <w:r>
             <w:fldChar w:fldCharType="begin"/>
@@ -17039,7 +16937,6 @@
           <w:id w:val="431250274"/>
           <w:citation/>
         </w:sdtPr>
-        <w:sdtEndPr/>
         <w:sdtContent>
           <w:r>
             <w:fldChar w:fldCharType="begin"/>
@@ -17081,7 +16978,6 @@
           <w:id w:val="-1468818936"/>
           <w:citation/>
         </w:sdtPr>
-        <w:sdtEndPr/>
         <w:sdtContent>
           <w:r>
             <w:fldChar w:fldCharType="begin"/>
@@ -17115,7 +17011,6 @@
           <w:id w:val="-1279103633"/>
           <w:citation/>
         </w:sdtPr>
-        <w:sdtEndPr/>
         <w:sdtContent>
           <w:r>
             <w:fldChar w:fldCharType="begin"/>
@@ -17145,7 +17040,6 @@
           <w:id w:val="1244689871"/>
           <w:citation/>
         </w:sdtPr>
-        <w:sdtEndPr/>
         <w:sdtContent>
           <w:r>
             <w:fldChar w:fldCharType="begin"/>
@@ -17181,7 +17075,6 @@
           <w:id w:val="-311940110"/>
           <w:citation/>
         </w:sdtPr>
-        <w:sdtEndPr/>
         <w:sdtContent>
           <w:r>
             <w:fldChar w:fldCharType="begin"/>
@@ -17234,7 +17127,7 @@
           <w:noProof/>
         </w:rPr>
         <w:drawing>
-          <wp:inline distT="0" distB="0" distL="0" distR="0" wp14:anchorId="321B6F14" wp14:editId="61812D14">
+          <wp:inline distT="0" distB="0" distL="0" distR="0" wp14:anchorId="5D7B5548" wp14:editId="5F839A93">
             <wp:extent cx="2331720" cy="1792224"/>
             <wp:effectExtent l="0" t="0" r="0" b="0"/>
             <wp:docPr id="15" name="Picture 15"/>
@@ -17311,7 +17204,6 @@
           <w:id w:val="1748382905"/>
           <w:citation/>
         </w:sdtPr>
-        <w:sdtEndPr/>
         <w:sdtContent>
           <w:r>
             <w:fldChar w:fldCharType="begin"/>
@@ -17364,7 +17256,6 @@
           <w:id w:val="910737403"/>
           <w:citation/>
         </w:sdtPr>
-        <w:sdtEndPr/>
         <w:sdtContent>
           <w:r>
             <w:fldChar w:fldCharType="begin"/>
@@ -17554,7 +17445,6 @@
           <w:id w:val="725425520"/>
           <w:citation/>
         </w:sdtPr>
-        <w:sdtEndPr/>
         <w:sdtContent>
           <w:r>
             <w:fldChar w:fldCharType="begin"/>
@@ -17617,7 +17507,6 @@
           <w:id w:val="896466817"/>
           <w:citation/>
         </w:sdtPr>
-        <w:sdtEndPr/>
         <w:sdtContent>
           <w:r>
             <w:fldChar w:fldCharType="begin"/>
@@ -17652,7 +17541,6 @@
           <w:id w:val="-1700305025"/>
           <w:citation/>
         </w:sdtPr>
-        <w:sdtEndPr/>
         <w:sdtContent>
           <w:r>
             <w:fldChar w:fldCharType="begin"/>
@@ -17687,7 +17575,7 @@
           <w:noProof/>
         </w:rPr>
         <w:drawing>
-          <wp:inline distT="0" distB="0" distL="0" distR="0" wp14:anchorId="33AB37CD" wp14:editId="4A887DA7">
+          <wp:inline distT="0" distB="0" distL="0" distR="0" wp14:anchorId="56CDD710" wp14:editId="31C05C9A">
             <wp:extent cx="3049232" cy="1905770"/>
             <wp:effectExtent l="0" t="0" r="0" b="0"/>
             <wp:docPr id="16" name="Picture 16"/>
@@ -17964,7 +17852,7 @@
           <w:shd w:val="clear" w:color="auto" w:fill="FFFFFF"/>
         </w:rPr>
         <w:drawing>
-          <wp:inline distT="0" distB="0" distL="0" distR="0" wp14:anchorId="714942C3" wp14:editId="22931D8A">
+          <wp:inline distT="0" distB="0" distL="0" distR="0" wp14:anchorId="3BAD46FA" wp14:editId="0188C628">
             <wp:extent cx="2578608" cy="1389888"/>
             <wp:effectExtent l="0" t="0" r="0" b="1270"/>
             <wp:docPr id="17" name="Picture 17"/>
@@ -18071,7 +17959,7 @@
           <w:noProof/>
         </w:rPr>
         <w:drawing>
-          <wp:inline distT="0" distB="0" distL="0" distR="0" wp14:anchorId="00E103CA" wp14:editId="535B08E4">
+          <wp:inline distT="0" distB="0" distL="0" distR="0" wp14:anchorId="77269E21" wp14:editId="1F8D61A3">
             <wp:extent cx="3886400" cy="1289116"/>
             <wp:effectExtent l="0" t="0" r="0" b="6350"/>
             <wp:docPr id="18" name="Picture 18"/>
@@ -18153,7 +18041,7 @@
           <w:noProof/>
         </w:rPr>
         <w:drawing>
-          <wp:inline distT="0" distB="0" distL="0" distR="0" wp14:anchorId="6670E89F" wp14:editId="1499003E">
+          <wp:inline distT="0" distB="0" distL="0" distR="0" wp14:anchorId="0DE75CCB" wp14:editId="7FDFA285">
             <wp:extent cx="2240280" cy="1481328"/>
             <wp:effectExtent l="0" t="0" r="7620" b="5080"/>
             <wp:docPr id="19" name="Picture 19"/>
@@ -18230,7 +18118,7 @@
           <w:noProof/>
         </w:rPr>
         <w:drawing>
-          <wp:inline distT="0" distB="0" distL="0" distR="0" wp14:anchorId="4CAB1441" wp14:editId="5A34D143">
+          <wp:inline distT="0" distB="0" distL="0" distR="0" wp14:anchorId="416AD329" wp14:editId="3A3395B3">
             <wp:extent cx="1847088" cy="1490472"/>
             <wp:effectExtent l="0" t="0" r="1270" b="0"/>
             <wp:docPr id="20" name="Picture 20"/>
@@ -18333,7 +18221,7 @@
           <w:noProof/>
         </w:rPr>
         <w:drawing>
-          <wp:inline distT="0" distB="0" distL="0" distR="0" wp14:anchorId="374CD467" wp14:editId="197D3DD3">
+          <wp:inline distT="0" distB="0" distL="0" distR="0" wp14:anchorId="6802CAA4" wp14:editId="4E24F4E1">
             <wp:extent cx="2878645" cy="1371590"/>
             <wp:effectExtent l="0" t="0" r="0" b="635"/>
             <wp:docPr id="21" name="Picture 21"/>
@@ -18622,7 +18510,7 @@
           <w:noProof/>
         </w:rPr>
         <w:drawing>
-          <wp:inline distT="0" distB="0" distL="0" distR="0" wp14:anchorId="74B98949" wp14:editId="0CD4BA39">
+          <wp:inline distT="0" distB="0" distL="0" distR="0" wp14:anchorId="7AD34CE0" wp14:editId="17393838">
             <wp:extent cx="3703320" cy="2157984"/>
             <wp:effectExtent l="0" t="0" r="0" b="0"/>
             <wp:docPr id="22" name="Picture 22"/>
@@ -18707,7 +18595,7 @@
           <w:noProof/>
         </w:rPr>
         <w:drawing>
-          <wp:inline distT="0" distB="0" distL="0" distR="0" wp14:anchorId="57F8C431" wp14:editId="7D8B816F">
+          <wp:inline distT="0" distB="0" distL="0" distR="0" wp14:anchorId="092E8627" wp14:editId="58DD366C">
             <wp:extent cx="1873346" cy="1314518"/>
             <wp:effectExtent l="0" t="0" r="0" b="0"/>
             <wp:docPr id="23" name="Picture 23"/>
@@ -18898,7 +18786,7 @@
           <w:noProof/>
         </w:rPr>
         <w:drawing>
-          <wp:inline distT="0" distB="0" distL="0" distR="0" wp14:anchorId="6BF18645" wp14:editId="2BB8E427">
+          <wp:inline distT="0" distB="0" distL="0" distR="0" wp14:anchorId="397DA62D" wp14:editId="245CD721">
             <wp:extent cx="1719072" cy="1719072"/>
             <wp:effectExtent l="0" t="0" r="0" b="0"/>
             <wp:docPr id="24" name="Picture 24"/>
@@ -18981,7 +18869,7 @@
           <w:noProof/>
         </w:rPr>
         <w:drawing>
-          <wp:inline distT="0" distB="0" distL="0" distR="0" wp14:anchorId="6F1572F9" wp14:editId="24E8AD40">
+          <wp:inline distT="0" distB="0" distL="0" distR="0" wp14:anchorId="18B5CB1B" wp14:editId="113D948B">
             <wp:extent cx="3072384" cy="1847088"/>
             <wp:effectExtent l="0" t="0" r="0" b="1270"/>
             <wp:docPr id="25" name="Picture 25"/>
@@ -19231,7 +19119,7 @@
           <w:noProof/>
         </w:rPr>
         <w:drawing>
-          <wp:inline distT="0" distB="0" distL="0" distR="0" wp14:anchorId="0D4B2E38" wp14:editId="1838D624">
+          <wp:inline distT="0" distB="0" distL="0" distR="0" wp14:anchorId="027841C9" wp14:editId="5A8072B7">
             <wp:extent cx="3438144" cy="2276856"/>
             <wp:effectExtent l="0" t="0" r="0" b="9525"/>
             <wp:docPr id="26" name="Picture 26"/>
@@ -19367,7 +19255,7 @@
           <w:noProof/>
         </w:rPr>
         <w:drawing>
-          <wp:inline distT="0" distB="0" distL="0" distR="0" wp14:anchorId="577BD49B" wp14:editId="44981A9F">
+          <wp:inline distT="0" distB="0" distL="0" distR="0" wp14:anchorId="0CBDC741" wp14:editId="6791BAE3">
             <wp:extent cx="3099816" cy="2221992"/>
             <wp:effectExtent l="0" t="0" r="5715" b="6985"/>
             <wp:docPr id="27" name="Picture 27"/>
@@ -19561,7 +19449,6 @@
           <w:id w:val="-243421033"/>
           <w:citation/>
         </w:sdtPr>
-        <w:sdtEndPr/>
         <w:sdtContent>
           <w:r>
             <w:fldChar w:fldCharType="begin"/>
@@ -19597,7 +19484,7 @@
         </w:rPr>
         <w:lastRenderedPageBreak/>
         <w:drawing>
-          <wp:inline distT="0" distB="0" distL="0" distR="0" wp14:anchorId="1A421736" wp14:editId="74813719">
+          <wp:inline distT="0" distB="0" distL="0" distR="0" wp14:anchorId="5CBB9218" wp14:editId="22E097AF">
             <wp:extent cx="2340864" cy="1188720"/>
             <wp:effectExtent l="0" t="0" r="2540" b="0"/>
             <wp:docPr id="28" name="Picture 28"/>
@@ -19674,7 +19561,6 @@
           <w:id w:val="196363773"/>
           <w:citation/>
         </w:sdtPr>
-        <w:sdtEndPr/>
         <w:sdtContent>
           <w:r>
             <w:fldChar w:fldCharType="begin"/>
@@ -19740,7 +19626,6 @@
           <w:id w:val="-636420327"/>
           <w:citation/>
         </w:sdtPr>
-        <w:sdtEndPr/>
         <w:sdtContent>
           <w:r>
             <w:fldChar w:fldCharType="begin"/>
@@ -19784,7 +19669,6 @@
           <w:id w:val="1801883036"/>
           <w:citation/>
         </w:sdtPr>
-        <w:sdtEndPr/>
         <w:sdtContent>
           <w:r>
             <w:fldChar w:fldCharType="begin"/>
@@ -19818,7 +19702,6 @@
           <w:id w:val="519819188"/>
           <w:citation/>
         </w:sdtPr>
-        <w:sdtEndPr/>
         <w:sdtContent>
           <w:r>
             <w:fldChar w:fldCharType="begin"/>
@@ -20132,7 +20015,6 @@
           <w:id w:val="1115328793"/>
           <w:citation/>
         </w:sdtPr>
-        <w:sdtEndPr/>
         <w:sdtContent>
           <w:r>
             <w:fldChar w:fldCharType="begin"/>
@@ -20162,7 +20044,6 @@
           <w:id w:val="1666204027"/>
           <w:citation/>
         </w:sdtPr>
-        <w:sdtEndPr/>
         <w:sdtContent>
           <w:r>
             <w:fldChar w:fldCharType="begin"/>
@@ -20192,7 +20073,6 @@
           <w:id w:val="-2127383786"/>
           <w:citation/>
         </w:sdtPr>
-        <w:sdtEndPr/>
         <w:sdtContent>
           <w:r>
             <w:fldChar w:fldCharType="begin"/>
@@ -20222,7 +20102,6 @@
           <w:id w:val="890773467"/>
           <w:citation/>
         </w:sdtPr>
-        <w:sdtEndPr/>
         <w:sdtContent>
           <w:r>
             <w:fldChar w:fldCharType="begin"/>
@@ -20270,7 +20149,6 @@
           <w:id w:val="344217218"/>
           <w:citation/>
         </w:sdtPr>
-        <w:sdtEndPr/>
         <w:sdtContent>
           <w:r>
             <w:fldChar w:fldCharType="begin"/>
@@ -20300,7 +20178,6 @@
           <w:id w:val="-807006508"/>
           <w:citation/>
         </w:sdtPr>
-        <w:sdtEndPr/>
         <w:sdtContent>
           <w:r>
             <w:fldChar w:fldCharType="begin"/>
@@ -20469,7 +20346,7 @@
           <w:noProof/>
         </w:rPr>
         <w:drawing>
-          <wp:inline distT="0" distB="0" distL="0" distR="0" wp14:anchorId="1C2BBB09" wp14:editId="54B312F9">
+          <wp:inline distT="0" distB="0" distL="0" distR="0" wp14:anchorId="1D27DCCF" wp14:editId="1D4EA893">
             <wp:extent cx="2761727" cy="1813717"/>
             <wp:effectExtent l="0" t="0" r="635" b="0"/>
             <wp:docPr id="29" name="Picture 29"/>
@@ -20642,7 +20519,7 @@
           <w:noProof/>
         </w:rPr>
         <w:drawing>
-          <wp:inline distT="0" distB="0" distL="0" distR="0" wp14:anchorId="74EBB7F7" wp14:editId="11FD72F3">
+          <wp:inline distT="0" distB="0" distL="0" distR="0" wp14:anchorId="6DA5CBCB" wp14:editId="0C881406">
             <wp:extent cx="4992624" cy="1993392"/>
             <wp:effectExtent l="0" t="0" r="0" b="0"/>
             <wp:docPr id="30" name="Picture 30"/>
@@ -20731,7 +20608,6 @@
           <w:id w:val="-1840763509"/>
           <w:citation/>
         </w:sdtPr>
-        <w:sdtEndPr/>
         <w:sdtContent>
           <w:r>
             <w:fldChar w:fldCharType="begin"/>
@@ -20815,7 +20691,6 @@
           <w:id w:val="744605785"/>
           <w:citation/>
         </w:sdtPr>
-        <w:sdtEndPr/>
         <w:sdtContent>
           <w:r>
             <w:fldChar w:fldCharType="begin"/>
@@ -20888,7 +20763,6 @@
           <w:id w:val="327418285"/>
           <w:citation/>
         </w:sdtPr>
-        <w:sdtEndPr/>
         <w:sdtContent>
           <w:r>
             <w:fldChar w:fldCharType="begin"/>
@@ -20938,7 +20812,6 @@
           <w:id w:val="1091499828"/>
           <w:citation/>
         </w:sdtPr>
-        <w:sdtEndPr/>
         <w:sdtContent>
           <w:r>
             <w:fldChar w:fldCharType="begin"/>
@@ -21147,7 +21020,7 @@
       <w:pPr>
         <w:pStyle w:val="Heading1"/>
       </w:pPr>
-      <w:bookmarkStart w:id="12" w:name="_Toc187999633"/>
+      <w:bookmarkStart w:id="12" w:name="_Toc211349053"/>
       <w:r>
         <w:lastRenderedPageBreak/>
         <w:t>Tổng quan năng lượng hydrogen</w:t>
@@ -21911,7 +21784,7 @@
         </w:rPr>
         <w:lastRenderedPageBreak/>
         <w:drawing>
-          <wp:inline distT="0" distB="0" distL="0" distR="0" wp14:anchorId="432F7D43" wp14:editId="0FE55AE5">
+          <wp:inline distT="0" distB="0" distL="0" distR="0" wp14:anchorId="5B74E599" wp14:editId="2E98F9FF">
             <wp:extent cx="4690872" cy="3008376"/>
             <wp:effectExtent l="0" t="0" r="0" b="1905"/>
             <wp:docPr id="31" name="Picture 31"/>
@@ -22511,7 +22384,7 @@
       <w:pPr>
         <w:pStyle w:val="Heading1"/>
       </w:pPr>
-      <w:bookmarkStart w:id="13" w:name="_Toc187999634"/>
+      <w:bookmarkStart w:id="13" w:name="_Toc211349054"/>
       <w:r>
         <w:lastRenderedPageBreak/>
         <w:t>Nam Toàn Cầu: kỳ vọng và hiện thực</w:t>
@@ -23085,7 +22958,6 @@
           <w:id w:val="-2143411667"/>
           <w:citation/>
         </w:sdtPr>
-        <w:sdtEndPr/>
         <w:sdtContent>
           <w:r>
             <w:fldChar w:fldCharType="begin"/>
@@ -23115,7 +22987,6 @@
           <w:id w:val="-300848528"/>
           <w:citation/>
         </w:sdtPr>
-        <w:sdtEndPr/>
         <w:sdtContent>
           <w:r>
             <w:fldChar w:fldCharType="begin"/>
@@ -23153,7 +23024,6 @@
           <w:id w:val="609087695"/>
           <w:citation/>
         </w:sdtPr>
-        <w:sdtEndPr/>
         <w:sdtContent>
           <w:r>
             <w:fldChar w:fldCharType="begin"/>
@@ -23195,7 +23065,6 @@
           <w:id w:val="-890196085"/>
           <w:citation/>
         </w:sdtPr>
-        <w:sdtEndPr/>
         <w:sdtContent>
           <w:r>
             <w:fldChar w:fldCharType="begin"/>
@@ -23332,7 +23201,6 @@
           <w:id w:val="-1490782059"/>
           <w:citation/>
         </w:sdtPr>
-        <w:sdtEndPr/>
         <w:sdtContent>
           <w:r>
             <w:fldChar w:fldCharType="begin"/>
@@ -23380,7 +23248,6 @@
           <w:id w:val="-529415875"/>
           <w:citation/>
         </w:sdtPr>
-        <w:sdtEndPr/>
         <w:sdtContent>
           <w:r>
             <w:fldChar w:fldCharType="begin"/>
@@ -23410,7 +23277,6 @@
           <w:id w:val="1035776503"/>
           <w:citation/>
         </w:sdtPr>
-        <w:sdtEndPr/>
         <w:sdtContent>
           <w:r>
             <w:fldChar w:fldCharType="begin"/>
@@ -23476,7 +23342,6 @@
           <w:id w:val="838040495"/>
           <w:citation/>
         </w:sdtPr>
-        <w:sdtEndPr/>
         <w:sdtContent>
           <w:r>
             <w:fldChar w:fldCharType="begin"/>
@@ -23858,7 +23723,7 @@
       <w:pPr>
         <w:pStyle w:val="Heading1"/>
       </w:pPr>
-      <w:bookmarkStart w:id="14" w:name="_Toc187999635"/>
+      <w:bookmarkStart w:id="14" w:name="_Toc211349055"/>
       <w:r>
         <w:lastRenderedPageBreak/>
         <w:t xml:space="preserve">Học thuyết ý niệm và </w:t>
@@ -23933,7 +23798,7 @@
         <w:t xml:space="preserve"> </w:t>
       </w:r>
       <w:r>
-        <w:t>Mỗi ý niệm đều “là”, “sống trong” hay “ảo tưởng trong” bản sao thế giới của riêng mình mà mỗi bản sao này không thật mà cũng thật, đó là những bong bóng.</w:t>
+        <w:t>Mỗi ý niệm đều “là”, “sống trong” hay “ảo tưởng trong” bản sao thế giới của riêng mình mà mỗi bản sao này không thật mà cũng thật; đó là những bong bóng.</w:t>
       </w:r>
       <w:r>
         <w:rPr>
@@ -23966,13 +23831,13 @@
         <w:t xml:space="preserve"> </w:t>
       </w:r>
       <w:r>
-        <w:t xml:space="preserve">Triết học pháp quyền nghiên cứu ý niệm pháp quyền đúng thật làm tham chiếu cho pháp quyền thực định và ý niệm pháp quyền có </w:t>
+        <w:t xml:space="preserve">Triết học pháp quyền nghiên cứu ý niệm pháp quyền đúng thật làm tham chiếu cho pháp quyền thực định và nghiên cứu ý niệm pháp quyền có </w:t>
       </w:r>
       <w:r>
         <w:t>ý chí tự do</w:t>
       </w:r>
       <w:r>
-        <w:t xml:space="preserve"> (free will) làm biện minh tồn tại. Bài nghiên cứu này gồm hai mục tiêu: 1) phát biểu và cố gắng chứng minh học thuyết ý niệm bởi/và đối sánh với triết học pháp quyền Hegel, và 2) kết nối học thuyết ý niệm với triết học pháp quyền Hegel.</w:t>
+        <w:t xml:space="preserve"> (free will) làm tham chiếu cho biện minh tồn tại. Bài nghiên cứu này gồm hai mục tiêu: 1) phát biểu và cố gắng chứng minh học thuyết ý niệm bởi/và đối sánh với triết học pháp quyền Hegel, và 2) kết nối học thuyết ý niệm với triết học pháp quyền Hegel.</w:t>
       </w:r>
     </w:p>
     <w:p>
@@ -24013,7 +23878,6 @@
           <w:id w:val="-1494718236"/>
           <w:citation/>
         </w:sdtPr>
-        <w:sdtEndPr/>
         <w:sdtContent>
           <w:r>
             <w:fldChar w:fldCharType="begin"/>
@@ -24028,7 +23892,7 @@
             <w:rPr>
               <w:noProof/>
             </w:rPr>
-            <w:t>(Nguyen, Tàng thức và phân tâm học, 2020)</w:t>
+            <w:t>(Nguyen L. , Tàng thức và phân tâm học, 2020)</w:t>
           </w:r>
           <w:r>
             <w:fldChar w:fldCharType="end"/>
@@ -24043,7 +23907,6 @@
           <w:id w:val="-1389333770"/>
           <w:citation/>
         </w:sdtPr>
-        <w:sdtEndPr/>
         <w:sdtContent>
           <w:r>
             <w:fldChar w:fldCharType="begin"/>
@@ -24058,7 +23921,7 @@
             <w:rPr>
               <w:noProof/>
             </w:rPr>
-            <w:t xml:space="preserve"> (Nguyen, Trí tuệ luận, 2023)</w:t>
+            <w:t>(Nguyen L. , Trí tuệ luận, 2023)</w:t>
           </w:r>
           <w:r>
             <w:fldChar w:fldCharType="end"/>
@@ -24073,7 +23936,6 @@
           <w:id w:val="-1484008687"/>
           <w:citation/>
         </w:sdtPr>
-        <w:sdtEndPr/>
         <w:sdtContent>
           <w:r>
             <w:fldChar w:fldCharType="begin"/>
@@ -24112,7 +23974,6 @@
           <w:id w:val="2046788621"/>
           <w:citation/>
         </w:sdtPr>
-        <w:sdtEndPr/>
         <w:sdtContent>
           <w:r>
             <w:fldChar w:fldCharType="begin"/>
@@ -24180,14 +24041,22 @@
         <w:t>moment quy tâm</w:t>
       </w:r>
       <w:r>
-        <w:t xml:space="preserve"> hút khái niệm về cái đúng thật – cái thích đáng </w:t>
+        <w:t xml:space="preserve"> hút khái niệm về cái đúng thật – cái </w:t>
+      </w:r>
+      <w:r>
+        <w:rPr>
+          <w:i/>
+        </w:rPr>
+        <w:t>thích đáng</w:t>
+      </w:r>
+      <w:r>
+        <w:t xml:space="preserve"> </w:t>
       </w:r>
       <w:sdt>
         <w:sdtPr>
           <w:id w:val="1603916646"/>
           <w:citation/>
         </w:sdtPr>
-        <w:sdtEndPr/>
         <w:sdtContent>
           <w:r>
             <w:fldChar w:fldCharType="begin"/>
@@ -24216,10 +24085,16 @@
         <w:rPr>
           <w:i/>
         </w:rPr>
-        <w:t>moment</w:t>
-      </w:r>
-      <w:r>
-        <w:t xml:space="preserve"> là thuộc tính và cũng là động lực. Tính đúng thật xác lập sự bất phân ly giữa khái niệm và sự hiện hữu của nó, khi đó khái niệm đúng thật được gọi là ý niệm (idea).</w:t>
+        <w:t>m</w:t>
+      </w:r>
+      <w:r>
+        <w:rPr>
+          <w:i/>
+        </w:rPr>
+        <w:t>oment</w:t>
+      </w:r>
+      <w:r>
+        <w:t xml:space="preserve"> là khía cạnh, giai đoạn, thành phần, thuộc tính, tính chất, đặc điểm và cũng là động lực. Tính đúng thật xác lập sự bất phân ly giữa khái niệm và sự hiện hữu của nó, khi đó khái niệm đúng thật được gọi là ý niệm (idea).</w:t>
       </w:r>
       <w:r>
         <w:t xml:space="preserve"> </w:t>
@@ -24250,7 +24125,6 @@
           <w:id w:val="2051417374"/>
           <w:citation/>
         </w:sdtPr>
-        <w:sdtEndPr/>
         <w:sdtContent>
           <w:r>
             <w:fldChar w:fldCharType="begin"/>
@@ -24279,7 +24153,16 @@
         <w:t xml:space="preserve"> </w:t>
       </w:r>
       <w:r>
-        <w:t xml:space="preserve">Ý niệm trong chừng mực đạt tới sự hiện hữu, tức tự do không khác gì hơn cái tôi hay tự ý thức thuần túy và vì vậy, một câu hỏi đặt ra: sự </w:t>
+        <w:t xml:space="preserve">Ý niệm trong chừng mực đạt tới sự hiện hữu, tức tự do không khác gì hơn cái tôi hay tự ý thức thuần túy và vì vậy, một câu hỏi đặt ra: </w:t>
+      </w:r>
+      <w:r>
+        <w:rPr>
+          <w:i/>
+        </w:rPr>
+        <w:t>sự</w:t>
+      </w:r>
+      <w:r>
+        <w:t xml:space="preserve"> </w:t>
       </w:r>
       <w:r>
         <w:rPr>
@@ -24294,17 +24177,23 @@
         <w:t xml:space="preserve"> </w:t>
       </w:r>
       <w:r>
-        <w:t xml:space="preserve">Hegel còn vướng mắc giữa ý niệm và vật chất nền, hình dung mô phỏng toàn bộ thế giới vật chất bằng ý niệm, đây là điểm mấu chốt mà các nhà duy vật phản bác. Vấn đề này chỉ được giải tỏa khi với ngữ nghĩa ý niệm của Hegel thì con người cũng là ý niệm nhưng thiếu vắng đối tượng </w:t>
-      </w:r>
-      <w:r>
+        <w:t xml:space="preserve">Hegel còn vướng mắc giữa ý niệm và vật chất nền, hình dung mô phỏng toàn bộ thế giới vật chất bằng ý niệm, đây là điểm mấu chốt mà các nhà duy vật phản bác. Vấn đề này chỉ được giải tỏa khi với ngữ nghĩa ý niệm của Hegel thì con người cũng là ý niệm nhưng thiếu vắng </w:t>
+      </w:r>
+      <w:r>
+        <w:rPr>
+          <w:i/>
+        </w:rPr>
+        <w:t xml:space="preserve">đối tượng </w:t>
+      </w:r>
+      <w:r>
+        <w:rPr>
+          <w:i/>
+        </w:rPr>
+        <w:lastRenderedPageBreak/>
         <w:t>quan sát</w:t>
       </w:r>
       <w:r>
-        <w:t xml:space="preserve"> bên ngoài nên ý niệm “con người” tư biện rằng nó là khái niệm/ý niệm thích đáng, cũng như ý niệm con người tự hiện thực hóa thông qua chính mình hoặc tha nhân </w:t>
-      </w:r>
-      <w:r>
-        <w:lastRenderedPageBreak/>
-        <w:t xml:space="preserve">cũng là con người, với lưu ý, </w:t>
+        <w:t xml:space="preserve"> bên ngoài nên ý niệm “con người” tư biện rằng nó là khái niệm/ý niệm thích đáng, cũng như ý niệm con người tự hiện thực hóa thông qua chính mình hoặc tha nhân cũng là con người, với lưu ý, </w:t>
       </w:r>
       <w:r>
         <w:rPr>
@@ -24313,7 +24202,7 @@
         <w:t>tinh thần khách quan</w:t>
       </w:r>
       <w:r>
-        <w:t xml:space="preserve"> không phải đối tượng quan sát mà là cơ sở của thích đáng, là môi trường của thích đáng. Sự tự-mình và cho-mình của ý niệm được “nhận ra” bởi con người nhưng Hegel phớt lờ đối tượng quan sát trừ phi rằng ý niệm và </w:t>
+        <w:t xml:space="preserve"> không những là đối tượng quan sát mà còn là cơ sở của thích đáng, là môi trường của thích đáng. Sự tự-mình và cho-mình của ý niệm được “nhận ra” bởi con người nhưng Hegel phớt lờ đối tượng quan sát trừ phi rằng ý niệm và </w:t>
       </w:r>
       <w:r>
         <w:rPr>
@@ -24322,7 +24211,16 @@
         <w:t>ý niệm phái sinh</w:t>
       </w:r>
       <w:r>
-        <w:t xml:space="preserve"> đều hiện hữu thích đáng và có những ý niệm mà Hegel đề cập là ý niệm phái sinh của con người. Vậy thế nào là sự tư biện của ý niệm phái sinh? Phải kể đến mẹo lừa lý tính, ý niệm phái sinh cũng tự hiện thực hóa qua con người, bởi chính người tạo ra cũng như người tiếp nhận. Câu hỏi tiếp theo: vậy ý niệm có thể tự hiện thực hóa qua phễu lọc ý niệm khác mà ý niệm khác không phải là ý niệm con người hay không? Câu hỏi này cực kỳ mơ hồ đến gần như phi lý trừ phi thừa nhận rằng cái gì cũng đúng thật/thật đúng và không có gì đúng thật/thật đúng, lại gần như mâu thuẫn với tính thích đáng của ý niệm của Hegel. Do đó phải chăng không cần đến tính thích đáng của ý niệm? Lưu ý, câu hỏi “làm sao để biết cái tự-mình và cho-mình” truy hồi lẩn quẩn nhưng đã đưa ra vấn đề đối tượng quan sát vừa được đề cập.</w:t>
+        <w:t xml:space="preserve"> đều hiện hữu thích đáng và có những ý niệm mà Hegel đề cập là ý niệm phái sinh của con người. Vậy thế nào là sự tư biện của ý niệm phái sinh? Phải kể đến mẹo lừa lý tính, ý niệm phái sinh cũng </w:t>
+      </w:r>
+      <w:r>
+        <w:rPr>
+          <w:i/>
+        </w:rPr>
+        <w:t>tự hiện thực hóa</w:t>
+      </w:r>
+      <w:r>
+        <w:t xml:space="preserve"> qua con người, bởi chính người tạo ra cũng như người tiếp nhận. Câu hỏi tiếp theo: vậy ý niệm có thể tự hiện thực hóa qua phễu lọc ý niệm khác mà ý niệm khác không phải là ý niệm con người hay không? Câu hỏi này cực kỳ mơ hồ đến gần như phi lý trừ phi thừa nhận rằng cái gì cũng đúng thật/thật đúng và không có gì đúng thật/thật đúng, lại gần như mâu thuẫn với tính thích đáng của ý niệm của Hegel. Do đó phải chăng không cần đến tính thích đáng của ý niệm? Lưu ý, câu hỏi “làm sao để biết cái tự-mình và cho-mình” truy hồi lẩn quẩn nhưng đã đưa ra vấn đề đối tượng quan sát vừa được đề cập.</w:t>
       </w:r>
     </w:p>
     <w:p>
@@ -24330,7 +24228,16 @@
         <w:ind w:firstLine="360"/>
       </w:pPr>
       <w:r>
-        <w:t>Trở lại luận đề của Hegel “cái gì hợp lý tính là hiện thực và cái gì hiện thực thì hợp lý tính”, trong vế thứ nhất “cái gì hợp lý tính là hiện thực”, Hegel muốn đề cập đến tinh thần khách quan chứa/là lý tính siêu việt chứ không phải lý tính con người, theo đó lý tính thể hiện ở ý niệm đúng thật (ý niệm thích đáng) và không có gì hiện thực hơn ý niệm đúng thật và ý niệm đúng thật tự hiện thực hóa qua cái gọi là mẹo lừa lý tính khi mà ý niệm có sức mạnh sử dụng tha nhân thông qua những động lực của tha nhân để tự hiện thực hóa chính mình – dường như Hegel cho rằng chính ý niệm mới là kẻ chủ động, điều này lại càng khẳng định tinh thần khách quan là lý tính siêu việt và tất nhiên tinh thần khách quan hiện hữu trường tồn. Như vậy mẹo lừa lý tính này dẫn đến lập luận rằng chân lý tức những ý niệm “được” con người tái phát kiến các nguyên lý uyên nguyên (chân lý tự hiện thực hóa) nhưng tôi cũng đã phân tích trong những nghiên cứu trước rằng sự tái phát kiến này chưa hẳn đúng vì có vô hạn những nguyên lý/ý niệm uyên nguyên. Trong vế thứ hai “cái gì hiện thực thì hợp lý tính”, Hegel muốn đề cập đến hiện thực đúng thật chứ không phải bất kỳ hiện thực nào mà ta biết/thấy/cảm nhận và hiện thực đúng thật là hiện thực trùng khớp với khái niệm, bất kỳ hiện thực nào chưa trùng khớp với hiện thực sẽ được moment quy tâm hút về hiện thực đúng thật. Suy cho cùng sự thích đáng hay đúng thật là mấu chốt trong luận đề “cái gì hợp lý tính là hiện thực và cái gì hiện thực thì hợp lý tính” khi mà hợp lý tính và hiện thực ở cả hai vế của luận đề phải đúng thật (</w:t>
+        <w:t xml:space="preserve">Trở lại luận đề của Hegel “cái gì hợp lý tính là hiện thực và cái gì hiện thực thì hợp lý tính”, trong vế thứ nhất “cái gì hợp lý tính là hiện thực”, Hegel muốn đề cập đến tinh thần khách quan chứa/là lý tính siêu việt chứ không phải lý tính con người, theo đó lý tính thể hiện ở ý niệm đúng thật (ý niệm thích đáng) và không có gì hiện thực hơn ý niệm đúng thật và ý niệm đúng thật tự hiện thực hóa qua cái gọi là mẹo lừa lý tính khi mà ý niệm có sức mạnh sử dụng </w:t>
+      </w:r>
+      <w:r>
+        <w:rPr>
+          <w:i/>
+        </w:rPr>
+        <w:t>tha nhân</w:t>
+      </w:r>
+      <w:r>
+        <w:t xml:space="preserve"> thông qua những động lực của tha nhân để tự hiện thực hóa chính mình – dường như Hegel cho rằng chính ý niệm mới là kẻ chủ động, điều này lại càng khẳng định tinh thần khách quan là lý tính siêu việt và tất nhiên tinh thần khách quan hiện hữu trường tồn. Như vậy mẹo lừa lý tính này dẫn đến lập luận rằng chân lý tức những khái niệm “được” con người tái phát kiến các nguyên lý uyên nguyên (chân lý tự hiện thực hóa) nhưng tôi cũng đã phân tích trong những nghiên cứu trước rằng sự tái phát kiến này chưa hẳn đúng vì có vô hạn những nguyên lý/khái niệm uyên nguyên. Trong vế thứ hai “cái gì hiện thực thì hợp lý tính”, Hegel muốn đề cập đến hiện thực đúng thật chứ không phải bất kỳ hiện thực nào mà ta biết/thấy/cảm nhận/nhận thức và hiện thực đúng thật là hiện thực trùng khớp với khái niệm, bất kỳ hiện thực nào chưa trùng khớp với khái niệm sẽ được moment quy tâm hút về hiện thực đúng thật. Suy cho cùng sự thích đáng hay đúng thật là mấu chốt trong luận đề “cái gì hợp lý tính là hiện thực và cái gì hiện thực thì hợp lý tính” khi mà hợp lý tính và hiện thực ở cả hai vế của luận đề phải đúng thật (</w:t>
       </w:r>
       <w:r>
         <w:rPr>
@@ -24346,7 +24253,6 @@
           <w:id w:val="1287236018"/>
           <w:citation/>
         </w:sdtPr>
-        <w:sdtEndPr/>
         <w:sdtContent>
           <w:r>
             <w:fldChar w:fldCharType="begin"/>
@@ -24394,7 +24300,6 @@
           <w:id w:val="-122309403"/>
           <w:citation/>
         </w:sdtPr>
-        <w:sdtEndPr/>
         <w:sdtContent>
           <w:r>
             <w:fldChar w:fldCharType="begin"/>
@@ -24430,7 +24335,6 @@
           <w:id w:val="-27183984"/>
           <w:citation/>
         </w:sdtPr>
-        <w:sdtEndPr/>
         <w:sdtContent>
           <w:r>
             <w:fldChar w:fldCharType="begin"/>
@@ -24462,11 +24366,11 @@
         <w:t xml:space="preserve"> </w:t>
       </w:r>
       <w:r>
-        <w:t xml:space="preserve">Tinh thần khách quan luôn xác lập sự thích đáng nhưng nếu một người hay một ý niệm tạo ra một ý niệm phái sinh thì sự khẳng định thiết lập thích đáng vì ngầm định sự không tách rời giữa ý niệm và hiện thực khi mà ý niệm nguồn là (bao bọc bởi) tinh thần khách quan đối với ý niệm phái sinh. Rốt </w:t>
+        <w:t xml:space="preserve">Tinh thần khách quan luôn xác lập sự thích đáng nhưng nếu một </w:t>
       </w:r>
       <w:r>
         <w:lastRenderedPageBreak/>
-        <w:t>cuộc tôi cố gắng một lần nữa chứng minh rằng ý thức và vật chất là một, hay nói chiết trung rằng ranh giới giữa vật chất và ý thức đang nhòa dần với lưu ý rằng từ “vật chất” có thể gây ra lầm lẫn nên triết học phân tích (</w:t>
+        <w:t>người hay một ý niệm nguồn tạo ra một ý niệm phái sinh thì sự thiết lập thích đáng được khẳng định vì ngầm định sự không tách rời giữa ý niệm và hiện thực khi mà ý niệm nguồn là (bao bọc bởi) tinh thần khách quan đối với ý niệm phái sinh. Rốt cuộc tôi cố gắng một lần nữa chứng minh rằng ý thức và vật chất là một, hay nói chiết trung rằng ranh giới giữa vật chất và ý thức đang nhòa dần với lưu ý rằng từ “vật chất” có thể gây ra lầm lẫn nên triết học phân tích (</w:t>
       </w:r>
       <w:r>
         <w:t>Ludwig Wittgenstein</w:t>
@@ -24479,7 +24383,6 @@
           <w:id w:val="-42756110"/>
           <w:citation/>
         </w:sdtPr>
-        <w:sdtEndPr/>
         <w:sdtContent>
           <w:r>
             <w:fldChar w:fldCharType="begin"/>
@@ -24509,7 +24412,6 @@
           <w:id w:val="-45676845"/>
           <w:citation/>
         </w:sdtPr>
-        <w:sdtEndPr/>
         <w:sdtContent>
           <w:r>
             <w:fldChar w:fldCharType="begin"/>
@@ -24524,7 +24426,7 @@
             <w:rPr>
               <w:noProof/>
             </w:rPr>
-            <w:t>(Nguyen, Tàng thức và phân tâm học, 2020)</w:t>
+            <w:t>(Nguyen L. , Tàng thức và phân tâm học, 2020)</w:t>
           </w:r>
           <w:r>
             <w:fldChar w:fldCharType="end"/>
@@ -24539,7 +24441,6 @@
           <w:id w:val="1219786342"/>
           <w:citation/>
         </w:sdtPr>
-        <w:sdtEndPr/>
         <w:sdtContent>
           <w:r>
             <w:fldChar w:fldCharType="begin"/>
@@ -24554,7 +24455,7 @@
             <w:rPr>
               <w:noProof/>
             </w:rPr>
-            <w:t>(Nguyen, Trí tuệ luận, 2023)</w:t>
+            <w:t>(Nguyen L. , Trí tuệ luận, 2023)</w:t>
           </w:r>
           <w:r>
             <w:fldChar w:fldCharType="end"/>
@@ -24569,7 +24470,6 @@
           <w:id w:val="-515468191"/>
           <w:citation/>
         </w:sdtPr>
-        <w:sdtEndPr/>
         <w:sdtContent>
           <w:r>
             <w:fldChar w:fldCharType="begin"/>
@@ -24630,14 +24530,13 @@
         <w:t>tái sinh</w:t>
       </w:r>
       <w:r>
-        <w:t xml:space="preserve">, tất cả đều là ý thức – ý niệm, từ sự giao thoa này sản sinh vô số ý niệm khác ngoài hai cái tạm gọi là chủ thể (cũng là hai ý niệm) </w:t>
+        <w:t xml:space="preserve">, tất cả đều là ý thức – ý niệm, từ sự giao thoa này sản sinh vô số ý niệm khác ngoài hai cái thực thể này tạm được gọi là chủ thể (cũng là hai ý niệm) </w:t>
       </w:r>
       <w:sdt>
         <w:sdtPr>
           <w:id w:val="-1330675551"/>
           <w:citation/>
         </w:sdtPr>
-        <w:sdtEndPr/>
         <w:sdtContent>
           <w:r>
             <w:fldChar w:fldCharType="begin"/>
@@ -24652,7 +24551,7 @@
             <w:rPr>
               <w:noProof/>
             </w:rPr>
-            <w:t>(Nguyen, Tàng thức và phân tâm học, 2020)</w:t>
+            <w:t>(Nguyen L. , Tàng thức và phân tâm học, 2020)</w:t>
           </w:r>
           <w:r>
             <w:fldChar w:fldCharType="end"/>
@@ -24710,7 +24609,7 @@
         <w:t>Ý lực</w:t>
       </w:r>
       <w:r>
-        <w:t xml:space="preserve"> (free will) luôn hướng đến </w:t>
+        <w:t xml:space="preserve"> (willpower, free will) luôn hướng đến </w:t>
       </w:r>
       <w:r>
         <w:rPr>
@@ -24726,7 +24625,6 @@
           <w:id w:val="-1039509205"/>
           <w:citation/>
         </w:sdtPr>
-        <w:sdtEndPr/>
         <w:sdtContent>
           <w:r>
             <w:fldChar w:fldCharType="begin"/>
@@ -24749,14 +24647,37 @@
         </w:sdtContent>
       </w:sdt>
       <w:r>
-        <w:t xml:space="preserve"> và tự do là khát vọng của ý lực và ta có thể mở rộng rằng ý lực cũng là biện minh cho tồn tại. Hegel </w:t>
+        <w:t xml:space="preserve"> và tự do là khát vọng của ý lực và ta có thể mở rộng rằng ý lực cũng là </w:t>
+      </w:r>
+      <w:r>
+        <w:rPr>
+          <w:i/>
+        </w:rPr>
+        <w:t>biện minh cho tồn tại</w:t>
+      </w:r>
+      <w:r>
+        <w:t xml:space="preserve"> (</w:t>
+      </w:r>
+      <w:r>
+        <w:rPr>
+          <w:i/>
+        </w:rPr>
+        <w:t>biện minh tồn tại</w:t>
+      </w:r>
+      <w:r>
+        <w:t>). Lưu ý, mặc dù thuật ngữ “</w:t>
+      </w:r>
+      <w:r>
+        <w:t>biện minh tồn tại</w:t>
+      </w:r>
+      <w:r>
+        <w:t xml:space="preserve">” xuất hiện nhiều trong nghiên cứu này nhưng nó là thuật ngữ hơi phức tạp nên người đọc có thể hiểu nó là biện minh cho sự tồn tại, lý lẽ cho sự tồn tại, lý do cho sự tồn tại, mục đích tồn tại của một thực thể, khát vọng tồn tại của một thực thể. Hơn nữa, mặc dù biện minh tồn tại được xem như ý lực nhưng nó cũng có thể được xem như động lực/động cơ của ý lực, là cái ngay trước ý lực nhưng cũng không khác ý lực. Nói cách khác, biện minh tồn tại là bản thể của ý lực. Hegel </w:t>
       </w:r>
       <w:sdt>
         <w:sdtPr>
           <w:id w:val="-406923245"/>
           <w:citation/>
         </w:sdtPr>
-        <w:sdtEndPr/>
         <w:sdtContent>
           <w:r>
             <w:fldChar w:fldCharType="begin"/>
@@ -24785,7 +24706,7 @@
         <w:t xml:space="preserve"> </w:t>
       </w:r>
       <w:r>
-        <w:t xml:space="preserve">Ý lực (free will) là mong muốn là sức mạnh tự hiện thực hóa như nghiệp lực trong Phật học nên diễn giải chính xác mẹo lừa lý tính là ý niệm </w:t>
+        <w:t xml:space="preserve">Ý lực (willpower) là mong muốn là sức mạnh tự hiện thực hóa như nghiệp lực trong Phật học nên diễn giải chính xác mẹo lừa lý tính là ý niệm </w:t>
       </w:r>
       <w:r>
         <w:t>tự hiện thực hóa</w:t>
@@ -24800,7 +24721,34 @@
         <w:t>tự ý thức</w:t>
       </w:r>
       <w:r>
-        <w:t xml:space="preserve">, tự-mình và cho-mình thông qua động lực tha nhân nhưng tha nhân chủ động tư biện, suy nghiệm, quan sát ý niệm, cô lập ý niệm với thế giới để phát biểu ý niệm đó (ý niệm đó tự hiện thực hóa) thực chất là sự bắt gặp của ý lực của ý niệm biện minh về sự tồn tại của chính mình trong muôn vàn vô tình nhưng có chủ ý để đụng độ (giao thoa) với ý lực của tha nhân và biện minh của ý lực của tha nhân là sự tư duy như là hiện tồn của chính tha nhân đó. Ghi chú: </w:t>
+        <w:t xml:space="preserve">, </w:t>
+      </w:r>
+      <w:r>
+        <w:rPr>
+          <w:i/>
+        </w:rPr>
+        <w:t>tự-mình</w:t>
+      </w:r>
+      <w:r>
+        <w:t xml:space="preserve"> và </w:t>
+      </w:r>
+      <w:r>
+        <w:rPr>
+          <w:i/>
+        </w:rPr>
+        <w:t>cho-mình</w:t>
+      </w:r>
+      <w:r>
+        <w:t xml:space="preserve"> thông qua động lực tha nhân nhưng tha nhân chủ động tư biện, suy nghiệm, quan sát ý niệm, cô lập ý niệm với thế giới để phát biểu ý niệm đó (ý niệm đó tự hiện thực hóa) thực chất là sự bắt gặp của ý lực của ý niệm biện minh về sự tồn tại của chính mình trong muôn vàn vô tình nhưng có chủ ý để đụng độ (giao thoa) với ý lực của tha nhân và biện minh của ý lực của tha nhân là sự </w:t>
+      </w:r>
+      <w:r>
+        <w:rPr>
+          <w:i/>
+        </w:rPr>
+        <w:t>tư duy</w:t>
+      </w:r>
+      <w:r>
+        <w:t xml:space="preserve"> như là hiện tồn của chính tha nhân đó. Ghi chú: </w:t>
       </w:r>
       <w:r>
         <w:rPr>
@@ -24812,7 +24760,20 @@
         <w:t xml:space="preserve"> là tồn-tại hiện-có</w:t>
       </w:r>
       <w:r>
-        <w:t xml:space="preserve"> – Dasein theo tiếng Đức. Vì vậy sơ hở nếu có của mẹo lừa lý tính là không đề cập đến sự bắt gặp có chủ ý trong muôn ngàn vô tình bị thúc đẩy bởi ý lực mà ý lực của ý niệm và ý lực của tha nhân đều là biện minh của sự tồn tại bằng tự hiện thực hóa và sự tồn tại này là cộng sinh. Như vậy có thể suy ra rằng thế giới của ý niệm pháp quyền quy định bởi liên kết với vô vàn liên kết vì ý lực của ý niệm pháp quyền bị chi phối bởi vô vàn liên kết cộng sinh.</w:t>
+        <w:t xml:space="preserve"> – Dasein theo tiếng Đức. Vì vậy sơ hở nếu có của mẹo lừa lý tính là không đề cập đến sự bắt gặp có chủ ý trong muôn </w:t>
+      </w:r>
+      <w:r>
+        <w:lastRenderedPageBreak/>
+        <w:t xml:space="preserve">ngàn vô tình bị thúc đẩy bởi ý lực mà ý lực của ý niệm và ý lực của tha nhân đều là biện minh của sự tồn tại bằng tự hiện thực hóa và sự tồn tại này là </w:t>
+      </w:r>
+      <w:r>
+        <w:rPr>
+          <w:i/>
+        </w:rPr>
+        <w:t>cộng sinh</w:t>
+      </w:r>
+      <w:r>
+        <w:t>. Như vậy có thể suy ra rằng thế giới của ý niệm pháp quyền quy định bởi liên kết với vô vàn liên kết vì ý lực của ý niệm pháp quyền bị chi phối bởi vô vàn liên kết cộng sinh.</w:t>
       </w:r>
       <w:r>
         <w:t xml:space="preserve"> </w:t>
@@ -24835,15 +24796,13 @@
         <w:ind w:firstLine="360"/>
       </w:pPr>
       <w:r>
-        <w:lastRenderedPageBreak/>
-        <w:t xml:space="preserve">Khi chúng ta gồm nhiều người bắt gặp một cái cây tại điểm A, gọi là cây A, thì mỗi người đều phát sinh ý niệm phái sinh tích hợp vào bản thân về cây A của riêng họ, cũng như ý niệm cây (tổng quát) đã tự hiện thực hóa thông qua từng bản sao ở từng người (biểu hiện lên) và ý niệm cây này tạm là ý niệm tổng quát không thể biết nhưng hiện thực hóa nó là cây A ở địa điểm A, cây B ở địa điểm B, hay cây C ở địa điểm C bởi chúng ta, và hơn nữa mỗi người đều nhìn nhận từng cây A, B, C khác nhau một ít nhưng cơ bản giống nhau nhiều hơn. Nếu ý niệm về cái cây “xuất hiện” trong suy nghĩ của mỗi người trước khi gặp cây A, cây B, cây C thì cũng là do sự giao thoa “trước đó” và “ở đâu đó” với những cái cây khác và tri thức khác, mỗi lần gặp lại là mỗi lần tái sinh </w:t>
+        <w:t xml:space="preserve">Khi chúng ta gồm nhiều người bắt gặp một cái cây tại địa điểm A, gọi là cây A, thì mỗi người đều phát sinh ý niệm phái sinh tích hợp vào bản thân về cây A của riêng họ, cũng như ý niệm cây (ý niệm tổng quát) đã tự hiện thực hóa thông qua từng bản sao ở từng người (biểu hiện lên bởi bản sao) và ý niệm cây này tạm là ý niệm tổng quát không thể biết nhưng tự hiện thực hóa nó là cây A ở địa điểm A, cây B ở địa điểm B, hay cây C ở địa điểm C bởi chúng ta, và hơn nữa mỗi người đều nhìn nhận từng cây A, B, C khác nhau một ít nhưng cơ bản giống nhau nhiều hơn. Nếu ý niệm về cái cây “xuất hiện” trong suy nghĩ của mỗi người trước khi gặp cây A, cây B, cây C thì cũng là do sự giao thoa “trước đó” và “ở đâu đó” với những cái cây khác và tri thức khác, mỗi lần gặp lại là mỗi lần tái sinh </w:t>
       </w:r>
       <w:sdt>
         <w:sdtPr>
           <w:id w:val="-673268319"/>
           <w:citation/>
         </w:sdtPr>
-        <w:sdtEndPr/>
         <w:sdtContent>
           <w:r>
             <w:fldChar w:fldCharType="begin"/>
@@ -24858,7 +24817,7 @@
             <w:rPr>
               <w:noProof/>
             </w:rPr>
-            <w:t>(Nguyen, Tàng thức và phân tâm học, 2020)</w:t>
+            <w:t>(Nguyen L. , Tàng thức và phân tâm học, 2020)</w:t>
           </w:r>
           <w:r>
             <w:fldChar w:fldCharType="end"/>
@@ -24879,7 +24838,6 @@
           <w:id w:val="-392885174"/>
           <w:citation/>
         </w:sdtPr>
-        <w:sdtEndPr/>
         <w:sdtContent>
           <w:r>
             <w:fldChar w:fldCharType="begin"/>
@@ -24894,7 +24852,7 @@
             <w:rPr>
               <w:noProof/>
             </w:rPr>
-            <w:t xml:space="preserve"> (Nguyen, Tàng thức và phân tâm học, 2020)</w:t>
+            <w:t xml:space="preserve"> (Nguyen L. , Tàng thức và phân tâm học, 2020)</w:t>
           </w:r>
           <w:r>
             <w:fldChar w:fldCharType="end"/>
@@ -24922,7 +24880,7 @@
         <w:ind w:firstLine="360"/>
       </w:pPr>
       <w:r>
-        <w:t xml:space="preserve">Cây A (biện minh tồn tại A) mà ta thấy tại địa điểm cụ thể thời gian cụ thể là kết quả tự hiện thực hóa với vô số biện minh tồn tại khác gồm cả ta nên ta cho cây A là “thật” nhập vào bong bóng ta nhưng bong bóng cây A không tồn tại đối với ta, vì không có khái niệm bong bóng cây A đối với ta cũng như ta không biết khái niệm bong bóng cây A. Nảy sinh một nghịch lý: ta không biết cây A vì ta không thể biết bong bóng A nhưng ta rõ ràng cảm nhận được cây A hiểu được cây A vì ta là cái bong bóng và ta là thế giới. Một cách tương ứng, cây A cũng lập luận như ta vừa lập luận với giả sử cây A có thật vì ta cũng luôn cho rằng ta có thật bằng ý lực biện minh tồn tại chính mình nên cây A cũng tự cho nó là có thật. Cây A đối với ta là kết quả một cuộc gặp, cuộc giao thoa có chủ ý với ý lực của ta và vô số (ý niệm) gì đó theo một cách không bao giờ trùng lập trong muôn ngàn ngẫu nhiên chứ không phải là thực thể A như cách ta thường nghĩ và thực thể A được Hegel lý giải bởi sự tự hiện thực hóa của cây A qua ta và là ý niệm A (cây A) lọt vào bong bóng ta, ngay trong khoảnh khắc đó, là cây A. Do đó hãy giả sử những ý niệm hiện tồn ngoài ta và sự tồn tại của chúng được giả định để tìm hiểu thế giới và trong bài nghiên cứu này. Quy ước trong bài nghiên cứu này, giả định này tạo ra </w:t>
+        <w:t xml:space="preserve">Cây A (biện minh tồn tại A) mà ta thấy tại địa điểm cụ thể thời gian cụ thể là kết quả tự hiện thực hóa với vô số biện minh tồn tại khác gồm cả ta nên ta cho cây A là “thật” nhập vào bong bóng ta nhưng bong bóng cây A không tồn tại đối với ta, vì không có khái niệm bong bóng cây A đối với ta cũng như ta không biết khái niệm bong bóng cây A. Nảy sinh một nghịch lý: ta không biết cây A vì ta không thể biết bong bóng A nhưng ta rõ ràng cảm nhận được cây A hiểu được cây A vì ta là cái bong bóng và ta là thế giới. Một cách tương ứng, cây A cũng lập luận như ta vừa lập luận với giả sử cây A có thật vì ta cũng luôn cho rằng ta có thật bằng ý lực biện minh tồn tại chính mình nên cây A cũng tự cho nó là có thật. Cây A đối với ta là kết quả một cuộc gặp, cuộc giao thoa có chủ ý giữa cây A với ý lực của ta và vô số (ý niệm) gì đó theo một cách không bao giờ trùng lập trong muôn ngàn ngẫu nhiên chứ không phải là thực thể A như cách ta thường nghĩ và thực thể A được Hegel lý giải bởi sự tự hiện thực hóa của cây A qua ta và là ý niệm A (cây A) lọt vào bong bóng ta, ngay trong khoảnh khắc đó, là cây A. Do đó hãy giả sử những ý niệm hiện tồn ngoài ta và sự tồn tại của chúng được giả định để tìm hiểu thế giới và để nghiên cứu trong bài nghiên cứu này. Quy ước trong bài nghiên cứu này, giả định hiện tồn này tạo ra </w:t>
       </w:r>
       <w:r>
         <w:rPr>
@@ -24931,17 +24889,38 @@
         <w:t>tha nhân</w:t>
       </w:r>
       <w:r>
-        <w:t xml:space="preserve">. Ta góp phần tạo ra cây A tương đương với cây A tự hiện thực hóa qua vô số ý niệm gồm cả ta tương đương với ta giao thoa với cây A và vô vàn ý niệm để cả hai tái sinh và tạo ra vô số ý niệm khác, nên tự hiện thực hóa bởi mẹo lừa lý tính của Hegel là một cách lý giải. Giả sử cây A rụng một chiếc lá trước khi gặp ta và sau đó ta đương nhiên gặp cây A không có chiếc lá đã rụng, vậy có phải ta đã không tạo ra cây A lúc cây A rụng lá? Nhầm lẫn này được giải thích bởi hai nguyên do sau: 1) “gặp” là khái niệm tương đối vì bong bóng ta là thế giới có nhận thức bao trùm thế giới nhưng ta không cảm nhận hết, 2) cây A tái sinh liên tục và cây A ta gặp sau khi rụng lá không phải là cây A trước đó và ta không cần biết cây A lúc rụng lá, lúc chưa rụng lá. Cây A tái sinh liên tục, khác nhau liên tục nhưng tại sao ý niệm A vẫn có tên A? Có thể là </w:t>
+        <w:t xml:space="preserve">. Ta góp phần tạo ra cây A, tương đương với cây A tự hiện </w:t>
       </w:r>
       <w:r>
         <w:lastRenderedPageBreak/>
-        <w:t xml:space="preserve">tập thuộc tính được ánh xạ của A chưa thay đổi đủ nhiều đối với ta hoặc giả vấn đề này có thể liên quan đến tính không thật của thời gian, cây A xuất hiện muôn hình muôn vẻ trong cùng một “lúc”, chưa thể được đề cập trong bài nghiên cứu này. Trong trường hợp ta sáng tạo một tiên đề trừu tượng B cho dù kế thừa muôn ngàn tri thức nhưng B vẫn là kiến thức mới, ta nghĩ rằng B không có trước đó nên sự tự hiện thực hóa là sai với giả định không có sự tìm lại ý niệm uyên nguyên nhưng vấn đề mấu chốt là ta không thể biết bong bóng B nên vẫn có sự giao thoa giữa B và ta với B là cái giả định, Hegel ám chỉ vấn đề này với vòng tròn thiết định sẽ được đề cập sau. Trong toán học, một điều hư vô (điều sai) có thể dẫn đến điều đúng và phép suy diễn có nguồn gốc hư vô luôn đúng. Tuy nhiên, luận giải cách khác dường như hợp lý hơn, B là kết quả của sự giao thoa của ta và ý niệm ngay trước B (ta cũng có thể không biết được cái trước B) cùng vô số ý niệm khác nhưng lập luận này khẳng định cái thật nhưng không củng cố khẳng định cái không thật. Người đọc đến đây cảm nhận rằng, một cách đơn giản, không biết dường như không tồn tại nhưng cái không biết đó vẫn không thật vì cảm thụ của ta trong bong bóng ta đã rời rạc và bị giới hạn rất nhiều cho dù bong bóng ta là cả thế giới, một cách đơn giản nữa, </w:t>
-      </w:r>
-      <w:r>
-        <w:rPr>
-          <w:i/>
-        </w:rPr>
-        <w:t>chỉ có ta bằng ý lực biện minh tồn tại cho chính ta biến chuyển thành biện minh tồn tại cho vô số ý niệm khác nhưng bong bóng ý niệm khác không thể biết (không tồn tại) đối với ta</w:t>
+        <w:t xml:space="preserve">thực hóa qua vô số ý niệm gồm cả ta, tương đương với ta giao thoa với cây A và vô vàn ý niệm để cả hai ta và cây A tái sinh và tạo ra vô số ý niệm khác, nên tự hiện thực hóa bởi mẹo lừa lý tính của Hegel là một cách lý giải. Giả sử cây A rụng một chiếc lá trước khi gặp ta và sau đó ta đương nhiên gặp cây A không có chiếc lá đã rụng, vậy có phải ta đã không tạo ra cây A lúc cây A rụng lá? Nhầm lẫn này được giải thích bởi hai nguyên do sau: 1) “gặp” là khái niệm tương đối vì bong bóng ta là thế giới có nhận thức bao trùm thế giới nhưng ta không cảm nhận hết, 2) cây A tái sinh liên tục và cây A ta gặp sau khi rụng lá không phải là cây A trước đó và ta không cần biết cây A lúc rụng lá, lúc chưa rụng lá. Cây A tái sinh liên tục, khác nhau liên tục nhưng tại sao ý niệm A vẫn có tên A? Có thể là tập thuộc tính được ánh xạ của A chưa thay đổi đủ nhiều để ta nhận biết hoặc giả vấn đề này có thể liên quan đến tính không thật của thời gian, cây A xuất hiện muôn hình muôn vẻ trong cùng một “lúc”, chưa thể được đề cập trong bài nghiên cứu này. Trong trường hợp ta sáng tạo một tiên đề trừu tượng B cho dù kế thừa muôn ngàn tri thức nhưng B vẫn là kiến thức mới, ta nghĩ rằng B không có trước đó nên sự tự hiện thực hóa là sai với giả định không có sự tìm lại ý niệm uyên nguyên nhưng vấn đề mấu chốt là ta không thể biết bong bóng B nên vẫn có sự giao thoa giữa B và ta với B là cái giả định, Hegel ám chỉ vấn đề này với </w:t>
+      </w:r>
+      <w:r>
+        <w:rPr>
+          <w:i/>
+        </w:rPr>
+        <w:t>vòng tròn thiết định</w:t>
+      </w:r>
+      <w:r>
+        <w:t xml:space="preserve"> sẽ được đề cập sau. Trong toán học, một điều hư vô (điều sai) có thể dẫn đến điều đúng và phép suy diễn có nguồn gốc hư vô luôn đúng. Tuy nhiên, luận giải cách khác dường như hợp lý hơn, B là kết quả của sự giao thoa của ta và ý niệm ngay trước B (ta cũng có thể không biết được cái trước B) cùng vô số ý niệm khác nhưng lập luận này khẳng định cái thật nhưng không củng cố khẳng định cái không thật. Người đọc đến đây cảm nhận rằng, một cách đơn giản, không biết dường như không tồn tại nhưng cái không biết đó vẫn không thật vì cảm thụ của ta trong bong bóng ta đã rời rạc và bị giới hạn rất nhiều cho dù bong bóng ta là cả thế giới, một cách đơn giản nữa, </w:t>
+      </w:r>
+      <w:r>
+        <w:rPr>
+          <w:i/>
+        </w:rPr>
+        <w:t xml:space="preserve">chỉ có ta </w:t>
+      </w:r>
+      <w:r>
+        <w:rPr>
+          <w:i/>
+        </w:rPr>
+        <w:t>với tư cách là ý niệm</w:t>
+      </w:r>
+      <w:r>
+        <w:rPr>
+          <w:i/>
+        </w:rPr>
+        <w:t xml:space="preserve"> bằng ý lực biện minh tồn tại cho chính ta biến chuyển thành biện minh tồn tại cho vô số ý niệm khác nhưng bong bóng ý niệm khác không thể biết (không tồn tại) đối với ta</w:t>
       </w:r>
       <w:r>
         <w:t>. Mỗi người có rất nhiều tế bào, nguyên tử, hạt quark và mỗi chúng đều là cái ta (ngã).</w:t>
@@ -24976,7 +24955,16 @@
         <w:t>rời rạc hóa</w:t>
       </w:r>
       <w:r>
-        <w:t xml:space="preserve"> cho dù với bất cứ phương tiện quan sát tinh vi nào với lượng tri thức tri nhận lớn đến mức độ nào. Ý niệm có vô số bản sao, vô vàn ý niệm phái sinh, và tất cả đều là ý niệm. Vì vậy cần đột phá bởi giao thoa ý niệm, ý niệm phái sinh, biến đổi ý niệm, tái sinh ý niệm, tự hiện thực hóa và các phát kiến vật lý học về hiện tượng phụ thuộc vào quan sát của con người cũng như thế giới hạ nguyên tử bất định với những hạt quark, để tiến đến hợp nhất vật chất và ý thức.</w:t>
+        <w:t xml:space="preserve"> cho dù với bất cứ phương tiện quan sát tinh vi nào với lượng tri thức tri nhận lớn đến mức độ nào. Ý niệm có vô số bản sao, vô vàn ý niệm phái sinh, và tất cả đều là ý niệm. Vì vậy cần đột phá bởi </w:t>
+      </w:r>
+      <w:r>
+        <w:rPr>
+          <w:i/>
+        </w:rPr>
+        <w:t>giao thoa ý niệm</w:t>
+      </w:r>
+      <w:r>
+        <w:t>, ý niệm phái sinh, biến đổi ý niệm, tái sinh ý niệm, tự hiện thực hóa và các phát kiến vật lý học về hiện tượng phụ thuộc vào quan sát của con người cũng như thế giới hạ nguyên tử bất định với những hạt quark, để tiến đến hợp nhất vật chất và ý thức.</w:t>
       </w:r>
     </w:p>
     <w:p>
@@ -24991,7 +24979,6 @@
           <w:id w:val="766113225"/>
           <w:citation/>
         </w:sdtPr>
-        <w:sdtEndPr/>
         <w:sdtContent>
           <w:r>
             <w:fldChar w:fldCharType="begin"/>
@@ -25030,7 +25017,6 @@
           <w:id w:val="548496817"/>
           <w:citation/>
         </w:sdtPr>
-        <w:sdtEndPr/>
         <w:sdtContent>
           <w:r>
             <w:fldChar w:fldCharType="begin"/>
@@ -25053,14 +25039,22 @@
         </w:sdtContent>
       </w:sdt>
       <w:r>
-        <w:t xml:space="preserve">, “cái đúng thật là sự trở thành chính nó”. Từ vòng tròn thiết định, Hegel diễn giải lại rằng </w:t>
+        <w:t xml:space="preserve">, “cái đúng thật là sự trở thành chính nó”. Ghi chú: vòng tròn tiền thiết định được gọi ngắn gọn là </w:t>
+      </w:r>
+      <w:r>
+        <w:rPr>
+          <w:i/>
+        </w:rPr>
+        <w:t>vòng tròn thiết định</w:t>
+      </w:r>
+      <w:r>
+        <w:t xml:space="preserve">. Từ vòng tròn thiết định, Hegel diễn giải lại rằng </w:t>
       </w:r>
       <w:sdt>
         <w:sdtPr>
           <w:id w:val="578484417"/>
           <w:citation/>
         </w:sdtPr>
-        <w:sdtEndPr/>
         <w:sdtContent>
           <w:r>
             <w:fldChar w:fldCharType="begin"/>
@@ -25089,14 +25083,17 @@
         <w:t xml:space="preserve"> </w:t>
       </w:r>
       <w:r>
-        <w:t>để cái hiện tồn (ý niệm) có được tự do tự hiện thực hóa chính mình. Hãy lưu ý điểm này, ý lực là tự do, biện minh tồn tại là tự do vì ý lực là biện minh tồn tại, trở lại với phát biểu: mỗi ý niệm đều “là”, “sống trong” hay “ảo tưởng trong” bản sao thế giới của riêng mình mà mỗi bản sao này không thật mà cũng thật, đó là những bong bóng</w:t>
+        <w:t xml:space="preserve">để cái hiện tồn (ý niệm) có được tự do tự hiện thực hóa chính mình. Hãy lưu ý điểm này, ý lực là tự do, biện minh tồn tại là tự do vì ý lực là biện minh tồn tại, trở lại với </w:t>
+      </w:r>
+      <w:r>
+        <w:lastRenderedPageBreak/>
+        <w:t>phát biểu: mỗi ý niệm đều “là”, “sống trong” hay “ảo tưởng trong” bản sao thế giới của riêng mình mà mỗi bản sao này không thật mà cũng thật, đó là những bong bóng</w:t>
       </w:r>
       <w:sdt>
         <w:sdtPr>
           <w:id w:val="-340699981"/>
           <w:citation/>
         </w:sdtPr>
-        <w:sdtEndPr/>
         <w:sdtContent>
           <w:r>
             <w:fldChar w:fldCharType="begin"/>
@@ -25111,7 +25108,7 @@
             <w:rPr>
               <w:noProof/>
             </w:rPr>
-            <w:t xml:space="preserve"> (Nguyen, Tàng thức và phân tâm học, 2020)</w:t>
+            <w:t xml:space="preserve"> (Nguyen L. , Tàng thức và phân tâm học, 2020)</w:t>
           </w:r>
           <w:r>
             <w:fldChar w:fldCharType="end"/>
@@ -25125,7 +25122,7 @@
         <w:t xml:space="preserve"> </w:t>
       </w:r>
       <w:r>
-        <w:t>Ý lực đối với con người là ý chí và tư duy là phương tiện để ý chí bảo đảm hiện tồn, nói cách khác tư duy là phương tiện của biện minh tồn tại nhưng thật thú vị là phương tiện cũng là mục đích vì ý chí không tách rời khỏi ý niệm và vòng tròn thiết định hay bong bóng quay trở lại tự hiện thực hóa bằng phương tiện là chính mình (qua tha nhân) và tự hiện thực hóa là chính mình tự biểu lộ mục đích (biện minh tồn tại). Phần sau bàn về ý chí tự do – dẫn xuất của pháp quyền trừu tượng Hegel.</w:t>
+        <w:t>Ý lực đối với con người là ý chí và tư duy là phương tiện để ý chí bảo đảm hiện tồn, nói cách khác tư duy là phương tiện của biện minh tồn tại nhưng thật thú vị là phương tiện cũng là mục đích vì ý chí không tách rời khỏi ý niệm và vòng tròn thiết định hay bong bóng (ý niệm) quay trở lại tự hiện thực hóa bằng phương tiện là chính mình (qua tha nhân) và tự hiện thực hóa là chính mình tự biểu lộ mục đích (biện minh tồn tại). Phần sau bàn về ý chí tự do – dẫn xuất của pháp quyền trừu tượng Hegel.</w:t>
       </w:r>
     </w:p>
     <w:p/>
@@ -25148,7 +25145,6 @@
     </w:p>
     <w:p>
       <w:r>
-        <w:lastRenderedPageBreak/>
         <w:t xml:space="preserve">Nhắc lại triết học pháp quyền nghiên cứu ý niệm pháp quyền đúng thật làm tham chiếu cho pháp quyền thực định và ý niệm pháp quyền có </w:t>
       </w:r>
       <w:r>
@@ -25158,7 +25154,7 @@
         <w:t>ý chí tự do</w:t>
       </w:r>
       <w:r>
-        <w:t xml:space="preserve"> (free will) làm biện minh tồn tại với lưu ý, ý chí là tự do, biện minh tồn tại là tự do vì ý chí là biện minh tồn tại. Ý chí tự do là hợp nhất của ý chí và tự do vì chúng là hai mặt của đồng tiền mà lõi là biện minh tồn tại. Phần này tập trung vào những luận điểm của Hegel về pháp quyền trừu tượng, xem như tạm gác lại trọng tâm học thuyết ý niệm: vật chất là ý thức.</w:t>
+        <w:t xml:space="preserve"> (free will) làm biện minh tồn tại với lưu ý, ý chí là tự do, biện minh tồn tại là tự do vì ý chí là biện minh tồn tại. Ý chí tự do là hợp nhất của ý chí và tự do vì chúng là hai mặt của đồng tiền mà lõi là biện minh tồn tại. Ý chí tự do là ý lực của con người. Phần này tập trung vào những luận điểm của Hegel về pháp quyền trừu tượng, xem như tạm gác lại trọng tâm học thuyết ý niệm: vật chất là ý thức.</w:t>
       </w:r>
     </w:p>
     <w:p>
@@ -25188,7 +25184,6 @@
           <w:id w:val="1338198083"/>
           <w:citation/>
         </w:sdtPr>
-        <w:sdtEndPr/>
         <w:sdtContent>
           <w:r>
             <w:fldChar w:fldCharType="begin"/>
@@ -25233,7 +25228,6 @@
           <w:id w:val="-1836289922"/>
           <w:citation/>
         </w:sdtPr>
-        <w:sdtEndPr/>
         <w:sdtContent>
           <w:r>
             <w:fldChar w:fldCharType="begin"/>
@@ -25272,7 +25266,6 @@
           <w:id w:val="-751889477"/>
           <w:citation/>
         </w:sdtPr>
-        <w:sdtEndPr/>
         <w:sdtContent>
           <w:r>
             <w:fldChar w:fldCharType="begin"/>
@@ -25308,7 +25301,6 @@
           <w:id w:val="1310673331"/>
           <w:citation/>
         </w:sdtPr>
-        <w:sdtEndPr/>
         <w:sdtContent>
           <w:r>
             <w:fldChar w:fldCharType="begin"/>
@@ -25330,6 +25322,24 @@
           </w:r>
         </w:sdtContent>
       </w:sdt>
+      <w:r>
+        <w:t>. Lưu ý, thuật ngữ “</w:t>
+      </w:r>
+      <w:r>
+        <w:rPr>
+          <w:i/>
+        </w:rPr>
+        <w:t>bong bóng ý niệm</w:t>
+      </w:r>
+      <w:r>
+        <w:t xml:space="preserve">” được đề xuất vì bong bóng không khác ý niệm khi ý niệm được hình dung như cái bong bóng, đó là </w:t>
+      </w:r>
+      <w:r>
+        <w:rPr>
+          <w:i/>
+        </w:rPr>
+        <w:t>bong bóng vũ trụ</w:t>
+      </w:r>
       <w:r>
         <w:t>.</w:t>
       </w:r>
@@ -25346,7 +25356,6 @@
           <w:id w:val="-1806700510"/>
           <w:citation/>
         </w:sdtPr>
-        <w:sdtEndPr/>
         <w:sdtContent>
           <w:r>
             <w:fldChar w:fldCharType="begin"/>
@@ -25385,7 +25394,6 @@
           <w:id w:val="1351229293"/>
           <w:citation/>
         </w:sdtPr>
-        <w:sdtEndPr/>
         <w:sdtContent>
           <w:r>
             <w:fldChar w:fldCharType="begin"/>
@@ -25408,14 +25416,13 @@
         </w:sdtContent>
       </w:sdt>
       <w:r>
-        <w:t>: 1) mục đích chủ quan hay bên trong của ý chí được hiện thực hóa trong hình thức là hành vi của ý chí và 2) mục đích này cũng được hiện thực hóa khi ý chí phiên dịch cái chủ quan thành tính khách quan, với lưu ý rằng mục đích của ý chí là nội dung của ý chí. Do vậy moment đặc thù hoàn thành ý nguyện của ý chí hay thực hiện nội dung của ý chí, cũng là một thể hiện của biện minh tồn tại của ý chí và riêng cho ý chí, nên moment đặc thù thể hiện sự cho-mình của ý chí. Khi ý chí tự-mình thì nó chỉ mới tương ứng với khái niệm trừu tượng hóa mọi ràng buộc để tự định nghĩa, khi ý chí có thêm sự cho-mình thì nó mới có khả năng phân biệt với tha nhân để ý chí vẫn đứng trong chủ quan nhưng lại khách quan tự quan sát được chính mình. Nói cách khác, khi ý chí có sự cho-mình, nó mới có đối tượng là chính nó</w:t>
+        <w:t>: 1) mục đích chủ quan hay bên trong của ý chí được hiện thực hóa trong hình thức là hành vi của ý chí và 2) mục đích này cũng được hiện thực hóa khi ý chí phiên dịch cái chủ quan thành tính khách quan, với lưu ý rằng mục đích của ý chí là nội dung của ý chí. Do vậy moment đặc thù hoàn thành ý nguyện của ý chí hay thực hiện nội dung của ý chí, cũng là một thể hiện của biện minh tồn tại của ý chí và riêng cho ý chí, nên moment đặc thù thể hiện sự cho-mình của ý chí. Khi ý chí tự-mình thì nó chỉ mới tương ứng với khái niệm trừu tượng hóa mọi ràng buộc để tự định nghĩa; khi ý chí có thêm sự cho-mình thì nó mới có khả năng phân biệt với tha nhân để ý chí vẫn đứng trong chủ quan nhưng lại khách quan tự quan sát được chính mình. Nói cách khác, khi ý chí có sự cho-mình, nó mới có đối tượng là chính nó</w:t>
       </w:r>
       <w:sdt>
         <w:sdtPr>
           <w:id w:val="-1448530797"/>
           <w:citation/>
         </w:sdtPr>
-        <w:sdtEndPr/>
         <w:sdtContent>
           <w:r>
             <w:fldChar w:fldCharType="begin"/>
@@ -25445,7 +25452,6 @@
           <w:id w:val="-1610428374"/>
           <w:citation/>
         </w:sdtPr>
-        <w:sdtEndPr/>
         <w:sdtContent>
           <w:r>
             <w:fldChar w:fldCharType="begin"/>
@@ -25495,14 +25501,17 @@
         <w:t xml:space="preserve"> </w:t>
       </w:r>
       <w:r>
-        <w:t>Về vấn đề ý chí phiên dịch cái chủ quan thành tính khách quan qua các hoạt động trung giới của tư duy, Hegel giải thích rằng “hoạt động của ý chí bao gồm việc vượt bỏ sự mâu thuẫn giữa tính chủ quan và khách quan và phiên dịch những mục đích (nội dung) của nó từ quy định chủ quan thành quy định khách quan đồng thời vẫn ở yên nơi chính mình trong tính khách quan cũng như chủ quan”</w:t>
+        <w:t xml:space="preserve">Vui lòng chú ý hai thuật ngữ quan trọng là </w:t>
+      </w:r>
+      <w:r>
+        <w:lastRenderedPageBreak/>
+        <w:t>“tự-mình” và “cho-mình”. Về vấn đề ý chí phiên dịch cái chủ quan thành tính khách quan qua các hoạt động trung giới của tư duy, Hegel giải thích rằng “hoạt động của ý chí bao gồm việc vượt bỏ sự mâu thuẫn giữa tính chủ quan và khách quan và phiên dịch những mục đích (nội dung) của nó từ quy định chủ quan thành quy định khách quan đồng thời vẫn ở yên nơi chính mình trong tính khách quan cũng như chủ quan”</w:t>
       </w:r>
       <w:sdt>
         <w:sdtPr>
           <w:id w:val="262337983"/>
           <w:citation/>
         </w:sdtPr>
-        <w:sdtEndPr/>
         <w:sdtContent>
           <w:r>
             <w:fldChar w:fldCharType="begin"/>
@@ -25525,11 +25534,7 @@
         </w:sdtContent>
       </w:sdt>
       <w:r>
-        <w:t xml:space="preserve">. Việc ý chí phiên dịch mục đích chủ quan thành tính khách quan chính thể hiện giao thoa ý niệm, chỉ có ta bằng ý lực biện minh tồn tại cho chính ta biến chuyển thành biện minh tồn tại cho vô số ý niệm khác. Diễn giải lại học thuyết ý niệm một cách đơn giản, “ý niệm cái cây” mà mà ta “hình dung”, “nêu thành khái niệm” trong suy nghĩ cũng là “cái cây bên ngoài” nếu nó đúng thật, hợp lý tính, đối với ta, trong biện minh tồn tại của ta, trong bong bóng ta (nên cũng chính là ta), chứ không phải cả hai “cái cây” khác nhau. Hơn nữa “ý niệm cái cây” này cũng có vô số ý niệm phái sinh (cũng chính là ta). “Cái cây bên ngoài” không phải là “cái cây thực” vì “cái cây thực” không tồn tại với ta do ta không biết &amp; không thể biết “bong bóng cây” </w:t>
-      </w:r>
-      <w:r>
-        <w:lastRenderedPageBreak/>
-        <w:t xml:space="preserve">(bong bóng cây mới là cái cây thực). Ghi chú: ta thấy “cái cây bên ngoài” ở một ví trí cố định nhưng bong bóng cây ở đâu đó có thể nơi nào khác (vẫn không làm ảnh hưởng đến sự giao thoa do bong bóng ta) nhưng trạng thái “ở” cũng giả định vì ta không biết bong bóng cây nên cũng không thể khẳng định gán ghép động từ “ở” vào bong bóng cây. Ta lầm tưởng về tính thực của “cái cây bên ngoài” do cảm nhận giác quan (sờ, nắn, nhìn, phương tiện hỗ trợ), tri nhận rất nhiều tri thức và cơ địa bí ẩn của loài người trong sự giao thoa ý niệm một cách </w:t>
+        <w:t xml:space="preserve">. Việc ý chí phiên dịch mục đích chủ quan thành tính khách quan chính thể hiện giao thoa ý niệm, chỉ có ta bằng ý lực biện minh tồn tại cho chính ta biến chuyển thành biện minh tồn tại cho vô số ý niệm khác. Diễn giải lại học thuyết ý niệm một cách đơn giản, “ý niệm cái cây” mà mà ta “hình dung”, “nêu thành khái niệm” trong suy nghĩ cũng là “cái cây bên ngoài” nếu nó đúng thật, hợp lý tính, đối với ta, trong biện minh tồn tại của ta, trong bong bóng ta (nên cũng chính là ta), chứ không phải cả hai “cái cây” khác nhau. Hơn nữa “ý niệm cái cây” này cũng có vô số ý niệm phái sinh (cũng chính là ta). “Cái cây bên ngoài” không phải là “cái cây thực” vì “cái cây thực” không tồn tại với ta do ta không biết &amp; không thể biết “bong bóng cây” (bong bóng cây mới là cái cây thực). Ghi chú: ta thấy “cái cây bên ngoài” ở một ví trí cố định nhưng bong bóng cây ở đâu đó có thể nơi nào khác (vẫn không làm ảnh hưởng đến sự giao thoa do bong bóng ta) nhưng trạng thái “ở” cũng giả định vì ta không biết bong bóng cây nên cũng không thể khẳng định gán ghép động từ “ở” vào bong bóng cây. Ta lầm tưởng về tính thực của “cái cây bên ngoài” do cảm nhận giác quan (sờ, nắn, nhìn, phương tiện hỗ trợ), do tri nhận rất nhiều tri thức và do cơ địa bí ẩn của loài người, trong sự giao thoa ý niệm một cách </w:t>
       </w:r>
       <w:r>
         <w:rPr>
@@ -25562,7 +25567,16 @@
         <w:t>epistemology</w:t>
       </w:r>
       <w:r>
-        <w:t>) nghiên cứu về quá trình nhận thức như là cách biểu đạt của con người và cách biểu đạt này như là một sự tinh luyện vì cái cây đã tự hiện thực hóa qua biện minh tồn tại của ta khi có giao thoa mà nếu như chính ta chưa cảm nhận được khi cái cây là khái niệm phức tạp thì sự tồn tại hay xuất hiện của nó trong bong bóng ta cực kỳ mờ nhạt tiến gần đến 0 nhưng chưa phải 0, cùng lúc với sự ngẫu nhiên. Vì vậy, tất cả mọi thứ đều có trong bong bóng ta nhưng rất nhiều trong chúng tồn tại một cách mờ nhạt gần như không tồn tại nhưng không phải là không tồn tại. Nếu như một đồ vật do ta tạo ra một cách vật lý thì sự chế tạo này là kết tinh đậm đặc của giao thoa ý niệm (và vô số ý niệm) trong tiến trình liên tục ngẫu nhiên có ý chí nhưng chính ta – người tạo tác cũng không thể biết bong bóng đồ vật này. Ta cũng chưa thể biết bong bóng ta nhưng điểm mấu chốt là ta có thể tự ý thức về sự tồn tại của mình, đó chính là biện minh tồn tại hay ý chí tự do; may mắn ở đây là chưa thể biết không đồng nghĩa với không tồn tại vì ta đang ở trong chính ta. Ta hiểu có mức rõ hơn việc ta “tạo ra” tiên đề suy tưởng nhưng ta chưa hiểu rõ ta “tạo ra” cái cây (ý niệm cây) qua giao thoa cũng như tư biện, sau luận giải này, ta có thể tự ý thức mơ hồ việc sáng tạo này nhưng hiểu rõ sáng tạo vượt rất xa tự ý thức mơ hồ về sáng tạo. Vậy nếu như hiểu rõ việc sáng tạo cái cây tự nhiên tương đương biết bong bóng cây thì có thể tạo ra cái cây tự nhiên (bong bóng cây), có thể đó là Chúa Trời hay Thượng Đế, nhưng đó cũng là sự bất khả tri. Duy nhất một điều cần khẳng định,</w:t>
+        <w:t xml:space="preserve">) nghiên cứu về quá trình nhận thức như là cách biểu đạt của con người và cách biểu đạt này như là một sự tinh luyện vì cái cây đã tự hiện thực hóa qua biện minh tồn tại của ta khi có giao thoa mà nếu như chính ta chưa cảm nhận được khi cái cây là khái niệm phức tạp thì sự tồn tại hay xuất hiện của nó trong bong bóng ta cực kỳ mờ nhạt tiến gần đến 0 nhưng chưa phải 0, cùng lúc với sự ngẫu nhiên. Vì vậy, tất cả mọi thứ đều có trong bong bóng ta nhưng rất nhiều trong chúng tồn tại một cách mờ nhạt gần như không tồn tại nhưng không hẳn là không tồn tại. Nếu như một đồ vật do ta tạo ra một cách vật lý thì sự chế tạo này là kết tinh đậm đặc của giao thoa ý niệm (và vô số ý niệm) trong tiến trình liên tục ngẫu nhiên có ý chí nhưng chính ta – người tạo tác cũng không thể biết bong bóng đồ vật này. Ta cũng chưa thể biết bong bóng ta nhưng điểm mấu chốt là ta có thể tự ý thức về sự tồn tại của mình, đó chính là biện minh tồn tại hay ý chí tự do; may mắn ở đây là chưa thể biết không đồng nghĩa với không tồn tại vì </w:t>
+      </w:r>
+      <w:r>
+        <w:rPr>
+          <w:i/>
+        </w:rPr>
+        <w:t>ta đang ở trong chính ta</w:t>
+      </w:r>
+      <w:r>
+        <w:t>. Ta hiểu có mức rõ hơn việc ta “tạo ra” tiên đề suy tưởng nhưng ta chưa hiểu rõ ta “tạo ra” cái cây (ý niệm cây) qua giao thoa ý niệm cũng như tư biện; sau luận giải này, ta có thể tự ý thức mơ hồ việc sáng tạo này nhưng hiểu rõ sự sáng tạo vượt rất xa tự ý thức mơ hồ về sự sáng tạo. Vậy nếu như hiểu rõ việc sáng tạo cái cây tự nhiên tương đương biết bong bóng cây thì có thể tạo ra cái cây tự nhiên (bong bóng cây), có thể đó là Chúa Trời hay Thượng Đế, nhưng đó cũng là sự bất khả tri. Duy nhất một điều cần khẳng định,</w:t>
       </w:r>
       <w:r>
         <w:t xml:space="preserve"> </w:t>
@@ -25627,14 +25641,19 @@
         <w:t>tính đặc thù</w:t>
       </w:r>
       <w:r>
-        <w:t>, cho-mình). Hegel phát biểu “chính tự ý thức thông qua tư duy, lĩnh hội chính mình như bản chất, qua đó giải thoát mình khỏi cái không đúng thật, mới tạo nên nguyên lý của pháp quyền, luân lý và trật tự”</w:t>
+        <w:t>, cho-mình). Vui lòng chú ý mệnh đề “</w:t>
+      </w:r>
+      <w:r>
+        <w:t>hợp lý tính</w:t>
+      </w:r>
+      <w:r>
+        <w:t xml:space="preserve"> là sự/cái đồng nhất của cái đồng nhất và cái không đồng nhất” là một nguyên lý cực kỳ quan trọng của Hegel. Hegel phát biểu “chính tự ý thức thông qua tư duy, lĩnh hội chính mình như bản chất, qua đó giải thoát mình khỏi cái không đúng thật, mới tạo nên nguyên lý của pháp quyền, luân lý và trật tự”</w:t>
       </w:r>
       <w:sdt>
         <w:sdtPr>
           <w:id w:val="-912622830"/>
           <w:citation/>
         </w:sdtPr>
-        <w:sdtEndPr/>
         <w:sdtContent>
           <w:r>
             <w:fldChar w:fldCharType="begin"/>
@@ -25657,7 +25676,11 @@
         </w:sdtContent>
       </w:sdt>
       <w:r>
-        <w:t xml:space="preserve"> với lưu ý, tư duy là phương tiện của ý chí để ý niệm tự ý thức và ý chí là biện minh tồn tại của ý niệm. Tất nhiên tự do không tách rời ý chí nên tự do không phải muốn làm gì thì làm, ta cần phân tích tự do của ý chí không phải là tự do tùy tiện với nội hàm hợp lý tính của ý chí tự do như là biện minh tồn tại của ý niệm. Với moment đặc thù của ý chí, tự do tùy tiện hẳn nhiên hướng đến những thuộc tính tiêu biểu của cái tôi (ý niệm) với cơ chế phản tư đậm nét càng rời xa tính phổ quát của cái tôi, khi rời xa đến mức moment phổ quát không thể kéo lại thì tự do tùy tiện biến cái tôi thành cái hỗn nham thì ý niệm (cái tôi) không còn có thể tự định nghĩa mình và đương nhiên biện minh tồn tại không tồn tại thì ý niệm không tồn tại, hoặc giả ít nhất hợp lý tính không còn thì ý niệm cũng không đúng thật.</w:t>
+        <w:t xml:space="preserve"> với lưu ý, tư duy là phương tiện của ý chí để ý niệm tự ý thức và ý chí là biện minh tồn tại của ý niệm. Tất </w:t>
+      </w:r>
+      <w:r>
+        <w:lastRenderedPageBreak/>
+        <w:t>nhiên tự do không tách rời ý chí nên tự do không phải muốn làm gì thì làm; ta cần phân tích tự do của ý chí [với nội hàm hợp lý tính của ý chí tự do như là biện minh tồn tại của ý niệm] không phải là tự do tùy tiện. Với moment đặc thù của ý chí, tự do tùy tiện hẳn nhiên hướng đến những thuộc tính tiêu biểu của cái tôi (ý niệm) với cơ chế phản tư đậm nét càng rời xa tính phổ quát của cái tôi; khi rời xa đến mức moment phổ quát không thể kéo lại thì tự do tùy tiện biến cái tôi thành cái hỗn nham thì ý niệm (cái tôi) không còn có thể tự định nghĩa mình và đương nhiên biện minh tồn tại không còn tồn tại thì ý niệm không tồn tại, hoặc giả ít nhất hợp lý tính không còn thì ý niệm cũng không đúng thật.</w:t>
       </w:r>
       <w:r>
         <w:t xml:space="preserve"> </w:t>
@@ -25670,7 +25693,6 @@
           <w:id w:val="-1800063771"/>
           <w:citation/>
         </w:sdtPr>
-        <w:sdtEndPr/>
         <w:sdtContent>
           <w:r>
             <w:fldChar w:fldCharType="begin"/>
@@ -25742,7 +25764,6 @@
           <w:id w:val="1662505073"/>
           <w:citation/>
         </w:sdtPr>
-        <w:sdtEndPr/>
         <w:sdtContent>
           <w:r>
             <w:fldChar w:fldCharType="begin"/>
@@ -25765,11 +25786,7 @@
         </w:sdtContent>
       </w:sdt>
       <w:r>
-        <w:t xml:space="preserve"> dựa trên tự do đặc thù và tự do đặc thù là tự do tùy tiện thiếu tính phổ quát nên không hợp lý tính – không đúng thật, như vừa phân tích. Tuy nhiên về mặt thực hành, vấn đề là phải tìm điểm giao của moment phổ quát và moment đặc thù cấu thành ý niệm pháp quyền đúng thật, hợp lý </w:t>
-      </w:r>
-      <w:r>
-        <w:lastRenderedPageBreak/>
-        <w:t>tính, tự-mình và cho-mình sao cho cân bằng giữa cái tôi trừu tượng bao dung và cái tôi cụ thể vị kỷ, thế nên giao điểm này có thể dẫn nhập suy diễn đến định nghĩa pháp quyền Kant “sự tự do lựa chọn của tôi sao cho có thể cùng tồn tại với sự tự do lựa chọn của người khác”, hơn nữa pháp quyền Hegel có vẻ thần bí nhưng liệu có thần bí hay không và nếu thần bí thì thần bí như thế nào, ta hãy tìm hiểu sâu hơn.</w:t>
+        <w:t xml:space="preserve"> dựa trên tự do đặc thù và tự do đặc thù là tự do tùy tiện thiếu tính phổ quát nên không hợp lý tính – không đúng thật, như vừa phân tích. Tuy nhiên về mặt thực hành, vấn đề là phải tìm điểm giao của moment phổ quát và moment đặc thù cấu thành ý niệm pháp quyền đúng thật, hợp lý tính, tự-mình và cho-mình sao cho cân bằng giữa cái tôi trừu tượng bao dung và cái tôi cụ thể vị kỷ, thế nên giao điểm này có thể dẫn nhập suy diễn đến định nghĩa pháp quyền Kant “sự tự do lựa chọn của tôi sao cho có thể cùng tồn tại với sự tự do lựa chọn của người khác”. Hơn nữa pháp quyền Hegel có vẻ thần bí nhưng liệu có thần bí hay không và nếu thần bí thì thần bí như thế nào, ta hãy tìm hiểu sâu hơn.</w:t>
       </w:r>
     </w:p>
     <w:p>
@@ -25784,7 +25801,6 @@
           <w:id w:val="-715814584"/>
           <w:citation/>
         </w:sdtPr>
-        <w:sdtEndPr/>
         <w:sdtContent>
           <w:r>
             <w:fldChar w:fldCharType="begin"/>
@@ -25807,14 +25823,13 @@
         </w:sdtContent>
       </w:sdt>
       <w:r>
-        <w:t xml:space="preserve"> cho rằng pháp quyền thiêng liêng và sự tự do của nó là sự tự do tự giác và mỗi cấp độ phát triển của tự do (thuộc về ý niệm) có pháp quyền riêng biệt của mình. Sự thần bí nếu có ở đây là, (giả sử ta đã đồng nhất ý chí tự do vào pháp quyền và đồng nhất hai moment của ý chí như là sự đồng nhất giữa cái đồng nhất và không đồng nhất), nếu pháp quyền là ý niệm (cái hiện tồn), con người là ý niệm và lịch sử xã hội là ý niệm thì sự gán ghép con người vào pháp quyền, lịch sử xã hội vào pháp quyền là sự tái định nghĩa hay nhìn nhận theo mặt nào đó về con người cũng như về lịch sử để con người/lịch sử vẫn là pháp quyền, hay nói cách khác, bao đóng pháp quyền biến mọi thứ bên trong thành pháp quyền và dán nhãn “pháp quyền” lên để cho ý chí tự do luôn định nghĩa lên mọi pháp quyền (và mới có phân cấp pháp quyền theo mô hình tam giác ngược). Dưới nhãn quan pháp quyền, ý niệm pháp quyền là ý niệm con người/lịch sử nội hàm ý chí tự do, đến lượt ý chí tự do hẳn nhiên hợp lý tính tự-mình và cho-mình và chính hợp lý tính này là lẽ đúng thật của pháp quyền. Cũng vì lẽ đó, Hegel mới đề cập đến bao đóng tối cao, chính là tinh thần tuyệt đối </w:t>
+        <w:t xml:space="preserve"> cho rằng pháp quyền thiêng liêng và sự tự do của nó là sự tự do tự giác và mỗi cấp độ phát triển của tự do (thuộc về ý niệm) có pháp quyền riêng biệt của mình. Sự thần bí nếu có ở đây là, (giả sử ta đã đồng nhất ý chí tự do vào pháp quyền và đồng nhất hai moment của ý chí như là sự đồng nhất giữa cái đồng nhất và không đồng nhất), nếu pháp quyền là ý niệm (cái hiện tồn), con người là ý niệm và lịch sử xã hội là ý niệm thì sự gán ghép con người vào pháp quyền, lịch sử xã hội vào pháp quyền là sự tái định nghĩa hay nhìn nhận theo mặt nào đó về con người cũng như về lịch sử để con người/lịch sử vẫn là pháp quyền, hay nói cách khác, bao đóng pháp quyền biến mọi thứ bên trong thành pháp quyền và dán nhãn “pháp quyền” lên để cho ý chí tự do luôn định nghĩa lên mọi pháp quyền (và mới có phân cấp pháp quyền theo mô hình tam giác ngược). Dưới nhãn quan pháp quyền, ý niệm pháp quyền là/đến từ ý niệm con người/lịch sử nội hàm ý chí tự do, đến lượt ý chí tự do hẳn nhiên hợp lý tính tự-mình và cho-mình và chính hợp lý tính này là lẽ đúng thật của pháp quyền. Cũng vì lẽ đó, Hegel mới đề cập đến bao đóng tối cao, chính là tinh thần tuyệt đối </w:t>
       </w:r>
       <w:sdt>
         <w:sdtPr>
           <w:id w:val="-869915149"/>
           <w:citation/>
         </w:sdtPr>
-        <w:sdtEndPr/>
         <w:sdtContent>
           <w:r>
             <w:fldChar w:fldCharType="begin"/>
@@ -25844,7 +25859,6 @@
           <w:id w:val="-1135566609"/>
           <w:citation/>
         </w:sdtPr>
-        <w:sdtEndPr/>
         <w:sdtContent>
           <w:r>
             <w:fldChar w:fldCharType="begin"/>
@@ -25859,7 +25873,7 @@
             <w:rPr>
               <w:noProof/>
             </w:rPr>
-            <w:t>(Nguyen, Tàng thức và phân tâm học, 2020)</w:t>
+            <w:t>(Nguyen L. , Tàng thức và phân tâm học, 2020)</w:t>
           </w:r>
           <w:r>
             <w:fldChar w:fldCharType="end"/>
@@ -25867,7 +25881,7 @@
         </w:sdtContent>
       </w:sdt>
       <w:r>
-        <w:t xml:space="preserve"> để hiểu sự đồng nhất giữa cái toàn thể và cái bộ phận. Hegel không đề cập đến hay không đồng ý với sự độc tôn ý niệm hay mỗi ý niệm là cả thế giới nên rốt cuộc hướng về tinh thần khách quan hay tinh thần tuyệt đối vốn biểu thị hay ẩn nghĩa Chúa Trời. Lưu ý, ý niệm trong triết học pháp quyền Hegel luôn là ý niệm đúng thật.</w:t>
+        <w:t xml:space="preserve"> để hiểu sự đồng nhất giữa cái toàn thể và cái bộ phận. Hegel không đề cập đến hay có thể không đồng ý với sự độc tôn ý niệm (mỗi ý niệm là cả thế giới) nên có thể hiểu học thuyết của Hegel rốt cuộc hướng về tinh thần khách quan hay tinh thần tuyệt đối vốn biểu thị hay ẩn nghĩa Chúa Trời. Nhãn “pháp quyền” gán lên ý niệm nên ý niệm được gọi là ý niệm pháp quyền, hay nói cách khác, ý niệm được xem như là pháp quyền. Điều này quan trọng vì rằng sau này ta sẽ nghiên cứu nhà nước với tư cách ý niệm vốn đã là pháp quyền ngay từ lúc ta bắt đầu suy nghiệm sự trải phổ từ pháp quyền trừu tượng đến luân lý đến đạo đức rồi cụ thể hóa đến xã hội dân sự và nhà nước với nhà nước là bản thể. Giả sử và thật sự có ý niệm trừu tượng “pháp quyền” thì cũng sẽ có nhãn “pháp quyền” gán lên ý niệm “pháp quyền” này và tất nhiên ý niệm “pháp quyền” này là pháp quyền. Lưu ý, ý niệm trong triết học pháp quyền Hegel luôn là ý niệm đúng thật.</w:t>
       </w:r>
     </w:p>
     <w:p/>
@@ -25890,6 +25904,7 @@
     </w:p>
     <w:p>
       <w:r>
+        <w:lastRenderedPageBreak/>
         <w:t>Nhắc lại triết học pháp quyền nghiên cứu ý niệm pháp quyền đúng thật làm tham chiếu cho pháp quyền thực định và Hegel khẳng định</w:t>
       </w:r>
       <w:sdt>
@@ -25897,7 +25912,6 @@
           <w:id w:val="433559953"/>
           <w:citation/>
         </w:sdtPr>
-        <w:sdtEndPr/>
         <w:sdtContent>
           <w:r>
             <w:fldChar w:fldCharType="begin"/>
@@ -25962,7 +25976,6 @@
           <w:id w:val="-1111045303"/>
           <w:citation/>
         </w:sdtPr>
-        <w:sdtEndPr/>
         <w:sdtContent>
           <w:r>
             <w:fldChar w:fldCharType="begin"/>
@@ -25985,14 +25998,13 @@
         </w:sdtContent>
       </w:sdt>
       <w:r>
-        <w:t xml:space="preserve"> “tính thiêng liêng của pháp quyền vì sự tồn tại của tinh thần tuyệt đối và những hình thức khác nhau của pháp quyền ra đời từ các cấp độ phát triển khác nhau của tự do”. Tất nhiên khi thải hồi sự khác biệt giữa nội dung và hình thức bởi moment phổ quát để ý niệm tự định nghĩa thì những hình thức pháp quyền chính là những ý niệm pháp quyền hay chính các pháp quyền quyền riêng biệt mà cũng suy từ lập luận Hegel, nếu đặt các pháp quyền riêng biệt này ngang hàng với nhau tuy chưa mâu thuẫn với moment đặc thù nhưng mâu thuẫn với moment phổ quát vì ý niệm với moment phổ quát sẽ tự tách rời nó khỏi mọi ý niệm khác (do trừu tượng hóa), phớt lờ hoặc không chấp nhận bản thể của ý niệm khác. Như vậy các pháp quyền phải phân cấp có đỉnh là tinh thần tuyệt đối hay nói cách khác, pháp quyền có trật tự hay trật tự là một cơ sở của pháp quyền trừu tượng. Hegel đề cập đến sự cần thiết của trật tự trong pháp quyền vì</w:t>
+        <w:t xml:space="preserve"> “tính thiêng liêng của pháp quyền là do sự tồn tại của tinh thần tuyệt đối và những hình thức khác nhau của pháp quyền ra đời từ các cấp độ phát triển khác nhau của tự do”. Tất nhiên khi thải hồi sự khác biệt giữa nội dung và hình thức bởi moment phổ quát để ý niệm tự định nghĩa thì những hình thức pháp quyền chính là những ý niệm pháp quyền hay các pháp quyền quyền riêng biệt; mà cũng suy từ lập luận Hegel, nếu đặt các pháp quyền riêng biệt này ngang hàng với nhau tuy chưa mâu thuẫn với moment đặc thù nhưng mâu thuẫn với moment phổ quát vì ý niệm với moment phổ quát sẽ tự tách rời nó khỏi mọi ý niệm khác (do trừu tượng hóa), phớt lờ hoặc không chấp nhận bản thể của ý niệm khác. Như vậy các pháp quyền phải phân cấp có đỉnh là tinh thần tuyệt đối hay nói cách khác, pháp quyền có trật tự hay trật tự là một cơ sở của pháp quyền trừu tượng. Hegel đề cập đến sự cần thiết của trật tự trong pháp quyền vì</w:t>
       </w:r>
       <w:sdt>
         <w:sdtPr>
           <w:id w:val="-270019636"/>
           <w:citation/>
         </w:sdtPr>
-        <w:sdtEndPr/>
         <w:sdtContent>
           <w:r>
             <w:fldChar w:fldCharType="begin"/>
@@ -26015,11 +26027,7 @@
         </w:sdtContent>
       </w:sdt>
       <w:r>
-        <w:t xml:space="preserve"> “luân lý và đạo đức có thể đi đến xung đột nếu đặt chúng ngang hàng nhau vì mỗi cái đều có pháp quyền riêng </w:t>
-      </w:r>
-      <w:r>
-        <w:lastRenderedPageBreak/>
-        <w:t>biệt với những hình thái khác nhau của tự do”.</w:t>
+        <w:t xml:space="preserve"> “luân lý và đạo đức có thể đi đến xung đột nếu đặt chúng ngang hàng nhau vì mỗi cái đều có pháp quyền riêng biệt với những hình thái khác nhau của tự do”.</w:t>
       </w:r>
       <w:r>
         <w:t xml:space="preserve"> </w:t>
@@ -26044,7 +26052,6 @@
           <w:id w:val="-2125687776"/>
           <w:citation/>
         </w:sdtPr>
-        <w:sdtEndPr/>
         <w:sdtContent>
           <w:r>
             <w:fldChar w:fldCharType="begin"/>
@@ -26076,7 +26083,7 @@
         <w:t>liên kết</w:t>
       </w:r>
       <w:r>
-        <w:t xml:space="preserve"> giữa các ý niệm với nhau và đến lượt sự liên kết này lại là một ý niệm hay ý niệm pháp quyền có trật tự với đỉnh tinh thần tuyệt đối. Hay nói cách khác, liên kết là một cơ sở khác của pháp quyền trừu tượng mà nó có thể diễn tiến thành luân lý hay đạo đức và thú vị hơn, trật tự và liên kết lại liên kết với nhau nên ta có thể khẳng định một </w:t>
+        <w:t xml:space="preserve"> giữa các ý niệm với nhau và đến lượt sự liên kết này lại là một ý niệm hay ý niệm pháp quyền có trật tự với đỉnh tinh thần tuyệt đối (tinh thần khách quan). Hay nói cách khác, liên kết là một cơ sở khác của pháp quyền trừu tượng mà nó có thể diễn tiến thành luân lý hay đạo đức và thú vị hơn, trật tự và liên kết lại liên kết với nhau nên ta có thể khẳng định một </w:t>
       </w:r>
       <w:r>
         <w:rPr>
@@ -26085,7 +26092,7 @@
         <w:t>trật tự có liên kết</w:t>
       </w:r>
       <w:r>
-        <w:t xml:space="preserve"> giữa các ý niệm là cơ sở của pháp quyền trừu tượng với lưu ý rằng cả hai moment phổ quát và đặc thù đều góp phần tạo ra trật tự có liên kết. Phương tiện tư duy của ý chí tự do mà cũng chính là ý chí tự do vì ý chí tự do lấy bản thân làm phương tiện tư duy, biểu hiện</w:t>
+        <w:t xml:space="preserve"> giữa các ý niệm là cơ sở phức hợp của pháp quyền trừu tượng với lưu ý rằng cả hai moment phổ quát và đặc thù đều góp phần tạo ra trật tự có liên kết. Phương tiện tư duy của ý chí tự do mà cũng chính là ý chí tự do vì ý chí tự do lấy bản thân làm phương tiện tư duy, biểu hiện</w:t>
       </w:r>
       <w:r>
         <w:t xml:space="preserve"> </w:t>
@@ -26134,7 +26141,6 @@
           <w:id w:val="320478605"/>
           <w:citation/>
         </w:sdtPr>
-        <w:sdtEndPr/>
         <w:sdtContent>
           <w:r>
             <w:fldChar w:fldCharType="begin"/>
@@ -26172,7 +26178,6 @@
           <w:id w:val="-994647610"/>
           <w:citation/>
         </w:sdtPr>
-        <w:sdtEndPr/>
         <w:sdtContent>
           <w:r>
             <w:fldChar w:fldCharType="begin"/>
@@ -26195,14 +26200,17 @@
         </w:sdtContent>
       </w:sdt>
       <w:r>
-        <w:t>, tiếp theo đó cơ chế phản tư (tư biện) của moment đặc thù cho phép phép biện chứng tạo ra cái đối lập (tha nhân) để rồi phân biệt mình với tha nhân vì moment đặc thù đã tạo ra những quy định/tư tưởng của chính mình. Tuy nhiên ý niệm buộc phải có khả năng tự định nghĩa để tha nhân có thể phản tư theo cơ chế hai chiều nên phép biện chứng là moment tổng hợp hai moment phổ quát và đặc thù nhằm đồng nhất giữa cái đồng nhất (cái trừu tượng hóa tự định nghĩa) và không đồng nhất (sự đậm nét của ý niệm do phân biệt với tha nhân). Quá trình biện chứng cũng nêu bật hợp lý tính hay công lý của pháp quyền cũng như sản sinh vô số ý niệm phái sinh trong quá trình giao thoa ý niệm. Hegel đặt tên phương tiện tư duy của ý chí tự do theo moment biện chứng là khoa học logic hay tư duy tư biện</w:t>
+        <w:t xml:space="preserve">, tiếp theo đó cơ chế phản tư (tư biện) của moment đặc thù cho phép phép biện chứng tạo ra cái đối lập (tha nhân) để rồi phân biệt mình với tha nhân vì moment đặc thù đã tạo ra những quy định/tư tưởng của chính mình. Tuy nhiên ý niệm buộc phải có khả năng tự định nghĩa để tha nhân có thể phản tư theo cơ chế hai chiều nên phép biện chứng là moment tổng hợp hai moment phổ quát và đặc thù nhằm đồng nhất giữa cái đồng nhất (cái trừu tượng hóa tự định nghĩa) và không đồng nhất (sự đậm nét của ý niệm do phân </w:t>
+      </w:r>
+      <w:r>
+        <w:lastRenderedPageBreak/>
+        <w:t>biệt với tha nhân). Quá trình biện chứng cũng nêu bật hợp lý tính hay công lý của pháp quyền cũng như sản sinh vô số ý niệm phái sinh trong quá trình giao thoa ý niệm. Hegel đặt tên phương tiện tư duy của ý chí tự do theo moment biện chứng là khoa học logic hay tư duy tư biện</w:t>
       </w:r>
       <w:sdt>
         <w:sdtPr>
           <w:id w:val="1885593760"/>
           <w:citation/>
         </w:sdtPr>
-        <w:sdtEndPr/>
         <w:sdtContent>
           <w:r>
             <w:fldChar w:fldCharType="begin"/>
@@ -26250,7 +26258,6 @@
           <w:id w:val="307362689"/>
           <w:citation/>
         </w:sdtPr>
-        <w:sdtEndPr/>
         <w:sdtContent>
           <w:r>
             <w:fldChar w:fldCharType="begin"/>
@@ -26304,7 +26311,6 @@
           <w:id w:val="-133334507"/>
           <w:citation/>
         </w:sdtPr>
-        <w:sdtEndPr/>
         <w:sdtContent>
           <w:r>
             <w:fldChar w:fldCharType="begin"/>
@@ -26354,7 +26360,6 @@
           <w:id w:val="-1626694998"/>
           <w:citation/>
         </w:sdtPr>
-        <w:sdtEndPr/>
         <w:sdtContent>
           <w:r>
             <w:fldChar w:fldCharType="begin"/>
@@ -26377,11 +26382,7 @@
         </w:sdtContent>
       </w:sdt>
       <w:r>
-        <w:t xml:space="preserve"> ý niệm hay ý chí tự do được thúc đẩy bởi moment đặc thù liên tục phát triển đi đến phân hóa, càng về sau càng phong phú nhưng không phải hoàn toàn mới mẻ mà những quy định tuy càng phong phú nhưng lại hợp nhất với cái đầu tiên do moment phổ quát (trừu tượng hóa), đó là tiến trình của vòng tròn thiết định. Ta không thể thấy cái đúng thật đầu tiên vì ta chưa hiểu ý niệm nên cần hiểu ý niệm, nên tiến trình dị biệt càng rời xa càng phân hóa càng phong phú nhưng càng giảm tính đúng thật nên bị kéo trở về tính đúng thật; quy luật vòng tròn thiết định ở chỗ này. Những hình thái tức những quy định ấy chính là luân lý, đạo đức nếu đặt trong cùng một khái niệm bao trùm hơn thì mức tồn tại của chúng giảm tính độc lập và đúng thật. Tiến trình tự phát triển đi đến phân cấp theo cơ sở trật tự có liên kết nên ta cần hiểu rõ các cấp độ phân cấp này. Giả sử ý niệm là cái tổng hòa kết quả cuối thì biện minh tồn tại hay ý chí tự do của nó được gán nhãn pháp quyền như lõi của ý niệm, </w:t>
-      </w:r>
-      <w:r>
-        <w:lastRenderedPageBreak/>
-        <w:t xml:space="preserve">lúc này nhãn pháp quyền được gọi là </w:t>
+        <w:t xml:space="preserve"> ý niệm hay ý chí tự do được thúc đẩy bởi moment đặc thù liên tục phát triển đi đến phân hóa, càng về sau càng phong phú nhưng không phải hoàn toàn mới mẻ mà những quy định tuy càng phong phú nhưng lại hợp nhất với cái đầu tiên do moment phổ quát (trừu tượng hóa), đó là tiến trình của vòng tròn thiết định. Ta không thể thấy cái đúng thật đầu tiên vì ta chưa hiểu ý niệm nên cần hiểu ý niệm, nên tiến trình dị biệt càng rời xa càng phân hóa càng phong phú nhưng càng giảm tính đúng thật nên bị kéo trở về tính đúng thật; quy luật vòng tròn thiết định ở chỗ này. Những hình thái tức những quy định ấy chính là luân lý và đạo đức, nếu đặt trong cùng một khái niệm bao trùm hơn thì mức tồn tại của chúng giảm tính độc lập và đúng thật. Tiến trình tự phát triển đi đến phân cấp theo cơ sở trật tự có liên kết nên ta cần hiểu rõ các cấp độ phân cấp này. Giả sử ý niệm là cái tổng hòa kết quả cuối thì biện minh tồn tại hay ý chí tự do của nó được gán nhãn pháp quyền như lõi của ý niệm, lúc này nhãn pháp quyền được gọi là </w:t>
       </w:r>
       <w:r>
         <w:rPr>
@@ -26390,7 +26391,7 @@
         <w:t>pháp quyền trừu tượng</w:t>
       </w:r>
       <w:r>
-        <w:t xml:space="preserve"> đại diện cái hiện tồn nằm ở cấp độ cao nhất – cấp độ thứ nhất trong cục bộ ý niệm (vì còn tinh thần tuyệt đối/tinh thần khách quan). Pháp quyền trừu tượng với tư cách ý niệm luôn hợp lý tính nên còn được gọi là </w:t>
+        <w:t xml:space="preserve"> đại diện cái hiện tồn nằm ở cấp độ cao nhất – cấp độ thứ nhất trong cục bộ ý niệm (vì còn tinh thần tuyệt đối/tinh thần khách quan như là ý niệm toàn cục). Pháp quyền trừu tượng với tư cách ý niệm luôn hợp lý tính nên còn được gọi là </w:t>
       </w:r>
       <w:r>
         <w:rPr>
@@ -26406,7 +26407,6 @@
           <w:id w:val="1959445599"/>
           <w:citation/>
         </w:sdtPr>
-        <w:sdtEndPr/>
         <w:sdtContent>
           <w:r>
             <w:fldChar w:fldCharType="begin"/>
@@ -26429,13 +26429,22 @@
         </w:sdtContent>
       </w:sdt>
       <w:r>
-        <w:t xml:space="preserve"> theo mô hình tam giác ngược với đỉnh là nền tảng. Khi ý niệm tiếp tục phản tư để nhận diện bản chất của chính mình và phân biệt với tha nhân, phần bên trong của ý niệm suy tưởng về bản chất thông qua trung giới với pháp quyền tha nhân để thiết lập mối liên kết nhưng ý niệm vẫn ở trong phần bên trong của mình (tạm được gọi là phần thiện) tức vẫn đặt nặng tồn tại tự-mình hơn là cho-mình; nói cách khác, lúc này ý niệm thiết lập </w:t>
+        <w:t xml:space="preserve"> theo mô hình tam giác ngược với đỉnh là nền tảng. Khi ý niệm tiếp tục phản tư để nhận diện bản chất của chính mình và phân biệt với tha nhân, phần bên trong của ý niệm suy tưởng về bản chất này thông qua trung giới với pháp quyền tha nhân để thiết lập mối liên kết nhưng ý niệm vẫn ở trong phần bên trong của mình (tạm được gọi là </w:t>
+      </w:r>
+      <w:r>
+        <w:rPr>
+          <w:i/>
+        </w:rPr>
+        <w:t>phần thiện</w:t>
+      </w:r>
+      <w:r>
+        <w:t xml:space="preserve">) tức vẫn đặt nặng tồn tại tự-mình hơn là cho-mình; nói cách khác, lúc này ý niệm thiết lập </w:t>
       </w:r>
       <w:r>
         <w:t>luân lý</w:t>
       </w:r>
       <w:r>
-        <w:t xml:space="preserve"> nằm ở cấp độ thứ hai của tiến trình tự phát triển thể hiện cơ sở trật tự có liên kết của pháp quyền trừu tượng. Vậy </w:t>
+        <w:t xml:space="preserve"> nằm ở cấp độ thứ hai của tiến trình tự phát triển của ý niệm pháp quyền (pháp quyền trừu tượng), thể hiện cơ sở trật tự có liên kết của pháp quyền trừu tượng. Vậy </w:t>
       </w:r>
       <w:r>
         <w:rPr>
@@ -26460,7 +26469,6 @@
           <w:id w:val="665367018"/>
           <w:citation/>
         </w:sdtPr>
-        <w:sdtEndPr/>
         <w:sdtContent>
           <w:r>
             <w:fldChar w:fldCharType="begin"/>
@@ -26483,7 +26491,7 @@
         </w:sdtContent>
       </w:sdt>
       <w:r>
-        <w:t xml:space="preserve">. Ý niệm – ý chí tự do tiếp tục suy tưởng về phần thiện (phần bên trong) vốn đã được phản tư nay lại được phản chiếu vào tha nhân (thế giới), tức là ý niệm tuy vẫn chưa rời khỏi chính mình nhưng đã bước chân vào thế giới đi đến moment biện chứng để tổng hòa hoàn toàn hai moment phổ quát và đặc dị, lúc đó ý niệm </w:t>
+        <w:t xml:space="preserve">. Ý niệm – ý chí tự do tiếp tục suy tưởng về phần thiện (phần bên trong) vốn đã được phản tư nay lại được phản chiếu vào tha nhân (thế giới), tức là ý niệm tuy vẫn chưa rời khỏi chính mình nhưng đã bước chân vào thế giới, đi đến moment biện chứng để tổng hòa hoàn toàn hai moment phổ quát và đặc dị, lúc đó ý niệm </w:t>
       </w:r>
       <w:r>
         <w:rPr>
@@ -26508,7 +26516,6 @@
           <w:id w:val="-225380227"/>
           <w:citation/>
         </w:sdtPr>
-        <w:sdtEndPr/>
         <w:sdtContent>
           <w:r>
             <w:fldChar w:fldCharType="begin"/>
@@ -26531,14 +26538,13 @@
         </w:sdtContent>
       </w:sdt>
       <w:r>
-        <w:t>, cũng theo cách nói của Hegel, đạo đức khiến cái thiện phải được hoàn thành trong sự hiện hữu bên ngoài</w:t>
+        <w:t>. Cũng theo cách nói của Hegel, đạo đức khiến cái thiện phải được hoàn thành trong sự hiện hữu bên ngoài</w:t>
       </w:r>
       <w:sdt>
         <w:sdtPr>
           <w:id w:val="-1623058281"/>
           <w:citation/>
         </w:sdtPr>
-        <w:sdtEndPr/>
         <w:sdtContent>
           <w:r>
             <w:fldChar w:fldCharType="begin"/>
@@ -26568,7 +26574,6 @@
           <w:id w:val="-1695379482"/>
           <w:citation/>
         </w:sdtPr>
-        <w:sdtEndPr/>
         <w:sdtContent>
           <w:r>
             <w:fldChar w:fldCharType="begin"/>
@@ -26598,7 +26603,6 @@
           <w:id w:val="-667402481"/>
           <w:citation/>
         </w:sdtPr>
-        <w:sdtEndPr/>
         <w:sdtContent>
           <w:r>
             <w:fldChar w:fldCharType="begin"/>
@@ -26627,7 +26631,11 @@
         <w:t>hiện hữu khắp nơi</w:t>
       </w:r>
       <w:r>
-        <w:t>. Pháp quyền thực định, pháp quyền nhà nước, nhà nước, hay hệ thống luật là hiện thực hóa của đạo đức, hiện thực hóa ý niệm thành khái niệm và khái niệm này sẽ đúng thật vì còn có pháp quyền trừu tượng ở cấp độ thứ nhất. Tiến trình tự phát triển là quy luật tất yếu để hình thành pháp quyền thực định sau này, tuy giảm tính đúng thật nhưng sẽ trở về tính đúng thật trên vòng tròn thiết định nhờ moment biện chứng tổng hợp từ hai moment phổ quát và đặc thù nên nếu đạo đức đi xa mãi trên một chiều tuyến tính thì pháp quyền thực định sẽ không còn đúng thật nhưng điều này cũng phi lý nếu như ý niệm hợp lý tính tự-mình và cho-mình trên giả định tinh thần khách quan/tinh thần tuyệt đối. Nói một cách tương tự, tiến trình tự phát triển và phân chia vừa nêu tuy giảm tính đúng thật nếu xét cục bộ trên ý niệm bị phân chia nhưng vẫn bảo đảm tính đúng thật tức hợp lý tính toàn cục bởi pháp quyền trừu tượng và tinh thần tối cao, lại một lần nữa bảo đảm sự hiện hữu khắp nơi, tự-mình và cho-mình, hợp lý tính và đúng thật của đạo đức. Tuy nhiên moment phổ quát (tự định nghĩa) cần phải luôn ám thị luân lý &amp; đạo đức để tiến trình tự phát triển tự phân chia của ý chí tự do luôn bảo đảm hợp lý tính (công lý) có thể chừng mực không phải là kỳ vọng quá ư giả tưởng.</w:t>
+        <w:t xml:space="preserve">. Pháp quyền thực định, pháp quyền nhà nước, nhà nước, hay hệ thống luật là hiện thực hóa của đạo đức, hiện thực hóa ý niệm thành khái niệm và khái niệm này sẽ đúng thật vì còn có </w:t>
+      </w:r>
+      <w:r>
+        <w:lastRenderedPageBreak/>
+        <w:t>pháp quyền trừu tượng ở cấp độ thứ nhất. Tiến trình tự phát triển là quy luật tất yếu để hình thành pháp quyền thực định sau này, tuy giảm tính đúng thật nhưng sẽ trở về tính đúng thật trên vòng tròn thiết định nhờ moment biện chứng được tổng hợp từ hai moment phổ quát và đặc thù nên nếu đạo đức đi xa mãi trên một chiều tuyến tính thì pháp quyền thực định sẽ không còn đúng thật nhưng điều này cũng phi lý nếu như ý niệm hợp lý tính tự-mình và cho-mình trên giả định tinh thần khách quan/tinh thần tuyệt đối. Nói một cách tương tự, tiến trình tự phát triển và tự phân chia vừa nêu tuy giảm tính đúng thật nếu xét cục bộ trên ý niệm bị phân chia nhưng vẫn bảo đảm tính đúng thật tức hợp lý tính toàn cục bởi pháp quyền trừu tượng và tinh thần tối cao, lại một lần nữa bảo đảm sự hiện hữu khắp nơi, tự-mình và cho-mình, hợp lý tính và đúng thật của đạo đức. Tuy nhiên moment phổ quát (tự định nghĩa) cần phải luôn ám thị luân lý &amp; đạo đức để tiến trình tự phát triển tự phân chia của ý chí tự do luôn bảo đảm hợp lý tính (công lý), có thể chừng mực không phải là kỳ vọng quá ư giả tưởng.</w:t>
       </w:r>
     </w:p>
     <w:p>
@@ -26658,11 +26666,7 @@
     </w:p>
     <w:p>
       <w:r>
-        <w:t xml:space="preserve">Trọng tâm bài nghiên cứu này thiết lập nền tảng học thuyết ý niệm cho triết học pháp quyền, từ gốc rễ biện minh tồn tại – hợp lý tính – ý chí tự do đâm ra thân cành pháp quyền trừu tượng, luân lý &amp; đạo đức và chỉ mới dừng lại ở giới thiệu về pháp quyền trừu tượng, luân lý &amp; đạo đức nên còn một quãng đường rất xa đến nảy lá đơm hoa kết trái với hệ thống luật nhà nước. </w:t>
-      </w:r>
-      <w:r>
-        <w:lastRenderedPageBreak/>
-        <w:t>Tôi hi vọng sẽ có dịp nghiên cứu kỹ pháp quyền trừu tượng và làm thế nào luân lý &amp; đạo đức được dẫn xuất từ pháp quyền trừu tượng một cách chi tiết. Bất luận thế nào, tôi cả nghĩ rằng triết học pháp quyền định nghĩa con người bởi đối sánh với các mối liên hệ xung quanh trong tổng thể nên luân lý &amp; đạo đức không phải phẩm hạnh cho dù sẽ đưa đến phẩm hạnh, đây là một hình thức định nghĩa bởi sự tương quan tương hỗ. Thuộc tính cũng được dẫn xuất từ sự tương quan tương hỗ, một giải pháp kết hợp vô hình cho nhận thức luận với tồn tại của sự bất khả tri bong bóng ý niệm.</w:t>
+        <w:t>Trọng tâm bài nghiên cứu này thiết lập nền tảng học thuyết ý niệm cho triết học pháp quyền, từ gốc rễ biện minh tồn tại – hợp lý tính – ý chí tự do đâm ra thân cành pháp quyền trừu tượng, luân lý &amp; đạo đức và chỉ mới ngưng lại ở giới thiệu về pháp quyền trừu tượng, luân lý &amp; đạo đức nên còn một quãng đường rất xa đến nảy lá đơm hoa kết trái với hệ thống luật nhà nước. Tôi hi vọng sẽ có dịp nghiên cứu kỹ pháp quyền trừu tượng và làm thế nào luân lý &amp; đạo đức được dẫn xuất từ pháp quyền trừu tượng một cách chi tiết. Bất luận thế nào, tôi cả nghĩ rằng triết học pháp quyền định nghĩa con người bởi đối sánh với các mối liên hệ xung quanh trong tổng thể nên luân lý &amp; đạo đức không phải phẩm hạnh cho dù sẽ đưa đến phẩm hạnh, đây là một hình thức định nghĩa bởi sự tương quan tương hỗ. Thuộc tính cũng được dẫn xuất từ sự tương quan tương hỗ, một giải pháp bởi kết hợp vô hình cho nhận thức luận với tồn tại của sự bất khả tri bong bóng ý niệm.</w:t>
       </w:r>
     </w:p>
     <w:p/>
@@ -26842,18 +26846,90 @@
       <w:r>
         <w:fldChar w:fldCharType="end"/>
       </w:r>
+    </w:p>
+    <w:p/>
+    <w:p/>
+    <w:p>
+      <w:pPr>
+        <w:sectPr>
+          <w:headerReference w:type="default" r:id="rId54"/>
+          <w:footerReference w:type="default" r:id="rId55"/>
+          <w:pgSz w:w="11906" w:h="16838" w:code="9"/>
+          <w:pgMar w:top="1440" w:right="1440" w:bottom="1440" w:left="1440" w:header="720" w:footer="720" w:gutter="0"/>
+          <w:cols w:space="720"/>
+          <w:docGrid w:linePitch="360"/>
+        </w:sectPr>
+      </w:pPr>
+    </w:p>
+    <w:p>
+      <w:pPr>
+        <w:pStyle w:val="Heading1"/>
+      </w:pPr>
+      <w:bookmarkStart w:id="15" w:name="_Toc211349056"/>
+      <w:r>
+        <w:lastRenderedPageBreak/>
+        <w:t>Mỏ neo trong triết học pháp quyền</w:t>
+      </w:r>
+      <w:bookmarkEnd w:id="15"/>
+    </w:p>
+    <w:p/>
+    <w:p>
+      <w:pPr>
+        <w:jc w:val="center"/>
+      </w:pPr>
+      <w:r>
+        <w:t>Nguyễn Phước Lộc</w:t>
+      </w:r>
+    </w:p>
+    <w:p>
+      <w:pPr>
+        <w:jc w:val="center"/>
+      </w:pPr>
+      <w:r>
+        <w:t>Loc Nguyen’s Academic Network, Việt Nam</w:t>
+      </w:r>
+    </w:p>
+    <w:p>
+      <w:pPr>
+        <w:jc w:val="center"/>
+      </w:pPr>
+      <w:r>
+        <w:t xml:space="preserve">Email: </w:t>
+      </w:r>
+      <w:r>
+        <w:t>ng_phloc@yahoo.com</w:t>
+      </w:r>
+    </w:p>
+    <w:p>
+      <w:pPr>
+        <w:jc w:val="center"/>
+      </w:pPr>
+      <w:r>
+        <w:t xml:space="preserve">Homepage: </w:t>
+      </w:r>
+      <w:r>
+        <w:t>www.locnguyen.net</w:t>
+      </w:r>
+    </w:p>
+    <w:p/>
+    <w:p>
+      <w:r>
+        <w:t>Mệnh đề nền tảng trong triết học pháp quyền Hegel</w:t>
+      </w:r>
+      <w:r>
+        <w:t xml:space="preserve"> </w:t>
+      </w:r>
       <w:sdt>
         <w:sdtPr>
-          <w:id w:val="1987201140"/>
+          <w:id w:val="-871458623"/>
           <w:citation/>
         </w:sdtPr>
-        <w:sdtEndPr/>
         <w:sdtContent>
           <w:r>
             <w:fldChar w:fldCharType="begin"/>
           </w:r>
           <w:r>
-            <w:instrText xml:space="preserve"> CITATION Wikipedia07TrietTay \l 1033 </w:instrText>
+            <w:instrText xml:space="preserve">CITATION Hegel70PhapQuyen \p 100 \l 1033 </w:instrText>
           </w:r>
           <w:r>
             <w:fldChar w:fldCharType="separate"/>
@@ -26862,19 +26938,1359 @@
             <w:rPr>
               <w:noProof/>
             </w:rPr>
-            <w:t xml:space="preserve"> (Wikipedia, 2007)</w:t>
+            <w:t>(Hegel &amp; Bùi, 1970, p. 100)</w:t>
           </w:r>
           <w:r>
             <w:fldChar w:fldCharType="end"/>
           </w:r>
         </w:sdtContent>
       </w:sdt>
-    </w:p>
-    <w:p/>
+      <w:r>
+        <w:t>:</w:t>
+      </w:r>
+    </w:p>
+    <w:p>
+      <w:r>
+        <w:t>“</w:t>
+      </w:r>
+      <w:r>
+        <w:rPr>
+          <w:i/>
+        </w:rPr>
+        <w:t>C</w:t>
+      </w:r>
+      <w:r>
+        <w:rPr>
+          <w:i/>
+        </w:rPr>
+        <w:t>ái gì hợp lý tính là hiện thực và cái gì hiện thực thì hợp lý tính</w:t>
+      </w:r>
+      <w:r>
+        <w:t>”.</w:t>
+      </w:r>
+    </w:p>
+    <w:p/>
+    <w:p>
+      <w:r>
+        <w:t>Suy ra:</w:t>
+      </w:r>
+    </w:p>
+    <w:p>
+      <w:r>
+        <w:t>“</w:t>
+      </w:r>
+      <w:r>
+        <w:rPr>
+          <w:i/>
+        </w:rPr>
+        <w:t>Sự đồng nhất giữa hiện thực tức tồn tại và hợp lý tính</w:t>
+      </w:r>
+      <w:r>
+        <w:t>”.</w:t>
+      </w:r>
+    </w:p>
+    <w:p/>
+    <w:p>
+      <w:r>
+        <w:t>Vậy diễn giải hợp lý tính như thế nào? Hegel phát biểu:</w:t>
+      </w:r>
+    </w:p>
+    <w:p>
+      <w:r>
+        <w:t>“</w:t>
+      </w:r>
+      <w:r>
+        <w:rPr>
+          <w:i/>
+        </w:rPr>
+        <w:t>Hợp lý tính là sự/cái đồng nhất của cái đồng nhất và cái không đồng nhất</w:t>
+      </w:r>
+      <w:r>
+        <w:t>”.</w:t>
+      </w:r>
+    </w:p>
+    <w:p/>
+    <w:p>
+      <w:r>
+        <w:t>Thế nào là cái đồng nhất và cái không đồng nhất? Hegel phát biểu:</w:t>
+      </w:r>
+    </w:p>
+    <w:p>
+      <w:r>
+        <w:t>“</w:t>
+      </w:r>
+      <w:r>
+        <w:rPr>
+          <w:i/>
+        </w:rPr>
+        <w:t xml:space="preserve">Hợp lý tính là sự/cái đồng nhất của </w:t>
+      </w:r>
+      <w:r>
+        <w:rPr>
+          <w:i/>
+        </w:rPr>
+        <w:t>moment phổ quát</w:t>
+      </w:r>
+      <w:r>
+        <w:rPr>
+          <w:i/>
+        </w:rPr>
+        <w:t xml:space="preserve"> và </w:t>
+      </w:r>
+      <w:r>
+        <w:rPr>
+          <w:i/>
+        </w:rPr>
+        <w:t>moment đặc thù</w:t>
+      </w:r>
+      <w:r>
+        <w:t>”.</w:t>
+      </w:r>
+    </w:p>
+    <w:p/>
+    <w:p>
+      <w:r>
+        <w:t>Nghĩa là:</w:t>
+      </w:r>
+    </w:p>
+    <w:p>
+      <w:r>
+        <w:t>“</w:t>
+      </w:r>
+      <w:r>
+        <w:rPr>
+          <w:i/>
+        </w:rPr>
+        <w:t>Bản chất của</w:t>
+      </w:r>
+      <w:r>
+        <w:t xml:space="preserve"> </w:t>
+      </w:r>
+      <w:r>
+        <w:rPr>
+          <w:i/>
+        </w:rPr>
+        <w:t>h</w:t>
+      </w:r>
+      <w:r>
+        <w:rPr>
+          <w:i/>
+        </w:rPr>
+        <w:t>iện thực tức tồn tại là</w:t>
+      </w:r>
+      <w:r>
+        <w:t xml:space="preserve"> </w:t>
+      </w:r>
+      <w:r>
+        <w:rPr>
+          <w:i/>
+        </w:rPr>
+        <w:t xml:space="preserve">đồng nhất của </w:t>
+      </w:r>
+      <w:r>
+        <w:rPr>
+          <w:i/>
+        </w:rPr>
+        <w:t>cái</w:t>
+      </w:r>
+      <w:r>
+        <w:rPr>
+          <w:i/>
+        </w:rPr>
+        <w:t xml:space="preserve"> </w:t>
+      </w:r>
+      <w:r>
+        <w:rPr>
+          <w:i/>
+        </w:rPr>
+        <w:t xml:space="preserve">“tự-mình, tự định nghĩa, chủ quan, vô hạn” </w:t>
+      </w:r>
+      <w:r>
+        <w:rPr>
+          <w:i/>
+        </w:rPr>
+        <w:t xml:space="preserve">và </w:t>
+      </w:r>
+      <w:r>
+        <w:rPr>
+          <w:i/>
+        </w:rPr>
+        <w:t>cái “cho-mình, phân biệt với tha nhân, khách quan, hữu hạn vô cùng lớn</w:t>
+      </w:r>
+      <w:r>
+        <w:t>”.</w:t>
+      </w:r>
+    </w:p>
+    <w:p/>
+    <w:p>
+      <w:r>
+        <w:t>Mệnh đề này tóm lược và tương đương mô hình biện chứng Hegel:</w:t>
+      </w:r>
+    </w:p>
+    <w:p>
+      <w:r>
+        <w:rPr>
+          <w:i/>
+        </w:rPr>
+        <w:t>“Tinh thần (</w:t>
+      </w:r>
+      <w:r>
+        <w:rPr>
+          <w:i/>
+        </w:rPr>
+        <w:t>G</w:t>
+      </w:r>
+      <w:r>
+        <w:rPr>
+          <w:i/>
+        </w:rPr>
+        <w:t>eist) là bản chất của tồn tại, là một quá trình tự phát triển &amp; tự nhận thức, trải qua bốn giai đoạn khác nhau nhưng không tách rời nhau gồm: 1) ý thức, 2) tự ý thức, 3) lý tính, 4) tinh thần tuyệt đối</w:t>
+      </w:r>
+      <w:r>
+        <w:rPr>
+          <w:i/>
+        </w:rPr>
+        <w:t>.</w:t>
+      </w:r>
+      <w:r>
+        <w:rPr>
+          <w:i/>
+        </w:rPr>
+        <w:t xml:space="preserve"> </w:t>
+      </w:r>
+      <w:r>
+        <w:rPr>
+          <w:i/>
+        </w:rPr>
+        <w:t>M</w:t>
+      </w:r>
+      <w:r>
+        <w:rPr>
+          <w:i/>
+        </w:rPr>
+        <w:t>ỗi giai đoạn được thể hiện qua hiện tượng và hiện tượng phát triển theo mô hình biện chứng: giai đoạn nhận thức sau phủ định giai đoạn nhận thức trước để đạt mức cao hơn nhưng vẫn chứa những yếu tố của giai đoạn trước (phủ định nhất định), đồng thời, giai đoạn sau tuy là kết quả của giai đoạn trước nhưng quay trở lại thành cơ sở cho giai đoạn trước (quy luật phản phục)”.</w:t>
+      </w:r>
+    </w:p>
+    <w:p/>
+    <w:p>
+      <w:r>
+        <w:t>Nói cách khác, hợp lý tính đã bắt đầu kết nối với hiện tượng học tinh thần Hegel và mô hình biện chứng Hegel:</w:t>
+      </w:r>
+    </w:p>
+    <w:p>
+      <w:r>
+        <w:t>“</w:t>
+      </w:r>
+      <w:r>
+        <w:rPr>
+          <w:i/>
+        </w:rPr>
+        <w:t>Sự đồng nhất của moment phổ quát và moment đặc thù là tóm lược của mô hình biện chứng</w:t>
+      </w:r>
+      <w:r>
+        <w:rPr>
+          <w:i/>
+        </w:rPr>
+        <w:t xml:space="preserve"> nên hợp lý tính là kết quả tất yếu của mô hình biện chứng</w:t>
+      </w:r>
+      <w:r>
+        <w:t>”.</w:t>
+      </w:r>
+    </w:p>
+    <w:p/>
+    <w:p>
+      <w:r>
+        <w:t>Bây giờ ta đã hiểu tồn tại, tồn tại như bản chất tự nhiên, hợp lý tính và mô hình biện chứng nhưng liệu những suy nghĩ, suy tưởng mà con người hình dung thành khái niệm có tồn tại như bản chất tự nhiên hay không? Hegel phát biểu:</w:t>
+      </w:r>
+    </w:p>
+    <w:p>
+      <w:r>
+        <w:t>“</w:t>
+      </w:r>
+      <w:r>
+        <w:rPr>
+          <w:i/>
+        </w:rPr>
+        <w:t>Ý niệm là sự thống nhất tuyệt đối giữa khái niệm và hiện hữu, nói cách khác, ý niệm là khái niệm đúng thật</w:t>
+      </w:r>
+      <w:r>
+        <w:t>”.</w:t>
+      </w:r>
+    </w:p>
+    <w:p/>
+    <w:p>
+      <w:r>
+        <w:t>Mệnh đề này quan trọng vì kết nối khái niệm và tồn tại để khái niệm trong tư duy con người cũng có bản chất tự nhiên như mọi hiện tượng tự nhiên. Lúc này:</w:t>
+      </w:r>
+    </w:p>
+    <w:p>
+      <w:r>
+        <w:t>“</w:t>
+      </w:r>
+      <w:r>
+        <w:rPr>
+          <w:i/>
+        </w:rPr>
+        <w:t>Ý niệm là tồn tại, là tồn tại như bản chất tự nhiên, cũng là hợp lý tính, cũng là hiện tượng của tinh thần, là bản thể của tinh thần</w:t>
+      </w:r>
+      <w:r>
+        <w:rPr>
+          <w:i/>
+        </w:rPr>
+        <w:t xml:space="preserve"> nên cũng là tinh thần</w:t>
+      </w:r>
+      <w:r>
+        <w:t>”.</w:t>
+      </w:r>
+    </w:p>
+    <w:p/>
+    <w:p>
+      <w:r>
+        <w:t>Suy ra:</w:t>
+      </w:r>
+    </w:p>
+    <w:p>
+      <w:r>
+        <w:lastRenderedPageBreak/>
+        <w:t>“</w:t>
+      </w:r>
+      <w:r>
+        <w:rPr>
+          <w:i/>
+        </w:rPr>
+        <w:t>Hegel đã ánh xạ thế giới tự nhiên thứ nhất tức thế giới vật chất vào trong tư duy con người thành thế giới tinh thần và thế giới tinh thần này được xem như thế giới thế giới tự nhiên thứ hai có bản chất tự nhiên như thế giới tự nhiên thứ nhất</w:t>
+      </w:r>
+      <w:r>
+        <w:t>”.</w:t>
+      </w:r>
+    </w:p>
+    <w:p/>
+    <w:p>
+      <w:r>
+        <w:t>Suy ra:</w:t>
+      </w:r>
+    </w:p>
+    <w:p>
+      <w:r>
+        <w:t>“</w:t>
+      </w:r>
+      <w:r>
+        <w:rPr>
+          <w:i/>
+        </w:rPr>
+        <w:t>Ý niệm thuộc thế giới tự nhiên thứ hai và pháp quyền Hegel được triển khai trong thế giới tự nhiên thứ hai (thế giới tinh thần) mà không mất đi bản chất tự nhiên, thường hằng, vốn có</w:t>
+      </w:r>
+      <w:r>
+        <w:t>”.</w:t>
+      </w:r>
+    </w:p>
+    <w:p/>
+    <w:p>
+      <w:r>
+        <w:t>Vậy pháp quyền được định nghĩa như thế nào? Hegel phát biểu:</w:t>
+      </w:r>
+    </w:p>
+    <w:p>
+      <w:r>
+        <w:t>“</w:t>
+      </w:r>
+      <w:r>
+        <w:rPr>
+          <w:i/>
+        </w:rPr>
+        <w:t>P</w:t>
+      </w:r>
+      <w:r>
+        <w:rPr>
+          <w:i/>
+        </w:rPr>
+        <w:t>háp quyền là bất kỳ cái tồ</w:t>
+      </w:r>
+      <w:r>
+        <w:rPr>
+          <w:i/>
+        </w:rPr>
+        <w:t>n-</w:t>
+      </w:r>
+      <w:r>
+        <w:rPr>
+          <w:i/>
+        </w:rPr>
+        <w:t>tại hiệ</w:t>
+      </w:r>
+      <w:r>
+        <w:rPr>
+          <w:i/>
+        </w:rPr>
+        <w:t>n-</w:t>
+      </w:r>
+      <w:r>
+        <w:rPr>
+          <w:i/>
+        </w:rPr>
+        <w:t>có nào của ý chí tự do nên pháp quyền là sự tự do với tư cách ý niệm</w:t>
+      </w:r>
+      <w:r>
+        <w:t>”.</w:t>
+      </w:r>
+    </w:p>
+    <w:p/>
+    <w:p>
+      <w:r>
+        <w:t>Một cách ngắn gọn, pháp quyền là cái tồn tại có ý chí tự do, nhưng liên quan thế nào với ý niệm. Ta cần hiểu một suy luận tinh tế từ hợp lý tính:</w:t>
+      </w:r>
+    </w:p>
+    <w:p>
+      <w:r>
+        <w:t>“</w:t>
+      </w:r>
+      <w:r>
+        <w:rPr>
+          <w:i/>
+        </w:rPr>
+        <w:t xml:space="preserve">Vì hợp lý tính là đồng nhất của moment phổ quát và moment đặc thù nên ý niệm phải có </w:t>
+      </w:r>
+      <w:r>
+        <w:rPr>
+          <w:i/>
+        </w:rPr>
+        <w:t>sức mạnh</w:t>
+      </w:r>
+      <w:r>
+        <w:rPr>
+          <w:i/>
+        </w:rPr>
+        <w:t xml:space="preserve"> nào đó để hình thành và thực hiện sự đồng nhất này và </w:t>
+      </w:r>
+      <w:r>
+        <w:rPr>
+          <w:i/>
+        </w:rPr>
+        <w:t>sức mạnh</w:t>
+      </w:r>
+      <w:r>
+        <w:rPr>
+          <w:i/>
+        </w:rPr>
+        <w:t xml:space="preserve"> đó là ý </w:t>
+      </w:r>
+      <w:r>
+        <w:rPr>
+          <w:i/>
+        </w:rPr>
+        <w:t>lực</w:t>
+      </w:r>
+      <w:r>
+        <w:t>”.</w:t>
+      </w:r>
+    </w:p>
+    <w:p/>
+    <w:p>
+      <w:r>
+        <w:t xml:space="preserve">Nhưng đến lúc này, chưa thể liên kết pháp quyền với ý niệm trong thế giới tinh thần nên ta cần một mỏ neo để neo pháp quyền vào ý niệm và mỏ neo đó là </w:t>
+      </w:r>
+      <w:r>
+        <w:rPr>
+          <w:b/>
+        </w:rPr>
+        <w:t>biện minh tồn tại</w:t>
+      </w:r>
+      <w:r>
+        <w:t>:</w:t>
+      </w:r>
+    </w:p>
+    <w:p>
+      <w:pPr>
+        <w:rPr>
+          <w:i/>
+        </w:rPr>
+      </w:pPr>
+      <w:r>
+        <w:t>“</w:t>
+      </w:r>
+      <w:r>
+        <w:rPr>
+          <w:i/>
+        </w:rPr>
+        <w:t xml:space="preserve">Ý niệm luôn có </w:t>
+      </w:r>
+      <w:r>
+        <w:rPr>
+          <w:i/>
+        </w:rPr>
+        <w:t xml:space="preserve">sức mạnh là </w:t>
+      </w:r>
+      <w:r>
+        <w:rPr>
+          <w:i/>
+        </w:rPr>
+        <w:t xml:space="preserve">ý lực. Ý lực (willpower) luôn hướng đến tự do (freedom) nên ý lực và tự do là hai mặt một đồng tiền hay nói cách khác, ý lực là chủ thể của tự do </w:t>
+      </w:r>
+      <w:sdt>
+        <w:sdtPr>
+          <w:rPr>
+            <w:i/>
+          </w:rPr>
+          <w:id w:val="-2063632786"/>
+          <w:citation/>
+        </w:sdtPr>
+        <w:sdtContent>
+          <w:r>
+            <w:rPr>
+              <w:i/>
+            </w:rPr>
+            <w:fldChar w:fldCharType="begin"/>
+          </w:r>
+          <w:r>
+            <w:rPr>
+              <w:i/>
+            </w:rPr>
+            <w:instrText xml:space="preserve">CITATION Hegel70PhapQuyen \p 131 \l 1033 </w:instrText>
+          </w:r>
+          <w:r>
+            <w:rPr>
+              <w:i/>
+            </w:rPr>
+            <w:fldChar w:fldCharType="separate"/>
+          </w:r>
+          <w:r>
+            <w:rPr>
+              <w:noProof/>
+            </w:rPr>
+            <w:t>(Hegel &amp; Bùi, 1970, p. 131)</w:t>
+          </w:r>
+          <w:r>
+            <w:rPr>
+              <w:i/>
+            </w:rPr>
+            <w:fldChar w:fldCharType="end"/>
+          </w:r>
+        </w:sdtContent>
+      </w:sdt>
+      <w:r>
+        <w:rPr>
+          <w:i/>
+        </w:rPr>
+        <w:t xml:space="preserve"> và tự do là khát vọng của ý lực và ta có thể mở rộng rằng ý lực cũng là biện minh cho tồn tại (biện minh tồn tại)</w:t>
+      </w:r>
+      <w:r>
+        <w:t>”.</w:t>
+      </w:r>
+    </w:p>
+    <w:p/>
+    <w:p>
+      <w:r>
+        <w:t>Theo đó:</w:t>
+      </w:r>
+    </w:p>
+    <w:p>
+      <w:r>
+        <w:rPr>
+          <w:i/>
+        </w:rPr>
+        <w:t>“</w:t>
+      </w:r>
+      <w:r>
+        <w:rPr>
+          <w:i/>
+        </w:rPr>
+        <w:t xml:space="preserve">Biện minh tồn tại là biện minh cho sự tồn tại, lý lẽ cho sự tồn tại, lý do cho sự tồn tại, </w:t>
+      </w:r>
+      <w:r>
+        <w:rPr>
+          <w:i/>
+        </w:rPr>
+        <w:t xml:space="preserve">đấu tranh cho sự tồn tại, </w:t>
+      </w:r>
+      <w:r>
+        <w:rPr>
+          <w:i/>
+        </w:rPr>
+        <w:t>mục đích tồn tại của một thực thể, khát vọng tồn tại của một thực thể. Hơn nữa, mặc dù biện minh tồn tại được xem như ý lực nhưng nó cũng có thể được xem như động lực/động cơ của ý lực, là cái ngay trước ý lực nhưng cũng không khác ý lực. Nói cách khác, biện minh tồn tại là bản thể của ý lực</w:t>
+      </w:r>
+      <w:r>
+        <w:t>”</w:t>
+      </w:r>
+      <w:r>
+        <w:rPr>
+          <w:i/>
+        </w:rPr>
+        <w:t>.</w:t>
+      </w:r>
+    </w:p>
+    <w:p/>
+    <w:p>
+      <w:r>
+        <w:t>Suy ra:</w:t>
+      </w:r>
+    </w:p>
+    <w:p>
+      <w:r>
+        <w:t>“</w:t>
+      </w:r>
+      <w:r>
+        <w:rPr>
+          <w:i/>
+        </w:rPr>
+        <w:t>Ý niệm và ý lực hòa nhau thành một, ý lực là biện minh tồn tại của ý niệm. Ý lực của con người được gọi là ý chí tự do (free will)</w:t>
+      </w:r>
+      <w:r>
+        <w:t>”.</w:t>
+      </w:r>
+    </w:p>
+    <w:p/>
+    <w:p>
+      <w:r>
+        <w:t>Nói cách khác:</w:t>
+      </w:r>
+    </w:p>
+    <w:p>
+      <w:r>
+        <w:t>“</w:t>
+      </w:r>
+      <w:r>
+        <w:rPr>
+          <w:i/>
+        </w:rPr>
+        <w:t>Ý niệm</w:t>
+      </w:r>
+      <w:r>
+        <w:rPr>
+          <w:i/>
+        </w:rPr>
+        <w:t>, không khác ý lực,</w:t>
+      </w:r>
+      <w:r>
+        <w:rPr>
+          <w:i/>
+        </w:rPr>
+        <w:t xml:space="preserve"> không khác ý chí tự do, không khác biện minh tồn tại</w:t>
+      </w:r>
+      <w:r>
+        <w:t>”.</w:t>
+      </w:r>
+    </w:p>
+    <w:p/>
+    <w:p>
+      <w:r>
+        <w:t>Lúc này pháp quyền đã thuộc thế giới tinh thần:</w:t>
+      </w:r>
+    </w:p>
+    <w:p>
+      <w:r>
+        <w:t>“</w:t>
+      </w:r>
+      <w:r>
+        <w:rPr>
+          <w:i/>
+        </w:rPr>
+        <w:t>Pháp quyền là ý niệm, và được gọi ý niệm pháp quyền vì sự ẩn tàng của biện minh tồn tại. Ta còn có thể hiểu pháp quyền là nhãn dán lên ý niệm vào đúng chỗ ý chí tự do, hay nói chính xác hơn, pháp quyền là góc nhìn vào ý niệm tại chỗ “biện minh tồn tại”</w:t>
+      </w:r>
+      <w:r>
+        <w:rPr>
+          <w:i/>
+        </w:rPr>
+        <w:t xml:space="preserve"> để diễn đạt/triển khai lý lẽ, thực hiện một cuộc đấu tranh vĩ đại, một cuộc biện minh vĩ đại trong một tòa án vĩ đại là tinh thần khách quan/tinh thần tuyệt đối (hiện tượng học tinh thần), mà nếu như sự biện minh đó không hợp lý tính thì ý niệm/pháp quyền bị phá hủy – đó là sự trừng phạt</w:t>
+      </w:r>
+      <w:r>
+        <w:t>”.</w:t>
+      </w:r>
+    </w:p>
+    <w:p/>
+    <w:p>
+      <w:r>
+        <w:t>Từ đó tôi nhận định rằng:</w:t>
+      </w:r>
+    </w:p>
+    <w:p>
+      <w:pPr>
+        <w:rPr>
+          <w:rFonts w:cs="Times New Roman"/>
+        </w:rPr>
+      </w:pPr>
+      <w:r>
+        <w:t>“</w:t>
+      </w:r>
+      <w:r>
+        <w:rPr>
+          <w:i/>
+        </w:rPr>
+        <w:t xml:space="preserve">Pháp quyền Hegel có tính chất kỳ diệu là trải phổ từ pháp quyền trừu tượng </w:t>
+      </w:r>
+      <w:r>
+        <w:rPr>
+          <w:rFonts w:cs="Times New Roman"/>
+          <w:i/>
+        </w:rPr>
+        <w:t>đến</w:t>
+      </w:r>
+      <w:r>
+        <w:rPr>
+          <w:i/>
+        </w:rPr>
+        <w:t xml:space="preserve"> luân lý &amp; đạo đức </w:t>
+      </w:r>
+      <w:r>
+        <w:rPr>
+          <w:rFonts w:cs="Times New Roman"/>
+          <w:i/>
+        </w:rPr>
+        <w:t xml:space="preserve">đến pháp quyền thực định và phổ pháp quyền đồng thời có tính phản phục nghĩa là pháp quyền thực định được suy tưởng trở lại pháp quyền trừu tượng để phản chiếu tiệm cận </w:t>
+      </w:r>
+      <w:r>
+        <w:rPr>
+          <w:rFonts w:cs="Times New Roman"/>
+          <w:i/>
+        </w:rPr>
+        <w:lastRenderedPageBreak/>
+        <w:t xml:space="preserve">tinh thần khách quan hữu hạn với tinh thần chủ quan vô hạn làm quan tòa tối cao thẩm định pháp quyền. Từng phân khúc của phổ pháp quyền như </w:t>
+      </w:r>
+      <w:r>
+        <w:rPr>
+          <w:i/>
+        </w:rPr>
+        <w:t xml:space="preserve">pháp quyền trừu tượng, luân lý &amp; đạo đức </w:t>
+      </w:r>
+      <w:r>
+        <w:rPr>
+          <w:rFonts w:cs="Times New Roman"/>
+          <w:i/>
+        </w:rPr>
+        <w:t>và pháp quyền thực định cũng là những ý niệm có hai tính chất phổ quát và đặc thù mà hợp lý tính của ý niệm là sự đồng nhất của hai tính chất này với lưu ý rằng tiến trình đạt đồng nhất này qua mô hình biện chứng nếu được trải phổ cục bộ cũng có tính phản phục</w:t>
+      </w:r>
+      <w:r>
+        <w:rPr>
+          <w:rFonts w:cs="Times New Roman"/>
+        </w:rPr>
+        <w:t>”.</w:t>
+      </w:r>
+    </w:p>
+    <w:p>
+      <w:pPr>
+        <w:rPr>
+          <w:rFonts w:cs="Times New Roman"/>
+        </w:rPr>
+      </w:pPr>
+    </w:p>
+    <w:p>
+      <w:pPr>
+        <w:rPr>
+          <w:rFonts w:cs="Times New Roman"/>
+        </w:rPr>
+      </w:pPr>
+      <w:r>
+        <w:rPr>
+          <w:rFonts w:cs="Times New Roman"/>
+        </w:rPr>
+        <w:t>Lưu ý:</w:t>
+      </w:r>
+    </w:p>
+    <w:p>
+      <w:pPr>
+        <w:rPr>
+          <w:rFonts w:cs="Times New Roman"/>
+        </w:rPr>
+      </w:pPr>
+      <w:r>
+        <w:rPr>
+          <w:rFonts w:cs="Times New Roman"/>
+        </w:rPr>
+        <w:t>“</w:t>
+      </w:r>
+      <w:r>
+        <w:rPr>
+          <w:rFonts w:cs="Times New Roman"/>
+          <w:i/>
+        </w:rPr>
+        <w:t>Vì nối kết giữa hợp lý tính của ý niệm với hiện tượng học tinh thần Hegel nên mới xuất hiện những định nghĩa về tinh thần thế giới, tinh thần khách quan, tinh thần chủ quan, và tinh thần tuyệt đối trong pháp quyền Hegel</w:t>
+      </w:r>
+      <w:r>
+        <w:rPr>
+          <w:rFonts w:cs="Times New Roman"/>
+        </w:rPr>
+        <w:t>”.</w:t>
+      </w:r>
+    </w:p>
+    <w:p/>
+    <w:p>
+      <w:r>
+        <w:t>Quá trình trải phổ pháp quyền thành pháp quyền trừu tượng, luân lý và đạo đức được diễn giải như sau:</w:t>
+      </w:r>
+    </w:p>
+    <w:p>
+      <w:r>
+        <w:rPr>
+          <w:i/>
+        </w:rPr>
+        <w:t>“Giả sử ý niệm là cái tổng hòa kết quả cuối thì biện minh tồn tại hay ý chí tự do của nó được gán nhãn pháp quyền như lõi của ý niệm, lúc này nhãn pháp quyền được gọi là pháp quyền trừu tượng đại diện cái hiện tồn nằm ở cấp độ cao nhất – cấp độ thứ nhất trong cục bộ ý niệm (vì còn tinh thần tuyệt đối/tinh thần khách quan như là ý niệm toàn cục). Pháp quyền trừu tượng với tư cách ý niệm luôn hợp lý tính nên còn được gọi là pháp quyền lý tính. Hegel tiếp tục phân chia ý niệm như phân chia nội dung của một cuốn sách</w:t>
+      </w:r>
+      <w:sdt>
+        <w:sdtPr>
+          <w:rPr>
+            <w:i/>
+          </w:rPr>
+          <w:id w:val="-977614943"/>
+          <w:citation/>
+        </w:sdtPr>
+        <w:sdtContent>
+          <w:r>
+            <w:rPr>
+              <w:i/>
+            </w:rPr>
+            <w:fldChar w:fldCharType="begin"/>
+          </w:r>
+          <w:r>
+            <w:rPr>
+              <w:i/>
+            </w:rPr>
+            <w:instrText xml:space="preserve">CITATION Hegel70PhapQuyen \p 182-184 \l 1033 </w:instrText>
+          </w:r>
+          <w:r>
+            <w:rPr>
+              <w:i/>
+            </w:rPr>
+            <w:fldChar w:fldCharType="separate"/>
+          </w:r>
+          <w:r>
+            <w:rPr>
+              <w:i/>
+              <w:noProof/>
+            </w:rPr>
+            <w:t xml:space="preserve"> </w:t>
+          </w:r>
+          <w:r>
+            <w:rPr>
+              <w:noProof/>
+            </w:rPr>
+            <w:t>(Hegel &amp; Bùi, 1970, pp. 182-184)</w:t>
+          </w:r>
+          <w:r>
+            <w:rPr>
+              <w:i/>
+            </w:rPr>
+            <w:fldChar w:fldCharType="end"/>
+          </w:r>
+        </w:sdtContent>
+      </w:sdt>
+      <w:r>
+        <w:rPr>
+          <w:i/>
+        </w:rPr>
+        <w:t xml:space="preserve"> theo mô hình tam giác ngược với đỉnh là nền tảng. Khi ý niệm tiếp tục phản tư để nhận diện bản chất của chính mình và phân biệt với tha nhân, phần bên trong của ý niệm suy tưởng về bản chất này thông qua trung giới với pháp quyền tha nhân để thiết lập mối liên kết nhưng ý niệm vẫn ở trong phần bên trong của mình (tạm được gọi là phần thiện) tức vẫn đặt nặng tồn tại tự-mình hơn là cho-mình; nói cách khác, lúc này ý niệm thiết lập luân lý nằm ở cấp độ thứ hai của tiến trình tự phát triển của ý niệm pháp quyền (pháp quyền trừu tượng), thể hiện cơ sở trật tự có liên kết của pháp quyền trừu tượng. Vậy luân lý là bản chất của ý niệm được dẫn xuất từ pháp quyền trừu tượng, thể hiện sự hiện hữu đặc thù của ý niệm</w:t>
+      </w:r>
+      <w:sdt>
+        <w:sdtPr>
+          <w:rPr>
+            <w:i/>
+          </w:rPr>
+          <w:id w:val="-445321810"/>
+          <w:citation/>
+        </w:sdtPr>
+        <w:sdtContent>
+          <w:r>
+            <w:rPr>
+              <w:i/>
+            </w:rPr>
+            <w:fldChar w:fldCharType="begin"/>
+          </w:r>
+          <w:r>
+            <w:rPr>
+              <w:i/>
+            </w:rPr>
+            <w:instrText xml:space="preserve">CITATION Hegel70PhapQuyen \p 182 \l 1033 </w:instrText>
+          </w:r>
+          <w:r>
+            <w:rPr>
+              <w:i/>
+            </w:rPr>
+            <w:fldChar w:fldCharType="separate"/>
+          </w:r>
+          <w:r>
+            <w:rPr>
+              <w:i/>
+              <w:noProof/>
+            </w:rPr>
+            <w:t xml:space="preserve"> </w:t>
+          </w:r>
+          <w:r>
+            <w:rPr>
+              <w:noProof/>
+            </w:rPr>
+            <w:t>(Hegel &amp; Bùi, 1970, p. 182)</w:t>
+          </w:r>
+          <w:r>
+            <w:rPr>
+              <w:i/>
+            </w:rPr>
+            <w:fldChar w:fldCharType="end"/>
+          </w:r>
+        </w:sdtContent>
+      </w:sdt>
+      <w:r>
+        <w:rPr>
+          <w:i/>
+        </w:rPr>
+        <w:t xml:space="preserve">. Ý niệm – ý chí tự do tiếp tục suy tưởng về phần thiện (phần bên trong) vốn đã được phản tư nay lại được phản chiếu vào tha nhân (thế giới), tức là ý niệm tuy vẫn chưa rời khỏi chính mình nhưng đã bước chân vào thế giới, đi đến moment biện chứng để tổng hòa hoàn toàn hai moment phổ quát và đặc </w:t>
+      </w:r>
+      <w:r>
+        <w:rPr>
+          <w:i/>
+        </w:rPr>
+        <w:t>thù</w:t>
+      </w:r>
+      <w:r>
+        <w:rPr>
+          <w:i/>
+        </w:rPr>
+        <w:t>, lúc đó ý niệm hiện hữu khắp nơi một cách tự-mình và cho-mình khiến ý chí tự do vừa là bản thể vừa là tất yếu; nói cách khác luân lý được cụ thể hóa thành đạo đức nằm ở cấp độ thứ ba của tiến trình tự phát triển</w:t>
+      </w:r>
+      <w:sdt>
+        <w:sdtPr>
+          <w:rPr>
+            <w:i/>
+          </w:rPr>
+          <w:id w:val="-1924950871"/>
+          <w:citation/>
+        </w:sdtPr>
+        <w:sdtContent>
+          <w:r>
+            <w:rPr>
+              <w:i/>
+            </w:rPr>
+            <w:fldChar w:fldCharType="begin"/>
+          </w:r>
+          <w:r>
+            <w:rPr>
+              <w:i/>
+            </w:rPr>
+            <w:instrText xml:space="preserve">CITATION Hegel70PhapQuyen \p 183 \l 1033 </w:instrText>
+          </w:r>
+          <w:r>
+            <w:rPr>
+              <w:i/>
+            </w:rPr>
+            <w:fldChar w:fldCharType="separate"/>
+          </w:r>
+          <w:r>
+            <w:rPr>
+              <w:i/>
+              <w:noProof/>
+            </w:rPr>
+            <w:t xml:space="preserve"> </w:t>
+          </w:r>
+          <w:r>
+            <w:rPr>
+              <w:noProof/>
+            </w:rPr>
+            <w:t>(Hegel &amp; Bùi, 1970, p. 183)</w:t>
+          </w:r>
+          <w:r>
+            <w:rPr>
+              <w:i/>
+            </w:rPr>
+            <w:fldChar w:fldCharType="end"/>
+          </w:r>
+        </w:sdtContent>
+      </w:sdt>
+      <w:r>
+        <w:t>”</w:t>
+      </w:r>
+      <w:r>
+        <w:t>.</w:t>
+      </w:r>
+    </w:p>
+    <w:p/>
+    <w:p>
+      <w:r>
+        <w:t>Sau đó:</w:t>
+      </w:r>
+    </w:p>
+    <w:p>
+      <w:r>
+        <w:t>“</w:t>
+      </w:r>
+      <w:r>
+        <w:rPr>
+          <w:i/>
+        </w:rPr>
+        <w:t xml:space="preserve">Đạo đức, </w:t>
+      </w:r>
+      <w:r>
+        <w:rPr>
+          <w:i/>
+        </w:rPr>
+        <w:t>tự hiện thực hóa trở thành</w:t>
+      </w:r>
+      <w:r>
+        <w:rPr>
+          <w:i/>
+        </w:rPr>
+        <w:t xml:space="preserve"> lực lượng đạo đức, </w:t>
+      </w:r>
+      <w:r>
+        <w:rPr>
+          <w:i/>
+        </w:rPr>
+        <w:t xml:space="preserve">tiếp theo cụ thể </w:t>
+      </w:r>
+      <w:r>
+        <w:rPr>
+          <w:i/>
+        </w:rPr>
+        <w:t xml:space="preserve">hóa theo mức độ chi tiết </w:t>
+      </w:r>
+      <w:r>
+        <w:rPr>
+          <w:i/>
+        </w:rPr>
+        <w:t>thành</w:t>
+      </w:r>
+      <w:r>
+        <w:rPr>
+          <w:i/>
+        </w:rPr>
+        <w:t xml:space="preserve"> </w:t>
+      </w:r>
+      <w:r>
+        <w:rPr>
+          <w:i/>
+        </w:rPr>
+        <w:t xml:space="preserve">gia đình đến </w:t>
+      </w:r>
+      <w:r>
+        <w:rPr>
+          <w:i/>
+        </w:rPr>
+        <w:t>xã hội dân sự đến nhà nước</w:t>
+      </w:r>
+      <w:r>
+        <w:t>”.</w:t>
+      </w:r>
+    </w:p>
+    <w:p/>
+    <w:p>
+      <w:r>
+        <w:t>Pháp quyền Hegel là ý niệm pháp quyền trong lịch sử xã hội, cũng là ý niệm lịch sử xã hội tự hiện thực hóa qua mẹo lừa lý tính của Hegel:</w:t>
+      </w:r>
+    </w:p>
+    <w:p>
+      <w:r>
+        <w:t>“</w:t>
+      </w:r>
+      <w:r>
+        <w:rPr>
+          <w:i/>
+        </w:rPr>
+        <w:t>Ý niệm đúng thật tức pháp quyền tự hiện thực hóa qua cái gọi là mẹo lừa lý tính khi mà ý niệm có sức mạnh sử dụng tha nhân thông qua những động lực của tha nhân để tự hiện thực hóa chính mình</w:t>
+      </w:r>
+      <w:r>
+        <w:t>”.</w:t>
+      </w:r>
+    </w:p>
+    <w:p/>
+    <w:p>
+      <w:r>
+        <w:t xml:space="preserve">Suy ra Hegel không thể phủ nhận thế giới vật chất nên mới thực hiện ánh xạ thế giới vật chất (thế giới tự nhiên thứ nhất) vào thế giới tinh thần (thế giới tự nhiên thứ hai) mà vẫn bảo toàn bản chất tự nhiên, thường hằng, vốn có. Do đó pháp quyền Hegel tuy mạch lạc trong thế giới tinh thần nhưng chỉ áp dụng vào lịch sử xã hội mặc dù điều này vẫn đúng và đủ, tuy nhiên, thật thú vị và hữu ích khi mở rộng pháp quyền vào thế giới vật chất (thế giới tự nhiên thứ nhất) mà </w:t>
+      </w:r>
+      <w:r>
+        <w:lastRenderedPageBreak/>
+        <w:t>không có cách nào hoàn hảo nào hơn ngoài thống nhất vật chất và ý thức, theo đó, tôi đề xuất học thuyết ý niệm như sau:</w:t>
+      </w:r>
+    </w:p>
+    <w:p>
+      <w:r>
+        <w:t>“</w:t>
+      </w:r>
+      <w:r>
+        <w:rPr>
+          <w:i/>
+        </w:rPr>
+        <w:t>Thế giới là ý niệm, con người là ý niệm, cái cây là ý niệm, tiên đề là ý niệm, tất cả mọi thứ đều là ý niệm. Mỗi ý niệm đều “là”, “sống trong” hay “ảo tưởng trong” bản sao thế giới của riêng mình mà mỗi bản sao này không thật mà cũng thật; đó là những bong bóng. Chỉ có ta với tư cách là ý niệm bằng ý lực (free will) biện minh tồn tại cho chính ta biến chuyển thành biện minh tồn tại cho vô số ý niệm khác nhưng bong bóng ý niệm khác không thể biết (không tồn tại) đối với ta, đây chính là trọng tâm của học thuyết ý niệm mà trong đó: ý thức và vật chất là một hay nói chiết trung rằng ranh giới giữa vật chất và ý thức đang nhòa dần. Triết học pháp quyền nghiên cứu ý niệm pháp quyền đúng thật làm tham chiếu cho pháp quyền thực định và nghiên cứu ý niệm pháp quyền có ý chí tự do (free will) làm tham chiếu cho biện minh tồn tại</w:t>
+      </w:r>
+      <w:r>
+        <w:t>”.</w:t>
+      </w:r>
+    </w:p>
+    <w:p/>
+    <w:p>
+      <w:r>
+        <w:t>Suy ra:</w:t>
+      </w:r>
+    </w:p>
+    <w:p>
+      <w:r>
+        <w:t>“</w:t>
+      </w:r>
+      <w:r>
+        <w:rPr>
+          <w:i/>
+        </w:rPr>
+        <w:t>Học thuyết ý niệm độc tôn một người cụ thể A như là một ý niệm A, một bong bóng ý niệm A mà chứa đựng tất cả mọi thứ và bong bóng ý niệm con người A này là bong bóng vũ trụ A, mà mọi thứ trong bong bóng vũ trụ A thay đổi một cách liên tục, một cách ngẫu nhiên có ý lực bằng sự giao thoa liên tục ngẫu nhiên có ý lực giữa ý niệm A và mọi ý niệm khác</w:t>
+      </w:r>
+      <w:r>
+        <w:rPr>
+          <w:i/>
+        </w:rPr>
+        <w:t>.</w:t>
+      </w:r>
+      <w:r>
+        <w:rPr>
+          <w:i/>
+        </w:rPr>
+        <w:t xml:space="preserve"> </w:t>
+      </w:r>
+      <w:r>
+        <w:rPr>
+          <w:i/>
+        </w:rPr>
+        <w:t>N</w:t>
+      </w:r>
+      <w:r>
+        <w:rPr>
+          <w:i/>
+        </w:rPr>
+        <w:t xml:space="preserve">ói cách khác người A “tạo” </w:t>
+      </w:r>
+      <w:r>
+        <w:rPr>
+          <w:i/>
+        </w:rPr>
+        <w:t xml:space="preserve">(“cảm nhận”) </w:t>
+      </w:r>
+      <w:r>
+        <w:rPr>
+          <w:i/>
+        </w:rPr>
+        <w:t xml:space="preserve">ra mọi thứ trong bong bóng A bằng giao thoa ý niệm và mọi thứ đó là ý niệm, mà theo cách nói của Hegel là được tạo bởi mẹo lừa lý tính thông qua người A, nhưng thực chất rằng không thật sự có mẹo lừa lý tính trong học thuyết ý niệm này vì </w:t>
+      </w:r>
+      <w:r>
+        <w:rPr>
+          <w:i/>
+        </w:rPr>
+        <w:t xml:space="preserve">ý niệm A “tạo” (“cảm nhận”) ra mọi thứ, </w:t>
+      </w:r>
+      <w:r>
+        <w:rPr>
+          <w:i/>
+        </w:rPr>
+        <w:t>bong bóng A chứa mọi thứ</w:t>
+      </w:r>
+      <w:r>
+        <w:t>”.</w:t>
+      </w:r>
+    </w:p>
+    <w:p/>
+    <w:p>
+      <w:r>
+        <w:t>Suy ra:</w:t>
+      </w:r>
+    </w:p>
+    <w:p>
+      <w:r>
+        <w:t>“</w:t>
+      </w:r>
+      <w:r>
+        <w:rPr>
+          <w:i/>
+        </w:rPr>
+        <w:t>Với học thuyết ý niệm, chỉ có duy nhất một pháp quyền A với bong bóng ý niệm A, theo đó trải phổ thành một pháp quyền trừu tượng A, một luân lý A, một đạo đức A rồi cụ thể hóa thành một lực lượng đạo đức A, rồi tiếp theo cụ thể hóa theo mức độ chi tiết thành một gia đình A đến một xã hội dân sự A đến một nhà nước A</w:t>
+      </w:r>
+      <w:r>
+        <w:rPr>
+          <w:i/>
+        </w:rPr>
+        <w:t>, thăng hoa thành tinh thần tuyệt đối A</w:t>
+      </w:r>
+      <w:r>
+        <w:t>”.</w:t>
+      </w:r>
+    </w:p>
+    <w:p/>
+    <w:p>
+      <w:r>
+        <w:t>Theo đó, ta cũng có:</w:t>
+      </w:r>
+    </w:p>
+    <w:p>
+      <w:r>
+        <w:t>“</w:t>
+      </w:r>
+      <w:r>
+        <w:rPr>
+          <w:i/>
+        </w:rPr>
+        <w:t>Nếu bong bóng A bị phá hủy thì tất cả</w:t>
+      </w:r>
+      <w:r>
+        <w:rPr>
+          <w:i/>
+        </w:rPr>
+        <w:t xml:space="preserve"> mọi thứ</w:t>
+      </w:r>
+      <w:r>
+        <w:rPr>
+          <w:i/>
+        </w:rPr>
+        <w:t xml:space="preserve">, từ pháp quyền trừu tượng A đến nhà nước A </w:t>
+      </w:r>
+      <w:r>
+        <w:rPr>
+          <w:i/>
+        </w:rPr>
+        <w:t xml:space="preserve">đến tinh thần tuyệt đối A </w:t>
+      </w:r>
+      <w:r>
+        <w:rPr>
+          <w:i/>
+        </w:rPr>
+        <w:t>đều bị phá hủy</w:t>
+      </w:r>
+      <w:r>
+        <w:rPr>
+          <w:i/>
+        </w:rPr>
+        <w:t>,</w:t>
+      </w:r>
+      <w:r>
+        <w:rPr>
+          <w:i/>
+        </w:rPr>
+        <w:t xml:space="preserve"> tan như bọt nước nhưng sự phá hủy này không tồn tại với A vì A là bong bóng vũ trụ/ý niệm và sự tồn tại của bong bóng A </w:t>
+      </w:r>
+      <w:proofErr w:type="gramStart"/>
+      <w:r>
+        <w:rPr>
+          <w:i/>
+        </w:rPr>
+        <w:t>do</w:t>
+      </w:r>
+      <w:proofErr w:type="gramEnd"/>
+      <w:r>
+        <w:rPr>
+          <w:i/>
+        </w:rPr>
+        <w:t xml:space="preserve"> A tự ý thức vì con người A dù không thể biết những bong bóng ý niệm khác nhưng tự ý thức được sự tồn tại của mình vì A đang ở trong chính A – ta đang ở trong chính ta</w:t>
+      </w:r>
+      <w:r>
+        <w:rPr>
+          <w:i/>
+        </w:rPr>
+        <w:t>. Bong bóng ý niệm A chỉ tồn tại đối với ý niệm A</w:t>
+      </w:r>
+      <w:r>
+        <w:t>”.</w:t>
+      </w:r>
+    </w:p>
+    <w:p/>
+    <w:p>
+      <w:r>
+        <w:t>Hơn nữa, ta suy ra rằng:</w:t>
+      </w:r>
+    </w:p>
+    <w:p>
+      <w:r>
+        <w:t>“</w:t>
+      </w:r>
+      <w:r>
+        <w:rPr>
+          <w:i/>
+        </w:rPr>
+        <w:t xml:space="preserve">Biện minh tồn tại là mỏ neo của triết học pháp quyền, đồng thời trở thành nền tảng của học thuyết ý niệm, từ đó mở rộng triết học pháp quyền từ thế giới tinh thần sang thế giới vật chất vì một lẽ đơn giản, học thuyết ý niệm đang thống nhất vật chất và ý thức, chỉ có một thế giới duy nhất, đó là </w:t>
+      </w:r>
+      <w:r>
+        <w:rPr>
+          <w:i/>
+        </w:rPr>
+        <w:t xml:space="preserve">duy nhất một </w:t>
+      </w:r>
+      <w:r>
+        <w:rPr>
+          <w:i/>
+        </w:rPr>
+        <w:t xml:space="preserve">thế giới ý niệm với một con người cụ thể. Hơn nữa, một con người cụ thể A được mở rộng thành một sinh </w:t>
+      </w:r>
+      <w:r>
+        <w:rPr>
+          <w:i/>
+        </w:rPr>
+        <w:t>thể</w:t>
+      </w:r>
+      <w:r>
+        <w:rPr>
+          <w:i/>
+        </w:rPr>
+        <w:t xml:space="preserve"> cụ thể A hay tổng quát hơn – một thực thể cụ thể A, đây là ý nghĩa tổng quát của học thuyết ý niệm</w:t>
+      </w:r>
+      <w:r>
+        <w:t>”.</w:t>
+      </w:r>
+    </w:p>
+    <w:p/>
+    <w:p>
+      <w:pPr>
+        <w:rPr>
+          <w:b/>
+          <w:sz w:val="28"/>
+          <w:szCs w:val="28"/>
+        </w:rPr>
+      </w:pPr>
+      <w:r>
+        <w:rPr>
+          <w:b/>
+          <w:sz w:val="28"/>
+          <w:szCs w:val="28"/>
+        </w:rPr>
+        <w:t>Tham khảo</w:t>
+      </w:r>
+    </w:p>
+    <w:p>
+      <w:pPr>
+        <w:pStyle w:val="Bibliography"/>
+        <w:ind w:left="720" w:hanging="720"/>
+        <w:rPr>
+          <w:noProof/>
+          <w:szCs w:val="24"/>
+        </w:rPr>
+      </w:pPr>
+      <w:r>
+        <w:fldChar w:fldCharType="begin"/>
+      </w:r>
+      <w:r>
+        <w:instrText xml:space="preserve"> BIBLIOGRAPHY  \l 1033 </w:instrText>
+      </w:r>
+      <w:r>
+        <w:fldChar w:fldCharType="separate"/>
+      </w:r>
+      <w:r>
+        <w:rPr>
+          <w:noProof/>
+        </w:rPr>
+        <w:t xml:space="preserve">Hegel, G. W., &amp; Bùi, N. V. (1970). </w:t>
+      </w:r>
+      <w:r>
+        <w:rPr>
+          <w:i/>
+          <w:iCs/>
+          <w:noProof/>
+        </w:rPr>
+        <w:t>Các nguyên lý của triết học pháp quyền.</w:t>
+      </w:r>
+      <w:r>
+        <w:rPr>
+          <w:noProof/>
+        </w:rPr>
+        <w:t xml:space="preserve"> (N. V. Bùi, Ed.) Tri Thức.</w:t>
+      </w:r>
+    </w:p>
+    <w:p>
+      <w:r>
+        <w:fldChar w:fldCharType="end"/>
+      </w:r>
+    </w:p>
     <w:p/>
     <w:sectPr>
-      <w:headerReference w:type="default" r:id="rId54"/>
-      <w:footerReference w:type="default" r:id="rId55"/>
+      <w:headerReference w:type="default" r:id="rId56"/>
+      <w:footerReference w:type="default" r:id="rId57"/>
       <w:pgSz w:w="11906" w:h="16838" w:code="9"/>
       <w:pgMar w:top="1440" w:right="1440" w:bottom="1440" w:left="1440" w:header="720" w:footer="720" w:gutter="0"/>
       <w:cols w:space="720"/>
@@ -26937,7 +28353,7 @@
           <w:rPr>
             <w:noProof/>
           </w:rPr>
-          <w:t>5</w:t>
+          <w:t>7</w:t>
         </w:r>
         <w:r>
           <w:rPr>
@@ -27115,6 +28531,59 @@
 </w:ftr>
 </file>
 
+<file path=word/footer5.xml><?xml version="1.0" encoding="utf-8"?>
+<w:ftr xmlns:wpc="http://schemas.microsoft.com/office/word/2010/wordprocessingCanvas" xmlns:cx="http://schemas.microsoft.com/office/drawing/2014/chartex" xmlns:mc="http://schemas.openxmlformats.org/markup-compatibility/2006" xmlns:o="urn:schemas-microsoft-com:office:office" xmlns:r="http://schemas.openxmlformats.org/officeDocument/2006/relationships" xmlns:m="http://schemas.openxmlformats.org/officeDocument/2006/math" xmlns:v="urn:schemas-microsoft-com:vml" xmlns:wp14="http://schemas.microsoft.com/office/word/2010/wordprocessingDrawing" xmlns:wp="http://schemas.openxmlformats.org/drawingml/2006/wordprocessingDrawing" xmlns:w10="urn:schemas-microsoft-com:office:word" xmlns:w="http://schemas.openxmlformats.org/wordprocessingml/2006/main" xmlns:w14="http://schemas.microsoft.com/office/word/2010/wordml" xmlns:w15="http://schemas.microsoft.com/office/word/2012/wordml" xmlns:w16se="http://schemas.microsoft.com/office/word/2015/wordml/symex" xmlns:wpg="http://schemas.microsoft.com/office/word/2010/wordprocessingGroup" xmlns:wpi="http://schemas.microsoft.com/office/word/2010/wordprocessingInk" xmlns:wne="http://schemas.microsoft.com/office/word/2006/wordml" xmlns:wps="http://schemas.microsoft.com/office/word/2010/wordprocessingShape" mc:Ignorable="w14 w15 w16se wp14">
+  <w:sdt>
+    <w:sdtPr>
+      <w:id w:val="828948858"/>
+      <w:docPartObj>
+        <w:docPartGallery w:val="Page Numbers (Bottom of Page)"/>
+        <w:docPartUnique/>
+      </w:docPartObj>
+    </w:sdtPr>
+    <w:sdtEndPr>
+      <w:rPr>
+        <w:noProof/>
+      </w:rPr>
+    </w:sdtEndPr>
+    <w:sdtContent>
+      <w:p>
+        <w:pPr>
+          <w:pStyle w:val="Footer"/>
+          <w:jc w:val="center"/>
+        </w:pPr>
+        <w:r>
+          <w:fldChar w:fldCharType="begin"/>
+        </w:r>
+        <w:r>
+          <w:instrText xml:space="preserve"> PAGE   \* MERGEFORMAT </w:instrText>
+        </w:r>
+        <w:r>
+          <w:fldChar w:fldCharType="separate"/>
+        </w:r>
+        <w:r>
+          <w:rPr>
+            <w:noProof/>
+          </w:rPr>
+          <w:t>125</w:t>
+        </w:r>
+        <w:r>
+          <w:rPr>
+            <w:noProof/>
+          </w:rPr>
+          <w:fldChar w:fldCharType="end"/>
+        </w:r>
+      </w:p>
+    </w:sdtContent>
+  </w:sdt>
+  <w:p>
+    <w:pPr>
+      <w:pStyle w:val="Footer"/>
+    </w:pPr>
+  </w:p>
+</w:ftr>
+</file>
+
 <file path=word/footnotes.xml><?xml version="1.0" encoding="utf-8"?>
 <w:footnotes xmlns:wpc="http://schemas.microsoft.com/office/word/2010/wordprocessingCanvas" xmlns:cx="http://schemas.microsoft.com/office/drawing/2014/chartex" xmlns:mc="http://schemas.openxmlformats.org/markup-compatibility/2006" xmlns:o="urn:schemas-microsoft-com:office:office" xmlns:r="http://schemas.openxmlformats.org/officeDocument/2006/relationships" xmlns:m="http://schemas.openxmlformats.org/officeDocument/2006/math" xmlns:v="urn:schemas-microsoft-com:vml" xmlns:wp14="http://schemas.microsoft.com/office/word/2010/wordprocessingDrawing" xmlns:wp="http://schemas.openxmlformats.org/drawingml/2006/wordprocessingDrawing" xmlns:w10="urn:schemas-microsoft-com:office:word" xmlns:w="http://schemas.openxmlformats.org/wordprocessingml/2006/main" xmlns:w14="http://schemas.microsoft.com/office/word/2010/wordml" xmlns:w15="http://schemas.microsoft.com/office/word/2012/wordml" xmlns:w16se="http://schemas.microsoft.com/office/word/2015/wordml/symex" xmlns:wpg="http://schemas.microsoft.com/office/word/2010/wordprocessingGroup" xmlns:wpi="http://schemas.microsoft.com/office/word/2010/wordprocessingInk" xmlns:wne="http://schemas.microsoft.com/office/word/2006/wordml" xmlns:wps="http://schemas.microsoft.com/office/word/2010/wordprocessingShape" mc:Ignorable="w14 w15 w16se wp14">
   <w:footnote w:type="separator" w:id="-1">
@@ -27199,6 +28668,20 @@
     </w:pPr>
     <w:r>
       <w:t>Học thuyết ý niệm và triết học pháp quyền</w:t>
+    </w:r>
+  </w:p>
+</w:hdr>
+</file>
+
+<file path=word/header14.xml><?xml version="1.0" encoding="utf-8"?>
+<w:hdr xmlns:wpc="http://schemas.microsoft.com/office/word/2010/wordprocessingCanvas" xmlns:cx="http://schemas.microsoft.com/office/drawing/2014/chartex" xmlns:mc="http://schemas.openxmlformats.org/markup-compatibility/2006" xmlns:o="urn:schemas-microsoft-com:office:office" xmlns:r="http://schemas.openxmlformats.org/officeDocument/2006/relationships" xmlns:m="http://schemas.openxmlformats.org/officeDocument/2006/math" xmlns:v="urn:schemas-microsoft-com:vml" xmlns:wp14="http://schemas.microsoft.com/office/word/2010/wordprocessingDrawing" xmlns:wp="http://schemas.openxmlformats.org/drawingml/2006/wordprocessingDrawing" xmlns:w10="urn:schemas-microsoft-com:office:word" xmlns:w="http://schemas.openxmlformats.org/wordprocessingml/2006/main" xmlns:w14="http://schemas.microsoft.com/office/word/2010/wordml" xmlns:w15="http://schemas.microsoft.com/office/word/2012/wordml" xmlns:w16se="http://schemas.microsoft.com/office/word/2015/wordml/symex" xmlns:wpg="http://schemas.microsoft.com/office/word/2010/wordprocessingGroup" xmlns:wpi="http://schemas.microsoft.com/office/word/2010/wordprocessingInk" xmlns:wne="http://schemas.microsoft.com/office/word/2006/wordml" xmlns:wps="http://schemas.microsoft.com/office/word/2010/wordprocessingShape" mc:Ignorable="w14 w15 w16se wp14">
+  <w:p>
+    <w:pPr>
+      <w:pStyle w:val="Header"/>
+      <w:jc w:val="center"/>
+    </w:pPr>
+    <w:r>
+      <w:t>Mỏ neo trong triết học pháp quyền</w:t>
     </w:r>
   </w:p>
 </w:hdr>
@@ -32668,7 +34151,7 @@
 </file>
 
 <file path=customXml/itemProps1.xml><?xml version="1.0" encoding="utf-8"?>
-<ds:datastoreItem xmlns:ds="http://schemas.openxmlformats.org/officeDocument/2006/customXml" ds:itemID="{120AABA9-E67B-4634-A9B2-5D33C60EFE64}">
+<ds:datastoreItem xmlns:ds="http://schemas.openxmlformats.org/officeDocument/2006/customXml" ds:itemID="{484D9DC9-2A41-42F6-ADDA-CD1680FFFA28}">
   <ds:schemaRefs>
     <ds:schemaRef ds:uri="http://schemas.openxmlformats.org/officeDocument/2006/bibliography"/>
   </ds:schemaRefs>

--- a/books/FirstSeriesOfThoughts.docx
+++ b/books/FirstSeriesOfThoughts.docx
@@ -497,7 +497,7 @@
           <w:r>
             <w:fldChar w:fldCharType="separate"/>
           </w:r>
-          <w:hyperlink w:anchor="_Toc211349043" w:history="1">
+          <w:hyperlink w:anchor="_Toc227652413" w:history="1">
             <w:r>
               <w:rPr>
                 <w:rStyle w:val="Hyperlink"/>
@@ -524,7 +524,7 @@
                 <w:noProof/>
                 <w:webHidden/>
               </w:rPr>
-              <w:instrText xml:space="preserve"> PAGEREF _Toc211349043 \h </w:instrText>
+              <w:instrText xml:space="preserve"> PAGEREF _Toc227652413 \h </w:instrText>
             </w:r>
             <w:r>
               <w:rPr>
@@ -567,7 +567,7 @@
               <w:sz w:val="22"/>
             </w:rPr>
           </w:pPr>
-          <w:hyperlink w:anchor="_Toc211349044" w:history="1">
+          <w:hyperlink w:anchor="_Toc227652414" w:history="1">
             <w:r>
               <w:rPr>
                 <w:rStyle w:val="Hyperlink"/>
@@ -594,7 +594,7 @@
                 <w:noProof/>
                 <w:webHidden/>
               </w:rPr>
-              <w:instrText xml:space="preserve"> PAGEREF _Toc211349044 \h </w:instrText>
+              <w:instrText xml:space="preserve"> PAGEREF _Toc227652414 \h </w:instrText>
             </w:r>
             <w:r>
               <w:rPr>
@@ -637,7 +637,7 @@
               <w:sz w:val="22"/>
             </w:rPr>
           </w:pPr>
-          <w:hyperlink w:anchor="_Toc211349045" w:history="1">
+          <w:hyperlink w:anchor="_Toc227652415" w:history="1">
             <w:r>
               <w:rPr>
                 <w:rStyle w:val="Hyperlink"/>
@@ -664,7 +664,7 @@
                 <w:noProof/>
                 <w:webHidden/>
               </w:rPr>
-              <w:instrText xml:space="preserve"> PAGEREF _Toc211349045 \h </w:instrText>
+              <w:instrText xml:space="preserve"> PAGEREF _Toc227652415 \h </w:instrText>
             </w:r>
             <w:r>
               <w:rPr>
@@ -707,7 +707,7 @@
               <w:sz w:val="22"/>
             </w:rPr>
           </w:pPr>
-          <w:hyperlink w:anchor="_Toc211349046" w:history="1">
+          <w:hyperlink w:anchor="_Toc227652416" w:history="1">
             <w:r>
               <w:rPr>
                 <w:rStyle w:val="Hyperlink"/>
@@ -734,7 +734,7 @@
                 <w:noProof/>
                 <w:webHidden/>
               </w:rPr>
-              <w:instrText xml:space="preserve"> PAGEREF _Toc211349046 \h </w:instrText>
+              <w:instrText xml:space="preserve"> PAGEREF _Toc227652416 \h </w:instrText>
             </w:r>
             <w:r>
               <w:rPr>
@@ -777,7 +777,7 @@
               <w:sz w:val="22"/>
             </w:rPr>
           </w:pPr>
-          <w:hyperlink w:anchor="_Toc211349047" w:history="1">
+          <w:hyperlink w:anchor="_Toc227652417" w:history="1">
             <w:r>
               <w:rPr>
                 <w:rStyle w:val="Hyperlink"/>
@@ -804,7 +804,7 @@
                 <w:noProof/>
                 <w:webHidden/>
               </w:rPr>
-              <w:instrText xml:space="preserve"> PAGEREF _Toc211349047 \h </w:instrText>
+              <w:instrText xml:space="preserve"> PAGEREF _Toc227652417 \h </w:instrText>
             </w:r>
             <w:r>
               <w:rPr>
@@ -847,7 +847,7 @@
               <w:sz w:val="22"/>
             </w:rPr>
           </w:pPr>
-          <w:hyperlink w:anchor="_Toc211349048" w:history="1">
+          <w:hyperlink w:anchor="_Toc227652418" w:history="1">
             <w:r>
               <w:rPr>
                 <w:rStyle w:val="Hyperlink"/>
@@ -874,7 +874,7 @@
                 <w:noProof/>
                 <w:webHidden/>
               </w:rPr>
-              <w:instrText xml:space="preserve"> PAGEREF _Toc211349048 \h </w:instrText>
+              <w:instrText xml:space="preserve"> PAGEREF _Toc227652418 \h </w:instrText>
             </w:r>
             <w:r>
               <w:rPr>
@@ -917,7 +917,7 @@
               <w:sz w:val="22"/>
             </w:rPr>
           </w:pPr>
-          <w:hyperlink w:anchor="_Toc211349049" w:history="1">
+          <w:hyperlink w:anchor="_Toc227652419" w:history="1">
             <w:r>
               <w:rPr>
                 <w:rStyle w:val="Hyperlink"/>
@@ -944,7 +944,7 @@
                 <w:noProof/>
                 <w:webHidden/>
               </w:rPr>
-              <w:instrText xml:space="preserve"> PAGEREF _Toc211349049 \h </w:instrText>
+              <w:instrText xml:space="preserve"> PAGEREF _Toc227652419 \h </w:instrText>
             </w:r>
             <w:r>
               <w:rPr>
@@ -987,7 +987,7 @@
               <w:sz w:val="22"/>
             </w:rPr>
           </w:pPr>
-          <w:hyperlink w:anchor="_Toc211349050" w:history="1">
+          <w:hyperlink w:anchor="_Toc227652420" w:history="1">
             <w:r>
               <w:rPr>
                 <w:rStyle w:val="Hyperlink"/>
@@ -1014,7 +1014,7 @@
                 <w:noProof/>
                 <w:webHidden/>
               </w:rPr>
-              <w:instrText xml:space="preserve"> PAGEREF _Toc211349050 \h </w:instrText>
+              <w:instrText xml:space="preserve"> PAGEREF _Toc227652420 \h </w:instrText>
             </w:r>
             <w:r>
               <w:rPr>
@@ -1057,7 +1057,7 @@
               <w:sz w:val="22"/>
             </w:rPr>
           </w:pPr>
-          <w:hyperlink w:anchor="_Toc211349051" w:history="1">
+          <w:hyperlink w:anchor="_Toc227652421" w:history="1">
             <w:r>
               <w:rPr>
                 <w:rStyle w:val="Hyperlink"/>
@@ -1084,7 +1084,7 @@
                 <w:noProof/>
                 <w:webHidden/>
               </w:rPr>
-              <w:instrText xml:space="preserve"> PAGEREF _Toc211349051 \h </w:instrText>
+              <w:instrText xml:space="preserve"> PAGEREF _Toc227652421 \h </w:instrText>
             </w:r>
             <w:r>
               <w:rPr>
@@ -1127,7 +1127,7 @@
               <w:sz w:val="22"/>
             </w:rPr>
           </w:pPr>
-          <w:hyperlink w:anchor="_Toc211349052" w:history="1">
+          <w:hyperlink w:anchor="_Toc227652422" w:history="1">
             <w:r>
               <w:rPr>
                 <w:rStyle w:val="Hyperlink"/>
@@ -1154,7 +1154,7 @@
                 <w:noProof/>
                 <w:webHidden/>
               </w:rPr>
-              <w:instrText xml:space="preserve"> PAGEREF _Toc211349052 \h </w:instrText>
+              <w:instrText xml:space="preserve"> PAGEREF _Toc227652422 \h </w:instrText>
             </w:r>
             <w:r>
               <w:rPr>
@@ -1197,7 +1197,7 @@
               <w:sz w:val="22"/>
             </w:rPr>
           </w:pPr>
-          <w:hyperlink w:anchor="_Toc211349053" w:history="1">
+          <w:hyperlink w:anchor="_Toc227652423" w:history="1">
             <w:r>
               <w:rPr>
                 <w:rStyle w:val="Hyperlink"/>
@@ -1224,7 +1224,7 @@
                 <w:noProof/>
                 <w:webHidden/>
               </w:rPr>
-              <w:instrText xml:space="preserve"> PAGEREF _Toc211349053 \h </w:instrText>
+              <w:instrText xml:space="preserve"> PAGEREF _Toc227652423 \h </w:instrText>
             </w:r>
             <w:r>
               <w:rPr>
@@ -1267,7 +1267,7 @@
               <w:sz w:val="22"/>
             </w:rPr>
           </w:pPr>
-          <w:hyperlink w:anchor="_Toc211349054" w:history="1">
+          <w:hyperlink w:anchor="_Toc227652424" w:history="1">
             <w:r>
               <w:rPr>
                 <w:rStyle w:val="Hyperlink"/>
@@ -1294,7 +1294,7 @@
                 <w:noProof/>
                 <w:webHidden/>
               </w:rPr>
-              <w:instrText xml:space="preserve"> PAGEREF _Toc211349054 \h </w:instrText>
+              <w:instrText xml:space="preserve"> PAGEREF _Toc227652424 \h </w:instrText>
             </w:r>
             <w:r>
               <w:rPr>
@@ -1337,7 +1337,7 @@
               <w:sz w:val="22"/>
             </w:rPr>
           </w:pPr>
-          <w:hyperlink w:anchor="_Toc211349055" w:history="1">
+          <w:hyperlink w:anchor="_Toc227652425" w:history="1">
             <w:r>
               <w:rPr>
                 <w:rStyle w:val="Hyperlink"/>
@@ -1364,7 +1364,7 @@
                 <w:noProof/>
                 <w:webHidden/>
               </w:rPr>
-              <w:instrText xml:space="preserve"> PAGEREF _Toc211349055 \h </w:instrText>
+              <w:instrText xml:space="preserve"> PAGEREF _Toc227652425 \h </w:instrText>
             </w:r>
             <w:r>
               <w:rPr>
@@ -1407,7 +1407,7 @@
               <w:sz w:val="22"/>
             </w:rPr>
           </w:pPr>
-          <w:hyperlink w:anchor="_Toc211349056" w:history="1">
+          <w:hyperlink w:anchor="_Toc227652426" w:history="1">
             <w:r>
               <w:rPr>
                 <w:rStyle w:val="Hyperlink"/>
@@ -1434,7 +1434,7 @@
                 <w:noProof/>
                 <w:webHidden/>
               </w:rPr>
-              <w:instrText xml:space="preserve"> PAGEREF _Toc211349056 \h </w:instrText>
+              <w:instrText xml:space="preserve"> PAGEREF _Toc227652426 \h </w:instrText>
             </w:r>
             <w:r>
               <w:rPr>
@@ -1497,7 +1497,7 @@
           <w:b w:val="0"/>
         </w:rPr>
       </w:pPr>
-      <w:bookmarkStart w:id="1" w:name="_Toc211349043"/>
+      <w:bookmarkStart w:id="1" w:name="_Toc227652413"/>
       <w:r>
         <w:lastRenderedPageBreak/>
         <w:t>Kênh Kra: cơ hội và thách thức</w:t>
@@ -1604,6 +1604,7 @@
           <w:id w:val="-1661615141"/>
           <w:citation/>
         </w:sdtPr>
+        <w:sdtEndPr/>
         <w:sdtContent>
           <w:r>
             <w:fldChar w:fldCharType="begin"/>
@@ -1633,6 +1634,7 @@
           <w:id w:val="-1147896818"/>
           <w:citation/>
         </w:sdtPr>
+        <w:sdtEndPr/>
         <w:sdtContent>
           <w:r>
             <w:fldChar w:fldCharType="begin"/>
@@ -1668,7 +1670,7 @@
         </w:rPr>
         <w:lastRenderedPageBreak/>
         <w:drawing>
-          <wp:inline distT="0" distB="0" distL="0" distR="0" wp14:anchorId="3E9B2F10" wp14:editId="62694A8F">
+          <wp:inline distT="0" distB="0" distL="0" distR="0" wp14:anchorId="375CD44B" wp14:editId="7F490B1F">
             <wp:extent cx="3392424" cy="4282440"/>
             <wp:effectExtent l="0" t="0" r="0" b="3810"/>
             <wp:docPr id="8" name="Picture 8" descr="A picture containing text, map&#10;&#10;Description automatically generated"/>
@@ -1845,6 +1847,7 @@
           <w:id w:val="-881865513"/>
           <w:citation/>
         </w:sdtPr>
+        <w:sdtEndPr/>
         <w:sdtContent>
           <w:r>
             <w:fldChar w:fldCharType="begin"/>
@@ -1898,6 +1901,7 @@
           <w:id w:val="1506486381"/>
           <w:citation/>
         </w:sdtPr>
+        <w:sdtEndPr/>
         <w:sdtContent>
           <w:r>
             <w:fldChar w:fldCharType="begin"/>
@@ -1935,6 +1939,7 @@
           <w:id w:val="355163627"/>
           <w:citation/>
         </w:sdtPr>
+        <w:sdtEndPr/>
         <w:sdtContent>
           <w:r>
             <w:fldChar w:fldCharType="begin"/>
@@ -1964,6 +1969,7 @@
           <w:id w:val="-1000816041"/>
           <w:citation/>
         </w:sdtPr>
+        <w:sdtEndPr/>
         <w:sdtContent>
           <w:r>
             <w:fldChar w:fldCharType="begin"/>
@@ -1993,6 +1999,7 @@
           <w:id w:val="1529212170"/>
           <w:citation/>
         </w:sdtPr>
+        <w:sdtEndPr/>
         <w:sdtContent>
           <w:r>
             <w:fldChar w:fldCharType="begin"/>
@@ -2095,6 +2102,7 @@
           <w:id w:val="-2074265855"/>
           <w:citation/>
         </w:sdtPr>
+        <w:sdtEndPr/>
         <w:sdtContent>
           <w:r>
             <w:fldChar w:fldCharType="begin"/>
@@ -2181,6 +2189,7 @@
           <w:id w:val="-855653271"/>
           <w:citation/>
         </w:sdtPr>
+        <w:sdtEndPr/>
         <w:sdtContent>
           <w:r>
             <w:fldChar w:fldCharType="begin"/>
@@ -2233,6 +2242,7 @@
           <w:id w:val="1923443931"/>
           <w:citation/>
         </w:sdtPr>
+        <w:sdtEndPr/>
         <w:sdtContent>
           <w:r>
             <w:fldChar w:fldCharType="begin"/>
@@ -2473,6 +2483,7 @@
           <w:id w:val="-23339373"/>
           <w:citation/>
         </w:sdtPr>
+        <w:sdtEndPr/>
         <w:sdtContent>
           <w:r>
             <w:fldChar w:fldCharType="begin"/>
@@ -2555,6 +2566,7 @@
           <w:id w:val="-325822142"/>
           <w:citation/>
         </w:sdtPr>
+        <w:sdtEndPr/>
         <w:sdtContent>
           <w:r>
             <w:fldChar w:fldCharType="begin"/>
@@ -2592,6 +2604,7 @@
           <w:id w:val="-1206091426"/>
           <w:citation/>
         </w:sdtPr>
+        <w:sdtEndPr/>
         <w:sdtContent>
           <w:r>
             <w:fldChar w:fldCharType="begin"/>
@@ -2621,6 +2634,7 @@
           <w:id w:val="-1123386268"/>
           <w:citation/>
         </w:sdtPr>
+        <w:sdtEndPr/>
         <w:sdtContent>
           <w:r>
             <w:fldChar w:fldCharType="begin"/>
@@ -2650,6 +2664,7 @@
           <w:id w:val="764116881"/>
           <w:citation/>
         </w:sdtPr>
+        <w:sdtEndPr/>
         <w:sdtContent>
           <w:r>
             <w:fldChar w:fldCharType="begin"/>
@@ -2683,6 +2698,7 @@
           <w:id w:val="-158545960"/>
           <w:citation/>
         </w:sdtPr>
+        <w:sdtEndPr/>
         <w:sdtContent>
           <w:r>
             <w:fldChar w:fldCharType="begin"/>
@@ -2730,6 +2746,7 @@
           <w:id w:val="1439646465"/>
           <w:citation/>
         </w:sdtPr>
+        <w:sdtEndPr/>
         <w:sdtContent>
           <w:r>
             <w:fldChar w:fldCharType="begin"/>
@@ -2765,6 +2782,7 @@
           <w:id w:val="-1919781315"/>
           <w:citation/>
         </w:sdtPr>
+        <w:sdtEndPr/>
         <w:sdtContent>
           <w:r>
             <w:fldChar w:fldCharType="begin"/>
@@ -2890,7 +2908,7 @@
           <w:szCs w:val="24"/>
         </w:rPr>
         <w:drawing>
-          <wp:inline distT="0" distB="0" distL="0" distR="0" wp14:anchorId="7C5E304E" wp14:editId="447010CE">
+          <wp:inline distT="0" distB="0" distL="0" distR="0" wp14:anchorId="303CA836" wp14:editId="220DF483">
             <wp:extent cx="3072384" cy="2020824"/>
             <wp:effectExtent l="0" t="0" r="0" b="0"/>
             <wp:docPr id="2" name="Picture 2" descr="A picture containing kite, outdoor, grass, colorful&#10;&#10;Description automatically generated"/>
@@ -2976,6 +2994,7 @@
           <w:id w:val="-1863964131"/>
           <w:citation/>
         </w:sdtPr>
+        <w:sdtEndPr/>
         <w:sdtContent>
           <w:r>
             <w:fldChar w:fldCharType="begin"/>
@@ -3005,6 +3024,7 @@
           <w:id w:val="953676570"/>
           <w:citation/>
         </w:sdtPr>
+        <w:sdtEndPr/>
         <w:sdtContent>
           <w:r>
             <w:fldChar w:fldCharType="begin"/>
@@ -3113,7 +3133,7 @@
         </w:rPr>
         <w:lastRenderedPageBreak/>
         <w:drawing>
-          <wp:inline distT="0" distB="0" distL="0" distR="0" wp14:anchorId="1A417B0A" wp14:editId="5D19FE0E">
+          <wp:inline distT="0" distB="0" distL="0" distR="0" wp14:anchorId="0C6A17B7" wp14:editId="5D1C7DF4">
             <wp:extent cx="3858768" cy="2715768"/>
             <wp:effectExtent l="0" t="0" r="8890" b="8890"/>
             <wp:docPr id="3" name="Picture 3" descr="A close up of a map&#10;&#10;Description automatically generated"/>
@@ -3202,7 +3222,7 @@
           <w:noProof/>
         </w:rPr>
         <w:drawing>
-          <wp:inline distT="0" distB="0" distL="0" distR="0" wp14:anchorId="49344D9B" wp14:editId="76920A13">
+          <wp:inline distT="0" distB="0" distL="0" distR="0" wp14:anchorId="2918D581" wp14:editId="38C383DD">
             <wp:extent cx="3282696" cy="3319272"/>
             <wp:effectExtent l="0" t="0" r="0" b="0"/>
             <wp:docPr id="4" name="Picture 4" descr="A picture containing text, map&#10;&#10;Description automatically generated"/>
@@ -3360,7 +3380,7 @@
         </w:rPr>
         <w:lastRenderedPageBreak/>
         <w:drawing>
-          <wp:inline distT="0" distB="0" distL="0" distR="0" wp14:anchorId="5B9961C7" wp14:editId="2648F845">
+          <wp:inline distT="0" distB="0" distL="0" distR="0" wp14:anchorId="3FA6927F" wp14:editId="744EEA79">
             <wp:extent cx="3419856" cy="3118104"/>
             <wp:effectExtent l="0" t="0" r="9525" b="6350"/>
             <wp:docPr id="5" name="Picture 5" descr="A close up of a map&#10;&#10;Description automatically generated"/>
@@ -3454,6 +3474,7 @@
           <w:id w:val="1424845770"/>
           <w:citation/>
         </w:sdtPr>
+        <w:sdtEndPr/>
         <w:sdtContent>
           <w:r>
             <w:fldChar w:fldCharType="begin"/>
@@ -3488,7 +3509,7 @@
           <w:noProof/>
         </w:rPr>
         <w:drawing>
-          <wp:inline distT="0" distB="0" distL="0" distR="0" wp14:anchorId="586934E6" wp14:editId="571F407B">
+          <wp:inline distT="0" distB="0" distL="0" distR="0" wp14:anchorId="12862A15" wp14:editId="40092080">
             <wp:extent cx="4864608" cy="3291840"/>
             <wp:effectExtent l="0" t="0" r="0" b="3810"/>
             <wp:docPr id="6" name="Picture 6" descr="A close up of a map&#10;&#10;Description automatically generated"/>
@@ -3574,6 +3595,7 @@
           <w:id w:val="1551564587"/>
           <w:citation/>
         </w:sdtPr>
+        <w:sdtEndPr/>
         <w:sdtContent>
           <w:r>
             <w:fldChar w:fldCharType="begin"/>
@@ -3613,6 +3635,7 @@
           <w:id w:val="220256809"/>
           <w:citation/>
         </w:sdtPr>
+        <w:sdtEndPr/>
         <w:sdtContent>
           <w:r>
             <w:fldChar w:fldCharType="begin"/>
@@ -3642,6 +3665,7 @@
           <w:id w:val="-1117059418"/>
           <w:citation/>
         </w:sdtPr>
+        <w:sdtEndPr/>
         <w:sdtContent>
           <w:r>
             <w:fldChar w:fldCharType="begin"/>
@@ -3671,6 +3695,7 @@
           <w:id w:val="-826276085"/>
           <w:citation/>
         </w:sdtPr>
+        <w:sdtEndPr/>
         <w:sdtContent>
           <w:r>
             <w:fldChar w:fldCharType="begin"/>
@@ -3705,7 +3730,7 @@
           <w:noProof/>
         </w:rPr>
         <w:drawing>
-          <wp:inline distT="0" distB="0" distL="0" distR="0" wp14:anchorId="64F9A239" wp14:editId="57D141FE">
+          <wp:inline distT="0" distB="0" distL="0" distR="0" wp14:anchorId="3930A32B" wp14:editId="19F08C34">
             <wp:extent cx="4041648" cy="1783080"/>
             <wp:effectExtent l="0" t="0" r="0" b="7620"/>
             <wp:docPr id="7" name="Picture 7" descr="A close up of a logo&#10;&#10;Description automatically generated"/>
@@ -3785,6 +3810,7 @@
           <w:id w:val="490597607"/>
           <w:citation/>
         </w:sdtPr>
+        <w:sdtEndPr/>
         <w:sdtContent>
           <w:r>
             <w:fldChar w:fldCharType="begin"/>
@@ -3820,6 +3846,7 @@
           <w:id w:val="-964419369"/>
           <w:citation/>
         </w:sdtPr>
+        <w:sdtEndPr/>
         <w:sdtContent>
           <w:r>
             <w:fldChar w:fldCharType="begin"/>
@@ -3926,6 +3953,7 @@
           <w:id w:val="-426582717"/>
           <w:citation/>
         </w:sdtPr>
+        <w:sdtEndPr/>
         <w:sdtContent>
           <w:r>
             <w:fldChar w:fldCharType="begin"/>
@@ -4009,7 +4037,7 @@
         </w:rPr>
         <w:lastRenderedPageBreak/>
         <w:drawing>
-          <wp:inline distT="0" distB="0" distL="0" distR="0" wp14:anchorId="11DD8C96" wp14:editId="7B670BC3">
+          <wp:inline distT="0" distB="0" distL="0" distR="0" wp14:anchorId="3C3F69BA" wp14:editId="67C7DF4E">
             <wp:extent cx="4773168" cy="3584448"/>
             <wp:effectExtent l="0" t="0" r="8890" b="0"/>
             <wp:docPr id="1" name="Picture 1" descr="A picture containing screenshot&#10;&#10;Description automatically generated"/>
@@ -4101,6 +4129,7 @@
           <w:id w:val="-895119863"/>
           <w:citation/>
         </w:sdtPr>
+        <w:sdtEndPr/>
         <w:sdtContent>
           <w:r>
             <w:fldChar w:fldCharType="begin"/>
@@ -4157,6 +4186,11 @@
           <w:id w:val="1404096044"/>
           <w:citation/>
         </w:sdtPr>
+        <w:sdtEndPr>
+          <w:rPr>
+            <w:rStyle w:val="fontstyle01"/>
+          </w:rPr>
+        </w:sdtEndPr>
         <w:sdtContent>
           <w:r>
             <w:rPr>
@@ -4216,6 +4250,11 @@
           <w:id w:val="-490417818"/>
           <w:citation/>
         </w:sdtPr>
+        <w:sdtEndPr>
+          <w:rPr>
+            <w:rStyle w:val="fontstyle01"/>
+          </w:rPr>
+        </w:sdtEndPr>
         <w:sdtContent>
           <w:r>
             <w:rPr>
@@ -4296,6 +4335,7 @@
           <w:id w:val="-1493329192"/>
           <w:citation/>
         </w:sdtPr>
+        <w:sdtEndPr/>
         <w:sdtContent>
           <w:r>
             <w:fldChar w:fldCharType="begin"/>
@@ -4380,7 +4420,7 @@
         </w:rPr>
         <w:lastRenderedPageBreak/>
         <w:drawing>
-          <wp:inline distT="0" distB="0" distL="0" distR="0" wp14:anchorId="3B3B3DAA" wp14:editId="6AB9661E">
+          <wp:inline distT="0" distB="0" distL="0" distR="0" wp14:anchorId="79CEB243" wp14:editId="0999A902">
             <wp:extent cx="4197096" cy="2468880"/>
             <wp:effectExtent l="0" t="0" r="0" b="7620"/>
             <wp:docPr id="9" name="Picture 9" descr="A ship in the background&#10;&#10;Description automatically generated"/>
@@ -4452,6 +4492,11 @@
           <w:id w:val="163141981"/>
           <w:citation/>
         </w:sdtPr>
+        <w:sdtEndPr>
+          <w:rPr>
+            <w:rStyle w:val="fontstyle01"/>
+          </w:rPr>
+        </w:sdtEndPr>
         <w:sdtContent>
           <w:r>
             <w:rPr>
@@ -4520,6 +4565,11 @@
           <w:id w:val="266815940"/>
           <w:citation/>
         </w:sdtPr>
+        <w:sdtEndPr>
+          <w:rPr>
+            <w:rStyle w:val="fontstyle01"/>
+          </w:rPr>
+        </w:sdtEndPr>
         <w:sdtContent>
           <w:r>
             <w:rPr>
@@ -4610,6 +4660,7 @@
           <w:id w:val="1190714374"/>
           <w:citation/>
         </w:sdtPr>
+        <w:sdtEndPr/>
         <w:sdtContent>
           <w:r>
             <w:fldChar w:fldCharType="begin"/>
@@ -4704,6 +4755,7 @@
           <w:id w:val="-807555016"/>
           <w:citation/>
         </w:sdtPr>
+        <w:sdtEndPr/>
         <w:sdtContent>
           <w:r>
             <w:fldChar w:fldCharType="begin"/>
@@ -4737,6 +4789,7 @@
           <w:id w:val="-1130393953"/>
           <w:citation/>
         </w:sdtPr>
+        <w:sdtEndPr/>
         <w:sdtContent>
           <w:r>
             <w:fldChar w:fldCharType="begin"/>
@@ -4774,6 +4827,7 @@
           <w:id w:val="-1060236308"/>
           <w:citation/>
         </w:sdtPr>
+        <w:sdtEndPr/>
         <w:sdtContent>
           <w:r>
             <w:fldChar w:fldCharType="begin"/>
@@ -4811,6 +4865,7 @@
           <w:id w:val="-1829204158"/>
           <w:citation/>
         </w:sdtPr>
+        <w:sdtEndPr/>
         <w:sdtContent>
           <w:r>
             <w:fldChar w:fldCharType="begin"/>
@@ -4840,6 +4895,7 @@
           <w:id w:val="-1448381442"/>
           <w:citation/>
         </w:sdtPr>
+        <w:sdtEndPr/>
         <w:sdtContent>
           <w:r>
             <w:fldChar w:fldCharType="begin"/>
@@ -4877,6 +4933,7 @@
           <w:id w:val="266744945"/>
           <w:citation/>
         </w:sdtPr>
+        <w:sdtEndPr/>
         <w:sdtContent>
           <w:r>
             <w:fldChar w:fldCharType="begin"/>
@@ -4918,6 +4975,7 @@
           <w:id w:val="-1218811263"/>
           <w:citation/>
         </w:sdtPr>
+        <w:sdtEndPr/>
         <w:sdtContent>
           <w:r>
             <w:fldChar w:fldCharType="begin"/>
@@ -4980,7 +5038,7 @@
           <w:noProof/>
         </w:rPr>
         <w:drawing>
-          <wp:inline distT="0" distB="0" distL="0" distR="0" wp14:anchorId="658F720D" wp14:editId="4B173ECE">
+          <wp:inline distT="0" distB="0" distL="0" distR="0" wp14:anchorId="66F55E28" wp14:editId="6E2A19B7">
             <wp:extent cx="3524250" cy="2800350"/>
             <wp:effectExtent l="0" t="0" r="0" b="0"/>
             <wp:docPr id="11" name="Picture 11" descr="A close up of a map&#10;&#10;Description automatically generated"/>
@@ -5051,6 +5109,7 @@
           <w:id w:val="399180673"/>
           <w:citation/>
         </w:sdtPr>
+        <w:sdtEndPr/>
         <w:sdtContent>
           <w:r>
             <w:fldChar w:fldCharType="begin"/>
@@ -5080,6 +5139,7 @@
           <w:id w:val="944420604"/>
           <w:citation/>
         </w:sdtPr>
+        <w:sdtEndPr/>
         <w:sdtContent>
           <w:r>
             <w:fldChar w:fldCharType="begin"/>
@@ -5115,7 +5175,7 @@
         </w:rPr>
         <w:lastRenderedPageBreak/>
         <w:drawing>
-          <wp:inline distT="0" distB="0" distL="0" distR="0" wp14:anchorId="55D135C2" wp14:editId="560833E9">
+          <wp:inline distT="0" distB="0" distL="0" distR="0" wp14:anchorId="602984FA" wp14:editId="33DF62A2">
             <wp:extent cx="4419600" cy="3771900"/>
             <wp:effectExtent l="0" t="0" r="0" b="0"/>
             <wp:docPr id="12" name="Picture 12" descr="A close up of a map&#10;&#10;Description automatically generated"/>
@@ -5203,6 +5263,7 @@
           <w:id w:val="1956357669"/>
           <w:citation/>
         </w:sdtPr>
+        <w:sdtEndPr/>
         <w:sdtContent>
           <w:r>
             <w:fldChar w:fldCharType="begin"/>
@@ -5244,6 +5305,7 @@
           <w:id w:val="-556476473"/>
           <w:citation/>
         </w:sdtPr>
+        <w:sdtEndPr/>
         <w:sdtContent>
           <w:r>
             <w:fldChar w:fldCharType="begin"/>
@@ -5285,6 +5347,7 @@
           <w:id w:val="727659287"/>
           <w:citation/>
         </w:sdtPr>
+        <w:sdtEndPr/>
         <w:sdtContent>
           <w:r>
             <w:fldChar w:fldCharType="begin"/>
@@ -5314,6 +5377,7 @@
           <w:id w:val="-170732134"/>
           <w:citation/>
         </w:sdtPr>
+        <w:sdtEndPr/>
         <w:sdtContent>
           <w:r>
             <w:fldChar w:fldCharType="begin"/>
@@ -5343,6 +5407,7 @@
           <w:id w:val="2119795446"/>
           <w:citation/>
         </w:sdtPr>
+        <w:sdtEndPr/>
         <w:sdtContent>
           <w:r>
             <w:fldChar w:fldCharType="begin"/>
@@ -5457,6 +5522,7 @@
           <w:id w:val="809208004"/>
           <w:citation/>
         </w:sdtPr>
+        <w:sdtEndPr/>
         <w:sdtContent>
           <w:r>
             <w:fldChar w:fldCharType="begin"/>
@@ -5527,6 +5593,7 @@
           <w:id w:val="-1390112546"/>
           <w:citation/>
         </w:sdtPr>
+        <w:sdtEndPr/>
         <w:sdtContent>
           <w:r>
             <w:fldChar w:fldCharType="begin"/>
@@ -5556,6 +5623,7 @@
           <w:id w:val="-981078944"/>
           <w:citation/>
         </w:sdtPr>
+        <w:sdtEndPr/>
         <w:sdtContent>
           <w:r>
             <w:fldChar w:fldCharType="begin"/>
@@ -5720,6 +5788,11 @@
           <w:id w:val="2086253833"/>
           <w:citation/>
         </w:sdtPr>
+        <w:sdtEndPr>
+          <w:rPr>
+            <w:rStyle w:val="fontstyle01"/>
+          </w:rPr>
+        </w:sdtEndPr>
         <w:sdtContent>
           <w:r>
             <w:rPr>
@@ -5776,6 +5849,7 @@
           <w:id w:val="-1087145468"/>
           <w:citation/>
         </w:sdtPr>
+        <w:sdtEndPr/>
         <w:sdtContent>
           <w:r>
             <w:fldChar w:fldCharType="begin"/>
@@ -6332,7 +6406,7 @@
       <w:pPr>
         <w:pStyle w:val="Heading1"/>
       </w:pPr>
-      <w:bookmarkStart w:id="3" w:name="_Toc211349044"/>
+      <w:bookmarkStart w:id="3" w:name="_Toc227652414"/>
       <w:r>
         <w:lastRenderedPageBreak/>
         <w:t>Bàn về tốc độ, hiệp đồng tác chiến và tác chiến đa chiều: sự chuyển dịch trong tư tưởng quân sự</w:t>
@@ -6580,6 +6654,7 @@
           <w:id w:val="450832145"/>
           <w:citation/>
         </w:sdtPr>
+        <w:sdtEndPr/>
         <w:sdtContent>
           <w:r>
             <w:fldChar w:fldCharType="begin"/>
@@ -6710,6 +6785,7 @@
           <w:id w:val="1115957129"/>
           <w:citation/>
         </w:sdtPr>
+        <w:sdtEndPr/>
         <w:sdtContent>
           <w:r>
             <w:fldChar w:fldCharType="begin"/>
@@ -6769,6 +6845,7 @@
           <w:id w:val="1329019427"/>
           <w:citation/>
         </w:sdtPr>
+        <w:sdtEndPr/>
         <w:sdtContent>
           <w:r>
             <w:fldChar w:fldCharType="begin"/>
@@ -6810,6 +6887,7 @@
           <w:id w:val="-1034655532"/>
           <w:citation/>
         </w:sdtPr>
+        <w:sdtEndPr/>
         <w:sdtContent>
           <w:r>
             <w:fldChar w:fldCharType="begin"/>
@@ -6842,6 +6920,7 @@
           <w:id w:val="-1930650574"/>
           <w:citation/>
         </w:sdtPr>
+        <w:sdtEndPr/>
         <w:sdtContent>
           <w:r>
             <w:fldChar w:fldCharType="begin"/>
@@ -6877,6 +6956,7 @@
           <w:id w:val="-1882314769"/>
           <w:citation/>
         </w:sdtPr>
+        <w:sdtEndPr/>
         <w:sdtContent>
           <w:r>
             <w:fldChar w:fldCharType="begin"/>
@@ -6911,7 +6991,7 @@
           <w:noProof/>
         </w:rPr>
         <w:drawing>
-          <wp:inline distT="0" distB="0" distL="0" distR="0" wp14:anchorId="13BC42B8" wp14:editId="385854DA">
+          <wp:inline distT="0" distB="0" distL="0" distR="0" wp14:anchorId="1BD7A557" wp14:editId="3AEEAED5">
             <wp:extent cx="3304762" cy="2333333"/>
             <wp:effectExtent l="0" t="0" r="0" b="0"/>
             <wp:docPr id="10" name="Picture 10" descr="A picture containing game&#10;&#10;Description automatically generated"/>
@@ -6977,6 +7057,7 @@
           <w:id w:val="-558866792"/>
           <w:citation/>
         </w:sdtPr>
+        <w:sdtEndPr/>
         <w:sdtContent>
           <w:r>
             <w:fldChar w:fldCharType="begin"/>
@@ -7011,7 +7092,7 @@
           <w:noProof/>
         </w:rPr>
         <w:drawing>
-          <wp:inline distT="0" distB="0" distL="0" distR="0" wp14:anchorId="2FBBF807" wp14:editId="5926ED4C">
+          <wp:inline distT="0" distB="0" distL="0" distR="0" wp14:anchorId="71B5EC01" wp14:editId="6B2BDF44">
             <wp:extent cx="3800000" cy="1771429"/>
             <wp:effectExtent l="0" t="0" r="0" b="635"/>
             <wp:docPr id="13" name="Picture 13" descr="A screenshot of a cell phone&#10;&#10;Description automatically generated"/>
@@ -7103,6 +7184,7 @@
           <w:id w:val="2059586126"/>
           <w:citation/>
         </w:sdtPr>
+        <w:sdtEndPr/>
         <w:sdtContent>
           <w:r>
             <w:fldChar w:fldCharType="begin"/>
@@ -7132,6 +7214,7 @@
           <w:id w:val="798111996"/>
           <w:citation/>
         </w:sdtPr>
+        <w:sdtEndPr/>
         <w:sdtContent>
           <w:r>
             <w:fldChar w:fldCharType="begin"/>
@@ -7214,6 +7297,7 @@
           <w:id w:val="-1290436694"/>
           <w:citation/>
         </w:sdtPr>
+        <w:sdtEndPr/>
         <w:sdtContent>
           <w:r>
             <w:fldChar w:fldCharType="begin"/>
@@ -7249,6 +7333,7 @@
           <w:id w:val="-712567229"/>
           <w:citation/>
         </w:sdtPr>
+        <w:sdtEndPr/>
         <w:sdtContent>
           <w:r>
             <w:fldChar w:fldCharType="begin"/>
@@ -7491,7 +7576,7 @@
       <w:pPr>
         <w:pStyle w:val="Heading1"/>
       </w:pPr>
-      <w:bookmarkStart w:id="4" w:name="_Toc211349045"/>
+      <w:bookmarkStart w:id="4" w:name="_Toc227652415"/>
       <w:r>
         <w:lastRenderedPageBreak/>
         <w:t>Vài suy nghĩ về giữ gìn di sản Hán Nôm</w:t>
@@ -7624,6 +7709,7 @@
           <w:id w:val="1711071118"/>
           <w:citation/>
         </w:sdtPr>
+        <w:sdtEndPr/>
         <w:sdtContent>
           <w:r>
             <w:fldChar w:fldCharType="begin"/>
@@ -7653,6 +7739,7 @@
           <w:id w:val="-935216530"/>
           <w:citation/>
         </w:sdtPr>
+        <w:sdtEndPr/>
         <w:sdtContent>
           <w:r>
             <w:fldChar w:fldCharType="begin"/>
@@ -7759,6 +7846,7 @@
           <w:id w:val="-85542782"/>
           <w:citation/>
         </w:sdtPr>
+        <w:sdtEndPr/>
         <w:sdtContent>
           <w:r>
             <w:fldChar w:fldCharType="begin"/>
@@ -7931,6 +8019,7 @@
           <w:id w:val="-903831644"/>
           <w:citation/>
         </w:sdtPr>
+        <w:sdtEndPr/>
         <w:sdtContent>
           <w:r>
             <w:fldChar w:fldCharType="begin"/>
@@ -7960,6 +8049,7 @@
           <w:id w:val="-2003035151"/>
           <w:citation/>
         </w:sdtPr>
+        <w:sdtEndPr/>
         <w:sdtContent>
           <w:r>
             <w:fldChar w:fldCharType="begin"/>
@@ -8046,6 +8136,7 @@
           <w:id w:val="410819299"/>
           <w:citation/>
         </w:sdtPr>
+        <w:sdtEndPr/>
         <w:sdtContent>
           <w:r>
             <w:fldChar w:fldCharType="begin"/>
@@ -8075,6 +8166,7 @@
           <w:id w:val="145017867"/>
           <w:citation/>
         </w:sdtPr>
+        <w:sdtEndPr/>
         <w:sdtContent>
           <w:r>
             <w:fldChar w:fldCharType="begin"/>
@@ -8128,6 +8220,7 @@
           <w:id w:val="-951866746"/>
           <w:citation/>
         </w:sdtPr>
+        <w:sdtEndPr/>
         <w:sdtContent>
           <w:r>
             <w:fldChar w:fldCharType="begin"/>
@@ -8192,6 +8285,7 @@
           <w:id w:val="-2105183676"/>
           <w:citation/>
         </w:sdtPr>
+        <w:sdtEndPr/>
         <w:sdtContent>
           <w:r>
             <w:fldChar w:fldCharType="begin"/>
@@ -8537,7 +8631,7 @@
       <w:pPr>
         <w:pStyle w:val="Heading1"/>
       </w:pPr>
-      <w:bookmarkStart w:id="5" w:name="_Toc211349046"/>
+      <w:bookmarkStart w:id="5" w:name="_Toc227652416"/>
       <w:r>
         <w:lastRenderedPageBreak/>
         <w:t>Tàng</w:t>
@@ -8661,6 +8755,7 @@
           <w:id w:val="295965307"/>
           <w:citation/>
         </w:sdtPr>
+        <w:sdtEndPr/>
         <w:sdtContent>
           <w:r>
             <w:fldChar w:fldCharType="begin"/>
@@ -8710,6 +8805,7 @@
           <w:id w:val="1900940437"/>
           <w:citation/>
         </w:sdtPr>
+        <w:sdtEndPr/>
         <w:sdtContent>
           <w:r>
             <w:fldChar w:fldCharType="begin"/>
@@ -8739,6 +8835,7 @@
           <w:id w:val="639778663"/>
           <w:citation/>
         </w:sdtPr>
+        <w:sdtEndPr/>
         <w:sdtContent>
           <w:r>
             <w:fldChar w:fldCharType="begin"/>
@@ -8814,7 +8911,7 @@
         </w:rPr>
         <w:lastRenderedPageBreak/>
         <w:drawing>
-          <wp:inline distT="0" distB="0" distL="0" distR="0" wp14:anchorId="456A64C2" wp14:editId="1DA852C0">
+          <wp:inline distT="0" distB="0" distL="0" distR="0" wp14:anchorId="0D212C1E" wp14:editId="4CA62A7A">
             <wp:extent cx="1755648" cy="2103120"/>
             <wp:effectExtent l="0" t="0" r="0" b="0"/>
             <wp:docPr id="14" name="Picture 14" descr="A close up of a map&#10;&#10;Description automatically generated"/>
@@ -8888,6 +8985,7 @@
           <w:id w:val="-606810281"/>
           <w:citation/>
         </w:sdtPr>
+        <w:sdtEndPr/>
         <w:sdtContent>
           <w:r>
             <w:fldChar w:fldCharType="begin"/>
@@ -8959,6 +9057,7 @@
           <w:id w:val="404727978"/>
           <w:citation/>
         </w:sdtPr>
+        <w:sdtEndPr/>
         <w:sdtContent>
           <w:r>
             <w:fldChar w:fldCharType="begin"/>
@@ -8996,6 +9095,7 @@
           <w:id w:val="397865639"/>
           <w:citation/>
         </w:sdtPr>
+        <w:sdtEndPr/>
         <w:sdtContent>
           <w:r>
             <w:fldChar w:fldCharType="begin"/>
@@ -9134,6 +9234,7 @@
           <w:id w:val="6648928"/>
           <w:citation/>
         </w:sdtPr>
+        <w:sdtEndPr/>
         <w:sdtContent>
           <w:r>
             <w:fldChar w:fldCharType="begin"/>
@@ -9175,6 +9276,7 @@
           <w:id w:val="-818107529"/>
           <w:citation/>
         </w:sdtPr>
+        <w:sdtEndPr/>
         <w:sdtContent>
           <w:r>
             <w:fldChar w:fldCharType="begin"/>
@@ -9238,6 +9340,7 @@
           <w:id w:val="41021411"/>
           <w:citation/>
         </w:sdtPr>
+        <w:sdtEndPr/>
         <w:sdtContent>
           <w:r>
             <w:fldChar w:fldCharType="begin"/>
@@ -9267,6 +9370,7 @@
           <w:id w:val="1259804045"/>
           <w:citation/>
         </w:sdtPr>
+        <w:sdtEndPr/>
         <w:sdtContent>
           <w:r>
             <w:fldChar w:fldCharType="begin"/>
@@ -9296,6 +9400,7 @@
           <w:id w:val="-919254368"/>
           <w:citation/>
         </w:sdtPr>
+        <w:sdtEndPr/>
         <w:sdtContent>
           <w:r>
             <w:fldChar w:fldCharType="begin"/>
@@ -9325,6 +9430,7 @@
           <w:id w:val="-934216352"/>
           <w:citation/>
         </w:sdtPr>
+        <w:sdtEndPr/>
         <w:sdtContent>
           <w:r>
             <w:fldChar w:fldCharType="begin"/>
@@ -9456,6 +9562,7 @@
           <w:id w:val="-195318934"/>
           <w:citation/>
         </w:sdtPr>
+        <w:sdtEndPr/>
         <w:sdtContent>
           <w:r>
             <w:fldChar w:fldCharType="begin"/>
@@ -9536,6 +9643,7 @@
           <w:id w:val="-1498794261"/>
           <w:citation/>
         </w:sdtPr>
+        <w:sdtEndPr/>
         <w:sdtContent>
           <w:r>
             <w:fldChar w:fldCharType="begin"/>
@@ -9664,6 +9772,7 @@
           <w:id w:val="2022348331"/>
           <w:citation/>
         </w:sdtPr>
+        <w:sdtEndPr/>
         <w:sdtContent>
           <w:r>
             <w:fldChar w:fldCharType="begin"/>
@@ -9731,6 +9840,7 @@
           <w:id w:val="-1130617544"/>
           <w:citation/>
         </w:sdtPr>
+        <w:sdtEndPr/>
         <w:sdtContent>
           <w:r>
             <w:fldChar w:fldCharType="begin"/>
@@ -10129,7 +10239,7 @@
       <w:pPr>
         <w:pStyle w:val="Heading1"/>
       </w:pPr>
-      <w:bookmarkStart w:id="6" w:name="_Toc211349047"/>
+      <w:bookmarkStart w:id="6" w:name="_Toc227652417"/>
       <w:r>
         <w:lastRenderedPageBreak/>
         <w:t>C</w:t>
@@ -10244,6 +10354,7 @@
           <w:id w:val="1996915873"/>
           <w:citation/>
         </w:sdtPr>
+        <w:sdtEndPr/>
         <w:sdtContent>
           <w:r>
             <w:fldChar w:fldCharType="begin"/>
@@ -10273,6 +10384,7 @@
           <w:id w:val="-127709150"/>
           <w:citation/>
         </w:sdtPr>
+        <w:sdtEndPr/>
         <w:sdtContent>
           <w:r>
             <w:fldChar w:fldCharType="begin"/>
@@ -10464,6 +10576,7 @@
           <w:id w:val="1231119725"/>
           <w:citation/>
         </w:sdtPr>
+        <w:sdtEndPr/>
         <w:sdtContent>
           <w:r>
             <w:fldChar w:fldCharType="begin"/>
@@ -10648,7 +10761,7 @@
       <w:pPr>
         <w:pStyle w:val="Heading1"/>
       </w:pPr>
-      <w:bookmarkStart w:id="7" w:name="_Toc211349048"/>
+      <w:bookmarkStart w:id="7" w:name="_Toc227652418"/>
       <w:r>
         <w:lastRenderedPageBreak/>
         <w:t>Phân tâm học trong bài thơ “Mòn Mỏi” của Thanh Tịnh</w:t>
@@ -10740,6 +10853,7 @@
           <w:id w:val="1088119068"/>
           <w:citation/>
         </w:sdtPr>
+        <w:sdtEndPr/>
         <w:sdtContent>
           <w:r>
             <w:fldChar w:fldCharType="begin"/>
@@ -10769,6 +10883,7 @@
           <w:id w:val="1290003222"/>
           <w:citation/>
         </w:sdtPr>
+        <w:sdtEndPr/>
         <w:sdtContent>
           <w:r>
             <w:fldChar w:fldCharType="begin"/>
@@ -10996,6 +11111,7 @@
           <w:id w:val="-1863818645"/>
           <w:citation/>
         </w:sdtPr>
+        <w:sdtEndPr/>
         <w:sdtContent>
           <w:r>
             <w:fldChar w:fldCharType="begin"/>
@@ -11326,6 +11442,7 @@
           <w:id w:val="-1373992965"/>
           <w:citation/>
         </w:sdtPr>
+        <w:sdtEndPr/>
         <w:sdtContent>
           <w:r>
             <w:fldChar w:fldCharType="begin"/>
@@ -11738,6 +11855,7 @@
           <w:id w:val="-842318023"/>
           <w:citation/>
         </w:sdtPr>
+        <w:sdtEndPr/>
         <w:sdtContent>
           <w:r>
             <w:fldChar w:fldCharType="begin"/>
@@ -11820,6 +11938,7 @@
           <w:id w:val="150566647"/>
           <w:citation/>
         </w:sdtPr>
+        <w:sdtEndPr/>
         <w:sdtContent>
           <w:r>
             <w:fldChar w:fldCharType="begin"/>
@@ -12132,7 +12251,7 @@
       <w:pPr>
         <w:pStyle w:val="Heading1"/>
       </w:pPr>
-      <w:bookmarkStart w:id="8" w:name="_Toc211349049"/>
+      <w:bookmarkStart w:id="8" w:name="_Toc227652419"/>
       <w:r>
         <w:lastRenderedPageBreak/>
         <w:t>Lịch sử hình thành và phát triển của khoa học công nghệ</w:t>
@@ -12246,6 +12365,7 @@
           <w:id w:val="-1659378052"/>
           <w:citation/>
         </w:sdtPr>
+        <w:sdtEndPr/>
         <w:sdtContent>
           <w:r>
             <w:fldChar w:fldCharType="begin"/>
@@ -12275,6 +12395,7 @@
           <w:id w:val="572017385"/>
           <w:citation/>
         </w:sdtPr>
+        <w:sdtEndPr/>
         <w:sdtContent>
           <w:r>
             <w:fldChar w:fldCharType="begin"/>
@@ -12352,6 +12473,7 @@
           <w:id w:val="1140857267"/>
           <w:citation/>
         </w:sdtPr>
+        <w:sdtEndPr/>
         <w:sdtContent>
           <w:r>
             <w:fldChar w:fldCharType="begin"/>
@@ -12381,6 +12503,7 @@
           <w:id w:val="1065217830"/>
           <w:citation/>
         </w:sdtPr>
+        <w:sdtEndPr/>
         <w:sdtContent>
           <w:r>
             <w:fldChar w:fldCharType="begin"/>
@@ -12410,6 +12533,7 @@
           <w:id w:val="-563867666"/>
           <w:citation/>
         </w:sdtPr>
+        <w:sdtEndPr/>
         <w:sdtContent>
           <w:r>
             <w:fldChar w:fldCharType="begin"/>
@@ -12523,6 +12647,7 @@
           <w:id w:val="-260914543"/>
           <w:citation/>
         </w:sdtPr>
+        <w:sdtEndPr/>
         <w:sdtContent>
           <w:r>
             <w:fldChar w:fldCharType="begin"/>
@@ -12581,6 +12706,7 @@
           <w:id w:val="20748813"/>
           <w:citation/>
         </w:sdtPr>
+        <w:sdtEndPr/>
         <w:sdtContent>
           <w:r>
             <w:fldChar w:fldCharType="begin"/>
@@ -12610,6 +12736,7 @@
           <w:id w:val="-1062249805"/>
           <w:citation/>
         </w:sdtPr>
+        <w:sdtEndPr/>
         <w:sdtContent>
           <w:r>
             <w:fldChar w:fldCharType="begin"/>
@@ -12639,6 +12766,7 @@
           <w:id w:val="-1357342158"/>
           <w:citation/>
         </w:sdtPr>
+        <w:sdtEndPr/>
         <w:sdtContent>
           <w:r>
             <w:fldChar w:fldCharType="begin"/>
@@ -12686,6 +12814,7 @@
           <w:id w:val="561367037"/>
           <w:citation/>
         </w:sdtPr>
+        <w:sdtEndPr/>
         <w:sdtContent>
           <w:r>
             <w:fldChar w:fldCharType="begin"/>
@@ -12752,6 +12881,7 @@
           <w:id w:val="327639132"/>
           <w:citation/>
         </w:sdtPr>
+        <w:sdtEndPr/>
         <w:sdtContent>
           <w:r>
             <w:fldChar w:fldCharType="begin"/>
@@ -12805,6 +12935,7 @@
           <w:id w:val="-1051463449"/>
           <w:citation/>
         </w:sdtPr>
+        <w:sdtEndPr/>
         <w:sdtContent>
           <w:r>
             <w:fldChar w:fldCharType="begin"/>
@@ -12834,6 +12965,7 @@
           <w:id w:val="422459532"/>
           <w:citation/>
         </w:sdtPr>
+        <w:sdtEndPr/>
         <w:sdtContent>
           <w:r>
             <w:fldChar w:fldCharType="begin"/>
@@ -12869,6 +13001,7 @@
           <w:id w:val="1675071209"/>
           <w:citation/>
         </w:sdtPr>
+        <w:sdtEndPr/>
         <w:sdtContent>
           <w:r>
             <w:fldChar w:fldCharType="begin"/>
@@ -12898,6 +13031,7 @@
           <w:id w:val="778528503"/>
           <w:citation/>
         </w:sdtPr>
+        <w:sdtEndPr/>
         <w:sdtContent>
           <w:r>
             <w:fldChar w:fldCharType="begin"/>
@@ -12939,6 +13073,7 @@
           <w:id w:val="167295266"/>
           <w:citation/>
         </w:sdtPr>
+        <w:sdtEndPr/>
         <w:sdtContent>
           <w:r>
             <w:fldChar w:fldCharType="begin"/>
@@ -12980,6 +13115,7 @@
           <w:id w:val="1152101124"/>
           <w:citation/>
         </w:sdtPr>
+        <w:sdtEndPr/>
         <w:sdtContent>
           <w:r>
             <w:fldChar w:fldCharType="begin"/>
@@ -13025,6 +13161,7 @@
           <w:id w:val="-185592480"/>
           <w:citation/>
         </w:sdtPr>
+        <w:sdtEndPr/>
         <w:sdtContent>
           <w:r>
             <w:fldChar w:fldCharType="begin"/>
@@ -13054,6 +13191,7 @@
           <w:id w:val="-1047602211"/>
           <w:citation/>
         </w:sdtPr>
+        <w:sdtEndPr/>
         <w:sdtContent>
           <w:r>
             <w:fldChar w:fldCharType="begin"/>
@@ -13083,6 +13221,7 @@
           <w:id w:val="-441386604"/>
           <w:citation/>
         </w:sdtPr>
+        <w:sdtEndPr/>
         <w:sdtContent>
           <w:r>
             <w:fldChar w:fldCharType="begin"/>
@@ -13112,6 +13251,7 @@
           <w:id w:val="1166756205"/>
           <w:citation/>
         </w:sdtPr>
+        <w:sdtEndPr/>
         <w:sdtContent>
           <w:r>
             <w:fldChar w:fldCharType="begin"/>
@@ -13149,6 +13289,7 @@
           <w:id w:val="-1284416490"/>
           <w:citation/>
         </w:sdtPr>
+        <w:sdtEndPr/>
         <w:sdtContent>
           <w:r>
             <w:fldChar w:fldCharType="begin"/>
@@ -13182,6 +13323,7 @@
           <w:id w:val="1073704333"/>
           <w:citation/>
         </w:sdtPr>
+        <w:sdtEndPr/>
         <w:sdtContent>
           <w:r>
             <w:fldChar w:fldCharType="begin"/>
@@ -13217,6 +13359,7 @@
           <w:id w:val="-1908687271"/>
           <w:citation/>
         </w:sdtPr>
+        <w:sdtEndPr/>
         <w:sdtContent>
           <w:r>
             <w:fldChar w:fldCharType="begin"/>
@@ -13252,6 +13395,7 @@
           <w:id w:val="-169492497"/>
           <w:citation/>
         </w:sdtPr>
+        <w:sdtEndPr/>
         <w:sdtContent>
           <w:r>
             <w:fldChar w:fldCharType="begin"/>
@@ -13281,6 +13425,7 @@
           <w:id w:val="1587337629"/>
           <w:citation/>
         </w:sdtPr>
+        <w:sdtEndPr/>
         <w:sdtContent>
           <w:r>
             <w:fldChar w:fldCharType="begin"/>
@@ -13318,6 +13463,7 @@
           <w:id w:val="-194932686"/>
           <w:citation/>
         </w:sdtPr>
+        <w:sdtEndPr/>
         <w:sdtContent>
           <w:r>
             <w:fldChar w:fldCharType="begin"/>
@@ -13353,6 +13499,7 @@
           <w:id w:val="147261877"/>
           <w:citation/>
         </w:sdtPr>
+        <w:sdtEndPr/>
         <w:sdtContent>
           <w:r>
             <w:fldChar w:fldCharType="begin"/>
@@ -13424,6 +13571,7 @@
           <w:id w:val="-376318547"/>
           <w:citation/>
         </w:sdtPr>
+        <w:sdtEndPr/>
         <w:sdtContent>
           <w:r>
             <w:fldChar w:fldCharType="begin"/>
@@ -13453,6 +13601,7 @@
           <w:id w:val="1182405447"/>
           <w:citation/>
         </w:sdtPr>
+        <w:sdtEndPr/>
         <w:sdtContent>
           <w:r>
             <w:fldChar w:fldCharType="begin"/>
@@ -13488,6 +13637,7 @@
           <w:id w:val="-1663927882"/>
           <w:citation/>
         </w:sdtPr>
+        <w:sdtEndPr/>
         <w:sdtContent>
           <w:r>
             <w:fldChar w:fldCharType="begin"/>
@@ -13594,6 +13744,7 @@
           <w:id w:val="1275589032"/>
           <w:citation/>
         </w:sdtPr>
+        <w:sdtEndPr/>
         <w:sdtContent>
           <w:r>
             <w:fldChar w:fldCharType="begin"/>
@@ -15145,7 +15296,7 @@
       <w:pPr>
         <w:pStyle w:val="Heading1"/>
       </w:pPr>
-      <w:bookmarkStart w:id="9" w:name="_Toc211349050"/>
+      <w:bookmarkStart w:id="9" w:name="_Toc227652420"/>
       <w:r>
         <w:lastRenderedPageBreak/>
         <w:t>Trí tuệ</w:t>
@@ -15399,7 +15550,7 @@
       <w:pPr>
         <w:pStyle w:val="Heading1"/>
       </w:pPr>
-      <w:bookmarkStart w:id="10" w:name="_Toc211349051"/>
+      <w:bookmarkStart w:id="10" w:name="_Toc227652421"/>
       <w:r>
         <w:lastRenderedPageBreak/>
         <w:t>Nghịch dân chủ luận</w:t>
@@ -15875,7 +16026,7 @@
       <w:pPr>
         <w:pStyle w:val="Heading1"/>
       </w:pPr>
-      <w:bookmarkStart w:id="11" w:name="_Toc211349052"/>
+      <w:bookmarkStart w:id="11" w:name="_Toc227652422"/>
       <w:r>
         <w:lastRenderedPageBreak/>
         <w:t xml:space="preserve">Drone và </w:t>
@@ -16009,6 +16160,7 @@
           <w:id w:val="-1787505630"/>
           <w:citation/>
         </w:sdtPr>
+        <w:sdtEndPr/>
         <w:sdtContent>
           <w:r>
             <w:fldChar w:fldCharType="begin"/>
@@ -16057,6 +16209,7 @@
           <w:id w:val="-1122996458"/>
           <w:citation/>
         </w:sdtPr>
+        <w:sdtEndPr/>
         <w:sdtContent>
           <w:r>
             <w:fldChar w:fldCharType="begin"/>
@@ -16169,6 +16322,7 @@
           <w:id w:val="303742330"/>
           <w:citation/>
         </w:sdtPr>
+        <w:sdtEndPr/>
         <w:sdtContent>
           <w:r>
             <w:fldChar w:fldCharType="begin"/>
@@ -16210,6 +16364,7 @@
           <w:id w:val="2092888945"/>
           <w:citation/>
         </w:sdtPr>
+        <w:sdtEndPr/>
         <w:sdtContent>
           <w:r>
             <w:fldChar w:fldCharType="begin"/>
@@ -16245,6 +16400,7 @@
           <w:id w:val="1276902260"/>
           <w:citation/>
         </w:sdtPr>
+        <w:sdtEndPr/>
         <w:sdtContent>
           <w:r>
             <w:fldChar w:fldCharType="begin"/>
@@ -16280,6 +16436,7 @@
           <w:id w:val="192271957"/>
           <w:citation/>
         </w:sdtPr>
+        <w:sdtEndPr/>
         <w:sdtContent>
           <w:r>
             <w:fldChar w:fldCharType="begin"/>
@@ -16339,6 +16496,7 @@
           <w:id w:val="-1077744413"/>
           <w:citation/>
         </w:sdtPr>
+        <w:sdtEndPr/>
         <w:sdtContent>
           <w:r>
             <w:fldChar w:fldCharType="begin"/>
@@ -16422,6 +16580,7 @@
           <w:id w:val="1844057131"/>
           <w:citation/>
         </w:sdtPr>
+        <w:sdtEndPr/>
         <w:sdtContent>
           <w:r>
             <w:fldChar w:fldCharType="begin"/>
@@ -16463,6 +16622,7 @@
           <w:id w:val="483137846"/>
           <w:citation/>
         </w:sdtPr>
+        <w:sdtEndPr/>
         <w:sdtContent>
           <w:r>
             <w:fldChar w:fldCharType="begin"/>
@@ -16528,6 +16688,7 @@
           <w:id w:val="1656793601"/>
           <w:citation/>
         </w:sdtPr>
+        <w:sdtEndPr/>
         <w:sdtContent>
           <w:r>
             <w:fldChar w:fldCharType="begin"/>
@@ -16557,6 +16718,7 @@
           <w:id w:val="221880856"/>
           <w:citation/>
         </w:sdtPr>
+        <w:sdtEndPr/>
         <w:sdtContent>
           <w:r>
             <w:fldChar w:fldCharType="begin"/>
@@ -16598,6 +16760,7 @@
           <w:id w:val="1762180252"/>
           <w:citation/>
         </w:sdtPr>
+        <w:sdtEndPr/>
         <w:sdtContent>
           <w:r>
             <w:fldChar w:fldCharType="begin"/>
@@ -16645,6 +16808,7 @@
           <w:id w:val="1037542477"/>
           <w:citation/>
         </w:sdtPr>
+        <w:sdtEndPr/>
         <w:sdtContent>
           <w:r>
             <w:fldChar w:fldCharType="begin"/>
@@ -16687,6 +16851,7 @@
           <w:id w:val="-1309471185"/>
           <w:citation/>
         </w:sdtPr>
+        <w:sdtEndPr/>
         <w:sdtContent>
           <w:r>
             <w:fldChar w:fldCharType="begin"/>
@@ -16716,6 +16881,7 @@
           <w:id w:val="69628538"/>
           <w:citation/>
         </w:sdtPr>
+        <w:sdtEndPr/>
         <w:sdtContent>
           <w:r>
             <w:fldChar w:fldCharType="begin"/>
@@ -16757,6 +16923,7 @@
           <w:id w:val="-1818257171"/>
           <w:citation/>
         </w:sdtPr>
+        <w:sdtEndPr/>
         <w:sdtContent>
           <w:r>
             <w:fldChar w:fldCharType="begin"/>
@@ -16786,6 +16953,7 @@
           <w:id w:val="-1303926103"/>
           <w:citation/>
         </w:sdtPr>
+        <w:sdtEndPr/>
         <w:sdtContent>
           <w:r>
             <w:fldChar w:fldCharType="begin"/>
@@ -16821,6 +16989,7 @@
           <w:id w:val="1773052060"/>
           <w:citation/>
         </w:sdtPr>
+        <w:sdtEndPr/>
         <w:sdtContent>
           <w:r>
             <w:fldChar w:fldCharType="begin"/>
@@ -16850,6 +17019,7 @@
           <w:id w:val="1754627075"/>
           <w:citation/>
         </w:sdtPr>
+        <w:sdtEndPr/>
         <w:sdtContent>
           <w:r>
             <w:fldChar w:fldCharType="begin"/>
@@ -16879,6 +17049,7 @@
           <w:id w:val="1101078942"/>
           <w:citation/>
         </w:sdtPr>
+        <w:sdtEndPr/>
         <w:sdtContent>
           <w:r>
             <w:fldChar w:fldCharType="begin"/>
@@ -16908,6 +17079,7 @@
           <w:id w:val="-1767454590"/>
           <w:citation/>
         </w:sdtPr>
+        <w:sdtEndPr/>
         <w:sdtContent>
           <w:r>
             <w:fldChar w:fldCharType="begin"/>
@@ -16937,6 +17109,7 @@
           <w:id w:val="431250274"/>
           <w:citation/>
         </w:sdtPr>
+        <w:sdtEndPr/>
         <w:sdtContent>
           <w:r>
             <w:fldChar w:fldCharType="begin"/>
@@ -16978,6 +17151,7 @@
           <w:id w:val="-1468818936"/>
           <w:citation/>
         </w:sdtPr>
+        <w:sdtEndPr/>
         <w:sdtContent>
           <w:r>
             <w:fldChar w:fldCharType="begin"/>
@@ -17011,6 +17185,7 @@
           <w:id w:val="-1279103633"/>
           <w:citation/>
         </w:sdtPr>
+        <w:sdtEndPr/>
         <w:sdtContent>
           <w:r>
             <w:fldChar w:fldCharType="begin"/>
@@ -17040,6 +17215,7 @@
           <w:id w:val="1244689871"/>
           <w:citation/>
         </w:sdtPr>
+        <w:sdtEndPr/>
         <w:sdtContent>
           <w:r>
             <w:fldChar w:fldCharType="begin"/>
@@ -17075,6 +17251,7 @@
           <w:id w:val="-311940110"/>
           <w:citation/>
         </w:sdtPr>
+        <w:sdtEndPr/>
         <w:sdtContent>
           <w:r>
             <w:fldChar w:fldCharType="begin"/>
@@ -17127,7 +17304,7 @@
           <w:noProof/>
         </w:rPr>
         <w:drawing>
-          <wp:inline distT="0" distB="0" distL="0" distR="0" wp14:anchorId="5D7B5548" wp14:editId="5F839A93">
+          <wp:inline distT="0" distB="0" distL="0" distR="0" wp14:anchorId="1DB87146" wp14:editId="47DE53EF">
             <wp:extent cx="2331720" cy="1792224"/>
             <wp:effectExtent l="0" t="0" r="0" b="0"/>
             <wp:docPr id="15" name="Picture 15"/>
@@ -17204,6 +17381,7 @@
           <w:id w:val="1748382905"/>
           <w:citation/>
         </w:sdtPr>
+        <w:sdtEndPr/>
         <w:sdtContent>
           <w:r>
             <w:fldChar w:fldCharType="begin"/>
@@ -17256,6 +17434,7 @@
           <w:id w:val="910737403"/>
           <w:citation/>
         </w:sdtPr>
+        <w:sdtEndPr/>
         <w:sdtContent>
           <w:r>
             <w:fldChar w:fldCharType="begin"/>
@@ -17445,6 +17624,7 @@
           <w:id w:val="725425520"/>
           <w:citation/>
         </w:sdtPr>
+        <w:sdtEndPr/>
         <w:sdtContent>
           <w:r>
             <w:fldChar w:fldCharType="begin"/>
@@ -17507,6 +17687,7 @@
           <w:id w:val="896466817"/>
           <w:citation/>
         </w:sdtPr>
+        <w:sdtEndPr/>
         <w:sdtContent>
           <w:r>
             <w:fldChar w:fldCharType="begin"/>
@@ -17541,6 +17722,7 @@
           <w:id w:val="-1700305025"/>
           <w:citation/>
         </w:sdtPr>
+        <w:sdtEndPr/>
         <w:sdtContent>
           <w:r>
             <w:fldChar w:fldCharType="begin"/>
@@ -17575,7 +17757,7 @@
           <w:noProof/>
         </w:rPr>
         <w:drawing>
-          <wp:inline distT="0" distB="0" distL="0" distR="0" wp14:anchorId="56CDD710" wp14:editId="31C05C9A">
+          <wp:inline distT="0" distB="0" distL="0" distR="0" wp14:anchorId="3746D8EF" wp14:editId="33FD0BE3">
             <wp:extent cx="3049232" cy="1905770"/>
             <wp:effectExtent l="0" t="0" r="0" b="0"/>
             <wp:docPr id="16" name="Picture 16"/>
@@ -17852,7 +18034,7 @@
           <w:shd w:val="clear" w:color="auto" w:fill="FFFFFF"/>
         </w:rPr>
         <w:drawing>
-          <wp:inline distT="0" distB="0" distL="0" distR="0" wp14:anchorId="3BAD46FA" wp14:editId="0188C628">
+          <wp:inline distT="0" distB="0" distL="0" distR="0" wp14:anchorId="0DBDCCC0" wp14:editId="45648797">
             <wp:extent cx="2578608" cy="1389888"/>
             <wp:effectExtent l="0" t="0" r="0" b="1270"/>
             <wp:docPr id="17" name="Picture 17"/>
@@ -17959,7 +18141,7 @@
           <w:noProof/>
         </w:rPr>
         <w:drawing>
-          <wp:inline distT="0" distB="0" distL="0" distR="0" wp14:anchorId="77269E21" wp14:editId="1F8D61A3">
+          <wp:inline distT="0" distB="0" distL="0" distR="0" wp14:anchorId="3CB27B48" wp14:editId="26304150">
             <wp:extent cx="3886400" cy="1289116"/>
             <wp:effectExtent l="0" t="0" r="0" b="6350"/>
             <wp:docPr id="18" name="Picture 18"/>
@@ -18041,7 +18223,7 @@
           <w:noProof/>
         </w:rPr>
         <w:drawing>
-          <wp:inline distT="0" distB="0" distL="0" distR="0" wp14:anchorId="0DE75CCB" wp14:editId="7FDFA285">
+          <wp:inline distT="0" distB="0" distL="0" distR="0" wp14:anchorId="244670D5" wp14:editId="3D635BE5">
             <wp:extent cx="2240280" cy="1481328"/>
             <wp:effectExtent l="0" t="0" r="7620" b="5080"/>
             <wp:docPr id="19" name="Picture 19"/>
@@ -18118,7 +18300,7 @@
           <w:noProof/>
         </w:rPr>
         <w:drawing>
-          <wp:inline distT="0" distB="0" distL="0" distR="0" wp14:anchorId="416AD329" wp14:editId="3A3395B3">
+          <wp:inline distT="0" distB="0" distL="0" distR="0" wp14:anchorId="27C922BB" wp14:editId="6A461ECC">
             <wp:extent cx="1847088" cy="1490472"/>
             <wp:effectExtent l="0" t="0" r="1270" b="0"/>
             <wp:docPr id="20" name="Picture 20"/>
@@ -18221,7 +18403,7 @@
           <w:noProof/>
         </w:rPr>
         <w:drawing>
-          <wp:inline distT="0" distB="0" distL="0" distR="0" wp14:anchorId="6802CAA4" wp14:editId="4E24F4E1">
+          <wp:inline distT="0" distB="0" distL="0" distR="0" wp14:anchorId="1F186129" wp14:editId="05542EB3">
             <wp:extent cx="2878645" cy="1371590"/>
             <wp:effectExtent l="0" t="0" r="0" b="635"/>
             <wp:docPr id="21" name="Picture 21"/>
@@ -18510,7 +18692,7 @@
           <w:noProof/>
         </w:rPr>
         <w:drawing>
-          <wp:inline distT="0" distB="0" distL="0" distR="0" wp14:anchorId="7AD34CE0" wp14:editId="17393838">
+          <wp:inline distT="0" distB="0" distL="0" distR="0" wp14:anchorId="0990437A" wp14:editId="7E794681">
             <wp:extent cx="3703320" cy="2157984"/>
             <wp:effectExtent l="0" t="0" r="0" b="0"/>
             <wp:docPr id="22" name="Picture 22"/>
@@ -18595,7 +18777,7 @@
           <w:noProof/>
         </w:rPr>
         <w:drawing>
-          <wp:inline distT="0" distB="0" distL="0" distR="0" wp14:anchorId="092E8627" wp14:editId="58DD366C">
+          <wp:inline distT="0" distB="0" distL="0" distR="0" wp14:anchorId="0D92C2FE" wp14:editId="524F5520">
             <wp:extent cx="1873346" cy="1314518"/>
             <wp:effectExtent l="0" t="0" r="0" b="0"/>
             <wp:docPr id="23" name="Picture 23"/>
@@ -18786,7 +18968,7 @@
           <w:noProof/>
         </w:rPr>
         <w:drawing>
-          <wp:inline distT="0" distB="0" distL="0" distR="0" wp14:anchorId="397DA62D" wp14:editId="245CD721">
+          <wp:inline distT="0" distB="0" distL="0" distR="0" wp14:anchorId="48819812" wp14:editId="2EB3D683">
             <wp:extent cx="1719072" cy="1719072"/>
             <wp:effectExtent l="0" t="0" r="0" b="0"/>
             <wp:docPr id="24" name="Picture 24"/>
@@ -18869,7 +19051,7 @@
           <w:noProof/>
         </w:rPr>
         <w:drawing>
-          <wp:inline distT="0" distB="0" distL="0" distR="0" wp14:anchorId="18B5CB1B" wp14:editId="113D948B">
+          <wp:inline distT="0" distB="0" distL="0" distR="0" wp14:anchorId="44392F9D" wp14:editId="60E47393">
             <wp:extent cx="3072384" cy="1847088"/>
             <wp:effectExtent l="0" t="0" r="0" b="1270"/>
             <wp:docPr id="25" name="Picture 25"/>
@@ -19119,7 +19301,7 @@
           <w:noProof/>
         </w:rPr>
         <w:drawing>
-          <wp:inline distT="0" distB="0" distL="0" distR="0" wp14:anchorId="027841C9" wp14:editId="5A8072B7">
+          <wp:inline distT="0" distB="0" distL="0" distR="0" wp14:anchorId="3732AA91" wp14:editId="2DC64030">
             <wp:extent cx="3438144" cy="2276856"/>
             <wp:effectExtent l="0" t="0" r="0" b="9525"/>
             <wp:docPr id="26" name="Picture 26"/>
@@ -19255,7 +19437,7 @@
           <w:noProof/>
         </w:rPr>
         <w:drawing>
-          <wp:inline distT="0" distB="0" distL="0" distR="0" wp14:anchorId="0CBDC741" wp14:editId="6791BAE3">
+          <wp:inline distT="0" distB="0" distL="0" distR="0" wp14:anchorId="29993E2A" wp14:editId="76F2AB18">
             <wp:extent cx="3099816" cy="2221992"/>
             <wp:effectExtent l="0" t="0" r="5715" b="6985"/>
             <wp:docPr id="27" name="Picture 27"/>
@@ -19449,6 +19631,7 @@
           <w:id w:val="-243421033"/>
           <w:citation/>
         </w:sdtPr>
+        <w:sdtEndPr/>
         <w:sdtContent>
           <w:r>
             <w:fldChar w:fldCharType="begin"/>
@@ -19484,7 +19667,7 @@
         </w:rPr>
         <w:lastRenderedPageBreak/>
         <w:drawing>
-          <wp:inline distT="0" distB="0" distL="0" distR="0" wp14:anchorId="5CBB9218" wp14:editId="22E097AF">
+          <wp:inline distT="0" distB="0" distL="0" distR="0" wp14:anchorId="569AAFC1" wp14:editId="075558A8">
             <wp:extent cx="2340864" cy="1188720"/>
             <wp:effectExtent l="0" t="0" r="2540" b="0"/>
             <wp:docPr id="28" name="Picture 28"/>
@@ -19561,6 +19744,7 @@
           <w:id w:val="196363773"/>
           <w:citation/>
         </w:sdtPr>
+        <w:sdtEndPr/>
         <w:sdtContent>
           <w:r>
             <w:fldChar w:fldCharType="begin"/>
@@ -19626,6 +19810,7 @@
           <w:id w:val="-636420327"/>
           <w:citation/>
         </w:sdtPr>
+        <w:sdtEndPr/>
         <w:sdtContent>
           <w:r>
             <w:fldChar w:fldCharType="begin"/>
@@ -19669,6 +19854,7 @@
           <w:id w:val="1801883036"/>
           <w:citation/>
         </w:sdtPr>
+        <w:sdtEndPr/>
         <w:sdtContent>
           <w:r>
             <w:fldChar w:fldCharType="begin"/>
@@ -19702,6 +19888,7 @@
           <w:id w:val="519819188"/>
           <w:citation/>
         </w:sdtPr>
+        <w:sdtEndPr/>
         <w:sdtContent>
           <w:r>
             <w:fldChar w:fldCharType="begin"/>
@@ -20015,6 +20202,7 @@
           <w:id w:val="1115328793"/>
           <w:citation/>
         </w:sdtPr>
+        <w:sdtEndPr/>
         <w:sdtContent>
           <w:r>
             <w:fldChar w:fldCharType="begin"/>
@@ -20044,6 +20232,7 @@
           <w:id w:val="1666204027"/>
           <w:citation/>
         </w:sdtPr>
+        <w:sdtEndPr/>
         <w:sdtContent>
           <w:r>
             <w:fldChar w:fldCharType="begin"/>
@@ -20073,6 +20262,7 @@
           <w:id w:val="-2127383786"/>
           <w:citation/>
         </w:sdtPr>
+        <w:sdtEndPr/>
         <w:sdtContent>
           <w:r>
             <w:fldChar w:fldCharType="begin"/>
@@ -20102,6 +20292,7 @@
           <w:id w:val="890773467"/>
           <w:citation/>
         </w:sdtPr>
+        <w:sdtEndPr/>
         <w:sdtContent>
           <w:r>
             <w:fldChar w:fldCharType="begin"/>
@@ -20149,6 +20340,7 @@
           <w:id w:val="344217218"/>
           <w:citation/>
         </w:sdtPr>
+        <w:sdtEndPr/>
         <w:sdtContent>
           <w:r>
             <w:fldChar w:fldCharType="begin"/>
@@ -20178,6 +20370,7 @@
           <w:id w:val="-807006508"/>
           <w:citation/>
         </w:sdtPr>
+        <w:sdtEndPr/>
         <w:sdtContent>
           <w:r>
             <w:fldChar w:fldCharType="begin"/>
@@ -20346,7 +20539,7 @@
           <w:noProof/>
         </w:rPr>
         <w:drawing>
-          <wp:inline distT="0" distB="0" distL="0" distR="0" wp14:anchorId="1D27DCCF" wp14:editId="1D4EA893">
+          <wp:inline distT="0" distB="0" distL="0" distR="0" wp14:anchorId="7036DAD4" wp14:editId="0375E0E5">
             <wp:extent cx="2761727" cy="1813717"/>
             <wp:effectExtent l="0" t="0" r="635" b="0"/>
             <wp:docPr id="29" name="Picture 29"/>
@@ -20519,7 +20712,7 @@
           <w:noProof/>
         </w:rPr>
         <w:drawing>
-          <wp:inline distT="0" distB="0" distL="0" distR="0" wp14:anchorId="6DA5CBCB" wp14:editId="0C881406">
+          <wp:inline distT="0" distB="0" distL="0" distR="0" wp14:anchorId="5C4157A1" wp14:editId="51CB9C4B">
             <wp:extent cx="4992624" cy="1993392"/>
             <wp:effectExtent l="0" t="0" r="0" b="0"/>
             <wp:docPr id="30" name="Picture 30"/>
@@ -20608,6 +20801,7 @@
           <w:id w:val="-1840763509"/>
           <w:citation/>
         </w:sdtPr>
+        <w:sdtEndPr/>
         <w:sdtContent>
           <w:r>
             <w:fldChar w:fldCharType="begin"/>
@@ -20691,6 +20885,7 @@
           <w:id w:val="744605785"/>
           <w:citation/>
         </w:sdtPr>
+        <w:sdtEndPr/>
         <w:sdtContent>
           <w:r>
             <w:fldChar w:fldCharType="begin"/>
@@ -20763,6 +20958,7 @@
           <w:id w:val="327418285"/>
           <w:citation/>
         </w:sdtPr>
+        <w:sdtEndPr/>
         <w:sdtContent>
           <w:r>
             <w:fldChar w:fldCharType="begin"/>
@@ -20812,6 +21008,7 @@
           <w:id w:val="1091499828"/>
           <w:citation/>
         </w:sdtPr>
+        <w:sdtEndPr/>
         <w:sdtContent>
           <w:r>
             <w:fldChar w:fldCharType="begin"/>
@@ -21020,7 +21217,7 @@
       <w:pPr>
         <w:pStyle w:val="Heading1"/>
       </w:pPr>
-      <w:bookmarkStart w:id="12" w:name="_Toc211349053"/>
+      <w:bookmarkStart w:id="12" w:name="_Toc227652423"/>
       <w:r>
         <w:lastRenderedPageBreak/>
         <w:t>Tổng quan năng lượng hydrogen</w:t>
@@ -21784,7 +21981,7 @@
         </w:rPr>
         <w:lastRenderedPageBreak/>
         <w:drawing>
-          <wp:inline distT="0" distB="0" distL="0" distR="0" wp14:anchorId="5B74E599" wp14:editId="2E98F9FF">
+          <wp:inline distT="0" distB="0" distL="0" distR="0" wp14:anchorId="0B37DD2A" wp14:editId="792C47A8">
             <wp:extent cx="4690872" cy="3008376"/>
             <wp:effectExtent l="0" t="0" r="0" b="1905"/>
             <wp:docPr id="31" name="Picture 31"/>
@@ -22384,7 +22581,7 @@
       <w:pPr>
         <w:pStyle w:val="Heading1"/>
       </w:pPr>
-      <w:bookmarkStart w:id="13" w:name="_Toc211349054"/>
+      <w:bookmarkStart w:id="13" w:name="_Toc227652424"/>
       <w:r>
         <w:lastRenderedPageBreak/>
         <w:t>Nam Toàn Cầu: kỳ vọng và hiện thực</w:t>
@@ -22958,6 +23155,7 @@
           <w:id w:val="-2143411667"/>
           <w:citation/>
         </w:sdtPr>
+        <w:sdtEndPr/>
         <w:sdtContent>
           <w:r>
             <w:fldChar w:fldCharType="begin"/>
@@ -22987,6 +23185,7 @@
           <w:id w:val="-300848528"/>
           <w:citation/>
         </w:sdtPr>
+        <w:sdtEndPr/>
         <w:sdtContent>
           <w:r>
             <w:fldChar w:fldCharType="begin"/>
@@ -23024,6 +23223,7 @@
           <w:id w:val="609087695"/>
           <w:citation/>
         </w:sdtPr>
+        <w:sdtEndPr/>
         <w:sdtContent>
           <w:r>
             <w:fldChar w:fldCharType="begin"/>
@@ -23065,6 +23265,7 @@
           <w:id w:val="-890196085"/>
           <w:citation/>
         </w:sdtPr>
+        <w:sdtEndPr/>
         <w:sdtContent>
           <w:r>
             <w:fldChar w:fldCharType="begin"/>
@@ -23201,6 +23402,7 @@
           <w:id w:val="-1490782059"/>
           <w:citation/>
         </w:sdtPr>
+        <w:sdtEndPr/>
         <w:sdtContent>
           <w:r>
             <w:fldChar w:fldCharType="begin"/>
@@ -23248,6 +23450,7 @@
           <w:id w:val="-529415875"/>
           <w:citation/>
         </w:sdtPr>
+        <w:sdtEndPr/>
         <w:sdtContent>
           <w:r>
             <w:fldChar w:fldCharType="begin"/>
@@ -23277,6 +23480,7 @@
           <w:id w:val="1035776503"/>
           <w:citation/>
         </w:sdtPr>
+        <w:sdtEndPr/>
         <w:sdtContent>
           <w:r>
             <w:fldChar w:fldCharType="begin"/>
@@ -23342,6 +23546,7 @@
           <w:id w:val="838040495"/>
           <w:citation/>
         </w:sdtPr>
+        <w:sdtEndPr/>
         <w:sdtContent>
           <w:r>
             <w:fldChar w:fldCharType="begin"/>
@@ -23723,7 +23928,7 @@
       <w:pPr>
         <w:pStyle w:val="Heading1"/>
       </w:pPr>
-      <w:bookmarkStart w:id="14" w:name="_Toc211349055"/>
+      <w:bookmarkStart w:id="14" w:name="_Toc227652425"/>
       <w:r>
         <w:lastRenderedPageBreak/>
         <w:t xml:space="preserve">Học thuyết ý niệm và </w:t>
@@ -23878,6 +24083,7 @@
           <w:id w:val="-1494718236"/>
           <w:citation/>
         </w:sdtPr>
+        <w:sdtEndPr/>
         <w:sdtContent>
           <w:r>
             <w:fldChar w:fldCharType="begin"/>
@@ -23907,6 +24113,7 @@
           <w:id w:val="-1389333770"/>
           <w:citation/>
         </w:sdtPr>
+        <w:sdtEndPr/>
         <w:sdtContent>
           <w:r>
             <w:fldChar w:fldCharType="begin"/>
@@ -23936,6 +24143,7 @@
           <w:id w:val="-1484008687"/>
           <w:citation/>
         </w:sdtPr>
+        <w:sdtEndPr/>
         <w:sdtContent>
           <w:r>
             <w:fldChar w:fldCharType="begin"/>
@@ -23974,6 +24182,7 @@
           <w:id w:val="2046788621"/>
           <w:citation/>
         </w:sdtPr>
+        <w:sdtEndPr/>
         <w:sdtContent>
           <w:r>
             <w:fldChar w:fldCharType="begin"/>
@@ -24057,6 +24266,7 @@
           <w:id w:val="1603916646"/>
           <w:citation/>
         </w:sdtPr>
+        <w:sdtEndPr/>
         <w:sdtContent>
           <w:r>
             <w:fldChar w:fldCharType="begin"/>
@@ -24125,6 +24335,7 @@
           <w:id w:val="2051417374"/>
           <w:citation/>
         </w:sdtPr>
+        <w:sdtEndPr/>
         <w:sdtContent>
           <w:r>
             <w:fldChar w:fldCharType="begin"/>
@@ -24253,6 +24464,7 @@
           <w:id w:val="1287236018"/>
           <w:citation/>
         </w:sdtPr>
+        <w:sdtEndPr/>
         <w:sdtContent>
           <w:r>
             <w:fldChar w:fldCharType="begin"/>
@@ -24300,6 +24512,7 @@
           <w:id w:val="-122309403"/>
           <w:citation/>
         </w:sdtPr>
+        <w:sdtEndPr/>
         <w:sdtContent>
           <w:r>
             <w:fldChar w:fldCharType="begin"/>
@@ -24335,6 +24548,7 @@
           <w:id w:val="-27183984"/>
           <w:citation/>
         </w:sdtPr>
+        <w:sdtEndPr/>
         <w:sdtContent>
           <w:r>
             <w:fldChar w:fldCharType="begin"/>
@@ -24383,6 +24597,7 @@
           <w:id w:val="-42756110"/>
           <w:citation/>
         </w:sdtPr>
+        <w:sdtEndPr/>
         <w:sdtContent>
           <w:r>
             <w:fldChar w:fldCharType="begin"/>
@@ -24412,6 +24627,7 @@
           <w:id w:val="-45676845"/>
           <w:citation/>
         </w:sdtPr>
+        <w:sdtEndPr/>
         <w:sdtContent>
           <w:r>
             <w:fldChar w:fldCharType="begin"/>
@@ -24441,6 +24657,7 @@
           <w:id w:val="1219786342"/>
           <w:citation/>
         </w:sdtPr>
+        <w:sdtEndPr/>
         <w:sdtContent>
           <w:r>
             <w:fldChar w:fldCharType="begin"/>
@@ -24470,6 +24687,7 @@
           <w:id w:val="-515468191"/>
           <w:citation/>
         </w:sdtPr>
+        <w:sdtEndPr/>
         <w:sdtContent>
           <w:r>
             <w:fldChar w:fldCharType="begin"/>
@@ -24537,6 +24755,7 @@
           <w:id w:val="-1330675551"/>
           <w:citation/>
         </w:sdtPr>
+        <w:sdtEndPr/>
         <w:sdtContent>
           <w:r>
             <w:fldChar w:fldCharType="begin"/>
@@ -24625,6 +24844,7 @@
           <w:id w:val="-1039509205"/>
           <w:citation/>
         </w:sdtPr>
+        <w:sdtEndPr/>
         <w:sdtContent>
           <w:r>
             <w:fldChar w:fldCharType="begin"/>
@@ -24678,6 +24898,7 @@
           <w:id w:val="-406923245"/>
           <w:citation/>
         </w:sdtPr>
+        <w:sdtEndPr/>
         <w:sdtContent>
           <w:r>
             <w:fldChar w:fldCharType="begin"/>
@@ -24803,6 +25024,7 @@
           <w:id w:val="-673268319"/>
           <w:citation/>
         </w:sdtPr>
+        <w:sdtEndPr/>
         <w:sdtContent>
           <w:r>
             <w:fldChar w:fldCharType="begin"/>
@@ -24838,6 +25060,7 @@
           <w:id w:val="-392885174"/>
           <w:citation/>
         </w:sdtPr>
+        <w:sdtEndPr/>
         <w:sdtContent>
           <w:r>
             <w:fldChar w:fldCharType="begin"/>
@@ -24979,6 +25202,7 @@
           <w:id w:val="766113225"/>
           <w:citation/>
         </w:sdtPr>
+        <w:sdtEndPr/>
         <w:sdtContent>
           <w:r>
             <w:fldChar w:fldCharType="begin"/>
@@ -25017,6 +25241,7 @@
           <w:id w:val="548496817"/>
           <w:citation/>
         </w:sdtPr>
+        <w:sdtEndPr/>
         <w:sdtContent>
           <w:r>
             <w:fldChar w:fldCharType="begin"/>
@@ -25055,6 +25280,7 @@
           <w:id w:val="578484417"/>
           <w:citation/>
         </w:sdtPr>
+        <w:sdtEndPr/>
         <w:sdtContent>
           <w:r>
             <w:fldChar w:fldCharType="begin"/>
@@ -25094,6 +25320,7 @@
           <w:id w:val="-340699981"/>
           <w:citation/>
         </w:sdtPr>
+        <w:sdtEndPr/>
         <w:sdtContent>
           <w:r>
             <w:fldChar w:fldCharType="begin"/>
@@ -25184,6 +25411,7 @@
           <w:id w:val="1338198083"/>
           <w:citation/>
         </w:sdtPr>
+        <w:sdtEndPr/>
         <w:sdtContent>
           <w:r>
             <w:fldChar w:fldCharType="begin"/>
@@ -25228,6 +25456,7 @@
           <w:id w:val="-1836289922"/>
           <w:citation/>
         </w:sdtPr>
+        <w:sdtEndPr/>
         <w:sdtContent>
           <w:r>
             <w:fldChar w:fldCharType="begin"/>
@@ -25266,6 +25495,7 @@
           <w:id w:val="-751889477"/>
           <w:citation/>
         </w:sdtPr>
+        <w:sdtEndPr/>
         <w:sdtContent>
           <w:r>
             <w:fldChar w:fldCharType="begin"/>
@@ -25301,6 +25531,7 @@
           <w:id w:val="1310673331"/>
           <w:citation/>
         </w:sdtPr>
+        <w:sdtEndPr/>
         <w:sdtContent>
           <w:r>
             <w:fldChar w:fldCharType="begin"/>
@@ -25356,6 +25587,7 @@
           <w:id w:val="-1806700510"/>
           <w:citation/>
         </w:sdtPr>
+        <w:sdtEndPr/>
         <w:sdtContent>
           <w:r>
             <w:fldChar w:fldCharType="begin"/>
@@ -25394,6 +25626,7 @@
           <w:id w:val="1351229293"/>
           <w:citation/>
         </w:sdtPr>
+        <w:sdtEndPr/>
         <w:sdtContent>
           <w:r>
             <w:fldChar w:fldCharType="begin"/>
@@ -25423,6 +25656,7 @@
           <w:id w:val="-1448530797"/>
           <w:citation/>
         </w:sdtPr>
+        <w:sdtEndPr/>
         <w:sdtContent>
           <w:r>
             <w:fldChar w:fldCharType="begin"/>
@@ -25452,6 +25686,7 @@
           <w:id w:val="-1610428374"/>
           <w:citation/>
         </w:sdtPr>
+        <w:sdtEndPr/>
         <w:sdtContent>
           <w:r>
             <w:fldChar w:fldCharType="begin"/>
@@ -25512,6 +25747,7 @@
           <w:id w:val="262337983"/>
           <w:citation/>
         </w:sdtPr>
+        <w:sdtEndPr/>
         <w:sdtContent>
           <w:r>
             <w:fldChar w:fldCharType="begin"/>
@@ -25654,6 +25890,7 @@
           <w:id w:val="-912622830"/>
           <w:citation/>
         </w:sdtPr>
+        <w:sdtEndPr/>
         <w:sdtContent>
           <w:r>
             <w:fldChar w:fldCharType="begin"/>
@@ -25693,6 +25930,7 @@
           <w:id w:val="-1800063771"/>
           <w:citation/>
         </w:sdtPr>
+        <w:sdtEndPr/>
         <w:sdtContent>
           <w:r>
             <w:fldChar w:fldCharType="begin"/>
@@ -25764,6 +26002,7 @@
           <w:id w:val="1662505073"/>
           <w:citation/>
         </w:sdtPr>
+        <w:sdtEndPr/>
         <w:sdtContent>
           <w:r>
             <w:fldChar w:fldCharType="begin"/>
@@ -25801,6 +26040,7 @@
           <w:id w:val="-715814584"/>
           <w:citation/>
         </w:sdtPr>
+        <w:sdtEndPr/>
         <w:sdtContent>
           <w:r>
             <w:fldChar w:fldCharType="begin"/>
@@ -25830,6 +26070,7 @@
           <w:id w:val="-869915149"/>
           <w:citation/>
         </w:sdtPr>
+        <w:sdtEndPr/>
         <w:sdtContent>
           <w:r>
             <w:fldChar w:fldCharType="begin"/>
@@ -25859,6 +26100,7 @@
           <w:id w:val="-1135566609"/>
           <w:citation/>
         </w:sdtPr>
+        <w:sdtEndPr/>
         <w:sdtContent>
           <w:r>
             <w:fldChar w:fldCharType="begin"/>
@@ -25912,6 +26154,7 @@
           <w:id w:val="433559953"/>
           <w:citation/>
         </w:sdtPr>
+        <w:sdtEndPr/>
         <w:sdtContent>
           <w:r>
             <w:fldChar w:fldCharType="begin"/>
@@ -25976,6 +26219,7 @@
           <w:id w:val="-1111045303"/>
           <w:citation/>
         </w:sdtPr>
+        <w:sdtEndPr/>
         <w:sdtContent>
           <w:r>
             <w:fldChar w:fldCharType="begin"/>
@@ -26005,6 +26249,7 @@
           <w:id w:val="-270019636"/>
           <w:citation/>
         </w:sdtPr>
+        <w:sdtEndPr/>
         <w:sdtContent>
           <w:r>
             <w:fldChar w:fldCharType="begin"/>
@@ -26052,6 +26297,7 @@
           <w:id w:val="-2125687776"/>
           <w:citation/>
         </w:sdtPr>
+        <w:sdtEndPr/>
         <w:sdtContent>
           <w:r>
             <w:fldChar w:fldCharType="begin"/>
@@ -26141,6 +26387,7 @@
           <w:id w:val="320478605"/>
           <w:citation/>
         </w:sdtPr>
+        <w:sdtEndPr/>
         <w:sdtContent>
           <w:r>
             <w:fldChar w:fldCharType="begin"/>
@@ -26178,6 +26425,7 @@
           <w:id w:val="-994647610"/>
           <w:citation/>
         </w:sdtPr>
+        <w:sdtEndPr/>
         <w:sdtContent>
           <w:r>
             <w:fldChar w:fldCharType="begin"/>
@@ -26211,6 +26459,7 @@
           <w:id w:val="1885593760"/>
           <w:citation/>
         </w:sdtPr>
+        <w:sdtEndPr/>
         <w:sdtContent>
           <w:r>
             <w:fldChar w:fldCharType="begin"/>
@@ -26258,6 +26507,7 @@
           <w:id w:val="307362689"/>
           <w:citation/>
         </w:sdtPr>
+        <w:sdtEndPr/>
         <w:sdtContent>
           <w:r>
             <w:fldChar w:fldCharType="begin"/>
@@ -26311,6 +26561,7 @@
           <w:id w:val="-133334507"/>
           <w:citation/>
         </w:sdtPr>
+        <w:sdtEndPr/>
         <w:sdtContent>
           <w:r>
             <w:fldChar w:fldCharType="begin"/>
@@ -26360,6 +26611,7 @@
           <w:id w:val="-1626694998"/>
           <w:citation/>
         </w:sdtPr>
+        <w:sdtEndPr/>
         <w:sdtContent>
           <w:r>
             <w:fldChar w:fldCharType="begin"/>
@@ -26407,6 +26659,7 @@
           <w:id w:val="1959445599"/>
           <w:citation/>
         </w:sdtPr>
+        <w:sdtEndPr/>
         <w:sdtContent>
           <w:r>
             <w:fldChar w:fldCharType="begin"/>
@@ -26469,6 +26722,7 @@
           <w:id w:val="665367018"/>
           <w:citation/>
         </w:sdtPr>
+        <w:sdtEndPr/>
         <w:sdtContent>
           <w:r>
             <w:fldChar w:fldCharType="begin"/>
@@ -26516,6 +26770,7 @@
           <w:id w:val="-225380227"/>
           <w:citation/>
         </w:sdtPr>
+        <w:sdtEndPr/>
         <w:sdtContent>
           <w:r>
             <w:fldChar w:fldCharType="begin"/>
@@ -26545,6 +26800,7 @@
           <w:id w:val="-1623058281"/>
           <w:citation/>
         </w:sdtPr>
+        <w:sdtEndPr/>
         <w:sdtContent>
           <w:r>
             <w:fldChar w:fldCharType="begin"/>
@@ -26574,6 +26830,7 @@
           <w:id w:val="-1695379482"/>
           <w:citation/>
         </w:sdtPr>
+        <w:sdtEndPr/>
         <w:sdtContent>
           <w:r>
             <w:fldChar w:fldCharType="begin"/>
@@ -26603,6 +26860,7 @@
           <w:id w:val="-667402481"/>
           <w:citation/>
         </w:sdtPr>
+        <w:sdtEndPr/>
         <w:sdtContent>
           <w:r>
             <w:fldChar w:fldCharType="begin"/>
@@ -26865,7 +27123,7 @@
       <w:pPr>
         <w:pStyle w:val="Heading1"/>
       </w:pPr>
-      <w:bookmarkStart w:id="15" w:name="_Toc211349056"/>
+      <w:bookmarkStart w:id="15" w:name="_Toc227652426"/>
       <w:r>
         <w:lastRenderedPageBreak/>
         <w:t>Mỏ neo trong triết học pháp quyền</w:t>
@@ -26909,6 +27167,46 @@
       </w:r>
       <w:r>
         <w:t>www.locnguyen.net</w:t>
+      </w:r>
+    </w:p>
+    <w:p/>
+    <w:p>
+      <w:pPr>
+        <w:rPr>
+          <w:b/>
+          <w:sz w:val="28"/>
+          <w:szCs w:val="28"/>
+        </w:rPr>
+      </w:pPr>
+      <w:r>
+        <w:rPr>
+          <w:b/>
+          <w:sz w:val="28"/>
+          <w:szCs w:val="28"/>
+        </w:rPr>
+        <w:t>Tóm tắt</w:t>
+      </w:r>
+    </w:p>
+    <w:p>
+      <w:r>
+        <w:t>Bài nghiên cứu này hệ thống hóa và chứng minh biện minh tồn tại là mỏ neo của triết học pháp quyền Hegel, ẩn tàng của mệnh đề nền tảng “C</w:t>
+      </w:r>
+      <w:r>
+        <w:t>ái gì hợp lý tính là hiện thực và cái gì hiện thực thì hợp lý tính</w:t>
+      </w:r>
+      <w:r>
+        <w:t>”, cầu nối khả dĩ giữa “ánh xạ thế giới tự nhiên vào thế giới tinh thần vẫn bảo toàn tính chất tự nhiên” với “học thuyết ý niệm hợp nhất vật chất và ý thức”.</w:t>
+      </w:r>
+    </w:p>
+    <w:p>
+      <w:r>
+        <w:rPr>
+          <w:b/>
+        </w:rPr>
+        <w:t>Từ khóa:</w:t>
+      </w:r>
+      <w:r>
+        <w:t xml:space="preserve"> triết học pháp quyền Hegel, học thuyết ý niệm, hợp lý tính.</w:t>
       </w:r>
     </w:p>
     <w:p/>
@@ -26924,6 +27222,7 @@
           <w:id w:val="-871458623"/>
           <w:citation/>
         </w:sdtPr>
+        <w:sdtEndPr/>
         <w:sdtContent>
           <w:r>
             <w:fldChar w:fldCharType="begin"/>
@@ -27220,6 +27519,7 @@
     <w:p/>
     <w:p>
       <w:r>
+        <w:lastRenderedPageBreak/>
         <w:t>Mệnh đề này quan trọng vì kết nối khái niệm và tồn tại để khái niệm trong tư duy con người cũng có bản chất tự nhiên như mọi hiện tượng tự nhiên. Lúc này:</w:t>
       </w:r>
     </w:p>
@@ -27251,7 +27551,6 @@
     </w:p>
     <w:p>
       <w:r>
-        <w:lastRenderedPageBreak/>
         <w:t>“</w:t>
       </w:r>
       <w:r>
@@ -27434,6 +27733,7 @@
           <w:id w:val="-2063632786"/>
           <w:citation/>
         </w:sdtPr>
+        <w:sdtEndPr/>
         <w:sdtContent>
           <w:r>
             <w:rPr>
@@ -27590,7 +27890,14 @@
         <w:rPr>
           <w:i/>
         </w:rPr>
-        <w:t xml:space="preserve"> để diễn đạt/triển khai lý lẽ, thực hiện một cuộc đấu tranh vĩ đại, một cuộc biện minh vĩ đại trong một tòa án vĩ đại là tinh thần khách quan/tinh thần tuyệt đối (hiện tượng học tinh thần), mà nếu như sự biện minh đó không hợp lý tính thì ý niệm/pháp quyền bị phá hủy – đó là sự trừng phạt</w:t>
+        <w:t xml:space="preserve"> để diễn đạt/triển khai lý lẽ, thực hiện một cuộc đấu tranh vĩ đại, một cuộc biện minh vĩ đại trong một tòa án vĩ đại là </w:t>
+      </w:r>
+      <w:r>
+        <w:rPr>
+          <w:i/>
+        </w:rPr>
+        <w:lastRenderedPageBreak/>
+        <w:t>tinh thần khách quan/tinh thần tuyệt đối (hiện tượng học tinh thần), mà nếu như sự biện minh đó không hợp lý tính thì ý niệm/pháp quyền bị phá hủy – đó là sự trừng phạt</w:t>
       </w:r>
       <w:r>
         <w:t>”.</w:t>
@@ -27635,15 +27942,7 @@
           <w:rFonts w:cs="Times New Roman"/>
           <w:i/>
         </w:rPr>
-        <w:t xml:space="preserve">đến pháp quyền thực định và phổ pháp quyền đồng thời có tính phản phục nghĩa là pháp quyền thực định được suy tưởng trở lại pháp quyền trừu tượng để phản chiếu tiệm cận </w:t>
-      </w:r>
-      <w:r>
-        <w:rPr>
-          <w:rFonts w:cs="Times New Roman"/>
-          <w:i/>
-        </w:rPr>
-        <w:lastRenderedPageBreak/>
-        <w:t xml:space="preserve">tinh thần khách quan hữu hạn với tinh thần chủ quan vô hạn làm quan tòa tối cao thẩm định pháp quyền. Từng phân khúc của phổ pháp quyền như </w:t>
+        <w:t xml:space="preserve">đến pháp quyền thực định và phổ pháp quyền đồng thời có tính phản phục nghĩa là pháp quyền thực định được suy tưởng trở lại pháp quyền trừu tượng để phản chiếu tiệm cận tinh thần khách quan hữu hạn với tinh thần chủ quan vô hạn làm quan tòa tối cao thẩm định pháp quyền. Từng phân khúc của phổ pháp quyền như </w:t>
       </w:r>
       <w:r>
         <w:rPr>
@@ -27732,6 +28031,7 @@
           <w:id w:val="-977614943"/>
           <w:citation/>
         </w:sdtPr>
+        <w:sdtEndPr/>
         <w:sdtContent>
           <w:r>
             <w:rPr>
@@ -27786,6 +28086,7 @@
           <w:id w:val="-445321810"/>
           <w:citation/>
         </w:sdtPr>
+        <w:sdtEndPr/>
         <w:sdtContent>
           <w:r>
             <w:rPr>
@@ -27852,6 +28153,7 @@
           <w:id w:val="-1924950871"/>
           <w:citation/>
         </w:sdtPr>
+        <w:sdtEndPr/>
         <w:sdtContent>
           <w:r>
             <w:rPr>
@@ -27990,11 +28292,7 @@
     <w:p/>
     <w:p>
       <w:r>
-        <w:t xml:space="preserve">Suy ra Hegel không thể phủ nhận thế giới vật chất nên mới thực hiện ánh xạ thế giới vật chất (thế giới tự nhiên thứ nhất) vào thế giới tinh thần (thế giới tự nhiên thứ hai) mà vẫn bảo toàn bản chất tự nhiên, thường hằng, vốn có. Do đó pháp quyền Hegel tuy mạch lạc trong thế giới tinh thần nhưng chỉ áp dụng vào lịch sử xã hội mặc dù điều này vẫn đúng và đủ, tuy nhiên, thật thú vị và hữu ích khi mở rộng pháp quyền vào thế giới vật chất (thế giới tự nhiên thứ nhất) mà </w:t>
-      </w:r>
-      <w:r>
-        <w:lastRenderedPageBreak/>
-        <w:t>không có cách nào hoàn hảo nào hơn ngoài thống nhất vật chất và ý thức, theo đó, tôi đề xuất học thuyết ý niệm như sau:</w:t>
+        <w:t>Suy ra Hegel không thể phủ nhận thế giới vật chất nên mới thực hiện ánh xạ thế giới vật chất (thế giới tự nhiên thứ nhất) vào thế giới tinh thần (thế giới tự nhiên thứ hai) mà vẫn bảo toàn bản chất tự nhiên, thường hằng, vốn có. Do đó pháp quyền Hegel tuy mạch lạc trong thế giới tinh thần nhưng chỉ áp dụng vào lịch sử xã hội mặc dù điều này vẫn đúng và đủ, tuy nhiên, thật thú vị và hữu ích khi mở rộng pháp quyền vào thế giới vật chất (thế giới tự nhiên thứ nhất) mà không có cách nào hoàn hảo nào hơn ngoài thống nhất vật chất và ý thức, theo đó, tôi đề xuất học thuyết ý niệm như sau:</w:t>
       </w:r>
     </w:p>
     <w:p>
@@ -28565,7 +28863,7 @@
           <w:rPr>
             <w:noProof/>
           </w:rPr>
-          <w:t>125</w:t>
+          <w:t>126</w:t>
         </w:r>
         <w:r>
           <w:rPr>
@@ -34151,7 +34449,7 @@
 </file>
 
 <file path=customXml/itemProps1.xml><?xml version="1.0" encoding="utf-8"?>
-<ds:datastoreItem xmlns:ds="http://schemas.openxmlformats.org/officeDocument/2006/customXml" ds:itemID="{484D9DC9-2A41-42F6-ADDA-CD1680FFFA28}">
+<ds:datastoreItem xmlns:ds="http://schemas.openxmlformats.org/officeDocument/2006/customXml" ds:itemID="{ABE229C1-4E23-47EE-809A-93C52331752B}">
   <ds:schemaRefs>
     <ds:schemaRef ds:uri="http://schemas.openxmlformats.org/officeDocument/2006/bibliography"/>
   </ds:schemaRefs>

--- a/books/FirstSeriesOfThoughts.docx
+++ b/books/FirstSeriesOfThoughts.docx
@@ -474,8 +474,6 @@
             </w:rPr>
           </w:pPr>
         </w:p>
-        <w:bookmarkStart w:id="0" w:name="_GoBack"/>
-        <w:bookmarkEnd w:id="0"/>
         <w:p>
           <w:pPr>
             <w:pStyle w:val="TOC1"/>
@@ -1497,12 +1495,12 @@
           <w:b w:val="0"/>
         </w:rPr>
       </w:pPr>
-      <w:bookmarkStart w:id="1" w:name="_Toc227652413"/>
+      <w:bookmarkStart w:id="0" w:name="_Toc227652413"/>
       <w:r>
         <w:lastRenderedPageBreak/>
         <w:t>Kênh Kra: cơ hội và thách thức</w:t>
       </w:r>
-      <w:bookmarkEnd w:id="1"/>
+      <w:bookmarkEnd w:id="0"/>
     </w:p>
     <w:p/>
     <w:p>
@@ -5096,11 +5094,11 @@
       </w:r>
     </w:p>
     <w:p>
-      <w:bookmarkStart w:id="2" w:name="_Hlk41570436"/>
+      <w:bookmarkStart w:id="1" w:name="_Hlk41570436"/>
       <w:r>
         <w:t>Tuyến vận tải trên đất liền (đường bộ và đường sắt) xuyên quốc gia Thái Lan – Malaysia – Singapore</w:t>
       </w:r>
-      <w:bookmarkEnd w:id="2"/>
+      <w:bookmarkEnd w:id="1"/>
       <w:r>
         <w:t xml:space="preserve"> là xương sống cho sự phát triển kinh tế trên bán đảo Mã Lai. Theo Jeevan và cộng sự </w:t>
       </w:r>
@@ -6406,12 +6404,12 @@
       <w:pPr>
         <w:pStyle w:val="Heading1"/>
       </w:pPr>
-      <w:bookmarkStart w:id="3" w:name="_Toc227652414"/>
+      <w:bookmarkStart w:id="2" w:name="_Toc227652414"/>
       <w:r>
         <w:lastRenderedPageBreak/>
         <w:t>Bàn về tốc độ, hiệp đồng tác chiến và tác chiến đa chiều: sự chuyển dịch trong tư tưởng quân sự</w:t>
       </w:r>
-      <w:bookmarkEnd w:id="3"/>
+      <w:bookmarkEnd w:id="2"/>
     </w:p>
     <w:p/>
     <w:p>
@@ -7576,12 +7574,12 @@
       <w:pPr>
         <w:pStyle w:val="Heading1"/>
       </w:pPr>
-      <w:bookmarkStart w:id="4" w:name="_Toc227652415"/>
+      <w:bookmarkStart w:id="3" w:name="_Toc227652415"/>
       <w:r>
         <w:lastRenderedPageBreak/>
         <w:t>Vài suy nghĩ về giữ gìn di sản Hán Nôm</w:t>
       </w:r>
-      <w:bookmarkEnd w:id="4"/>
+      <w:bookmarkEnd w:id="3"/>
     </w:p>
     <w:p/>
     <w:p>
@@ -8631,7 +8629,7 @@
       <w:pPr>
         <w:pStyle w:val="Heading1"/>
       </w:pPr>
-      <w:bookmarkStart w:id="5" w:name="_Toc227652416"/>
+      <w:bookmarkStart w:id="4" w:name="_Toc227652416"/>
       <w:r>
         <w:lastRenderedPageBreak/>
         <w:t>Tàng</w:t>
@@ -8639,7 +8637,7 @@
       <w:r>
         <w:t xml:space="preserve"> thức và phân tâm học</w:t>
       </w:r>
-      <w:bookmarkEnd w:id="5"/>
+      <w:bookmarkEnd w:id="4"/>
     </w:p>
     <w:p/>
     <w:p>
@@ -10239,7 +10237,7 @@
       <w:pPr>
         <w:pStyle w:val="Heading1"/>
       </w:pPr>
-      <w:bookmarkStart w:id="6" w:name="_Toc227652417"/>
+      <w:bookmarkStart w:id="5" w:name="_Toc227652417"/>
       <w:r>
         <w:lastRenderedPageBreak/>
         <w:t>C</w:t>
@@ -10247,7 +10245,7 @@
       <w:r>
         <w:t>ách cục tăng đạo trong Tử Vi</w:t>
       </w:r>
-      <w:bookmarkEnd w:id="6"/>
+      <w:bookmarkEnd w:id="5"/>
     </w:p>
     <w:p/>
     <w:p>
@@ -10761,12 +10759,12 @@
       <w:pPr>
         <w:pStyle w:val="Heading1"/>
       </w:pPr>
-      <w:bookmarkStart w:id="7" w:name="_Toc227652418"/>
+      <w:bookmarkStart w:id="6" w:name="_Toc227652418"/>
       <w:r>
         <w:lastRenderedPageBreak/>
         <w:t>Phân tâm học trong bài thơ “Mòn Mỏi” của Thanh Tịnh</w:t>
       </w:r>
-      <w:bookmarkEnd w:id="7"/>
+      <w:bookmarkEnd w:id="6"/>
     </w:p>
     <w:p/>
     <w:p>
@@ -12251,12 +12249,12 @@
       <w:pPr>
         <w:pStyle w:val="Heading1"/>
       </w:pPr>
-      <w:bookmarkStart w:id="8" w:name="_Toc227652419"/>
+      <w:bookmarkStart w:id="7" w:name="_Toc227652419"/>
       <w:r>
         <w:lastRenderedPageBreak/>
         <w:t>Lịch sử hình thành và phát triển của khoa học công nghệ</w:t>
       </w:r>
-      <w:bookmarkEnd w:id="8"/>
+      <w:bookmarkEnd w:id="7"/>
     </w:p>
     <w:p/>
     <w:p>
@@ -15296,7 +15294,7 @@
       <w:pPr>
         <w:pStyle w:val="Heading1"/>
       </w:pPr>
-      <w:bookmarkStart w:id="9" w:name="_Toc227652420"/>
+      <w:bookmarkStart w:id="8" w:name="_Toc227652420"/>
       <w:r>
         <w:lastRenderedPageBreak/>
         <w:t>Trí tuệ</w:t>
@@ -15304,7 +15302,7 @@
       <w:r>
         <w:t xml:space="preserve"> luận</w:t>
       </w:r>
-      <w:bookmarkEnd w:id="9"/>
+      <w:bookmarkEnd w:id="8"/>
     </w:p>
     <w:p/>
     <w:p>
@@ -15550,12 +15548,12 @@
       <w:pPr>
         <w:pStyle w:val="Heading1"/>
       </w:pPr>
-      <w:bookmarkStart w:id="10" w:name="_Toc227652421"/>
+      <w:bookmarkStart w:id="9" w:name="_Toc227652421"/>
       <w:r>
         <w:lastRenderedPageBreak/>
         <w:t>Nghịch dân chủ luận</w:t>
       </w:r>
-      <w:bookmarkEnd w:id="10"/>
+      <w:bookmarkEnd w:id="9"/>
     </w:p>
     <w:p/>
     <w:p>
@@ -16026,7 +16024,9 @@
       <w:pPr>
         <w:pStyle w:val="Heading1"/>
       </w:pPr>
-      <w:bookmarkStart w:id="11" w:name="_Toc227652422"/>
+      <w:bookmarkStart w:id="10" w:name="_Toc227652422"/>
+      <w:bookmarkStart w:id="11" w:name="_GoBack"/>
+      <w:bookmarkEnd w:id="11"/>
       <w:r>
         <w:lastRenderedPageBreak/>
         <w:t xml:space="preserve">Drone và </w:t>
@@ -16034,7 +16034,7 @@
       <w:r>
         <w:t>tác chiến quân sự</w:t>
       </w:r>
-      <w:bookmarkEnd w:id="11"/>
+      <w:bookmarkEnd w:id="10"/>
     </w:p>
     <w:p/>
     <w:p>
@@ -19210,7 +19210,7 @@
         <w:t>urboprop)</w:t>
       </w:r>
       <w:r>
-        <w:t xml:space="preserve"> nhưng có một kết hợp giữa động cơ phản lực và turbine tạo ra hai lực đẩy – một lực đẩy phản lực chính từ lõi động cơ và một lực đẩy phụ từ cánh quạt ngoại vi. Cụ thể động cơ turbine phản lực cánh quạt (</w:t>
+        <w:t xml:space="preserve"> nhưng có một kết hợp giữa động cơ phản lực và turbine tạo ra hai lực đẩy – một lực đẩy phản lực từ lõi động cơ và một lực đẩy từ cánh quạt ngoại vi. Cụ thể động cơ turbine phản lực cánh quạt (</w:t>
       </w:r>
       <w:r>
         <w:rPr>
@@ -19225,7 +19225,7 @@
         <w:t>https://en.wikipedia.org/wiki/Turbofan</w:t>
       </w:r>
       <w:r>
-        <w:t xml:space="preserve">) gồm ba thành phần chính: 1) cánh quạt ngoại vi phía trước hút không khí vào lõi động cơ phản lực, 2) lõi động cơ phản lực có buồng đốt trong đốt nhiên liệu và phụt đẩy luồng khí nóng tạo lực đẩy chính, 3) turbine phía sau trích một phần lực đẩy phản lực làm cánh quạt ngoại vi quay liên tục. Theo ChatGPT, </w:t>
+        <w:t xml:space="preserve">) gồm ba thành phần chính: 1) cánh quạt ngoại vi phía trước hút không khí vào lõi động cơ phản lực, 2) lõi động cơ phản lực có buồng đốt trong đốt nhiên liệu và phụt đẩy luồng khí nóng tạo một lực đẩy, 3) turbine phía sau trích lực đẩy phản lực làm cánh quạt ngoại vi quay liên tục, tạo thêm một lực đẩy. Theo ChatGPT, </w:t>
       </w:r>
       <w:r>
         <w:t xml:space="preserve">cánh quạt ngoại vi </w:t>
@@ -19255,11 +19255,11 @@
         <w:t>tạo ra một luồng khí lớn được đẩy qua bên ngoài lõi động cơ.</w:t>
       </w:r>
       <w:r>
-        <w:t xml:space="preserve"> Lõi động cơ là động cơ phản lực có nhiệm vụ nén không khí, đốt nhiên liệu và phụt luồng khí nóng phía sau tạo phản lực làm lực đẩy chính. Turbine phía sau tiếp nhận và trích một phần năng lượng từ luồng khí nóng để làm quay cánh quạt phía trước. Như vậy có đến hai lực đẩy từ động cơ </w:t>
+        <w:t xml:space="preserve"> Lõi động cơ là động cơ phản lực có nhiệm vụ nén không khí, đốt nhiên liệu và phụt luồng khí nóng phía sau tạo phản lực và làm quay cánh quạt. Turbine phía sau tiếp nhận và trích năng lượng từ luồng khí nóng để làm quay cánh quạt phía trước. Như vậy có đến hai lực đẩy từ động cơ turbofan: </w:t>
       </w:r>
       <w:r>
         <w:lastRenderedPageBreak/>
-        <w:t>turbofan: 1) lực đẩy chính từ luồng khí phản lực từ lõi động cơ – buồng đốt trong và 2) lực đẩy phụ từ luồng khí của cánh quạt phía trước được quay bởi turbine phía sau nên động cơ turbofan căn bản là động cơ phản lực vì lực đẩy chính là luồng khí phản lực từ lõi động cơ. Ngoài ra, turbofan cũng có cánh nén trong (blades) để hút khí và nén khí. Tham khảo những phân loại trên Wikipedia, động cơ turbofan thực chất là sự kết hợp của động cơ phản lực và động cơ turbine khí (</w:t>
+        <w:t>1) lực đẩy từ luồng khí phụt phản lực từ lõi động cơ – buồng đốt trong và 2) lực đẩy từ luồng khí của cánh quạt phía trước được quay bởi turbine phía sau nên động cơ turbofan căn bản là động cơ phản lực vì lực đẩy của cánh quạt cũng do trích từ luồng khí phản lực từ lõi động cơ. Tóm lại trong động cơ turbofan, 70-80% lực đẩy đến từ cánh quạt và 20-30% lực đẩy đến từ luồng khí phụt phản lực nhưng lực đẩy cánh quạt cũng do turbine trích từ lực đẩy phản lực (Google AI 2026). Ngoài ra, turbofan cũng có cánh nén trong (blades) để hút khí và nén khí. Tham khảo những phân loại trên Wikipedia, động cơ turbofan thực chất là sự kết hợp của động cơ phản lực và động cơ turbine khí (</w:t>
       </w:r>
       <w:r>
         <w:t>gas turbine</w:t>
@@ -19289,7 +19289,10 @@
         <w:t xml:space="preserve">urboprop </w:t>
       </w:r>
       <w:r>
-        <w:t>đã được đề cập nhưng động cơ cánh quạt phổ biến đối với UAV là động cơ điện với motor điện làm quay cánh quạt. Mặc dù động cơ turbofan không mạnh như động cơ phản lực thuần túy nhưng bền, ổn định và tiết kiệm nhiên liệu nên động cơ này phổ biến cả trong máy bay thông thường và UAV. Lưu ý, cánh quạt ngoại vi phía trước của động cơ turbofan là cánh quạt được đặt trong ống (ducted fan). Hình sau là một mẫu thiết kế của động cơ turbine phản lực cánh quạt (turbofan hay fanjet).</w:t>
+        <w:t>đã được đề cập nhưng động cơ cánh quạt phổ biến đối với UAV là động cơ điện với motor điện làm quay cánh quạt. Mặc dù động cơ turbofan không mạnh như động cơ phản lực thuần túy nhưng bền, ổn định và tiết kiệm nhiên liệu nên động cơ này phổ biến cả trong máy bay thông thường và UAV. Lưu ý, cánh quạt ngoại vi phía trước của động cơ turbofan là cánh quạt được đặt trong ống (ducted fan). Hình sau là một mẫu thiết kế của động cơ turbine phản lực cánh quạt (turbofan hay fanjet)</w:t>
+      </w:r>
+      <w:r>
+        <w:t>.</w:t>
       </w:r>
     </w:p>
     <w:p>
@@ -19403,17 +19406,17 @@
         <w:t>urbojet</w:t>
       </w:r>
       <w:r>
-        <w:t xml:space="preserve"> có duy nhất một lực đẩy chính là lực đẩy phản lực nên tập trung vào máy nén khí và phễu phụt để tăng cường lực phản lực. Máy nén khí của turbojet rất quan trọng – máy nén này được quay với tốc độ cao nhờ truyền động qua turbine. Turbojet không có cánh quạt hút khí nhưng máy nén khí của nó có những cánh nén (compressor blades) quay với tốc độ cao để hút khí cùng với nén khí nhưng cánh nén này không tạo thêm lực đẩy như cánh quạt phía trước của động cơ turbofan.</w:t>
+        <w:t xml:space="preserve"> có duy nhất một lực đẩy chính là lực đẩy phản lực nên tập trung vào máy nén khí và phễu phụt để tăng cường lực phản lực. Máy nén khí của turbojet rất quan trọng – máy nén này được quay với tốc độ cao nhờ truyền động qua turbine. Turbojet không có cánh quạt hút khí nhưng máy nén khí của nó có những cánh nén (compressor blades) quay với tốc độ cao để hút </w:t>
+      </w:r>
+      <w:r>
+        <w:lastRenderedPageBreak/>
+        <w:t>khí cùng với nén khí nhưng cánh nén này không tạo thêm lực đẩy như cánh quạt phía trước của động cơ turbofan.</w:t>
       </w:r>
       <w:r>
         <w:t xml:space="preserve"> </w:t>
       </w:r>
       <w:r>
-        <w:t xml:space="preserve">Phía trước máy nén khí còn có khe hay ống hút khí (air intake) nhằm định luồng </w:t>
-      </w:r>
-      <w:r>
-        <w:lastRenderedPageBreak/>
-        <w:t>khí, loại bỏ tạp chất và tối ưu hóa lưu lượng không khí vào máy nén khí (ChatGPT). Không khí sạch sau đó được bộ nén khí tăng áp suất nhằm tăng hiệu suất đốt cháy vì không khí có áp suất càng cao một khi được trộn với nhiên liệu qua quá trình phun nhiên liệu sẽ càng gia tăng hơn nữa nhiệt năng trong buồng đốt. Phễu phụt của turbojet được thiết kế tối ưu như đơn giản hơn phễu phụt turbofan (do turbofan phải xử lý lượng khí thải lớn hơn), giảm diện tích chứa khí, chỉ hướng lực đẩy, tất cả nhằm tập trung tạo luồng khí nóng tốc độ cao và áp suất cao (ChatGPT). T</w:t>
+        <w:t>Phía trước máy nén khí còn có khe hay ống hút khí (air intake) nhằm định luồng khí, loại bỏ tạp chất và tối ưu hóa lưu lượng không khí vào máy nén khí (ChatGPT). Không khí sạch sau đó được bộ nén khí tăng áp suất nhằm tăng hiệu suất đốt cháy vì không khí có áp suất càng cao một khi được trộn với nhiên liệu qua quá trình phun nhiên liệu sẽ càng gia tăng hơn nữa nhiệt năng trong buồng đốt. Phễu phụt của turbojet được thiết kế tối ưu như đơn giản hơn phễu phụt turbofan (do turbofan phải xử lý lượng khí thải lớn hơn), giảm diện tích chứa khí, chỉ hướng lực đẩy, tất cả nhằm tập trung tạo luồng khí nóng tốc độ cao và áp suất cao (ChatGPT). T</w:t>
       </w:r>
       <w:r>
         <w:t>urbojet</w:t>
@@ -19624,7 +19627,11 @@
         <w:t>icrocontroller</w:t>
       </w:r>
       <w:r>
-        <w:t xml:space="preserve"> và SoC chỉ gồm một chip đơn (CPU) nhưng SBC gồm hai chip chính là chipset và chip vi xử lý trung tâm CPU tích hợp vào bảng mạch chủ (bo mạch chính) trong đó CPU là trái tim của SBC thực hiện các phép toán và quản lý hoạt động của hệ thống còn chipset là một loại chip đặc biệt kết nối CPU và các thành phần khác trên bảng mạch điều khiển. Hình sau là một ví dụ của bảng mạch điều khiển SoC </w:t>
+        <w:t xml:space="preserve"> và SoC chỉ gồm một chip đơn (CPU) nhưng SBC gồm hai chip chính là chipset và chip vi xử lý trung tâm CPU tích hợp vào bảng mạch chủ (bo mạch chính) trong đó CPU là trái tim của SBC thực hiện các phép toán và quản lý hoạt động của hệ thống còn chipset là một loại chip đặc biệt kết nối </w:t>
+      </w:r>
+      <w:r>
+        <w:lastRenderedPageBreak/>
+        <w:t xml:space="preserve">CPU và các thành phần khác trên bảng mạch điều khiển. Hình sau là một ví dụ của bảng mạch điều khiển SoC </w:t>
       </w:r>
       <w:sdt>
         <w:sdtPr>
@@ -19665,7 +19672,6 @@
         <w:rPr>
           <w:noProof/>
         </w:rPr>
-        <w:lastRenderedPageBreak/>
         <w:drawing>
           <wp:inline distT="0" distB="0" distL="0" distR="0" wp14:anchorId="569AAFC1" wp14:editId="075558A8">
             <wp:extent cx="2340864" cy="1188720"/>
@@ -19877,11 +19883,11 @@
         </w:sdtContent>
       </w:sdt>
       <w:r>
-        <w:t xml:space="preserve">. Tự hành luôn hàm nghĩa tự động hóa nhưng ngược lại thì không hàm nghĩa, do tự hành luôn hướng đến mức độ thông minh của máy móc nên khi chúng ta đề cập đến mức tự hành của UAV là xem chúng như robot mặc dù một số UAV không được thiết kế thông minh đến mức robot, nhiều khi có thể xem một số UAV chỉ là những cỗ máy tự động hóa, tuy nhiên một số chức năng như phát hiện và tránh vật cản luôn có mức tự hành nhất định. Vì vậy mức độ tự hành của UAV luôn liên quan đến bộ điều khiển FC của UAV, đặc biệt là bảng mạch chính cùng phần mềm điều khiển khi một số UAV có bộ điều khiển là máy tính trang bị hệ điều hành, theo đó các thuật toán học máy, học sâu và trí tuệ nhân tạo luôn hướng đến nâng mức độ tự hành. Theo ChatGPT, drone có ba mức độ tự hành: 1) kiểm soát thủ công khi UAV được điều khiển trực tiếp bởi người dùng qua thiết bị điều khiển </w:t>
+        <w:t xml:space="preserve">. Tự hành luôn hàm nghĩa tự động hóa nhưng ngược lại thì không hàm nghĩa, do tự hành luôn hướng đến mức độ thông minh của máy móc nên khi chúng ta đề cập đến mức tự hành của UAV là xem chúng như robot mặc dù một số UAV không được thiết kế thông minh đến mức robot, nhiều khi có thể xem một số UAV chỉ là những cỗ máy tự động hóa, tuy nhiên một số chức năng như phát hiện và tránh vật cản luôn có mức tự hành nhất định. Vì vậy mức độ tự hành của UAV luôn liên quan đến bộ điều khiển FC của UAV, đặc biệt là bảng mạch chính cùng phần mềm điều khiển khi một số UAV có bộ điều khiển là máy tính trang bị hệ điều hành, theo đó các thuật toán học máy, học sâu và trí </w:t>
       </w:r>
       <w:r>
         <w:lastRenderedPageBreak/>
-        <w:t xml:space="preserve">hoặc trạm điều khiển mặt đất, 2) bán tự hành khi UAV có thể thực hiện một số nhiệm vụ cơ bản mà không cần được điều khiển nhưng vẫn cần người điều khiển giám sát và điều chỉnh khi cần, 3) tự hành cao khi UAV có thể thực hiện nhiệm vụ một cách độc lập, lúc này UAV cần có hệ điều hành thông minh trang bị những thuật toán trí tuệ nhân tạo để phân tích dữ liệu từ cảm biến và thực hiện tiến trình ra quyết định. Tuy nhiên mức tự hành cao chưa thể tiến đến hoàn toàn tự hành vì những UAV thông minh nhất vẫn cần sự can thiệp của con người trong những tình huống khẩn cấp hoặc nhập nhằng, đây cũng là giới hạn của thuật toán trí tuệ nhân tạo. Sau đây là những tác vụ liên quan đến sự tự hành của UAV </w:t>
+        <w:t xml:space="preserve">tuệ nhân tạo luôn hướng đến nâng mức độ tự hành. Theo ChatGPT, drone có ba mức độ tự hành: 1) kiểm soát thủ công khi UAV được điều khiển trực tiếp bởi người dùng qua thiết bị điều khiển hoặc trạm điều khiển mặt đất, 2) bán tự hành khi UAV có thể thực hiện một số nhiệm vụ cơ bản mà không cần được điều khiển nhưng vẫn cần người điều khiển giám sát và điều chỉnh khi cần, 3) tự hành cao khi UAV có thể thực hiện nhiệm vụ một cách độc lập, lúc này UAV cần có hệ điều hành thông minh trang bị những thuật toán trí tuệ nhân tạo để phân tích dữ liệu từ cảm biến và thực hiện tiến trình ra quyết định. Tuy nhiên mức tự hành cao chưa thể tiến đến hoàn toàn tự hành vì những UAV thông minh nhất vẫn cần sự can thiệp của con người trong những tình huống khẩn cấp hoặc nhập nhằng, đây cũng là giới hạn của thuật toán trí tuệ nhân tạo. Sau đây là những tác vụ liên quan đến sự tự hành của UAV </w:t>
       </w:r>
       <w:sdt>
         <w:sdtPr>
@@ -20087,7 +20093,11 @@
         <w:t>bộ điều khiển từ xa</w:t>
       </w:r>
       <w:r>
-        <w:t xml:space="preserve"> (remote controller) thuộc hệ thống truyền thông mặc dù bộ điều khiển từ xa do người dùng điều khiển. Hệ thống truyền thông rất quan trọng với UAV vì nhiều drone quân sự bị vô hiệu hóa một cách đơn giản bằng việc vô hiệu hóa hệ thống truyền thông như phá sóng hoặc đánh cắp mật mã, chiếm quyền điều khiển. Theo Wikipedia, phương tiện truyền thông cơ bản giữa UAV và bộ điều khiển từ xa hoặc trạm điều khiển là qua sóng vô tuyến – sóng radio với những dải băng tần hẹp để truyền dữ liệu và lệnh giữa UAV và bộ/trạm điều khiển. Những UAV hiện đại cần truyền hình ảnh video nên cần những dải băng tần rộng hơn. Theo ChatGPT, có thể có năm hình thức liên lạc / điều khiển giữa UAV và bộ/trạm điều khiển: 1) phương thức truyền thông phổ biến qua sóng radio đã được đề cập qua các </w:t>
+        <w:t xml:space="preserve"> (remote controller) thuộc hệ thống truyền thông mặc dù bộ điều khiển từ xa do người dùng điều khiển. Hệ thống truyền thông rất quan trọng với UAV vì nhiều drone quân sự bị vô hiệu hóa một cách đơn giản bằng việc vô hiệu hóa hệ thống truyền thông như phá sóng hoặc đánh cắp mật mã, chiếm quyền điều khiển. Theo Wikipedia, phương tiện truyền thông cơ bản giữa UAV và bộ điều khiển từ xa hoặc trạm điều khiển là qua sóng vô tuyến – sóng radio với những dải băng tần hẹp để truyền dữ liệu và lệnh giữa UAV và bộ/trạm điều khiển. Những UAV hiện đại cần truyền hình ảnh video nên cần những dải băng tần rộng hơn. Theo ChatGPT, có thể có năm hình thức liên lạc / điều khiển giữa UAV và bộ/trạm điều khiển: 1) phương thức truyền thông phổ biến qua sóng radio đã được </w:t>
+      </w:r>
+      <w:r>
+        <w:lastRenderedPageBreak/>
+        <w:t xml:space="preserve">đề cập qua các </w:t>
       </w:r>
       <w:r>
         <w:t>băng tầ</w:t>
@@ -20099,11 +20109,7 @@
         <w:t>900MHz</w:t>
       </w:r>
       <w:r>
-        <w:t xml:space="preserve"> tùy theo yêu cầu, 2) phương thức liên lạc qua vệ tinh ở khoảng cách xa hoặc ở nơi không thể phủ sóng radio hay không đảm </w:t>
-      </w:r>
-      <w:r>
-        <w:lastRenderedPageBreak/>
-        <w:t xml:space="preserve">bảo cơ sở hạ tầng thông tin, 3) phương thức kết nối dữ liệu (data link) như Wi-Fi, Bluetooth hoặc các giao thức tùy chỉnh trong khoảng cách gần giữa UAV và các thiết bị cũng như giữa UAV và bộ/trạm điều khiển, 4) phương thức kết nối C2 (command &amp; control link) được sử dụng để điều khiển và kiểm soát UAV với độ bảo mật cao với lưu ý rằng phương thức C2 có cơ chế xác thực truy cập và mã hóa dữ liệu và có thể dùng </w:t>
+        <w:t xml:space="preserve"> tùy theo yêu cầu, 2) phương thức liên lạc qua vệ tinh ở khoảng cách xa hoặc ở nơi không thể phủ sóng radio hay không đảm bảo cơ sở hạ tầng thông tin, 3) phương thức kết nối dữ liệu (data link) như Wi-Fi, Bluetooth hoặc các giao thức tùy chỉnh trong khoảng cách gần giữa UAV và các thiết bị cũng như giữa UAV và bộ/trạm điều khiển, 4) phương thức kết nối C2 (command &amp; control link) được sử dụng để điều khiển và kiểm soát UAV với độ bảo mật cao với lưu ý rằng phương thức C2 có cơ chế xác thực truy cập và mã hóa dữ liệu và có thể dùng </w:t>
       </w:r>
       <w:r>
         <w:t>sóng radio, kết nối mạng không dây (Wi-Fi, Bluetooth), kết nối satellite, hoặc kết nối dây</w:t>
@@ -20138,11 +20144,11 @@
         <w:t xml:space="preserve"> </w:t>
       </w:r>
       <w:r>
-        <w:t xml:space="preserve">Tuy nhiên nhược điểm chủ yếu của drone không phải hỏa lực kém mà nằm ở hệ thống điều khiển từ xa một mặt gây ra độ trễ chiến thuật, mặt khác dễ bị vô hiệu hóa như bị gây nhiễu sóng, truy cập mật mã. Vì vậy hệ thống thông tin (trí tuệ nhân tạo) ở cấp độ chiến thuật và tác chiến đa chiều (domain </w:t>
+        <w:t xml:space="preserve">Tuy nhiên nhược điểm chủ yếu của drone không phải hỏa lực kém mà nằm ở hệ thống điều khiển từ xa một mặt gây ra độ trễ chiến thuật, mặt khác dễ bị vô hiệu hóa như bị gây nhiễu sóng, truy cập mật mã. </w:t>
       </w:r>
       <w:r>
         <w:lastRenderedPageBreak/>
-        <w:t>opeartion) phối hợp liền mạch các quân chủng ở cấp độ chiến lược sẽ có thể định hướng tương lai điểm chung của nhiều học thuyết quân sự khác nhau.</w:t>
+        <w:t>Vì vậy hệ thống thông tin (trí tuệ nhân tạo) ở cấp độ chiến thuật và tác chiến đa chiều (domain opeartion) phối hợp liền mạch các quân chủng ở cấp độ chiến lược sẽ có thể định hướng tương lai điểm chung của nhiều học thuyết quân sự khác nhau.</w:t>
       </w:r>
     </w:p>
     <w:p>
@@ -20445,20 +20451,22 @@
           <w:color w:val="0D0D0D"/>
           <w:shd w:val="clear" w:color="auto" w:fill="FFFFFF"/>
         </w:rPr>
-        <w:t>vũ khí và trang bị khác như cảm biến và thiết bị truyền thông</w:t>
+        <w:t xml:space="preserve">vũ khí và trang bị khác như cảm biến và thiết </w:t>
       </w:r>
       <w:r>
         <w:rPr>
           <w:rFonts w:cs="Times New Roman"/>
-        </w:rPr>
-        <w:t xml:space="preserve">, có sải cánh khoảng 20m, chiều dài khoảng 11m, tốc độ tối đa 482 km/giờ, độ cao </w:t>
+          <w:color w:val="0D0D0D"/>
+          <w:shd w:val="clear" w:color="auto" w:fill="FFFFFF"/>
+        </w:rPr>
+        <w:lastRenderedPageBreak/>
+        <w:t>bị truyền thông</w:t>
       </w:r>
       <w:r>
         <w:rPr>
           <w:rFonts w:cs="Times New Roman"/>
         </w:rPr>
-        <w:lastRenderedPageBreak/>
-        <w:t>bay tối đa</w:t>
+        <w:t>, có sải cánh khoảng 20m, chiều dài khoảng 11m, tốc độ tối đa 482 km/giờ, độ cao bay tối đa</w:t>
       </w:r>
       <w:r>
         <w:rPr>
@@ -20669,11 +20677,11 @@
         <w:t>Bayraktar TB2</w:t>
       </w:r>
       <w:r>
-        <w:t xml:space="preserve"> có thiết kế thân cánh hỗn hợp (blended wing body) với đuôi máy bay hình chữ V (V-tail), thân máy bay làm bằng sợi carbon tổng hợp, lực đẩy bởi cánh quạt hai cánh đặt ở giữa hai càng đuôi chữ V, trang bị </w:t>
+        <w:t xml:space="preserve"> có thiết kế thân cánh hỗn hợp (blended wing body) với đuôi máy bay hình chữ V (V-tail), thân máy bay làm </w:t>
       </w:r>
       <w:r>
         <w:lastRenderedPageBreak/>
-        <w:t xml:space="preserve">động cơ không ồn của hãng Rotax gọi là động cơ Rotax 912 </w:t>
+        <w:t xml:space="preserve">bằng sợi carbon tổng hợp, lực đẩy bởi cánh quạt hai cánh đặt ở giữa hai càng đuôi chữ V, trang bị động cơ không ồn của hãng Rotax gọi là động cơ Rotax 912 </w:t>
       </w:r>
       <w:r>
         <w:rPr>
@@ -20836,11 +20844,11 @@
         <w:t>Paul Scharre</w:t>
       </w:r>
       <w:r>
-        <w:t xml:space="preserve"> là tấn công vào sự phối hợp hay điều khiển UCAV, ví dụ như làm nhiễu sóng các hệ thống điều khiển UCAV khiến UCAV mất kết nối, tất nhiên sẽ bị vô hiệu hóa. Cũng theo giải pháp thứ hai là thực hiện tấn công mạng, tấn công vào hệ thống bảo mật để cướp quyền điều UCAV. Tóm lại hai phương thức chống UCAV hiệu quả là tấn công hàng hoạt bằng vũ khí phát năng lượng có chi phí rẻ cho từng đợt và tấn công vào hệ thống điều khiển để làm mất kết nối hoặc cướp quyền điều UCAV. Ngoài ra còn có phương pháp khác như dùng đàn UCAV chống lại đàn UCAV, hoặc dẫn dụ đàn UCAV địch vào bẫy với </w:t>
+        <w:t xml:space="preserve"> là tấn công vào sự phối hợp hay điều khiển UCAV, ví dụ như làm nhiễu sóng các hệ thống điều khiển UCAV khiến UCAV mất kết nối, tất nhiên sẽ bị vô hiệu hóa. Cũng theo giải pháp thứ hai là thực hiện tấn công mạng, tấn công vào hệ thống bảo mật để cướp quyền điều UCAV. Tóm lại hai phương thức chống UCAV hiệu quả là tấn công hàng hoạt bằng vũ khí phát năng lượng có chi phí rẻ cho từng đợt và tấn công vào hệ thống điều khiển để làm mất kết nối hoặc cướp quyền điều UCAV. Ngoài ra còn có phương </w:t>
       </w:r>
       <w:r>
         <w:lastRenderedPageBreak/>
-        <w:t xml:space="preserve">địa thế không phù hợp hoặc cho chúng tấn công mồi giả. Đối với drone giá rẻ, chi phí phá hủy luôn được quan tâm, theo thông tin trên internet, tên lửa đất đối không vác vai hay hệ thống phòng không vác vai FIM-92 Stinger do Hoa Kỳ sản xuất có trọng lượng 15.7kg, trọng lượng riêng tên lửa 10.1kg, chiều dài tên lửa 1.53m, chiều dài tên lửa đang bay 1.37m, đường kính 70mm, sãi cánh 160mm, đầu nổ mạnh, trọng lượng đầu nổ 3kg </w:t>
+        <w:t xml:space="preserve">pháp khác như dùng đàn UCAV chống lại đàn UCAV, hoặc dẫn dụ đàn UCAV địch vào bẫy với địa thế không phù hợp hoặc cho chúng tấn công mồi giả. Đối với drone giá rẻ, chi phí phá hủy luôn được quan tâm, theo thông tin trên internet, tên lửa đất đối không vác vai hay hệ thống phòng không vác vai FIM-92 Stinger do Hoa Kỳ sản xuất có trọng lượng 15.7kg, trọng lượng riêng tên lửa 10.1kg, chiều dài tên lửa 1.53m, chiều dài tên lửa đang bay 1.37m, đường kính 70mm, sãi cánh 160mm, đầu nổ mạnh, trọng lượng đầu nổ 3kg </w:t>
       </w:r>
       <w:r>
         <w:t>HE-FRAG</w:t>
@@ -20860,11 +20868,11 @@
         <w:ind w:firstLine="360"/>
       </w:pPr>
       <w:r>
-        <w:t xml:space="preserve">Riêng về tấn công chủ yếu bằng drone, ngoại trừ tác chiến bầy đàn với số lượng lớn drone, tôi nghĩ rằng drone hiện tại phù hợp với tác vụ trinh sát, đột kích hoặc phá hoại nhưng hỏa lực của drone không bằng máy bay tiêm kích / cường kích, kỹ năng chiến đấu càng không thể sánh vì độ trễ của hệ thống điều khiển từ xa không đáp ứng nhu cầu về tốc độ và sự biến đổi chiến thuật trên chiến trường. Tuy nhiên tình hình sẽ khác đi nếu drone phối hợp với máy bay cường kích, theo đó drone được tung ra trước tiên bằng đòn gây sốc lẫn thăm dò, và sau đó là cuộc tấn công / oanh tạc quyết định bằng máy bay cường kích hoặc ném bom chiến lược. Thứ tự tấn công có thể đảo ngược nếu drone phối hợp với tên lửa hành trình, theo đó tên lửa phóng từ tàu sân bay phá hủy hàng phòng ngự, và sau đó drone được tung ra ồ ạt giải quyết chiến trường. Theo một số nghiên cứu gần đây, một nhóm robot tự hành phối hợp tấn công theo hình thức trí tuệ đám đông (swarm intelligence), drone với vai trò như robot tự hành sẽ rất đắc dụng theo cách tấn công này nên tác chiến bầy đàn (swarm operation - TCBĐ) cần được tìm hiểu ở đây. Theo ChatGPT, tác chiến bầy đàn (TCBĐ) là chiến thuật quân sự mà một số lượng lớn robot tự hành/tự động hóa được triển khai </w:t>
+        <w:t xml:space="preserve">Riêng về tấn công chủ yếu bằng drone, ngoại trừ tác chiến bầy đàn với số lượng lớn drone, tôi nghĩ rằng drone hiện tại phù hợp với tác vụ trinh sát, đột kích hoặc phá hoại nhưng hỏa lực của drone không bằng máy bay tiêm kích / cường kích, kỹ năng chiến đấu càng không thể sánh vì độ trễ của hệ thống điều khiển từ xa không đáp ứng nhu cầu về tốc độ và sự biến đổi chiến thuật trên chiến trường. Tuy nhiên tình hình sẽ khác đi nếu drone phối hợp với máy bay cường kích, theo đó drone được tung ra trước tiên bằng đòn gây sốc lẫn thăm dò, và sau đó là cuộc tấn công / oanh tạc quyết định bằng máy bay cường kích hoặc ném bom chiến lược. Thứ tự tấn công có thể đảo ngược nếu drone phối hợp với tên lửa hành trình, theo đó tên lửa phóng từ tàu sân bay phá hủy hàng phòng ngự, và sau đó drone được tung ra ồ ạt giải quyết chiến trường. Theo một số nghiên cứu gần đây, một nhóm robot tự hành phối hợp tấn công theo hình thức trí tuệ đám đông (swarm intelligence), drone với vai trò như robot tự hành sẽ rất đắc dụng theo cách tấn công này nên tác chiến bầy đàn (swarm operation - TCBĐ) cần được tìm hiểu ở đây. Theo ChatGPT, tác chiến bầy </w:t>
       </w:r>
       <w:r>
         <w:lastRenderedPageBreak/>
-        <w:t>và hoạt động cùng lúc và chúng phối hợp với nhau bởi trí tuệ nhân tạo hoặc các thuật toán điều khiển. Trong ngữ cảnh bài nghiên cứu này, drone chiến đấu hay UCAV có đủ mức độ tự hành đóng vai trò như robot, hơn nữa, cũng theo ChatGPT, UCAV là phương tiện tốt cho TCBĐ vì UCAV cơ động và dễ dàng được triển khai nhanh chóng đến nhiều địa thế chiến trường. Theo ChatGPT, TCBĐ làm phân tán thậm chí có thể gây sốc kẻ địch cũng như tạo ra sức ép lớn lên kẻ địch bằng sự đa dạng và khả năng phối hợp của bầy đàn. Khi nghiên cứu sâu hơn chúng ta sẽ hiểu thêm rằng nếu bầy đàn phối hợp với nhau sẽ phát sinh trí tuệ hay sự thông minh nào đó vượt qua trí thông minh của từng robot riêng lẻ nhưng trước tiên chúng ta hãy tìm hiểu ưu thế về số lượng của bầy đàn có thể gây sốc kẻ địch. Những chiến thuật và chiến lược quân sự thay đổi và phát triển theo thời gian và phân bổ theo đặc tính từng nơi nhưng vẫn có một số điểm chung và chiến lược tuy không thay đổi nhiều nhưng chiến thuật có những chiều hướng khá bất ngờ khi hoàn cảnh và điều kiện phát triển xã hội và công nghệ khiến một số chiến thuật trở nên ưu việt hơn so với chính chúng trong quá khứ. Các nhà quân sự thường đánh giá cao sự tinh nhuệ hơn số lượng – chất lượng vẫn chiếm ưu thế khi năng lực chiến đấu của quân nhân phải được chú trọng và sự thao luyện khi chưa có chiến tranh cũng như sự mài dũa trong những trận chiến luôn được quan tâm và cân nhắc vì mục đích tối hậu của quân sự là tiêu diệt kẻ thù – hủy diệt sinh mệnh kẻ địch nếu như quân đội là đối tượng và quân nhân con người là trọng tâm của đối tượng, do đó quân nhân tinh nhuệ một mặt có khả năng tiêu diệt nhiều kẻ thù một mặt hạn chế bị tiêu diệt bất kể cực nào của vận động chiến hoặc tiêu hao sinh lực. Trong quá khứ và đến tận bây giờ, sự tinh nhuệ vẫn đứng đầu nên những chiến thuật tự sát hay biển người chưa bao giờ là chiến thuật ưu việt nhưng vẫn tồn tại vì một điều quan trọng trong quân sự là phải chấp nhận thí quân để đạt thắng lợi cuối cùng vì sự hi sinh quân sẽ liên tiếp dẫn đến kế hoạch tác chiến và kể luôn trong trường hợp mở đường rút lui bảo toàn lực lượng lớn hơn, và sự biến chuyển chỉ trong thực địa chiến trường mới hiểu được. Tuy nhiên nếu tồn tại robot thay thế sinh mạng và chiến cuộc dừng lại ở việc gây sức ép thì ưu thế về số đông thực sự là một ưu thế vượt trội. Một số nghiên cứu gần đây cho thấy những khí tài đắt tiền tinh vi hoặc cồng kềnh chưa chắc tạo ưu thế vượt trội vì sẽ bị nhiều khí tài / vũ khí rẻ phá hủy với thực tế rằng sự tiêu hao những drone giá rẻ sẽ không đáng kể hoặc thấp hơn nhiều so với những tàu sân bay hiện đại nhưng cồng kềnh bị hủy, đặc biệt với tình huống rằng thắng bại những cuộc chiến tương lai quyết định bằng tiềm lực quân sự bị hủy hoặc bị tiêu hao đáng kể thay vì sinh mệnh quân nhân, nhưng điều này cũng có mặt trái là chiến tranh sẽ luôn tồn tại và ước mơ giải trừ quân bị vẫn mãi mãi là ước mơ của những kẻ tốt bụng nhưng có thể chưa mất trí.</w:t>
+        <w:t>đàn (TCBĐ) là chiến thuật quân sự mà một số lượng lớn robot tự hành/tự động hóa được triển khai và hoạt động cùng lúc và chúng phối hợp với nhau bởi trí tuệ nhân tạo hoặc các thuật toán điều khiển. Trong ngữ cảnh bài nghiên cứu này, drone chiến đấu hay UCAV có đủ mức độ tự hành đóng vai trò như robot, hơn nữa, cũng theo ChatGPT, UCAV là phương tiện tốt cho TCBĐ vì UCAV cơ động và dễ dàng được triển khai nhanh chóng đến nhiều địa thế chiến trường. Theo ChatGPT, TCBĐ làm phân tán thậm chí có thể gây sốc kẻ địch cũng như tạo ra sức ép lớn lên kẻ địch bằng sự đa dạng và khả năng phối hợp của bầy đàn. Khi nghiên cứu sâu hơn chúng ta sẽ hiểu thêm rằng nếu bầy đàn phối hợp với nhau sẽ phát sinh trí tuệ hay sự thông minh nào đó vượt qua trí thông minh của từng robot riêng lẻ nhưng trước tiên chúng ta hãy tìm hiểu ưu thế về số lượng của bầy đàn có thể gây sốc kẻ địch. Những chiến thuật và chiến lược quân sự thay đổi và phát triển theo thời gian và phân bổ theo đặc tính từng nơi nhưng vẫn có một số điểm chung và chiến lược tuy không thay đổi nhiều nhưng chiến thuật có những chiều hướng khá bất ngờ khi hoàn cảnh và điều kiện phát triển xã hội và công nghệ khiến một số chiến thuật trở nên ưu việt hơn so với chính chúng trong quá khứ. Các nhà quân sự thường đánh giá cao sự tinh nhuệ hơn số lượng – chất lượng vẫn chiếm ưu thế khi năng lực chiến đấu của quân nhân phải được chú trọng và sự thao luyện khi chưa có chiến tranh cũng như sự mài dũa trong những trận chiến luôn được quan tâm và cân nhắc vì mục đích tối hậu của quân sự là tiêu diệt kẻ thù – hủy diệt sinh mệnh kẻ địch nếu như quân đội là đối tượng và quân nhân con người là trọng tâm của đối tượng, do đó quân nhân tinh nhuệ một mặt có khả năng tiêu diệt nhiều kẻ thù một mặt hạn chế bị tiêu diệt bất kể cực nào của vận động chiến hoặc tiêu hao sinh lực. Trong quá khứ và đến tận bây giờ, sự tinh nhuệ vẫn đứng đầu nên những chiến thuật tự sát hay biển người chưa bao giờ là chiến thuật ưu việt nhưng vẫn tồn tại vì một điều quan trọng trong quân sự là phải chấp nhận thí quân để đạt thắng lợi cuối cùng vì sự hi sinh quân sẽ liên tiếp dẫn đến kế hoạch tác chiến và kể luôn trong trường hợp mở đường rút lui bảo toàn lực lượng lớn hơn, và sự biến chuyển chỉ trong thực địa chiến trường mới hiểu được. Tuy nhiên nếu tồn tại robot thay thế sinh mạng và chiến cuộc dừng lại ở việc gây sức ép thì ưu thế về số đông thực sự là một ưu thế vượt trội. Một số nghiên cứu gần đây cho thấy những khí tài đắt tiền tinh vi hoặc cồng kềnh chưa chắc tạo ưu thế vượt trội vì sẽ bị nhiều khí tài / vũ khí rẻ phá hủy với thực tế rằng sự tiêu hao những drone giá rẻ sẽ không đáng kể hoặc thấp hơn nhiều so với những tàu sân bay hiện đại nhưng cồng kềnh bị hủy, đặc biệt với tình huống rằng thắng bại những cuộc chiến tương lai quyết định bằng tiềm lực quân sự bị hủy hoặc bị tiêu hao đáng kể thay vì sinh mệnh quân nhân, nhưng điều này cũng có mặt trái là chiến tranh sẽ luôn tồn tại và ước mơ giải trừ quân bị vẫn mãi mãi là ước mơ của những kẻ tốt bụng nhưng có thể chưa mất trí.</w:t>
       </w:r>
     </w:p>
     <w:p>
@@ -20929,11 +20937,11 @@
         <w:t>Paul Scharre</w:t>
       </w:r>
       <w:r>
-        <w:t xml:space="preserve"> cũng phân tích lợi thế tương quan giữa chất lượng và số lượng nhưng chúng ta cần hiểu trước vấn đề chất lượng ở đây, đặc biệt với TCBĐ. Đến lúc này trong bài viết này chúng </w:t>
+        <w:t xml:space="preserve"> cũng phân tích lợi thế tương quan giữa chất lượng và số lượng nhưng chúng ta </w:t>
       </w:r>
       <w:r>
         <w:lastRenderedPageBreak/>
-        <w:t>ta sẽ cảm nhận sự đề cập đến ưu thế của số lượng so với chất lượng nhưng thật ra vấn đề trọng tâm không phải hoàn toàn phủ định chất lượng – sự tinh nhuệ của quân nhân tuy rằng chiến thuật trong bài viết này về căn bản đã thay đổi không còn đặc biệt phụ thuộc vào những quan điểm như “quý hồ tinh bất quý hồ đa” theo cách nghĩ đơn giản mà đúng hơn là sự thay đổi từ việc phát triển vũ khí từ đắt tiền và cồng kềnh sang rẻ và nhiều nhưng quy trình trình công nghệ thực ra đã phát triển cao hơn khi sản xuất nhiều drone giá rẻ nhưng có hiệu quả tương đối không thể nào kém sản xuất một tên lửa hành trình hay tàu sân bay hiện đại và những quân nhân ngồi trong phòng điều khiển drone tác chiến ngoài mặt trận như chơi game phải là một câu chuyện phức tạp.</w:t>
+        <w:t>cần hiểu trước vấn đề chất lượng ở đây, đặc biệt với TCBĐ. Đến lúc này trong bài viết này chúng ta sẽ cảm nhận sự đề cập đến ưu thế của số lượng so với chất lượng nhưng thật ra vấn đề trọng tâm không phải hoàn toàn phủ định chất lượng – sự tinh nhuệ của quân nhân tuy rằng chiến thuật trong bài viết này về căn bản đã thay đổi không còn đặc biệt phụ thuộc vào những quan điểm như “quý hồ tinh bất quý hồ đa” theo cách nghĩ đơn giản mà đúng hơn là sự thay đổi từ việc phát triển vũ khí từ đắt tiền và cồng kềnh sang rẻ và nhiều nhưng quy trình trình công nghệ thực ra đã phát triển cao hơn khi sản xuất nhiều drone giá rẻ nhưng có hiệu quả tương đối không thể nào kém sản xuất một tên lửa hành trình hay tàu sân bay hiện đại và những quân nhân ngồi trong phòng điều khiển drone tác chiến ngoài mặt trận như chơi game phải là một câu chuyện phức tạp.</w:t>
       </w:r>
       <w:r>
         <w:t xml:space="preserve"> </w:t>
@@ -21031,11 +21039,11 @@
         </w:sdtContent>
       </w:sdt>
       <w:r>
-        <w:t xml:space="preserve"> trong một nghiên cứu đã đúc kết những bước tiến hóa của các lực lượng quân sự từ cận chiến đến số đông, từ số đông đến cơ động và từ cơ động đến bầy đàn: 1) từ cận chiến đến số đông, theo đó những cá nhận chiến đấu riêng lẻ trong một trận đánh sẽ hợp thành đội hình tấn công có quy chuẩn và hiệu lệnh, hình thức phát triển đầu tiên này được người Đức phát huy rất tốt thực sự mở đầu chương mới của HĐTC, 2) từ số đông đến cơ động, theo đó những đội hình riêng lẻ tác chiến độc lập nhưng sẽ thông tin </w:t>
+        <w:t xml:space="preserve"> trong một nghiên cứu đã đúc kết những bước tiến hóa của các lực lượng quân sự từ cận chiến đến số đông, từ số đông đến cơ động và từ cơ động đến bầy đàn: 1) từ cận chiến đến số đông, theo đó những cá nhận chiến đấu riêng lẻ trong một trận đánh sẽ hợp thành đội hình tấn công có quy chuẩn và hiệu lệnh, hình thức phát triển đầu tiên này được người Đức phát huy rất tốt thực sự mở đầu chương mới của HĐTC, </w:t>
       </w:r>
       <w:r>
         <w:lastRenderedPageBreak/>
-        <w:t xml:space="preserve">và phối hợp với nhau một cách cơ động, sự độc lập và cơ động của các binh chủng hoàn thiện tư tưởng của HĐTC khiến càng cơ động sẽ phối hợp càng tốt, người Đức đề ra học thuyết chiến tranh chớp nhoáng </w:t>
+        <w:t xml:space="preserve">2) từ số đông đến cơ động, theo đó những đội hình riêng lẻ tác chiến độc lập nhưng sẽ thông tin và phối hợp với nhau một cách cơ động, sự độc lập và cơ động của các binh chủng hoàn thiện tư tưởng của HĐTC khiến càng cơ động sẽ phối hợp càng tốt, người Đức đề ra học thuyết chiến tranh chớp nhoáng </w:t>
       </w:r>
       <w:r>
         <w:t>Blitzkrieg</w:t>
@@ -21177,6 +21185,7 @@
         <w:rPr>
           <w:noProof/>
         </w:rPr>
+        <w:lastRenderedPageBreak/>
         <w:t xml:space="preserve">Wikipedia. (2003, October 10). </w:t>
       </w:r>
       <w:r>
@@ -21196,7 +21205,6 @@
     </w:p>
     <w:p>
       <w:r>
-        <w:lastRenderedPageBreak/>
         <w:fldChar w:fldCharType="end"/>
       </w:r>
     </w:p>
@@ -28704,7 +28712,7 @@
           <w:rPr>
             <w:noProof/>
           </w:rPr>
-          <w:t>20</w:t>
+          <w:t>86</w:t>
         </w:r>
         <w:r>
           <w:rPr>
@@ -34449,7 +34457,7 @@
 </file>
 
 <file path=customXml/itemProps1.xml><?xml version="1.0" encoding="utf-8"?>
-<ds:datastoreItem xmlns:ds="http://schemas.openxmlformats.org/officeDocument/2006/customXml" ds:itemID="{ABE229C1-4E23-47EE-809A-93C52331752B}">
+<ds:datastoreItem xmlns:ds="http://schemas.openxmlformats.org/officeDocument/2006/customXml" ds:itemID="{397F4C8E-DAB3-4F25-B0BD-67654440F3D3}">
   <ds:schemaRefs>
     <ds:schemaRef ds:uri="http://schemas.openxmlformats.org/officeDocument/2006/bibliography"/>
   </ds:schemaRefs>
